--- a/DOCUMENTACIÓN Y MANUALES/DOCUMENTACIÓN ADMINISTRATIVA.docx
+++ b/DOCUMENTACIÓN Y MANUALES/DOCUMENTACIÓN ADMINISTRATIVA.docx
@@ -79,7 +79,7 @@
                     </pic:cNvPicPr>
                   </pic:nvPicPr>
                   <pic:blipFill>
-                    <a:blip r:embed="rId7" cstate="print">
+                    <a:blip r:embed="rId8" cstate="print">
                       <a:extLst>
                         <a:ext uri="{28A0092B-C50C-407E-A947-70E740481C1C}">
                           <a14:useLocalDpi xmlns:a14="http://schemas.microsoft.com/office/drawing/2010/main" val="0"/>
@@ -177,7 +177,21 @@
               <w:rPr>
                 <w:rFonts w:ascii="Arial" w:hAnsi="Arial" w:cs="Arial"/>
               </w:rPr>
-              <w:t>Danna Monserrath Yorlen Díaz Hernández</w:t>
+              <w:t xml:space="preserve">Danna Monserrath </w:t>
+            </w:r>
+            <w:proofErr w:type="spellStart"/>
+            <w:r>
+              <w:rPr>
+                <w:rFonts w:ascii="Arial" w:hAnsi="Arial" w:cs="Arial"/>
+              </w:rPr>
+              <w:t>Yorlen</w:t>
+            </w:r>
+            <w:proofErr w:type="spellEnd"/>
+            <w:r>
+              <w:rPr>
+                <w:rFonts w:ascii="Arial" w:hAnsi="Arial" w:cs="Arial"/>
+              </w:rPr>
+              <w:t xml:space="preserve"> Díaz Hernández</w:t>
             </w:r>
           </w:p>
         </w:tc>
@@ -542,21 +556,13 @@
     </w:p>
     <w:p>
       <w:pPr>
-        <w:spacing w:line="480" w:lineRule="auto"/>
-        <w:rPr>
-          <w:rFonts w:ascii="Arial" w:hAnsi="Arial" w:cs="Arial"/>
-          <w:b/>
-          <w:bCs/>
-          <w:color w:val="000000" w:themeColor="text1"/>
-          <w:lang w:val="es-GT"/>
-        </w:rPr>
-      </w:pPr>
-      <w:r>
-        <w:rPr>
-          <w:rFonts w:ascii="Arial" w:hAnsi="Arial" w:cs="Arial"/>
-          <w:b/>
-          <w:bCs/>
-          <w:color w:val="000000" w:themeColor="text1"/>
+        <w:pStyle w:val="Ttulo1"/>
+        <w:rPr>
+          <w:lang w:val="es-GT"/>
+        </w:rPr>
+      </w:pPr>
+      <w:r>
+        <w:rPr>
           <w:lang w:val="es-GT"/>
         </w:rPr>
         <w:lastRenderedPageBreak/>
@@ -564,10 +570,6 @@
       </w:r>
       <w:r>
         <w:rPr>
-          <w:rFonts w:ascii="Arial" w:hAnsi="Arial" w:cs="Arial"/>
-          <w:b/>
-          <w:bCs/>
-          <w:color w:val="000000" w:themeColor="text1"/>
           <w:lang w:val="es-GT"/>
         </w:rPr>
         <w:t>. Introducción</w:t>
@@ -576,192 +578,232 @@
     <w:p>
       <w:pPr>
         <w:spacing w:line="480" w:lineRule="auto"/>
-        <w:rPr>
-          <w:rFonts w:ascii="Arial" w:hAnsi="Arial" w:cs="Arial"/>
-          <w:bCs/>
-          <w:color w:val="000000" w:themeColor="text1"/>
-          <w:lang w:val="es-GT"/>
-        </w:rPr>
-      </w:pPr>
-      <w:r>
-        <w:rPr>
-          <w:rFonts w:ascii="Arial" w:hAnsi="Arial" w:cs="Arial"/>
-          <w:bCs/>
-          <w:color w:val="000000" w:themeColor="text1"/>
-          <w:lang w:val="es-GT"/>
-        </w:rPr>
-        <w:t>El proyecto Sistema de Autómatas Finitos y Regex Lab consiste en el desarrollo de una aplicación de escritorio orientada al estudio y simulación de autómatas finitos y expresiones regulares. Su elaboración permite aplicar los conocimientos adquiridos durante el curso mediante una herramienta que integra diferentes procesos de validación, conversión y análisis.</w:t>
-      </w:r>
-    </w:p>
-    <w:p>
-      <w:pPr>
-        <w:spacing w:line="480" w:lineRule="auto"/>
-        <w:rPr>
-          <w:rFonts w:ascii="Arial" w:hAnsi="Arial" w:cs="Arial"/>
-          <w:bCs/>
-          <w:color w:val="000000" w:themeColor="text1"/>
-          <w:lang w:val="es-GT"/>
-        </w:rPr>
-      </w:pPr>
-    </w:p>
-    <w:p>
-      <w:pPr>
-        <w:spacing w:line="480" w:lineRule="auto"/>
-        <w:rPr>
-          <w:rFonts w:ascii="Arial" w:hAnsi="Arial" w:cs="Arial"/>
-          <w:bCs/>
-          <w:color w:val="000000" w:themeColor="text1"/>
-          <w:lang w:val="es-GT"/>
-        </w:rPr>
-      </w:pPr>
-    </w:p>
-    <w:p>
-      <w:pPr>
-        <w:spacing w:line="480" w:lineRule="auto"/>
-        <w:rPr>
-          <w:rFonts w:ascii="Arial" w:hAnsi="Arial" w:cs="Arial"/>
-          <w:bCs/>
-          <w:color w:val="000000" w:themeColor="text1"/>
-          <w:lang w:val="es-GT"/>
-        </w:rPr>
-      </w:pPr>
-    </w:p>
-    <w:p>
-      <w:pPr>
-        <w:spacing w:line="480" w:lineRule="auto"/>
-        <w:rPr>
-          <w:rFonts w:ascii="Arial" w:hAnsi="Arial" w:cs="Arial"/>
-          <w:bCs/>
-          <w:color w:val="000000" w:themeColor="text1"/>
-          <w:lang w:val="es-GT"/>
-        </w:rPr>
-      </w:pPr>
-    </w:p>
-    <w:p>
-      <w:pPr>
-        <w:spacing w:line="480" w:lineRule="auto"/>
-        <w:rPr>
-          <w:rFonts w:ascii="Arial" w:hAnsi="Arial" w:cs="Arial"/>
-          <w:bCs/>
-          <w:color w:val="000000" w:themeColor="text1"/>
-          <w:lang w:val="es-GT"/>
-        </w:rPr>
-      </w:pPr>
-    </w:p>
-    <w:p>
-      <w:pPr>
-        <w:spacing w:line="480" w:lineRule="auto"/>
-        <w:rPr>
-          <w:rFonts w:ascii="Arial" w:hAnsi="Arial" w:cs="Arial"/>
-          <w:bCs/>
-          <w:color w:val="000000" w:themeColor="text1"/>
-          <w:lang w:val="es-GT"/>
-        </w:rPr>
-      </w:pPr>
-    </w:p>
-    <w:p>
-      <w:pPr>
-        <w:spacing w:line="480" w:lineRule="auto"/>
-        <w:rPr>
-          <w:rFonts w:ascii="Arial" w:hAnsi="Arial" w:cs="Arial"/>
-          <w:bCs/>
-          <w:color w:val="000000" w:themeColor="text1"/>
-          <w:lang w:val="es-GT"/>
-        </w:rPr>
-      </w:pPr>
-    </w:p>
-    <w:p>
-      <w:pPr>
-        <w:spacing w:line="480" w:lineRule="auto"/>
-        <w:rPr>
-          <w:rFonts w:ascii="Arial" w:hAnsi="Arial" w:cs="Arial"/>
-          <w:bCs/>
-          <w:color w:val="000000" w:themeColor="text1"/>
-          <w:lang w:val="es-GT"/>
-        </w:rPr>
-      </w:pPr>
-    </w:p>
-    <w:p>
-      <w:pPr>
-        <w:spacing w:line="480" w:lineRule="auto"/>
-        <w:rPr>
-          <w:rFonts w:ascii="Arial" w:hAnsi="Arial" w:cs="Arial"/>
-          <w:bCs/>
-          <w:color w:val="000000" w:themeColor="text1"/>
-          <w:lang w:val="es-GT"/>
-        </w:rPr>
-      </w:pPr>
-    </w:p>
-    <w:p>
-      <w:pPr>
-        <w:spacing w:line="480" w:lineRule="auto"/>
-        <w:rPr>
-          <w:rFonts w:ascii="Arial" w:hAnsi="Arial" w:cs="Arial"/>
-          <w:bCs/>
-          <w:color w:val="000000" w:themeColor="text1"/>
-          <w:lang w:val="es-GT"/>
-        </w:rPr>
-      </w:pPr>
-    </w:p>
-    <w:p>
-      <w:pPr>
-        <w:spacing w:line="480" w:lineRule="auto"/>
-        <w:rPr>
-          <w:rFonts w:ascii="Arial" w:hAnsi="Arial" w:cs="Arial"/>
-          <w:bCs/>
-          <w:color w:val="000000" w:themeColor="text1"/>
-          <w:lang w:val="es-GT"/>
-        </w:rPr>
-      </w:pPr>
-    </w:p>
-    <w:p>
-      <w:pPr>
-        <w:spacing w:line="480" w:lineRule="auto"/>
-        <w:rPr>
-          <w:rFonts w:ascii="Arial" w:hAnsi="Arial" w:cs="Arial"/>
-          <w:bCs/>
-          <w:color w:val="000000" w:themeColor="text1"/>
-          <w:lang w:val="es-GT"/>
-        </w:rPr>
-      </w:pPr>
-    </w:p>
-    <w:p>
-      <w:pPr>
-        <w:spacing w:line="480" w:lineRule="auto"/>
-        <w:rPr>
-          <w:rFonts w:ascii="Arial" w:hAnsi="Arial" w:cs="Arial"/>
-          <w:bCs/>
-          <w:color w:val="000000" w:themeColor="text1"/>
-          <w:lang w:val="es-GT"/>
-        </w:rPr>
-      </w:pPr>
-    </w:p>
-    <w:p>
-      <w:pPr>
-        <w:spacing w:line="480" w:lineRule="auto"/>
-        <w:rPr>
-          <w:rFonts w:ascii="Arial" w:hAnsi="Arial" w:cs="Arial"/>
-          <w:b/>
-          <w:bCs/>
-          <w:color w:val="000000" w:themeColor="text1"/>
-          <w:lang w:val="es-GT"/>
-        </w:rPr>
-      </w:pPr>
-      <w:r>
-        <w:rPr>
-          <w:rFonts w:ascii="Arial" w:hAnsi="Arial" w:cs="Arial"/>
-          <w:b/>
-          <w:bCs/>
-          <w:color w:val="000000" w:themeColor="text1"/>
+        <w:ind w:firstLine="720"/>
+        <w:rPr>
+          <w:rFonts w:ascii="Arial" w:hAnsi="Arial" w:cs="Arial"/>
+          <w:bCs/>
+          <w:color w:val="000000" w:themeColor="text1"/>
+          <w:lang w:val="es-GT"/>
+        </w:rPr>
+      </w:pPr>
+      <w:r>
+        <w:rPr>
+          <w:rFonts w:ascii="Arial" w:hAnsi="Arial" w:cs="Arial"/>
+          <w:bCs/>
+          <w:color w:val="000000" w:themeColor="text1"/>
+          <w:lang w:val="es-GT"/>
+        </w:rPr>
+        <w:t xml:space="preserve">El proyecto Sistema de Autómatas Finitos y </w:t>
+      </w:r>
+      <w:proofErr w:type="spellStart"/>
+      <w:r>
+        <w:rPr>
+          <w:rFonts w:ascii="Arial" w:hAnsi="Arial" w:cs="Arial"/>
+          <w:bCs/>
+          <w:color w:val="000000" w:themeColor="text1"/>
+          <w:lang w:val="es-GT"/>
+        </w:rPr>
+        <w:t>Regex</w:t>
+      </w:r>
+      <w:proofErr w:type="spellEnd"/>
+      <w:r>
+        <w:rPr>
+          <w:rFonts w:ascii="Arial" w:hAnsi="Arial" w:cs="Arial"/>
+          <w:bCs/>
+          <w:color w:val="000000" w:themeColor="text1"/>
+          <w:lang w:val="es-GT"/>
+        </w:rPr>
+        <w:t xml:space="preserve"> </w:t>
+      </w:r>
+      <w:proofErr w:type="spellStart"/>
+      <w:r>
+        <w:rPr>
+          <w:rFonts w:ascii="Arial" w:hAnsi="Arial" w:cs="Arial"/>
+          <w:bCs/>
+          <w:color w:val="000000" w:themeColor="text1"/>
+          <w:lang w:val="es-GT"/>
+        </w:rPr>
+        <w:t>Lab</w:t>
+      </w:r>
+      <w:proofErr w:type="spellEnd"/>
+      <w:r>
+        <w:rPr>
+          <w:rFonts w:ascii="Arial" w:hAnsi="Arial" w:cs="Arial"/>
+          <w:bCs/>
+          <w:color w:val="000000" w:themeColor="text1"/>
+          <w:lang w:val="es-GT"/>
+        </w:rPr>
+        <w:t xml:space="preserve"> consiste en el desarrollo de una aplicación de escritorio orientada al estudio y simulación de autómatas finitos y expresiones regulares. Su elaboración permite aplicar los conocimientos adquiridos durante el curso mediante una herramienta que integra diferentes procesos de validación, conversión y análisis.</w:t>
+      </w:r>
+    </w:p>
+    <w:p>
+      <w:pPr>
+        <w:spacing w:line="480" w:lineRule="auto"/>
+        <w:rPr>
+          <w:rFonts w:ascii="Arial" w:hAnsi="Arial" w:cs="Arial"/>
+          <w:bCs/>
+          <w:color w:val="000000" w:themeColor="text1"/>
+          <w:lang w:val="es-GT"/>
+        </w:rPr>
+      </w:pPr>
+    </w:p>
+    <w:p>
+      <w:pPr>
+        <w:spacing w:line="480" w:lineRule="auto"/>
+        <w:rPr>
+          <w:rFonts w:ascii="Arial" w:hAnsi="Arial" w:cs="Arial"/>
+          <w:bCs/>
+          <w:color w:val="000000" w:themeColor="text1"/>
+          <w:lang w:val="es-GT"/>
+        </w:rPr>
+      </w:pPr>
+    </w:p>
+    <w:p>
+      <w:pPr>
+        <w:spacing w:line="480" w:lineRule="auto"/>
+        <w:rPr>
+          <w:rFonts w:ascii="Arial" w:hAnsi="Arial" w:cs="Arial"/>
+          <w:bCs/>
+          <w:color w:val="000000" w:themeColor="text1"/>
+          <w:lang w:val="es-GT"/>
+        </w:rPr>
+      </w:pPr>
+    </w:p>
+    <w:p>
+      <w:pPr>
+        <w:spacing w:line="480" w:lineRule="auto"/>
+        <w:rPr>
+          <w:rFonts w:ascii="Arial" w:hAnsi="Arial" w:cs="Arial"/>
+          <w:bCs/>
+          <w:color w:val="000000" w:themeColor="text1"/>
+          <w:lang w:val="es-GT"/>
+        </w:rPr>
+      </w:pPr>
+    </w:p>
+    <w:p>
+      <w:pPr>
+        <w:spacing w:line="480" w:lineRule="auto"/>
+        <w:rPr>
+          <w:rFonts w:ascii="Arial" w:hAnsi="Arial" w:cs="Arial"/>
+          <w:bCs/>
+          <w:color w:val="000000" w:themeColor="text1"/>
+          <w:lang w:val="es-GT"/>
+        </w:rPr>
+      </w:pPr>
+    </w:p>
+    <w:p>
+      <w:pPr>
+        <w:spacing w:line="480" w:lineRule="auto"/>
+        <w:rPr>
+          <w:rFonts w:ascii="Arial" w:hAnsi="Arial" w:cs="Arial"/>
+          <w:bCs/>
+          <w:color w:val="000000" w:themeColor="text1"/>
+          <w:lang w:val="es-GT"/>
+        </w:rPr>
+      </w:pPr>
+    </w:p>
+    <w:p>
+      <w:pPr>
+        <w:spacing w:line="480" w:lineRule="auto"/>
+        <w:rPr>
+          <w:rFonts w:ascii="Arial" w:hAnsi="Arial" w:cs="Arial"/>
+          <w:bCs/>
+          <w:color w:val="000000" w:themeColor="text1"/>
+          <w:lang w:val="es-GT"/>
+        </w:rPr>
+      </w:pPr>
+    </w:p>
+    <w:p>
+      <w:pPr>
+        <w:spacing w:line="480" w:lineRule="auto"/>
+        <w:rPr>
+          <w:rFonts w:ascii="Arial" w:hAnsi="Arial" w:cs="Arial"/>
+          <w:bCs/>
+          <w:color w:val="000000" w:themeColor="text1"/>
+          <w:lang w:val="es-GT"/>
+        </w:rPr>
+      </w:pPr>
+    </w:p>
+    <w:p>
+      <w:pPr>
+        <w:spacing w:line="480" w:lineRule="auto"/>
+        <w:rPr>
+          <w:rFonts w:ascii="Arial" w:hAnsi="Arial" w:cs="Arial"/>
+          <w:bCs/>
+          <w:color w:val="000000" w:themeColor="text1"/>
+          <w:lang w:val="es-GT"/>
+        </w:rPr>
+      </w:pPr>
+    </w:p>
+    <w:p>
+      <w:pPr>
+        <w:spacing w:line="480" w:lineRule="auto"/>
+        <w:rPr>
+          <w:rFonts w:ascii="Arial" w:hAnsi="Arial" w:cs="Arial"/>
+          <w:bCs/>
+          <w:color w:val="000000" w:themeColor="text1"/>
+          <w:lang w:val="es-GT"/>
+        </w:rPr>
+      </w:pPr>
+    </w:p>
+    <w:p>
+      <w:pPr>
+        <w:spacing w:line="480" w:lineRule="auto"/>
+        <w:rPr>
+          <w:rFonts w:ascii="Arial" w:hAnsi="Arial" w:cs="Arial"/>
+          <w:bCs/>
+          <w:color w:val="000000" w:themeColor="text1"/>
+          <w:lang w:val="es-GT"/>
+        </w:rPr>
+      </w:pPr>
+    </w:p>
+    <w:p>
+      <w:pPr>
+        <w:spacing w:line="480" w:lineRule="auto"/>
+        <w:rPr>
+          <w:rFonts w:ascii="Arial" w:hAnsi="Arial" w:cs="Arial"/>
+          <w:bCs/>
+          <w:color w:val="000000" w:themeColor="text1"/>
+          <w:lang w:val="es-GT"/>
+        </w:rPr>
+      </w:pPr>
+    </w:p>
+    <w:p>
+      <w:pPr>
+        <w:spacing w:line="480" w:lineRule="auto"/>
+        <w:rPr>
+          <w:rFonts w:ascii="Arial" w:hAnsi="Arial" w:cs="Arial"/>
+          <w:bCs/>
+          <w:color w:val="000000" w:themeColor="text1"/>
+          <w:lang w:val="es-GT"/>
+        </w:rPr>
+      </w:pPr>
+    </w:p>
+    <w:p>
+      <w:pPr>
+        <w:pStyle w:val="Ttulo1"/>
+        <w:rPr>
+          <w:lang w:val="es-GT"/>
+        </w:rPr>
+      </w:pPr>
+      <w:r>
+        <w:rPr>
           <w:lang w:val="es-GT"/>
         </w:rPr>
         <w:lastRenderedPageBreak/>
-        <w:t>4. Descripción general del proyecto</w:t>
-      </w:r>
-    </w:p>
-    <w:p>
-      <w:pPr>
-        <w:spacing w:line="480" w:lineRule="auto"/>
+        <w:t>2</w:t>
+      </w:r>
+      <w:r>
+        <w:rPr>
+          <w:lang w:val="es-GT"/>
+        </w:rPr>
+        <w:t>. Descripción general del proyecto</w:t>
+      </w:r>
+    </w:p>
+    <w:p>
+      <w:pPr>
+        <w:spacing w:line="480" w:lineRule="auto"/>
+        <w:ind w:firstLine="720"/>
         <w:rPr>
           <w:rFonts w:ascii="Arial" w:hAnsi="Arial" w:cs="Arial"/>
           <w:bCs/>
@@ -782,6 +824,7 @@
     <w:p>
       <w:pPr>
         <w:spacing w:line="480" w:lineRule="auto"/>
+        <w:ind w:firstLine="720"/>
         <w:rPr>
           <w:rFonts w:ascii="Arial" w:hAnsi="Arial" w:cs="Arial"/>
           <w:bCs/>
@@ -801,23 +844,27 @@
     </w:p>
     <w:p>
       <w:pPr>
-        <w:spacing w:line="480" w:lineRule="auto"/>
-        <w:rPr>
-          <w:rFonts w:ascii="Arial" w:hAnsi="Arial" w:cs="Arial"/>
-          <w:b/>
-          <w:bCs/>
-          <w:color w:val="000000" w:themeColor="text1"/>
-        </w:rPr>
-      </w:pPr>
-      <w:r>
-        <w:rPr>
-          <w:rFonts w:ascii="Arial" w:hAnsi="Arial" w:cs="Arial"/>
-          <w:b/>
-          <w:bCs/>
-          <w:color w:val="000000" w:themeColor="text1"/>
-        </w:rPr>
-        <w:t>5. Integrantes del equipo</w:t>
-      </w:r>
+        <w:pStyle w:val="Ttulo1"/>
+      </w:pPr>
+      <w:r>
+        <w:t>3</w:t>
+      </w:r>
+      <w:r>
+        <w:t xml:space="preserve">. </w:t>
+      </w:r>
+      <w:proofErr w:type="spellStart"/>
+      <w:r>
+        <w:t>Integrantes</w:t>
+      </w:r>
+      <w:proofErr w:type="spellEnd"/>
+      <w:r>
+        <w:t xml:space="preserve"> del </w:t>
+      </w:r>
+      <w:proofErr w:type="spellStart"/>
+      <w:r>
+        <w:t>equipo</w:t>
+      </w:r>
+      <w:proofErr w:type="spellEnd"/>
     </w:p>
     <w:tbl>
       <w:tblPr>
@@ -843,6 +890,10 @@
         <w:tc>
           <w:tcPr>
             <w:tcW w:w="0" w:type="auto"/>
+            <w:tcBorders>
+              <w:top w:val="single" w:sz="4" w:space="0" w:color="auto"/>
+              <w:bottom w:val="single" w:sz="4" w:space="0" w:color="auto"/>
+            </w:tcBorders>
             <w:vAlign w:val="center"/>
             <w:hideMark/>
           </w:tcPr>
@@ -856,6 +907,7 @@
                 <w:color w:val="000000" w:themeColor="text1"/>
               </w:rPr>
             </w:pPr>
+            <w:proofErr w:type="spellStart"/>
             <w:r>
               <w:rPr>
                 <w:rFonts w:ascii="Arial" w:hAnsi="Arial" w:cs="Arial"/>
@@ -865,11 +917,16 @@
               </w:rPr>
               <w:t>Integrante</w:t>
             </w:r>
+            <w:proofErr w:type="spellEnd"/>
           </w:p>
         </w:tc>
         <w:tc>
           <w:tcPr>
             <w:tcW w:w="0" w:type="auto"/>
+            <w:tcBorders>
+              <w:top w:val="single" w:sz="4" w:space="0" w:color="auto"/>
+              <w:bottom w:val="single" w:sz="4" w:space="0" w:color="auto"/>
+            </w:tcBorders>
             <w:vAlign w:val="center"/>
             <w:hideMark/>
           </w:tcPr>
@@ -890,13 +947,28 @@
                 <w:bCs/>
                 <w:color w:val="000000" w:themeColor="text1"/>
               </w:rPr>
-              <w:t>Rol asignado</w:t>
-            </w:r>
+              <w:t xml:space="preserve">Rol </w:t>
+            </w:r>
+            <w:proofErr w:type="spellStart"/>
+            <w:r>
+              <w:rPr>
+                <w:rFonts w:ascii="Arial" w:hAnsi="Arial" w:cs="Arial"/>
+                <w:b/>
+                <w:bCs/>
+                <w:color w:val="000000" w:themeColor="text1"/>
+              </w:rPr>
+              <w:t>asignado</w:t>
+            </w:r>
+            <w:proofErr w:type="spellEnd"/>
           </w:p>
         </w:tc>
         <w:tc>
           <w:tcPr>
             <w:tcW w:w="0" w:type="auto"/>
+            <w:tcBorders>
+              <w:top w:val="single" w:sz="4" w:space="0" w:color="auto"/>
+              <w:bottom w:val="single" w:sz="4" w:space="0" w:color="auto"/>
+            </w:tcBorders>
             <w:vAlign w:val="center"/>
             <w:hideMark/>
           </w:tcPr>
@@ -910,6 +982,7 @@
                 <w:color w:val="000000" w:themeColor="text1"/>
               </w:rPr>
             </w:pPr>
+            <w:proofErr w:type="spellStart"/>
             <w:r>
               <w:rPr>
                 <w:rFonts w:ascii="Arial" w:hAnsi="Arial" w:cs="Arial"/>
@@ -919,6 +992,7 @@
               </w:rPr>
               <w:t>Responsabilidades</w:t>
             </w:r>
+            <w:proofErr w:type="spellEnd"/>
           </w:p>
         </w:tc>
       </w:tr>
@@ -966,6 +1040,7 @@
                 <w:color w:val="000000" w:themeColor="text1"/>
               </w:rPr>
             </w:pPr>
+            <w:proofErr w:type="spellStart"/>
             <w:r>
               <w:rPr>
                 <w:rFonts w:ascii="Arial" w:hAnsi="Arial" w:cs="Arial"/>
@@ -974,6 +1049,7 @@
               </w:rPr>
               <w:t>Coordinación</w:t>
             </w:r>
+            <w:proofErr w:type="spellEnd"/>
           </w:p>
         </w:tc>
         <w:tc>
@@ -1130,14 +1206,34 @@
                 <w:color w:val="000000" w:themeColor="text1"/>
               </w:rPr>
             </w:pPr>
-            <w:r>
-              <w:rPr>
-                <w:rFonts w:ascii="Arial" w:hAnsi="Arial" w:cs="Arial"/>
-                <w:bCs/>
-                <w:color w:val="000000" w:themeColor="text1"/>
-              </w:rPr>
-              <w:t>Interfaz gráfica</w:t>
-            </w:r>
+            <w:proofErr w:type="spellStart"/>
+            <w:r>
+              <w:rPr>
+                <w:rFonts w:ascii="Arial" w:hAnsi="Arial" w:cs="Arial"/>
+                <w:bCs/>
+                <w:color w:val="000000" w:themeColor="text1"/>
+              </w:rPr>
+              <w:t>Interfaz</w:t>
+            </w:r>
+            <w:proofErr w:type="spellEnd"/>
+            <w:r>
+              <w:rPr>
+                <w:rFonts w:ascii="Arial" w:hAnsi="Arial" w:cs="Arial"/>
+                <w:bCs/>
+                <w:color w:val="000000" w:themeColor="text1"/>
+              </w:rPr>
+              <w:t xml:space="preserve"> </w:t>
+            </w:r>
+            <w:proofErr w:type="spellStart"/>
+            <w:r>
+              <w:rPr>
+                <w:rFonts w:ascii="Arial" w:hAnsi="Arial" w:cs="Arial"/>
+                <w:bCs/>
+                <w:color w:val="000000" w:themeColor="text1"/>
+              </w:rPr>
+              <w:t>gráfica</w:t>
+            </w:r>
+            <w:proofErr w:type="spellEnd"/>
           </w:p>
         </w:tc>
         <w:tc>
@@ -1212,14 +1308,34 @@
                 <w:color w:val="000000" w:themeColor="text1"/>
               </w:rPr>
             </w:pPr>
-            <w:r>
-              <w:rPr>
-                <w:rFonts w:ascii="Arial" w:hAnsi="Arial" w:cs="Arial"/>
-                <w:bCs/>
-                <w:color w:val="000000" w:themeColor="text1"/>
-              </w:rPr>
-              <w:t>Pruebas y documentación</w:t>
-            </w:r>
+            <w:proofErr w:type="spellStart"/>
+            <w:r>
+              <w:rPr>
+                <w:rFonts w:ascii="Arial" w:hAnsi="Arial" w:cs="Arial"/>
+                <w:bCs/>
+                <w:color w:val="000000" w:themeColor="text1"/>
+              </w:rPr>
+              <w:t>Pruebas</w:t>
+            </w:r>
+            <w:proofErr w:type="spellEnd"/>
+            <w:r>
+              <w:rPr>
+                <w:rFonts w:ascii="Arial" w:hAnsi="Arial" w:cs="Arial"/>
+                <w:bCs/>
+                <w:color w:val="000000" w:themeColor="text1"/>
+              </w:rPr>
+              <w:t xml:space="preserve"> y </w:t>
+            </w:r>
+            <w:proofErr w:type="spellStart"/>
+            <w:r>
+              <w:rPr>
+                <w:rFonts w:ascii="Arial" w:hAnsi="Arial" w:cs="Arial"/>
+                <w:bCs/>
+                <w:color w:val="000000" w:themeColor="text1"/>
+              </w:rPr>
+              <w:t>documentación</w:t>
+            </w:r>
+            <w:proofErr w:type="spellEnd"/>
           </w:p>
         </w:tc>
         <w:tc>
@@ -1257,6 +1373,9 @@
         <w:tc>
           <w:tcPr>
             <w:tcW w:w="0" w:type="auto"/>
+            <w:tcBorders>
+              <w:bottom w:val="single" w:sz="4" w:space="0" w:color="auto"/>
+            </w:tcBorders>
             <w:vAlign w:val="center"/>
           </w:tcPr>
           <w:p>
@@ -1274,6 +1393,7 @@
                 <w:bCs/>
                 <w:color w:val="000000" w:themeColor="text1"/>
               </w:rPr>
+              <w:lastRenderedPageBreak/>
               <w:t>Jackeline Flores</w:t>
             </w:r>
           </w:p>
@@ -1281,6 +1401,9 @@
         <w:tc>
           <w:tcPr>
             <w:tcW w:w="0" w:type="auto"/>
+            <w:tcBorders>
+              <w:bottom w:val="single" w:sz="4" w:space="0" w:color="auto"/>
+            </w:tcBorders>
             <w:vAlign w:val="center"/>
           </w:tcPr>
           <w:p>
@@ -1292,6 +1415,7 @@
                 <w:color w:val="000000" w:themeColor="text1"/>
               </w:rPr>
             </w:pPr>
+            <w:proofErr w:type="spellStart"/>
             <w:r>
               <w:rPr>
                 <w:rFonts w:ascii="Arial" w:hAnsi="Arial" w:cs="Arial"/>
@@ -1300,11 +1424,15 @@
               </w:rPr>
               <w:t>Manuales</w:t>
             </w:r>
+            <w:proofErr w:type="spellEnd"/>
           </w:p>
         </w:tc>
         <w:tc>
           <w:tcPr>
             <w:tcW w:w="0" w:type="auto"/>
+            <w:tcBorders>
+              <w:bottom w:val="single" w:sz="4" w:space="0" w:color="auto"/>
+            </w:tcBorders>
             <w:vAlign w:val="center"/>
           </w:tcPr>
           <w:p>
@@ -1324,8 +1452,39 @@
                 <w:color w:val="000000" w:themeColor="text1"/>
                 <w:lang w:val="es-GT"/>
               </w:rPr>
-              <w:t>Elaboración de Manuales de Autómatas Finitos y Regex Lab</w:t>
-            </w:r>
+              <w:t xml:space="preserve">Elaboración de Manuales de Autómatas Finitos y </w:t>
+            </w:r>
+            <w:proofErr w:type="spellStart"/>
+            <w:r>
+              <w:rPr>
+                <w:rFonts w:ascii="Arial" w:hAnsi="Arial" w:cs="Arial"/>
+                <w:bCs/>
+                <w:color w:val="000000" w:themeColor="text1"/>
+                <w:lang w:val="es-GT"/>
+              </w:rPr>
+              <w:t>Regex</w:t>
+            </w:r>
+            <w:proofErr w:type="spellEnd"/>
+            <w:r>
+              <w:rPr>
+                <w:rFonts w:ascii="Arial" w:hAnsi="Arial" w:cs="Arial"/>
+                <w:bCs/>
+                <w:color w:val="000000" w:themeColor="text1"/>
+                <w:lang w:val="es-GT"/>
+              </w:rPr>
+              <w:t xml:space="preserve"> </w:t>
+            </w:r>
+            <w:proofErr w:type="spellStart"/>
+            <w:r>
+              <w:rPr>
+                <w:rFonts w:ascii="Arial" w:hAnsi="Arial" w:cs="Arial"/>
+                <w:bCs/>
+                <w:color w:val="000000" w:themeColor="text1"/>
+                <w:lang w:val="es-GT"/>
+              </w:rPr>
+              <w:t>Lab</w:t>
+            </w:r>
+            <w:proofErr w:type="spellEnd"/>
           </w:p>
         </w:tc>
       </w:tr>
@@ -1343,30 +1502,28 @@
     </w:p>
     <w:p>
       <w:pPr>
-        <w:spacing w:line="480" w:lineRule="auto"/>
-        <w:rPr>
-          <w:rFonts w:ascii="Arial" w:hAnsi="Arial" w:cs="Arial"/>
-          <w:b/>
-          <w:bCs/>
-          <w:color w:val="000000" w:themeColor="text1"/>
-          <w:lang w:val="es-GT"/>
-        </w:rPr>
-      </w:pPr>
-      <w:r>
-        <w:rPr>
-          <w:rFonts w:ascii="Arial" w:hAnsi="Arial" w:cs="Arial"/>
-          <w:b/>
-          <w:bCs/>
-          <w:color w:val="000000" w:themeColor="text1"/>
-          <w:lang w:val="es-GT"/>
-        </w:rPr>
-        <w:lastRenderedPageBreak/>
-        <w:t>6. Organización del equipo</w:t>
-      </w:r>
-    </w:p>
-    <w:p>
-      <w:pPr>
-        <w:spacing w:line="480" w:lineRule="auto"/>
+        <w:pStyle w:val="Ttulo1"/>
+        <w:rPr>
+          <w:lang w:val="es-GT"/>
+        </w:rPr>
+      </w:pPr>
+      <w:r>
+        <w:rPr>
+          <w:lang w:val="es-GT"/>
+        </w:rPr>
+        <w:t>4</w:t>
+      </w:r>
+      <w:r>
+        <w:rPr>
+          <w:lang w:val="es-GT"/>
+        </w:rPr>
+        <w:t>. Organización del equipo</w:t>
+      </w:r>
+    </w:p>
+    <w:p>
+      <w:pPr>
+        <w:spacing w:line="480" w:lineRule="auto"/>
+        <w:ind w:firstLine="360"/>
         <w:rPr>
           <w:rFonts w:ascii="Arial" w:hAnsi="Arial" w:cs="Arial"/>
           <w:bCs/>
@@ -1557,6 +1714,7 @@
     <w:p>
       <w:pPr>
         <w:spacing w:line="480" w:lineRule="auto"/>
+        <w:ind w:firstLine="360"/>
         <w:rPr>
           <w:rFonts w:ascii="Arial" w:hAnsi="Arial" w:cs="Arial"/>
           <w:bCs/>
@@ -1576,29 +1734,28 @@
     </w:p>
     <w:p>
       <w:pPr>
-        <w:spacing w:line="480" w:lineRule="auto"/>
-        <w:rPr>
-          <w:rFonts w:ascii="Arial" w:hAnsi="Arial" w:cs="Arial"/>
-          <w:b/>
-          <w:bCs/>
-          <w:color w:val="000000" w:themeColor="text1"/>
-          <w:lang w:val="es-GT"/>
-        </w:rPr>
-      </w:pPr>
-      <w:r>
-        <w:rPr>
-          <w:rFonts w:ascii="Arial" w:hAnsi="Arial" w:cs="Arial"/>
-          <w:b/>
-          <w:bCs/>
-          <w:color w:val="000000" w:themeColor="text1"/>
-          <w:lang w:val="es-GT"/>
-        </w:rPr>
-        <w:t>7. Planificación del trabajo</w:t>
-      </w:r>
-    </w:p>
-    <w:p>
-      <w:pPr>
-        <w:spacing w:line="480" w:lineRule="auto"/>
+        <w:pStyle w:val="Ttulo1"/>
+        <w:rPr>
+          <w:lang w:val="es-GT"/>
+        </w:rPr>
+      </w:pPr>
+      <w:r>
+        <w:rPr>
+          <w:lang w:val="es-GT"/>
+        </w:rPr>
+        <w:t>5</w:t>
+      </w:r>
+      <w:r>
+        <w:rPr>
+          <w:lang w:val="es-GT"/>
+        </w:rPr>
+        <w:t>. Planificación del trabajo</w:t>
+      </w:r>
+    </w:p>
+    <w:p>
+      <w:pPr>
+        <w:spacing w:line="480" w:lineRule="auto"/>
+        <w:ind w:firstLine="360"/>
         <w:rPr>
           <w:rFonts w:ascii="Arial" w:hAnsi="Arial" w:cs="Arial"/>
           <w:bCs/>
@@ -1629,13 +1786,59 @@
           <w:color w:val="000000" w:themeColor="text1"/>
         </w:rPr>
       </w:pPr>
-      <w:r>
-        <w:rPr>
-          <w:rFonts w:ascii="Arial" w:hAnsi="Arial" w:cs="Arial"/>
-          <w:bCs/>
-          <w:color w:val="000000" w:themeColor="text1"/>
-        </w:rPr>
-        <w:t>Análisis de los requisitos.</w:t>
+      <w:proofErr w:type="spellStart"/>
+      <w:r>
+        <w:rPr>
+          <w:rFonts w:ascii="Arial" w:hAnsi="Arial" w:cs="Arial"/>
+          <w:bCs/>
+          <w:color w:val="000000" w:themeColor="text1"/>
+        </w:rPr>
+        <w:t>Análisis</w:t>
+      </w:r>
+      <w:proofErr w:type="spellEnd"/>
+      <w:r>
+        <w:rPr>
+          <w:rFonts w:ascii="Arial" w:hAnsi="Arial" w:cs="Arial"/>
+          <w:bCs/>
+          <w:color w:val="000000" w:themeColor="text1"/>
+        </w:rPr>
+        <w:t xml:space="preserve"> de </w:t>
+      </w:r>
+      <w:proofErr w:type="spellStart"/>
+      <w:r>
+        <w:rPr>
+          <w:rFonts w:ascii="Arial" w:hAnsi="Arial" w:cs="Arial"/>
+          <w:bCs/>
+          <w:color w:val="000000" w:themeColor="text1"/>
+        </w:rPr>
+        <w:t>los</w:t>
+      </w:r>
+      <w:proofErr w:type="spellEnd"/>
+      <w:r>
+        <w:rPr>
+          <w:rFonts w:ascii="Arial" w:hAnsi="Arial" w:cs="Arial"/>
+          <w:bCs/>
+          <w:color w:val="000000" w:themeColor="text1"/>
+        </w:rPr>
+        <w:t xml:space="preserve"> </w:t>
+      </w:r>
+      <w:proofErr w:type="spellStart"/>
+      <w:r>
+        <w:rPr>
+          <w:rFonts w:ascii="Arial" w:hAnsi="Arial" w:cs="Arial"/>
+          <w:bCs/>
+          <w:color w:val="000000" w:themeColor="text1"/>
+        </w:rPr>
+        <w:t>requisitos</w:t>
+      </w:r>
+      <w:proofErr w:type="spellEnd"/>
+      <w:r>
+        <w:rPr>
+          <w:rFonts w:ascii="Arial" w:hAnsi="Arial" w:cs="Arial"/>
+          <w:bCs/>
+          <w:color w:val="000000" w:themeColor="text1"/>
+        </w:rPr>
+        <w:t>.</w:t>
       </w:r>
     </w:p>
     <w:p>
@@ -1683,6 +1886,7 @@
           <w:color w:val="000000" w:themeColor="text1"/>
           <w:lang w:val="es-GT"/>
         </w:rPr>
+        <w:lastRenderedPageBreak/>
         <w:t>Desarrollo de las funciones de AFN y AFD.</w:t>
       </w:r>
     </w:p>
@@ -1755,7 +1959,6 @@
           <w:color w:val="000000" w:themeColor="text1"/>
           <w:lang w:val="es-GT"/>
         </w:rPr>
-        <w:lastRenderedPageBreak/>
         <w:t>Desarrollo del sistema de registros.</w:t>
       </w:r>
     </w:p>
@@ -1833,23 +2036,27 @@
     </w:p>
     <w:p>
       <w:pPr>
-        <w:spacing w:line="480" w:lineRule="auto"/>
-        <w:rPr>
-          <w:rFonts w:ascii="Arial" w:hAnsi="Arial" w:cs="Arial"/>
-          <w:b/>
-          <w:bCs/>
-          <w:color w:val="000000" w:themeColor="text1"/>
-        </w:rPr>
-      </w:pPr>
-      <w:r>
-        <w:rPr>
-          <w:rFonts w:ascii="Arial" w:hAnsi="Arial" w:cs="Arial"/>
-          <w:b/>
-          <w:bCs/>
-          <w:color w:val="000000" w:themeColor="text1"/>
-        </w:rPr>
-        <w:t>8. Cronograma de actividades</w:t>
-      </w:r>
+        <w:pStyle w:val="Ttulo1"/>
+      </w:pPr>
+      <w:r>
+        <w:t>6</w:t>
+      </w:r>
+      <w:r>
+        <w:t xml:space="preserve">. </w:t>
+      </w:r>
+      <w:proofErr w:type="spellStart"/>
+      <w:r>
+        <w:t>Cronograma</w:t>
+      </w:r>
+      <w:proofErr w:type="spellEnd"/>
+      <w:r>
+        <w:t xml:space="preserve"> de </w:t>
+      </w:r>
+      <w:proofErr w:type="spellStart"/>
+      <w:r>
+        <w:t>actividades</w:t>
+      </w:r>
+      <w:proofErr w:type="spellEnd"/>
     </w:p>
     <w:tbl>
       <w:tblPr>
@@ -1875,6 +2082,10 @@
         <w:tc>
           <w:tcPr>
             <w:tcW w:w="0" w:type="auto"/>
+            <w:tcBorders>
+              <w:top w:val="single" w:sz="4" w:space="0" w:color="auto"/>
+              <w:bottom w:val="single" w:sz="4" w:space="0" w:color="auto"/>
+            </w:tcBorders>
             <w:vAlign w:val="center"/>
             <w:hideMark/>
           </w:tcPr>
@@ -1902,6 +2113,10 @@
         <w:tc>
           <w:tcPr>
             <w:tcW w:w="0" w:type="auto"/>
+            <w:tcBorders>
+              <w:top w:val="single" w:sz="4" w:space="0" w:color="auto"/>
+              <w:bottom w:val="single" w:sz="4" w:space="0" w:color="auto"/>
+            </w:tcBorders>
             <w:vAlign w:val="center"/>
             <w:hideMark/>
           </w:tcPr>
@@ -1915,6 +2130,7 @@
                 <w:color w:val="000000" w:themeColor="text1"/>
               </w:rPr>
             </w:pPr>
+            <w:proofErr w:type="spellStart"/>
             <w:r>
               <w:rPr>
                 <w:rFonts w:ascii="Arial" w:hAnsi="Arial" w:cs="Arial"/>
@@ -1924,11 +2140,16 @@
               </w:rPr>
               <w:t>Actividad</w:t>
             </w:r>
+            <w:proofErr w:type="spellEnd"/>
           </w:p>
         </w:tc>
         <w:tc>
           <w:tcPr>
             <w:tcW w:w="0" w:type="auto"/>
+            <w:tcBorders>
+              <w:top w:val="single" w:sz="4" w:space="0" w:color="auto"/>
+              <w:bottom w:val="single" w:sz="4" w:space="0" w:color="auto"/>
+            </w:tcBorders>
             <w:vAlign w:val="center"/>
             <w:hideMark/>
           </w:tcPr>
@@ -1949,8 +2170,19 @@
                 <w:bCs/>
                 <w:color w:val="000000" w:themeColor="text1"/>
               </w:rPr>
-              <w:t>Tiempo estimado</w:t>
-            </w:r>
+              <w:t xml:space="preserve">Tiempo </w:t>
+            </w:r>
+            <w:proofErr w:type="spellStart"/>
+            <w:r>
+              <w:rPr>
+                <w:rFonts w:ascii="Arial" w:hAnsi="Arial" w:cs="Arial"/>
+                <w:b/>
+                <w:bCs/>
+                <w:color w:val="000000" w:themeColor="text1"/>
+              </w:rPr>
+              <w:t>estimado</w:t>
+            </w:r>
+            <w:proofErr w:type="spellEnd"/>
           </w:p>
         </w:tc>
       </w:tr>
@@ -1998,14 +2230,34 @@
                 <w:color w:val="000000" w:themeColor="text1"/>
               </w:rPr>
             </w:pPr>
-            <w:r>
-              <w:rPr>
-                <w:rFonts w:ascii="Arial" w:hAnsi="Arial" w:cs="Arial"/>
-                <w:bCs/>
-                <w:color w:val="000000" w:themeColor="text1"/>
-              </w:rPr>
-              <w:t>Análisis y planificación</w:t>
-            </w:r>
+            <w:proofErr w:type="spellStart"/>
+            <w:r>
+              <w:rPr>
+                <w:rFonts w:ascii="Arial" w:hAnsi="Arial" w:cs="Arial"/>
+                <w:bCs/>
+                <w:color w:val="000000" w:themeColor="text1"/>
+              </w:rPr>
+              <w:t>Análisis</w:t>
+            </w:r>
+            <w:proofErr w:type="spellEnd"/>
+            <w:r>
+              <w:rPr>
+                <w:rFonts w:ascii="Arial" w:hAnsi="Arial" w:cs="Arial"/>
+                <w:bCs/>
+                <w:color w:val="000000" w:themeColor="text1"/>
+              </w:rPr>
+              <w:t xml:space="preserve"> y </w:t>
+            </w:r>
+            <w:proofErr w:type="spellStart"/>
+            <w:r>
+              <w:rPr>
+                <w:rFonts w:ascii="Arial" w:hAnsi="Arial" w:cs="Arial"/>
+                <w:bCs/>
+                <w:color w:val="000000" w:themeColor="text1"/>
+              </w:rPr>
+              <w:t>planificación</w:t>
+            </w:r>
+            <w:proofErr w:type="spellEnd"/>
           </w:p>
         </w:tc>
         <w:tc>
@@ -2084,8 +2336,18 @@
                 <w:bCs/>
                 <w:color w:val="000000" w:themeColor="text1"/>
               </w:rPr>
-              <w:t>Desarrollo de autómatas</w:t>
-            </w:r>
+              <w:t xml:space="preserve">Desarrollo de </w:t>
+            </w:r>
+            <w:proofErr w:type="spellStart"/>
+            <w:r>
+              <w:rPr>
+                <w:rFonts w:ascii="Arial" w:hAnsi="Arial" w:cs="Arial"/>
+                <w:bCs/>
+                <w:color w:val="000000" w:themeColor="text1"/>
+              </w:rPr>
+              <w:t>autómatas</w:t>
+            </w:r>
+            <w:proofErr w:type="spellEnd"/>
           </w:p>
         </w:tc>
         <w:tc>
@@ -2158,14 +2420,34 @@
                 <w:color w:val="000000" w:themeColor="text1"/>
               </w:rPr>
             </w:pPr>
-            <w:r>
-              <w:rPr>
-                <w:rFonts w:ascii="Arial" w:hAnsi="Arial" w:cs="Arial"/>
-                <w:bCs/>
-                <w:color w:val="000000" w:themeColor="text1"/>
-              </w:rPr>
-              <w:t>Conversión y minimización</w:t>
-            </w:r>
+            <w:proofErr w:type="spellStart"/>
+            <w:r>
+              <w:rPr>
+                <w:rFonts w:ascii="Arial" w:hAnsi="Arial" w:cs="Arial"/>
+                <w:bCs/>
+                <w:color w:val="000000" w:themeColor="text1"/>
+              </w:rPr>
+              <w:t>Conversión</w:t>
+            </w:r>
+            <w:proofErr w:type="spellEnd"/>
+            <w:r>
+              <w:rPr>
+                <w:rFonts w:ascii="Arial" w:hAnsi="Arial" w:cs="Arial"/>
+                <w:bCs/>
+                <w:color w:val="000000" w:themeColor="text1"/>
+              </w:rPr>
+              <w:t xml:space="preserve"> y </w:t>
+            </w:r>
+            <w:proofErr w:type="spellStart"/>
+            <w:r>
+              <w:rPr>
+                <w:rFonts w:ascii="Arial" w:hAnsi="Arial" w:cs="Arial"/>
+                <w:bCs/>
+                <w:color w:val="000000" w:themeColor="text1"/>
+              </w:rPr>
+              <w:t>minimización</w:t>
+            </w:r>
+            <w:proofErr w:type="spellEnd"/>
           </w:p>
         </w:tc>
         <w:tc>
@@ -2238,14 +2520,52 @@
                 <w:color w:val="000000" w:themeColor="text1"/>
               </w:rPr>
             </w:pPr>
-            <w:r>
-              <w:rPr>
-                <w:rFonts w:ascii="Arial" w:hAnsi="Arial" w:cs="Arial"/>
-                <w:bCs/>
-                <w:color w:val="000000" w:themeColor="text1"/>
-              </w:rPr>
-              <w:t>Integración de expresiones regulares</w:t>
-            </w:r>
+            <w:proofErr w:type="spellStart"/>
+            <w:r>
+              <w:rPr>
+                <w:rFonts w:ascii="Arial" w:hAnsi="Arial" w:cs="Arial"/>
+                <w:bCs/>
+                <w:color w:val="000000" w:themeColor="text1"/>
+              </w:rPr>
+              <w:t>Integración</w:t>
+            </w:r>
+            <w:proofErr w:type="spellEnd"/>
+            <w:r>
+              <w:rPr>
+                <w:rFonts w:ascii="Arial" w:hAnsi="Arial" w:cs="Arial"/>
+                <w:bCs/>
+                <w:color w:val="000000" w:themeColor="text1"/>
+              </w:rPr>
+              <w:t xml:space="preserve"> de </w:t>
+            </w:r>
+            <w:proofErr w:type="spellStart"/>
+            <w:r>
+              <w:rPr>
+                <w:rFonts w:ascii="Arial" w:hAnsi="Arial" w:cs="Arial"/>
+                <w:bCs/>
+                <w:color w:val="000000" w:themeColor="text1"/>
+              </w:rPr>
+              <w:t>expresiones</w:t>
+            </w:r>
+            <w:proofErr w:type="spellEnd"/>
+            <w:r>
+              <w:rPr>
+                <w:rFonts w:ascii="Arial" w:hAnsi="Arial" w:cs="Arial"/>
+                <w:bCs/>
+                <w:color w:val="000000" w:themeColor="text1"/>
+              </w:rPr>
+              <w:t xml:space="preserve"> </w:t>
+            </w:r>
+            <w:proofErr w:type="spellStart"/>
+            <w:r>
+              <w:rPr>
+                <w:rFonts w:ascii="Arial" w:hAnsi="Arial" w:cs="Arial"/>
+                <w:bCs/>
+                <w:color w:val="000000" w:themeColor="text1"/>
+              </w:rPr>
+              <w:t>regulares</w:t>
+            </w:r>
+            <w:proofErr w:type="spellEnd"/>
           </w:p>
         </w:tc>
         <w:tc>
@@ -2363,6 +2683,9 @@
         <w:tc>
           <w:tcPr>
             <w:tcW w:w="0" w:type="auto"/>
+            <w:tcBorders>
+              <w:bottom w:val="single" w:sz="4" w:space="0" w:color="auto"/>
+            </w:tcBorders>
             <w:vAlign w:val="center"/>
             <w:hideMark/>
           </w:tcPr>
@@ -2388,6 +2711,9 @@
         <w:tc>
           <w:tcPr>
             <w:tcW w:w="0" w:type="auto"/>
+            <w:tcBorders>
+              <w:bottom w:val="single" w:sz="4" w:space="0" w:color="auto"/>
+            </w:tcBorders>
             <w:vAlign w:val="center"/>
             <w:hideMark/>
           </w:tcPr>
@@ -2400,19 +2726,60 @@
                 <w:color w:val="000000" w:themeColor="text1"/>
               </w:rPr>
             </w:pPr>
-            <w:r>
-              <w:rPr>
-                <w:rFonts w:ascii="Arial" w:hAnsi="Arial" w:cs="Arial"/>
-                <w:bCs/>
-                <w:color w:val="000000" w:themeColor="text1"/>
-              </w:rPr>
-              <w:t>Pruebas, correcciones y documentación</w:t>
-            </w:r>
+            <w:proofErr w:type="spellStart"/>
+            <w:r>
+              <w:rPr>
+                <w:rFonts w:ascii="Arial" w:hAnsi="Arial" w:cs="Arial"/>
+                <w:bCs/>
+                <w:color w:val="000000" w:themeColor="text1"/>
+              </w:rPr>
+              <w:t>Pruebas</w:t>
+            </w:r>
+            <w:proofErr w:type="spellEnd"/>
+            <w:r>
+              <w:rPr>
+                <w:rFonts w:ascii="Arial" w:hAnsi="Arial" w:cs="Arial"/>
+                <w:bCs/>
+                <w:color w:val="000000" w:themeColor="text1"/>
+              </w:rPr>
+              <w:t xml:space="preserve">, </w:t>
+            </w:r>
+            <w:proofErr w:type="spellStart"/>
+            <w:r>
+              <w:rPr>
+                <w:rFonts w:ascii="Arial" w:hAnsi="Arial" w:cs="Arial"/>
+                <w:bCs/>
+                <w:color w:val="000000" w:themeColor="text1"/>
+              </w:rPr>
+              <w:t>correcciones</w:t>
+            </w:r>
+            <w:proofErr w:type="spellEnd"/>
+            <w:r>
+              <w:rPr>
+                <w:rFonts w:ascii="Arial" w:hAnsi="Arial" w:cs="Arial"/>
+                <w:bCs/>
+                <w:color w:val="000000" w:themeColor="text1"/>
+              </w:rPr>
+              <w:t xml:space="preserve"> y </w:t>
+            </w:r>
+            <w:proofErr w:type="spellStart"/>
+            <w:r>
+              <w:rPr>
+                <w:rFonts w:ascii="Arial" w:hAnsi="Arial" w:cs="Arial"/>
+                <w:bCs/>
+                <w:color w:val="000000" w:themeColor="text1"/>
+              </w:rPr>
+              <w:t>documentación</w:t>
+            </w:r>
+            <w:proofErr w:type="spellEnd"/>
           </w:p>
         </w:tc>
         <w:tc>
           <w:tcPr>
             <w:tcW w:w="0" w:type="auto"/>
+            <w:tcBorders>
+              <w:bottom w:val="single" w:sz="4" w:space="0" w:color="auto"/>
+            </w:tcBorders>
             <w:vAlign w:val="center"/>
             <w:hideMark/>
           </w:tcPr>
@@ -2437,38 +2804,53 @@
         </w:tc>
       </w:tr>
     </w:tbl>
-    <w:p>
-      <w:pPr>
-        <w:spacing w:line="480" w:lineRule="auto"/>
-        <w:rPr>
-          <w:rFonts w:ascii="Arial" w:hAnsi="Arial" w:cs="Arial"/>
-          <w:bCs/>
-          <w:color w:val="000000" w:themeColor="text1"/>
-          <w:lang w:val="es-GT"/>
-        </w:rPr>
-      </w:pPr>
-      <w:r>
-        <w:rPr>
-          <w:rFonts w:ascii="Arial" w:hAnsi="Arial" w:cs="Arial"/>
-          <w:bCs/>
-          <w:i/>
-          <w:iCs/>
-          <w:color w:val="000000" w:themeColor="text1"/>
-          <w:lang w:val="es-GT"/>
-        </w:rPr>
-        <w:t>El cronograma es una propuesta de organización. Ajustar las semanas a las fechas reales de trabajo.</w:t>
-      </w:r>
-    </w:p>
-    <w:p>
-      <w:pPr>
-        <w:spacing w:line="480" w:lineRule="auto"/>
+    <w:p/>
+    <w:p/>
+    <w:p>
+      <w:pPr>
+        <w:pStyle w:val="Ttulo1"/>
+      </w:pPr>
+      <w:r>
+        <w:lastRenderedPageBreak/>
+        <w:t>7</w:t>
+      </w:r>
+      <w:r>
+        <w:t xml:space="preserve">. </w:t>
+      </w:r>
+      <w:proofErr w:type="spellStart"/>
+      <w:r>
+        <w:t>Recursos</w:t>
+      </w:r>
+      <w:proofErr w:type="spellEnd"/>
+      <w:r>
+        <w:t xml:space="preserve"> </w:t>
+      </w:r>
+      <w:proofErr w:type="spellStart"/>
+      <w:r>
+        <w:t>utilizados</w:t>
+      </w:r>
+      <w:proofErr w:type="spellEnd"/>
+    </w:p>
+    <w:p>
+      <w:pPr>
+        <w:spacing w:line="480" w:lineRule="auto"/>
+        <w:rPr>
+          <w:rFonts w:ascii="Arial" w:hAnsi="Arial" w:cs="Arial"/>
+          <w:bCs/>
+          <w:color w:val="000000" w:themeColor="text1"/>
+        </w:rPr>
+      </w:pPr>
+      <w:proofErr w:type="spellStart"/>
+      <w:r>
         <w:rPr>
           <w:rFonts w:ascii="Arial" w:hAnsi="Arial" w:cs="Arial"/>
           <w:b/>
           <w:bCs/>
           <w:color w:val="000000" w:themeColor="text1"/>
         </w:rPr>
-      </w:pPr>
+        <w:t>Recursos</w:t>
+      </w:r>
+      <w:proofErr w:type="spellEnd"/>
       <w:r>
         <w:rPr>
           <w:rFonts w:ascii="Arial" w:hAnsi="Arial" w:cs="Arial"/>
@@ -2476,18 +2858,9 @@
           <w:bCs/>
           <w:color w:val="000000" w:themeColor="text1"/>
         </w:rPr>
-        <w:t>9. Recursos utilizados</w:t>
-      </w:r>
-    </w:p>
-    <w:p>
-      <w:pPr>
-        <w:spacing w:line="480" w:lineRule="auto"/>
-        <w:rPr>
-          <w:rFonts w:ascii="Arial" w:hAnsi="Arial" w:cs="Arial"/>
-          <w:bCs/>
-          <w:color w:val="000000" w:themeColor="text1"/>
-        </w:rPr>
-      </w:pPr>
+        <w:t xml:space="preserve"> </w:t>
+      </w:r>
+      <w:proofErr w:type="spellStart"/>
       <w:r>
         <w:rPr>
           <w:rFonts w:ascii="Arial" w:hAnsi="Arial" w:cs="Arial"/>
@@ -2495,8 +2868,9 @@
           <w:bCs/>
           <w:color w:val="000000" w:themeColor="text1"/>
         </w:rPr>
-        <w:t>Recursos tecnológicos</w:t>
-      </w:r>
+        <w:t>tecnológicos</w:t>
+      </w:r>
+      <w:proofErr w:type="spellEnd"/>
     </w:p>
     <w:p>
       <w:pPr>
@@ -2511,13 +2885,23 @@
           <w:color w:val="000000" w:themeColor="text1"/>
         </w:rPr>
       </w:pPr>
-      <w:r>
-        <w:rPr>
-          <w:rFonts w:ascii="Arial" w:hAnsi="Arial" w:cs="Arial"/>
-          <w:bCs/>
-          <w:color w:val="000000" w:themeColor="text1"/>
-        </w:rPr>
-        <w:t>Computadora personal.</w:t>
+      <w:proofErr w:type="spellStart"/>
+      <w:r>
+        <w:rPr>
+          <w:rFonts w:ascii="Arial" w:hAnsi="Arial" w:cs="Arial"/>
+          <w:bCs/>
+          <w:color w:val="000000" w:themeColor="text1"/>
+        </w:rPr>
+        <w:t>Computadora</w:t>
+      </w:r>
+      <w:proofErr w:type="spellEnd"/>
+      <w:r>
+        <w:rPr>
+          <w:rFonts w:ascii="Arial" w:hAnsi="Arial" w:cs="Arial"/>
+          <w:bCs/>
+          <w:color w:val="000000" w:themeColor="text1"/>
+        </w:rPr>
+        <w:t xml:space="preserve"> personal.</w:t>
       </w:r>
     </w:p>
     <w:p>
@@ -2539,7 +2923,25 @@
           <w:bCs/>
           <w:color w:val="000000" w:themeColor="text1"/>
         </w:rPr>
-        <w:t>Sistema operativo Windows.</w:t>
+        <w:t xml:space="preserve">Sistema </w:t>
+      </w:r>
+      <w:proofErr w:type="spellStart"/>
+      <w:r>
+        <w:rPr>
+          <w:rFonts w:ascii="Arial" w:hAnsi="Arial" w:cs="Arial"/>
+          <w:bCs/>
+          <w:color w:val="000000" w:themeColor="text1"/>
+        </w:rPr>
+        <w:t>operativo</w:t>
+      </w:r>
+      <w:proofErr w:type="spellEnd"/>
+      <w:r>
+        <w:rPr>
+          <w:rFonts w:ascii="Arial" w:hAnsi="Arial" w:cs="Arial"/>
+          <w:bCs/>
+          <w:color w:val="000000" w:themeColor="text1"/>
+        </w:rPr>
+        <w:t xml:space="preserve"> Windows.</w:t>
       </w:r>
     </w:p>
     <w:p>
@@ -2555,14 +2957,41 @@
           <w:color w:val="000000" w:themeColor="text1"/>
         </w:rPr>
       </w:pPr>
-      <w:r>
-        <w:rPr>
-          <w:rFonts w:ascii="Arial" w:hAnsi="Arial" w:cs="Arial"/>
-          <w:bCs/>
-          <w:color w:val="000000" w:themeColor="text1"/>
-        </w:rPr>
-        <w:lastRenderedPageBreak/>
-        <w:t>Lenguaje de programación Python.</w:t>
+      <w:proofErr w:type="spellStart"/>
+      <w:r>
+        <w:rPr>
+          <w:rFonts w:ascii="Arial" w:hAnsi="Arial" w:cs="Arial"/>
+          <w:bCs/>
+          <w:color w:val="000000" w:themeColor="text1"/>
+        </w:rPr>
+        <w:t>Lenguaje</w:t>
+      </w:r>
+      <w:proofErr w:type="spellEnd"/>
+      <w:r>
+        <w:rPr>
+          <w:rFonts w:ascii="Arial" w:hAnsi="Arial" w:cs="Arial"/>
+          <w:bCs/>
+          <w:color w:val="000000" w:themeColor="text1"/>
+        </w:rPr>
+        <w:t xml:space="preserve"> de </w:t>
+      </w:r>
+      <w:proofErr w:type="spellStart"/>
+      <w:r>
+        <w:rPr>
+          <w:rFonts w:ascii="Arial" w:hAnsi="Arial" w:cs="Arial"/>
+          <w:bCs/>
+          <w:color w:val="000000" w:themeColor="text1"/>
+        </w:rPr>
+        <w:t>programación</w:t>
+      </w:r>
+      <w:proofErr w:type="spellEnd"/>
+      <w:r>
+        <w:rPr>
+          <w:rFonts w:ascii="Arial" w:hAnsi="Arial" w:cs="Arial"/>
+          <w:bCs/>
+          <w:color w:val="000000" w:themeColor="text1"/>
+        </w:rPr>
+        <w:t xml:space="preserve"> Python.</w:t>
       </w:r>
     </w:p>
     <w:p>
@@ -2586,7 +3015,27 @@
           <w:color w:val="000000" w:themeColor="text1"/>
           <w:lang w:val="es-GT"/>
         </w:rPr>
-        <w:t>Biblioteca Tkinter para la interfaz gráfica.</w:t>
+        <w:t xml:space="preserve">Biblioteca </w:t>
+      </w:r>
+      <w:proofErr w:type="spellStart"/>
+      <w:r>
+        <w:rPr>
+          <w:rFonts w:ascii="Arial" w:hAnsi="Arial" w:cs="Arial"/>
+          <w:bCs/>
+          <w:color w:val="000000" w:themeColor="text1"/>
+          <w:lang w:val="es-GT"/>
+        </w:rPr>
+        <w:t>Tkinter</w:t>
+      </w:r>
+      <w:proofErr w:type="spellEnd"/>
+      <w:r>
+        <w:rPr>
+          <w:rFonts w:ascii="Arial" w:hAnsi="Arial" w:cs="Arial"/>
+          <w:bCs/>
+          <w:color w:val="000000" w:themeColor="text1"/>
+          <w:lang w:val="es-GT"/>
+        </w:rPr>
+        <w:t xml:space="preserve"> para la interfaz gráfica.</w:t>
       </w:r>
     </w:p>
     <w:p>
@@ -2646,6 +3095,7 @@
           <w:color w:val="000000" w:themeColor="text1"/>
         </w:rPr>
       </w:pPr>
+      <w:proofErr w:type="spellStart"/>
       <w:r>
         <w:rPr>
           <w:rFonts w:ascii="Arial" w:hAnsi="Arial" w:cs="Arial"/>
@@ -2653,8 +3103,29 @@
           <w:bCs/>
           <w:color w:val="000000" w:themeColor="text1"/>
         </w:rPr>
-        <w:t>Recursos humanos</w:t>
-      </w:r>
+        <w:t>Recursos</w:t>
+      </w:r>
+      <w:proofErr w:type="spellEnd"/>
+      <w:r>
+        <w:rPr>
+          <w:rFonts w:ascii="Arial" w:hAnsi="Arial" w:cs="Arial"/>
+          <w:b/>
+          <w:bCs/>
+          <w:color w:val="000000" w:themeColor="text1"/>
+        </w:rPr>
+        <w:t xml:space="preserve"> </w:t>
+      </w:r>
+      <w:proofErr w:type="spellStart"/>
+      <w:r>
+        <w:rPr>
+          <w:rFonts w:ascii="Arial" w:hAnsi="Arial" w:cs="Arial"/>
+          <w:b/>
+          <w:bCs/>
+          <w:color w:val="000000" w:themeColor="text1"/>
+        </w:rPr>
+        <w:t>humanos</w:t>
+      </w:r>
+      <w:proofErr w:type="spellEnd"/>
     </w:p>
     <w:p>
       <w:pPr>
@@ -2669,13 +3140,59 @@
           <w:color w:val="000000" w:themeColor="text1"/>
         </w:rPr>
       </w:pPr>
-      <w:r>
-        <w:rPr>
-          <w:rFonts w:ascii="Arial" w:hAnsi="Arial" w:cs="Arial"/>
-          <w:bCs/>
-          <w:color w:val="000000" w:themeColor="text1"/>
-        </w:rPr>
-        <w:t>Integrantes responsables del desarrollo.</w:t>
+      <w:proofErr w:type="spellStart"/>
+      <w:r>
+        <w:rPr>
+          <w:rFonts w:ascii="Arial" w:hAnsi="Arial" w:cs="Arial"/>
+          <w:bCs/>
+          <w:color w:val="000000" w:themeColor="text1"/>
+        </w:rPr>
+        <w:t>Integrantes</w:t>
+      </w:r>
+      <w:proofErr w:type="spellEnd"/>
+      <w:r>
+        <w:rPr>
+          <w:rFonts w:ascii="Arial" w:hAnsi="Arial" w:cs="Arial"/>
+          <w:bCs/>
+          <w:color w:val="000000" w:themeColor="text1"/>
+        </w:rPr>
+        <w:t xml:space="preserve"> </w:t>
+      </w:r>
+      <w:proofErr w:type="spellStart"/>
+      <w:r>
+        <w:rPr>
+          <w:rFonts w:ascii="Arial" w:hAnsi="Arial" w:cs="Arial"/>
+          <w:bCs/>
+          <w:color w:val="000000" w:themeColor="text1"/>
+        </w:rPr>
+        <w:t>responsables</w:t>
+      </w:r>
+      <w:proofErr w:type="spellEnd"/>
+      <w:r>
+        <w:rPr>
+          <w:rFonts w:ascii="Arial" w:hAnsi="Arial" w:cs="Arial"/>
+          <w:bCs/>
+          <w:color w:val="000000" w:themeColor="text1"/>
+        </w:rPr>
+        <w:t xml:space="preserve"> del </w:t>
+      </w:r>
+      <w:proofErr w:type="spellStart"/>
+      <w:r>
+        <w:rPr>
+          <w:rFonts w:ascii="Arial" w:hAnsi="Arial" w:cs="Arial"/>
+          <w:bCs/>
+          <w:color w:val="000000" w:themeColor="text1"/>
+        </w:rPr>
+        <w:t>desarrollo</w:t>
+      </w:r>
+      <w:proofErr w:type="spellEnd"/>
+      <w:r>
+        <w:rPr>
+          <w:rFonts w:ascii="Arial" w:hAnsi="Arial" w:cs="Arial"/>
+          <w:bCs/>
+          <w:color w:val="000000" w:themeColor="text1"/>
+        </w:rPr>
+        <w:t>.</w:t>
       </w:r>
     </w:p>
     <w:p>
@@ -2711,6 +3228,7 @@
           <w:color w:val="000000" w:themeColor="text1"/>
         </w:rPr>
       </w:pPr>
+      <w:proofErr w:type="spellStart"/>
       <w:r>
         <w:rPr>
           <w:rFonts w:ascii="Arial" w:hAnsi="Arial" w:cs="Arial"/>
@@ -2718,8 +3236,29 @@
           <w:bCs/>
           <w:color w:val="000000" w:themeColor="text1"/>
         </w:rPr>
-        <w:t>Recursos documentales</w:t>
-      </w:r>
+        <w:t>Recursos</w:t>
+      </w:r>
+      <w:proofErr w:type="spellEnd"/>
+      <w:r>
+        <w:rPr>
+          <w:rFonts w:ascii="Arial" w:hAnsi="Arial" w:cs="Arial"/>
+          <w:b/>
+          <w:bCs/>
+          <w:color w:val="000000" w:themeColor="text1"/>
+        </w:rPr>
+        <w:t xml:space="preserve"> </w:t>
+      </w:r>
+      <w:proofErr w:type="spellStart"/>
+      <w:r>
+        <w:rPr>
+          <w:rFonts w:ascii="Arial" w:hAnsi="Arial" w:cs="Arial"/>
+          <w:b/>
+          <w:bCs/>
+          <w:color w:val="000000" w:themeColor="text1"/>
+        </w:rPr>
+        <w:t>documentales</w:t>
+      </w:r>
+      <w:proofErr w:type="spellEnd"/>
     </w:p>
     <w:p>
       <w:pPr>
@@ -2774,42 +3313,65 @@
         <w:spacing w:line="480" w:lineRule="auto"/>
         <w:rPr>
           <w:rFonts w:ascii="Arial" w:hAnsi="Arial" w:cs="Arial"/>
-          <w:b/>
-          <w:bCs/>
-          <w:color w:val="000000" w:themeColor="text1"/>
-          <w:lang w:val="es-GT"/>
-        </w:rPr>
-      </w:pPr>
-      <w:r>
-        <w:rPr>
-          <w:rFonts w:ascii="Arial" w:hAnsi="Arial" w:cs="Arial"/>
-          <w:b/>
-          <w:bCs/>
-          <w:color w:val="000000" w:themeColor="text1"/>
-          <w:lang w:val="es-GT"/>
-        </w:rPr>
-        <w:t>10. Dificultades y soluciones</w:t>
-      </w:r>
-    </w:p>
-    <w:p>
-      <w:pPr>
-        <w:spacing w:line="480" w:lineRule="auto"/>
-        <w:rPr>
-          <w:rFonts w:ascii="Arial" w:hAnsi="Arial" w:cs="Arial"/>
-          <w:bCs/>
-          <w:color w:val="000000" w:themeColor="text1"/>
-          <w:lang w:val="es-GT"/>
-        </w:rPr>
-      </w:pPr>
-      <w:r>
-        <w:rPr>
-          <w:rFonts w:ascii="Arial" w:hAnsi="Arial" w:cs="Arial"/>
-          <w:bCs/>
-          <w:color w:val="000000" w:themeColor="text1"/>
-          <w:lang w:val="es-GT"/>
-        </w:rPr>
-        <w:t>Durante el desarrollo de una aplicación de este tipo pueden presentarse dificultades relacionadas con la integración de módulos, la validación de cadenas, la actualización de los autómatas y el registro de eventos.</w:t>
-      </w:r>
+          <w:bCs/>
+          <w:color w:val="000000" w:themeColor="text1"/>
+          <w:lang w:val="es-GT"/>
+        </w:rPr>
+      </w:pPr>
+    </w:p>
+    <w:p>
+      <w:pPr>
+        <w:spacing w:line="480" w:lineRule="auto"/>
+        <w:rPr>
+          <w:rFonts w:ascii="Arial" w:hAnsi="Arial" w:cs="Arial"/>
+          <w:bCs/>
+          <w:color w:val="000000" w:themeColor="text1"/>
+          <w:lang w:val="es-GT"/>
+        </w:rPr>
+      </w:pPr>
+    </w:p>
+    <w:p>
+      <w:pPr>
+        <w:spacing w:line="480" w:lineRule="auto"/>
+        <w:rPr>
+          <w:rFonts w:ascii="Arial" w:hAnsi="Arial" w:cs="Arial"/>
+          <w:bCs/>
+          <w:color w:val="000000" w:themeColor="text1"/>
+          <w:lang w:val="es-GT"/>
+        </w:rPr>
+      </w:pPr>
+    </w:p>
+    <w:p>
+      <w:pPr>
+        <w:pStyle w:val="Ttulo1"/>
+        <w:rPr>
+          <w:lang w:val="es-GT"/>
+        </w:rPr>
+      </w:pPr>
+      <w:r>
+        <w:rPr>
+          <w:lang w:val="es-GT"/>
+        </w:rPr>
+        <w:lastRenderedPageBreak/>
+        <w:t>8</w:t>
+      </w:r>
+      <w:r>
+        <w:rPr>
+          <w:lang w:val="es-GT"/>
+        </w:rPr>
+        <w:t>. Dificultades y soluciones</w:t>
+      </w:r>
+    </w:p>
+    <w:p>
+      <w:pPr>
+        <w:spacing w:line="480" w:lineRule="auto"/>
+        <w:rPr>
+          <w:rFonts w:ascii="Arial" w:hAnsi="Arial" w:cs="Arial"/>
+          <w:bCs/>
+          <w:color w:val="000000" w:themeColor="text1"/>
+          <w:lang w:val="es-GT"/>
+        </w:rPr>
+      </w:pPr>
     </w:p>
     <w:tbl>
       <w:tblPr>
@@ -2834,6 +3396,10 @@
         <w:tc>
           <w:tcPr>
             <w:tcW w:w="0" w:type="auto"/>
+            <w:tcBorders>
+              <w:top w:val="single" w:sz="4" w:space="0" w:color="auto"/>
+              <w:bottom w:val="single" w:sz="4" w:space="0" w:color="auto"/>
+            </w:tcBorders>
             <w:vAlign w:val="center"/>
             <w:hideMark/>
           </w:tcPr>
@@ -2847,6 +3413,7 @@
                 <w:color w:val="000000" w:themeColor="text1"/>
               </w:rPr>
             </w:pPr>
+            <w:proofErr w:type="spellStart"/>
             <w:r>
               <w:rPr>
                 <w:rFonts w:ascii="Arial" w:hAnsi="Arial" w:cs="Arial"/>
@@ -2856,11 +3423,16 @@
               </w:rPr>
               <w:t>Dificultad</w:t>
             </w:r>
+            <w:proofErr w:type="spellEnd"/>
           </w:p>
         </w:tc>
         <w:tc>
           <w:tcPr>
             <w:tcW w:w="0" w:type="auto"/>
+            <w:tcBorders>
+              <w:top w:val="single" w:sz="4" w:space="0" w:color="auto"/>
+              <w:bottom w:val="single" w:sz="4" w:space="0" w:color="auto"/>
+            </w:tcBorders>
             <w:vAlign w:val="center"/>
             <w:hideMark/>
           </w:tcPr>
@@ -2874,6 +3446,7 @@
                 <w:color w:val="000000" w:themeColor="text1"/>
               </w:rPr>
             </w:pPr>
+            <w:proofErr w:type="spellStart"/>
             <w:r>
               <w:rPr>
                 <w:rFonts w:ascii="Arial" w:hAnsi="Arial" w:cs="Arial"/>
@@ -2881,8 +3454,49 @@
                 <w:bCs/>
                 <w:color w:val="000000" w:themeColor="text1"/>
               </w:rPr>
-              <w:t>Solución aplicada o propuesta</w:t>
-            </w:r>
+              <w:t>Solución</w:t>
+            </w:r>
+            <w:proofErr w:type="spellEnd"/>
+            <w:r>
+              <w:rPr>
+                <w:rFonts w:ascii="Arial" w:hAnsi="Arial" w:cs="Arial"/>
+                <w:b/>
+                <w:bCs/>
+                <w:color w:val="000000" w:themeColor="text1"/>
+              </w:rPr>
+              <w:t xml:space="preserve"> </w:t>
+            </w:r>
+            <w:proofErr w:type="spellStart"/>
+            <w:r>
+              <w:rPr>
+                <w:rFonts w:ascii="Arial" w:hAnsi="Arial" w:cs="Arial"/>
+                <w:b/>
+                <w:bCs/>
+                <w:color w:val="000000" w:themeColor="text1"/>
+              </w:rPr>
+              <w:t>aplicada</w:t>
+            </w:r>
+            <w:proofErr w:type="spellEnd"/>
+            <w:r>
+              <w:rPr>
+                <w:rFonts w:ascii="Arial" w:hAnsi="Arial" w:cs="Arial"/>
+                <w:b/>
+                <w:bCs/>
+                <w:color w:val="000000" w:themeColor="text1"/>
+              </w:rPr>
+              <w:t xml:space="preserve"> o </w:t>
+            </w:r>
+            <w:proofErr w:type="spellStart"/>
+            <w:r>
+              <w:rPr>
+                <w:rFonts w:ascii="Arial" w:hAnsi="Arial" w:cs="Arial"/>
+                <w:b/>
+                <w:bCs/>
+                <w:color w:val="000000" w:themeColor="text1"/>
+              </w:rPr>
+              <w:t>propuesta</w:t>
+            </w:r>
+            <w:proofErr w:type="spellEnd"/>
           </w:p>
         </w:tc>
       </w:tr>
@@ -2964,14 +3578,59 @@
                 <w:color w:val="000000" w:themeColor="text1"/>
               </w:rPr>
             </w:pPr>
-            <w:r>
-              <w:rPr>
-                <w:rFonts w:ascii="Arial" w:hAnsi="Arial" w:cs="Arial"/>
-                <w:bCs/>
-                <w:color w:val="000000" w:themeColor="text1"/>
-              </w:rPr>
-              <w:lastRenderedPageBreak/>
-              <w:t>Validación incorrecta de cadenas.</w:t>
+            <w:proofErr w:type="spellStart"/>
+            <w:r>
+              <w:rPr>
+                <w:rFonts w:ascii="Arial" w:hAnsi="Arial" w:cs="Arial"/>
+                <w:bCs/>
+                <w:color w:val="000000" w:themeColor="text1"/>
+              </w:rPr>
+              <w:t>Validación</w:t>
+            </w:r>
+            <w:proofErr w:type="spellEnd"/>
+            <w:r>
+              <w:rPr>
+                <w:rFonts w:ascii="Arial" w:hAnsi="Arial" w:cs="Arial"/>
+                <w:bCs/>
+                <w:color w:val="000000" w:themeColor="text1"/>
+              </w:rPr>
+              <w:t xml:space="preserve"> </w:t>
+            </w:r>
+            <w:proofErr w:type="spellStart"/>
+            <w:r>
+              <w:rPr>
+                <w:rFonts w:ascii="Arial" w:hAnsi="Arial" w:cs="Arial"/>
+                <w:bCs/>
+                <w:color w:val="000000" w:themeColor="text1"/>
+              </w:rPr>
+              <w:t>incorrecta</w:t>
+            </w:r>
+            <w:proofErr w:type="spellEnd"/>
+            <w:r>
+              <w:rPr>
+                <w:rFonts w:ascii="Arial" w:hAnsi="Arial" w:cs="Arial"/>
+                <w:bCs/>
+                <w:color w:val="000000" w:themeColor="text1"/>
+              </w:rPr>
+              <w:t xml:space="preserve"> de </w:t>
+            </w:r>
+            <w:proofErr w:type="spellStart"/>
+            <w:r>
+              <w:rPr>
+                <w:rFonts w:ascii="Arial" w:hAnsi="Arial" w:cs="Arial"/>
+                <w:bCs/>
+                <w:color w:val="000000" w:themeColor="text1"/>
+              </w:rPr>
+              <w:t>cadenas</w:t>
+            </w:r>
+            <w:proofErr w:type="spellEnd"/>
+            <w:r>
+              <w:rPr>
+                <w:rFonts w:ascii="Arial" w:hAnsi="Arial" w:cs="Arial"/>
+                <w:bCs/>
+                <w:color w:val="000000" w:themeColor="text1"/>
+              </w:rPr>
+              <w:t>.</w:t>
             </w:r>
           </w:p>
         </w:tc>
@@ -3087,7 +3746,43 @@
                 <w:bCs/>
                 <w:color w:val="000000" w:themeColor="text1"/>
               </w:rPr>
-              <w:t>Registro incompleto de operaciones.</w:t>
+              <w:t xml:space="preserve">Registro </w:t>
+            </w:r>
+            <w:proofErr w:type="spellStart"/>
+            <w:r>
+              <w:rPr>
+                <w:rFonts w:ascii="Arial" w:hAnsi="Arial" w:cs="Arial"/>
+                <w:bCs/>
+                <w:color w:val="000000" w:themeColor="text1"/>
+              </w:rPr>
+              <w:t>incompleto</w:t>
+            </w:r>
+            <w:proofErr w:type="spellEnd"/>
+            <w:r>
+              <w:rPr>
+                <w:rFonts w:ascii="Arial" w:hAnsi="Arial" w:cs="Arial"/>
+                <w:bCs/>
+                <w:color w:val="000000" w:themeColor="text1"/>
+              </w:rPr>
+              <w:t xml:space="preserve"> de </w:t>
+            </w:r>
+            <w:proofErr w:type="spellStart"/>
+            <w:r>
+              <w:rPr>
+                <w:rFonts w:ascii="Arial" w:hAnsi="Arial" w:cs="Arial"/>
+                <w:bCs/>
+                <w:color w:val="000000" w:themeColor="text1"/>
+              </w:rPr>
+              <w:t>operaciones</w:t>
+            </w:r>
+            <w:proofErr w:type="spellEnd"/>
+            <w:r>
+              <w:rPr>
+                <w:rFonts w:ascii="Arial" w:hAnsi="Arial" w:cs="Arial"/>
+                <w:bCs/>
+                <w:color w:val="000000" w:themeColor="text1"/>
+              </w:rPr>
+              <w:t>.</w:t>
             </w:r>
           </w:p>
         </w:tc>
@@ -3126,6 +3821,9 @@
         <w:tc>
           <w:tcPr>
             <w:tcW w:w="0" w:type="auto"/>
+            <w:tcBorders>
+              <w:bottom w:val="single" w:sz="4" w:space="0" w:color="auto"/>
+            </w:tcBorders>
             <w:vAlign w:val="center"/>
             <w:hideMark/>
           </w:tcPr>
@@ -3138,19 +3836,68 @@
                 <w:color w:val="000000" w:themeColor="text1"/>
               </w:rPr>
             </w:pPr>
-            <w:r>
-              <w:rPr>
-                <w:rFonts w:ascii="Arial" w:hAnsi="Arial" w:cs="Arial"/>
-                <w:bCs/>
-                <w:color w:val="000000" w:themeColor="text1"/>
-              </w:rPr>
-              <w:t>Errores durante la ejecución.</w:t>
+            <w:proofErr w:type="spellStart"/>
+            <w:r>
+              <w:rPr>
+                <w:rFonts w:ascii="Arial" w:hAnsi="Arial" w:cs="Arial"/>
+                <w:bCs/>
+                <w:color w:val="000000" w:themeColor="text1"/>
+              </w:rPr>
+              <w:t>Errores</w:t>
+            </w:r>
+            <w:proofErr w:type="spellEnd"/>
+            <w:r>
+              <w:rPr>
+                <w:rFonts w:ascii="Arial" w:hAnsi="Arial" w:cs="Arial"/>
+                <w:bCs/>
+                <w:color w:val="000000" w:themeColor="text1"/>
+              </w:rPr>
+              <w:t xml:space="preserve"> </w:t>
+            </w:r>
+            <w:proofErr w:type="spellStart"/>
+            <w:r>
+              <w:rPr>
+                <w:rFonts w:ascii="Arial" w:hAnsi="Arial" w:cs="Arial"/>
+                <w:bCs/>
+                <w:color w:val="000000" w:themeColor="text1"/>
+              </w:rPr>
+              <w:t>durante</w:t>
+            </w:r>
+            <w:proofErr w:type="spellEnd"/>
+            <w:r>
+              <w:rPr>
+                <w:rFonts w:ascii="Arial" w:hAnsi="Arial" w:cs="Arial"/>
+                <w:bCs/>
+                <w:color w:val="000000" w:themeColor="text1"/>
+              </w:rPr>
+              <w:t xml:space="preserve"> la </w:t>
+            </w:r>
+            <w:proofErr w:type="spellStart"/>
+            <w:r>
+              <w:rPr>
+                <w:rFonts w:ascii="Arial" w:hAnsi="Arial" w:cs="Arial"/>
+                <w:bCs/>
+                <w:color w:val="000000" w:themeColor="text1"/>
+              </w:rPr>
+              <w:t>ejecución</w:t>
+            </w:r>
+            <w:proofErr w:type="spellEnd"/>
+            <w:r>
+              <w:rPr>
+                <w:rFonts w:ascii="Arial" w:hAnsi="Arial" w:cs="Arial"/>
+                <w:bCs/>
+                <w:color w:val="000000" w:themeColor="text1"/>
+              </w:rPr>
+              <w:t>.</w:t>
             </w:r>
           </w:p>
         </w:tc>
         <w:tc>
           <w:tcPr>
             <w:tcW w:w="0" w:type="auto"/>
+            <w:tcBorders>
+              <w:bottom w:val="single" w:sz="4" w:space="0" w:color="auto"/>
+            </w:tcBorders>
             <w:vAlign w:val="center"/>
             <w:hideMark/>
           </w:tcPr>
@@ -3179,51 +3926,28 @@
     </w:tbl>
     <w:p>
       <w:pPr>
-        <w:spacing w:line="480" w:lineRule="auto"/>
-        <w:rPr>
-          <w:rFonts w:ascii="Arial" w:hAnsi="Arial" w:cs="Arial"/>
-          <w:bCs/>
-          <w:color w:val="000000" w:themeColor="text1"/>
-          <w:lang w:val="es-GT"/>
-        </w:rPr>
-      </w:pPr>
-      <w:r>
-        <w:rPr>
-          <w:rFonts w:ascii="Arial" w:hAnsi="Arial" w:cs="Arial"/>
-          <w:bCs/>
-          <w:i/>
-          <w:iCs/>
-          <w:color w:val="000000" w:themeColor="text1"/>
-          <w:lang w:val="es-GT"/>
-        </w:rPr>
-        <w:t>Conservar únicamente las dificultades y soluciones que realmente se presentaron en el proyecto.</w:t>
-      </w:r>
-    </w:p>
-    <w:p>
-      <w:pPr>
-        <w:spacing w:line="480" w:lineRule="auto"/>
-        <w:rPr>
-          <w:rFonts w:ascii="Arial" w:hAnsi="Arial" w:cs="Arial"/>
-          <w:b/>
-          <w:bCs/>
-          <w:color w:val="000000" w:themeColor="text1"/>
-          <w:lang w:val="es-GT"/>
-        </w:rPr>
-      </w:pPr>
-      <w:r>
-        <w:rPr>
-          <w:rFonts w:ascii="Arial" w:hAnsi="Arial" w:cs="Arial"/>
-          <w:b/>
-          <w:bCs/>
-          <w:color w:val="000000" w:themeColor="text1"/>
-          <w:lang w:val="es-GT"/>
-        </w:rPr>
-        <w:t>11. Resultados obtenidos</w:t>
-      </w:r>
-    </w:p>
-    <w:p>
-      <w:pPr>
-        <w:spacing w:line="480" w:lineRule="auto"/>
+        <w:pStyle w:val="Ttulo1"/>
+        <w:rPr>
+          <w:lang w:val="es-GT"/>
+        </w:rPr>
+      </w:pPr>
+      <w:r>
+        <w:rPr>
+          <w:lang w:val="es-GT"/>
+        </w:rPr>
+        <w:t>9.</w:t>
+      </w:r>
+      <w:r>
+        <w:rPr>
+          <w:lang w:val="es-GT"/>
+        </w:rPr>
+        <w:t xml:space="preserve"> Resultados obtenidos</w:t>
+      </w:r>
+    </w:p>
+    <w:p>
+      <w:pPr>
+        <w:spacing w:line="480" w:lineRule="auto"/>
+        <w:ind w:firstLine="360"/>
         <w:rPr>
           <w:rFonts w:ascii="Arial" w:hAnsi="Arial" w:cs="Arial"/>
           <w:bCs/>
@@ -3302,13 +4026,59 @@
           <w:color w:val="000000" w:themeColor="text1"/>
         </w:rPr>
       </w:pPr>
-      <w:r>
-        <w:rPr>
-          <w:rFonts w:ascii="Arial" w:hAnsi="Arial" w:cs="Arial"/>
-          <w:bCs/>
-          <w:color w:val="000000" w:themeColor="text1"/>
-        </w:rPr>
-        <w:t>Minimización de autómatas deterministas.</w:t>
+      <w:proofErr w:type="spellStart"/>
+      <w:r>
+        <w:rPr>
+          <w:rFonts w:ascii="Arial" w:hAnsi="Arial" w:cs="Arial"/>
+          <w:bCs/>
+          <w:color w:val="000000" w:themeColor="text1"/>
+        </w:rPr>
+        <w:t>Minimización</w:t>
+      </w:r>
+      <w:proofErr w:type="spellEnd"/>
+      <w:r>
+        <w:rPr>
+          <w:rFonts w:ascii="Arial" w:hAnsi="Arial" w:cs="Arial"/>
+          <w:bCs/>
+          <w:color w:val="000000" w:themeColor="text1"/>
+        </w:rPr>
+        <w:t xml:space="preserve"> de </w:t>
+      </w:r>
+      <w:proofErr w:type="spellStart"/>
+      <w:r>
+        <w:rPr>
+          <w:rFonts w:ascii="Arial" w:hAnsi="Arial" w:cs="Arial"/>
+          <w:bCs/>
+          <w:color w:val="000000" w:themeColor="text1"/>
+        </w:rPr>
+        <w:t>autómatas</w:t>
+      </w:r>
+      <w:proofErr w:type="spellEnd"/>
+      <w:r>
+        <w:rPr>
+          <w:rFonts w:ascii="Arial" w:hAnsi="Arial" w:cs="Arial"/>
+          <w:bCs/>
+          <w:color w:val="000000" w:themeColor="text1"/>
+        </w:rPr>
+        <w:t xml:space="preserve"> </w:t>
+      </w:r>
+      <w:proofErr w:type="spellStart"/>
+      <w:r>
+        <w:rPr>
+          <w:rFonts w:ascii="Arial" w:hAnsi="Arial" w:cs="Arial"/>
+          <w:bCs/>
+          <w:color w:val="000000" w:themeColor="text1"/>
+        </w:rPr>
+        <w:t>deterministas</w:t>
+      </w:r>
+      <w:proofErr w:type="spellEnd"/>
+      <w:r>
+        <w:rPr>
+          <w:rFonts w:ascii="Arial" w:hAnsi="Arial" w:cs="Arial"/>
+          <w:bCs/>
+          <w:color w:val="000000" w:themeColor="text1"/>
+        </w:rPr>
+        <w:t>.</w:t>
       </w:r>
     </w:p>
     <w:p>
@@ -3332,6 +4102,7 @@
           <w:color w:val="000000" w:themeColor="text1"/>
           <w:lang w:val="es-GT"/>
         </w:rPr>
+        <w:lastRenderedPageBreak/>
         <w:t>Validación de cadenas mediante expresiones regulares.</w:t>
       </w:r>
     </w:p>
@@ -3404,29 +4175,400 @@
           <w:color w:val="000000" w:themeColor="text1"/>
           <w:lang w:val="es-GT"/>
         </w:rPr>
+        <w:t>Interfaz gráfica para acceder a las funcionalidades disponibles.</w:t>
+      </w:r>
+    </w:p>
+    <w:p>
+      <w:pPr>
+        <w:spacing w:line="480" w:lineRule="auto"/>
+        <w:rPr>
+          <w:rFonts w:ascii="Arial" w:hAnsi="Arial" w:cs="Arial"/>
+          <w:bCs/>
+          <w:color w:val="000000" w:themeColor="text1"/>
+          <w:lang w:val="es-GT"/>
+        </w:rPr>
+      </w:pPr>
+      <w:r>
+        <w:rPr>
+          <w:rFonts w:ascii="Arial" w:hAnsi="Arial" w:cs="Arial"/>
+          <w:bCs/>
+          <w:color w:val="000000" w:themeColor="text1"/>
+          <w:lang w:val="es-GT"/>
+        </w:rPr>
+        <w:t>El cumplimiento de estos resultados debe verificarse mediante pruebas de funcionamiento antes de la entrega final.</w:t>
+      </w:r>
+    </w:p>
+    <w:p>
+      <w:pPr>
+        <w:spacing w:line="480" w:lineRule="auto"/>
+        <w:rPr>
+          <w:rFonts w:ascii="Arial" w:hAnsi="Arial" w:cs="Arial"/>
+          <w:bCs/>
+          <w:color w:val="000000" w:themeColor="text1"/>
+          <w:lang w:val="es-GT"/>
+        </w:rPr>
+      </w:pPr>
+    </w:p>
+    <w:p>
+      <w:pPr>
+        <w:spacing w:line="480" w:lineRule="auto"/>
+        <w:rPr>
+          <w:rFonts w:ascii="Arial" w:hAnsi="Arial" w:cs="Arial"/>
+          <w:bCs/>
+          <w:color w:val="000000" w:themeColor="text1"/>
+          <w:lang w:val="es-GT"/>
+        </w:rPr>
+      </w:pPr>
+    </w:p>
+    <w:p>
+      <w:pPr>
+        <w:spacing w:line="480" w:lineRule="auto"/>
+        <w:rPr>
+          <w:rFonts w:ascii="Arial" w:hAnsi="Arial" w:cs="Arial"/>
+          <w:bCs/>
+          <w:color w:val="000000" w:themeColor="text1"/>
+          <w:lang w:val="es-GT"/>
+        </w:rPr>
+      </w:pPr>
+    </w:p>
+    <w:p>
+      <w:pPr>
+        <w:spacing w:line="480" w:lineRule="auto"/>
+        <w:rPr>
+          <w:rFonts w:ascii="Arial" w:hAnsi="Arial" w:cs="Arial"/>
+          <w:bCs/>
+          <w:color w:val="000000" w:themeColor="text1"/>
+          <w:lang w:val="es-GT"/>
+        </w:rPr>
+      </w:pPr>
+    </w:p>
+    <w:p>
+      <w:pPr>
+        <w:spacing w:line="480" w:lineRule="auto"/>
+        <w:rPr>
+          <w:rFonts w:ascii="Arial" w:hAnsi="Arial" w:cs="Arial"/>
+          <w:bCs/>
+          <w:color w:val="000000" w:themeColor="text1"/>
+          <w:lang w:val="es-GT"/>
+        </w:rPr>
+      </w:pPr>
+    </w:p>
+    <w:p>
+      <w:pPr>
+        <w:spacing w:line="480" w:lineRule="auto"/>
+        <w:rPr>
+          <w:rFonts w:ascii="Arial" w:hAnsi="Arial" w:cs="Arial"/>
+          <w:bCs/>
+          <w:color w:val="000000" w:themeColor="text1"/>
+          <w:lang w:val="es-GT"/>
+        </w:rPr>
+      </w:pPr>
+    </w:p>
+    <w:p>
+      <w:pPr>
+        <w:spacing w:line="480" w:lineRule="auto"/>
+        <w:rPr>
+          <w:rFonts w:ascii="Arial" w:hAnsi="Arial" w:cs="Arial"/>
+          <w:bCs/>
+          <w:color w:val="000000" w:themeColor="text1"/>
+          <w:lang w:val="es-GT"/>
+        </w:rPr>
+      </w:pPr>
+    </w:p>
+    <w:p>
+      <w:pPr>
+        <w:spacing w:line="480" w:lineRule="auto"/>
+        <w:rPr>
+          <w:rFonts w:ascii="Arial" w:hAnsi="Arial" w:cs="Arial"/>
+          <w:bCs/>
+          <w:color w:val="000000" w:themeColor="text1"/>
+          <w:lang w:val="es-GT"/>
+        </w:rPr>
+      </w:pPr>
+    </w:p>
+    <w:p>
+      <w:pPr>
+        <w:spacing w:line="480" w:lineRule="auto"/>
+        <w:rPr>
+          <w:rFonts w:ascii="Arial" w:hAnsi="Arial" w:cs="Arial"/>
+          <w:bCs/>
+          <w:color w:val="000000" w:themeColor="text1"/>
+          <w:lang w:val="es-GT"/>
+        </w:rPr>
+      </w:pPr>
+    </w:p>
+    <w:p>
+      <w:pPr>
+        <w:spacing w:line="480" w:lineRule="auto"/>
+        <w:rPr>
+          <w:rFonts w:ascii="Arial" w:hAnsi="Arial" w:cs="Arial"/>
+          <w:bCs/>
+          <w:color w:val="000000" w:themeColor="text1"/>
+          <w:lang w:val="es-GT"/>
+        </w:rPr>
+      </w:pPr>
+    </w:p>
+    <w:p>
+      <w:pPr>
+        <w:spacing w:line="480" w:lineRule="auto"/>
+        <w:rPr>
+          <w:rFonts w:ascii="Arial" w:hAnsi="Arial" w:cs="Arial"/>
+          <w:bCs/>
+          <w:color w:val="000000" w:themeColor="text1"/>
+          <w:lang w:val="es-GT"/>
+        </w:rPr>
+      </w:pPr>
+    </w:p>
+    <w:p>
+      <w:pPr>
+        <w:spacing w:line="480" w:lineRule="auto"/>
+        <w:rPr>
+          <w:rFonts w:ascii="Arial" w:hAnsi="Arial" w:cs="Arial"/>
+          <w:bCs/>
+          <w:color w:val="000000" w:themeColor="text1"/>
+          <w:lang w:val="es-GT"/>
+        </w:rPr>
+      </w:pPr>
+    </w:p>
+    <w:p>
+      <w:pPr>
+        <w:spacing w:line="480" w:lineRule="auto"/>
+        <w:rPr>
+          <w:rFonts w:ascii="Arial" w:hAnsi="Arial" w:cs="Arial"/>
+          <w:bCs/>
+          <w:color w:val="000000" w:themeColor="text1"/>
+          <w:lang w:val="es-GT"/>
+        </w:rPr>
+      </w:pPr>
+    </w:p>
+    <w:p>
+      <w:pPr>
+        <w:pStyle w:val="Ttulo1"/>
+        <w:rPr>
+          <w:lang w:val="es-GT"/>
+        </w:rPr>
+      </w:pPr>
+      <w:r>
+        <w:rPr>
+          <w:lang w:val="es-GT"/>
+        </w:rPr>
         <w:lastRenderedPageBreak/>
-        <w:t>Interfaz gráfica para acceder a las funcionalidades disponibles.</w:t>
-      </w:r>
-    </w:p>
-    <w:p>
-      <w:pPr>
-        <w:spacing w:line="480" w:lineRule="auto"/>
-        <w:rPr>
-          <w:rFonts w:ascii="Arial" w:hAnsi="Arial" w:cs="Arial"/>
-          <w:bCs/>
-          <w:color w:val="000000" w:themeColor="text1"/>
-          <w:lang w:val="es-GT"/>
-        </w:rPr>
-      </w:pPr>
-      <w:r>
-        <w:rPr>
-          <w:rFonts w:ascii="Arial" w:hAnsi="Arial" w:cs="Arial"/>
-          <w:bCs/>
-          <w:color w:val="000000" w:themeColor="text1"/>
-          <w:lang w:val="es-GT"/>
-        </w:rPr>
-        <w:t>El cumplimiento de estos resultados debe verificarse mediante pruebas de funcionamiento antes de la entrega final.</w:t>
-      </w:r>
+        <w:t>1</w:t>
+      </w:r>
+      <w:r>
+        <w:rPr>
+          <w:lang w:val="es-GT"/>
+        </w:rPr>
+        <w:t>0</w:t>
+      </w:r>
+      <w:r>
+        <w:rPr>
+          <w:lang w:val="es-GT"/>
+        </w:rPr>
+        <w:t>. Conclusiones</w:t>
+      </w:r>
+    </w:p>
+    <w:p>
+      <w:pPr>
+        <w:spacing w:line="480" w:lineRule="auto"/>
+        <w:ind w:firstLine="720"/>
+        <w:rPr>
+          <w:rFonts w:ascii="Arial" w:hAnsi="Arial" w:cs="Arial"/>
+          <w:bCs/>
+          <w:color w:val="000000" w:themeColor="text1"/>
+          <w:lang w:val="es-GT"/>
+        </w:rPr>
+      </w:pPr>
+      <w:r>
+        <w:rPr>
+          <w:rFonts w:ascii="Arial" w:hAnsi="Arial" w:cs="Arial"/>
+          <w:bCs/>
+          <w:color w:val="000000" w:themeColor="text1"/>
+          <w:lang w:val="es-GT"/>
+        </w:rPr>
+        <w:t xml:space="preserve">El desarrollo del Sistema de Autómatas Finitos y </w:t>
+      </w:r>
+      <w:proofErr w:type="spellStart"/>
+      <w:r>
+        <w:rPr>
+          <w:rFonts w:ascii="Arial" w:hAnsi="Arial" w:cs="Arial"/>
+          <w:bCs/>
+          <w:color w:val="000000" w:themeColor="text1"/>
+          <w:lang w:val="es-GT"/>
+        </w:rPr>
+        <w:t>Regex</w:t>
+      </w:r>
+      <w:proofErr w:type="spellEnd"/>
+      <w:r>
+        <w:rPr>
+          <w:rFonts w:ascii="Arial" w:hAnsi="Arial" w:cs="Arial"/>
+          <w:bCs/>
+          <w:color w:val="000000" w:themeColor="text1"/>
+          <w:lang w:val="es-GT"/>
+        </w:rPr>
+        <w:t xml:space="preserve"> </w:t>
+      </w:r>
+      <w:proofErr w:type="spellStart"/>
+      <w:r>
+        <w:rPr>
+          <w:rFonts w:ascii="Arial" w:hAnsi="Arial" w:cs="Arial"/>
+          <w:bCs/>
+          <w:color w:val="000000" w:themeColor="text1"/>
+          <w:lang w:val="es-GT"/>
+        </w:rPr>
+        <w:t>Lab</w:t>
+      </w:r>
+      <w:proofErr w:type="spellEnd"/>
+      <w:r>
+        <w:rPr>
+          <w:rFonts w:ascii="Arial" w:hAnsi="Arial" w:cs="Arial"/>
+          <w:bCs/>
+          <w:color w:val="000000" w:themeColor="text1"/>
+          <w:lang w:val="es-GT"/>
+        </w:rPr>
+        <w:t xml:space="preserve"> permite aplicar conceptos de lenguajes formales y teoría de autómatas en una herramienta informática. Asimismo, favorece la práctica de la programación, la integración de componentes y la solución de problemas.</w:t>
+      </w:r>
+    </w:p>
+    <w:p>
+      <w:pPr>
+        <w:spacing w:line="480" w:lineRule="auto"/>
+        <w:ind w:firstLine="720"/>
+        <w:rPr>
+          <w:rFonts w:ascii="Arial" w:hAnsi="Arial" w:cs="Arial"/>
+          <w:bCs/>
+          <w:color w:val="000000" w:themeColor="text1"/>
+          <w:lang w:val="es-GT"/>
+        </w:rPr>
+      </w:pPr>
+      <w:r>
+        <w:rPr>
+          <w:rFonts w:ascii="Arial" w:hAnsi="Arial" w:cs="Arial"/>
+          <w:bCs/>
+          <w:color w:val="000000" w:themeColor="text1"/>
+          <w:lang w:val="es-GT"/>
+        </w:rPr>
+        <w:t>La organización de las actividades, la realización de pruebas y la documentación del sistema son elementos importantes para mejorar su funcionamiento y facilitar su utilización.</w:t>
+      </w:r>
+    </w:p>
+    <w:p>
+      <w:pPr>
+        <w:spacing w:line="480" w:lineRule="auto"/>
+        <w:ind w:firstLine="720"/>
+        <w:rPr>
+          <w:rFonts w:ascii="Arial" w:hAnsi="Arial" w:cs="Arial"/>
+          <w:bCs/>
+          <w:color w:val="000000" w:themeColor="text1"/>
+          <w:lang w:val="es-GT"/>
+        </w:rPr>
+      </w:pPr>
+    </w:p>
+    <w:p>
+      <w:pPr>
+        <w:spacing w:line="480" w:lineRule="auto"/>
+        <w:ind w:firstLine="720"/>
+        <w:rPr>
+          <w:rFonts w:ascii="Arial" w:hAnsi="Arial" w:cs="Arial"/>
+          <w:bCs/>
+          <w:color w:val="000000" w:themeColor="text1"/>
+          <w:lang w:val="es-GT"/>
+        </w:rPr>
+      </w:pPr>
+    </w:p>
+    <w:p>
+      <w:pPr>
+        <w:spacing w:line="480" w:lineRule="auto"/>
+        <w:ind w:firstLine="720"/>
+        <w:rPr>
+          <w:rFonts w:ascii="Arial" w:hAnsi="Arial" w:cs="Arial"/>
+          <w:bCs/>
+          <w:color w:val="000000" w:themeColor="text1"/>
+          <w:lang w:val="es-GT"/>
+        </w:rPr>
+      </w:pPr>
+    </w:p>
+    <w:p>
+      <w:pPr>
+        <w:spacing w:line="480" w:lineRule="auto"/>
+        <w:ind w:firstLine="720"/>
+        <w:rPr>
+          <w:rFonts w:ascii="Arial" w:hAnsi="Arial" w:cs="Arial"/>
+          <w:bCs/>
+          <w:color w:val="000000" w:themeColor="text1"/>
+          <w:lang w:val="es-GT"/>
+        </w:rPr>
+      </w:pPr>
+    </w:p>
+    <w:p>
+      <w:pPr>
+        <w:spacing w:line="480" w:lineRule="auto"/>
+        <w:ind w:firstLine="720"/>
+        <w:rPr>
+          <w:rFonts w:ascii="Arial" w:hAnsi="Arial" w:cs="Arial"/>
+          <w:bCs/>
+          <w:color w:val="000000" w:themeColor="text1"/>
+          <w:lang w:val="es-GT"/>
+        </w:rPr>
+      </w:pPr>
+    </w:p>
+    <w:p>
+      <w:pPr>
+        <w:spacing w:line="480" w:lineRule="auto"/>
+        <w:ind w:firstLine="720"/>
+        <w:rPr>
+          <w:rFonts w:ascii="Arial" w:hAnsi="Arial" w:cs="Arial"/>
+          <w:bCs/>
+          <w:color w:val="000000" w:themeColor="text1"/>
+          <w:lang w:val="es-GT"/>
+        </w:rPr>
+      </w:pPr>
+    </w:p>
+    <w:p>
+      <w:pPr>
+        <w:spacing w:line="480" w:lineRule="auto"/>
+        <w:ind w:firstLine="720"/>
+        <w:rPr>
+          <w:rFonts w:ascii="Arial" w:hAnsi="Arial" w:cs="Arial"/>
+          <w:bCs/>
+          <w:color w:val="000000" w:themeColor="text1"/>
+          <w:lang w:val="es-GT"/>
+        </w:rPr>
+      </w:pPr>
+    </w:p>
+    <w:p>
+      <w:pPr>
+        <w:spacing w:line="480" w:lineRule="auto"/>
+        <w:ind w:firstLine="720"/>
+        <w:rPr>
+          <w:rFonts w:ascii="Arial" w:hAnsi="Arial" w:cs="Arial"/>
+          <w:bCs/>
+          <w:color w:val="000000" w:themeColor="text1"/>
+          <w:lang w:val="es-GT"/>
+        </w:rPr>
+      </w:pPr>
+    </w:p>
+    <w:p>
+      <w:pPr>
+        <w:spacing w:line="480" w:lineRule="auto"/>
+        <w:ind w:firstLine="720"/>
+        <w:rPr>
+          <w:rFonts w:ascii="Arial" w:hAnsi="Arial" w:cs="Arial"/>
+          <w:bCs/>
+          <w:color w:val="000000" w:themeColor="text1"/>
+          <w:lang w:val="es-GT"/>
+        </w:rPr>
+      </w:pPr>
+    </w:p>
+    <w:p>
+      <w:pPr>
+        <w:spacing w:line="480" w:lineRule="auto"/>
+        <w:ind w:firstLine="720"/>
+        <w:rPr>
+          <w:rFonts w:ascii="Arial" w:hAnsi="Arial" w:cs="Arial"/>
+          <w:bCs/>
+          <w:color w:val="000000" w:themeColor="text1"/>
+          <w:lang w:val="es-GT"/>
+        </w:rPr>
+      </w:pPr>
     </w:p>
     <w:p>
       <w:pPr>
@@ -3439,7 +4581,10 @@
           <w:lang w:val="es-GT"/>
         </w:rPr>
       </w:pPr>
-      <w:r>
+    </w:p>
+    <w:p>
+      <w:pPr>
+        <w:spacing w:line="480" w:lineRule="auto"/>
         <w:rPr>
           <w:rFonts w:ascii="Arial" w:hAnsi="Arial" w:cs="Arial"/>
           <w:b/>
@@ -3447,57 +4592,57 @@
           <w:color w:val="000000" w:themeColor="text1"/>
           <w:lang w:val="es-GT"/>
         </w:rPr>
-        <w:t>12. Conclusiones</w:t>
-      </w:r>
-    </w:p>
-    <w:p>
-      <w:pPr>
-        <w:spacing w:line="480" w:lineRule="auto"/>
-        <w:rPr>
-          <w:rFonts w:ascii="Arial" w:hAnsi="Arial" w:cs="Arial"/>
-          <w:bCs/>
-          <w:color w:val="000000" w:themeColor="text1"/>
-          <w:lang w:val="es-GT"/>
-        </w:rPr>
-      </w:pPr>
-      <w:r>
-        <w:rPr>
-          <w:rFonts w:ascii="Arial" w:hAnsi="Arial" w:cs="Arial"/>
-          <w:bCs/>
-          <w:color w:val="000000" w:themeColor="text1"/>
-          <w:lang w:val="es-GT"/>
-        </w:rPr>
-        <w:t>El desarrollo del Sistema de Autómatas Finitos y Regex Lab permite aplicar conceptos de lenguajes formales y teoría de autómatas en una herramienta informática. Asimismo, favorece la práctica de la programación, la integración de componentes y la solución de problemas.</w:t>
-      </w:r>
-    </w:p>
-    <w:p>
-      <w:pPr>
-        <w:spacing w:line="480" w:lineRule="auto"/>
-        <w:rPr>
-          <w:rFonts w:ascii="Arial" w:hAnsi="Arial" w:cs="Arial"/>
-          <w:bCs/>
-          <w:color w:val="000000" w:themeColor="text1"/>
-          <w:lang w:val="es-GT"/>
-        </w:rPr>
-      </w:pPr>
-      <w:r>
-        <w:rPr>
-          <w:rFonts w:ascii="Arial" w:hAnsi="Arial" w:cs="Arial"/>
-          <w:bCs/>
-          <w:color w:val="000000" w:themeColor="text1"/>
-          <w:lang w:val="es-GT"/>
-        </w:rPr>
-        <w:t>La organización de las actividades, la realización de pruebas y la documentación del sistema son elementos importantes para mejorar su funcionamiento y facilitar su utilización.</w:t>
-      </w:r>
-    </w:p>
-    <w:p>
-      <w:pPr>
-        <w:spacing w:line="480" w:lineRule="auto"/>
+      </w:pPr>
+    </w:p>
+    <w:p>
+      <w:pPr>
+        <w:pStyle w:val="Ttulo1"/>
+        <w:rPr>
+          <w:lang w:val="es-GT"/>
+        </w:rPr>
+      </w:pPr>
+      <w:r>
+        <w:rPr>
+          <w:lang w:val="es-GT"/>
+        </w:rPr>
+        <w:lastRenderedPageBreak/>
+        <w:t>1</w:t>
+      </w:r>
+      <w:r>
+        <w:rPr>
+          <w:lang w:val="es-GT"/>
+        </w:rPr>
+        <w:t>2</w:t>
+      </w:r>
+      <w:r>
+        <w:rPr>
+          <w:lang w:val="es-GT"/>
+        </w:rPr>
+        <w:t>. Anexos</w:t>
+      </w:r>
+    </w:p>
+    <w:p>
+      <w:pPr>
+        <w:spacing w:line="480" w:lineRule="auto"/>
+        <w:rPr>
+          <w:lang w:val="es-GT"/>
+        </w:rPr>
+      </w:pPr>
+    </w:p>
+    <w:p>
+      <w:pPr>
+        <w:pStyle w:val="Descripcin"/>
+        <w:keepNext/>
         <w:rPr>
           <w:rFonts w:ascii="Arial" w:hAnsi="Arial" w:cs="Arial"/>
           <w:b/>
           <w:bCs/>
-          <w:color w:val="000000" w:themeColor="text1"/>
+          <w:i w:val="0"/>
+          <w:iCs w:val="0"/>
+          <w:color w:val="000000" w:themeColor="text1"/>
+          <w:sz w:val="24"/>
+          <w:szCs w:val="24"/>
+          <w:lang w:val="es-GT"/>
         </w:rPr>
       </w:pPr>
       <w:r>
@@ -3505,188 +4650,932 @@
           <w:rFonts w:ascii="Arial" w:hAnsi="Arial" w:cs="Arial"/>
           <w:b/>
           <w:bCs/>
-          <w:color w:val="000000" w:themeColor="text1"/>
-        </w:rPr>
-        <w:t>13. Recomendaciones</w:t>
-      </w:r>
-    </w:p>
-    <w:p>
-      <w:pPr>
-        <w:numPr>
-          <w:ilvl w:val="0"/>
-          <w:numId w:val="10"/>
-        </w:numPr>
-        <w:spacing w:line="480" w:lineRule="auto"/>
-        <w:rPr>
-          <w:rFonts w:ascii="Arial" w:hAnsi="Arial" w:cs="Arial"/>
-          <w:bCs/>
-          <w:color w:val="000000" w:themeColor="text1"/>
-          <w:lang w:val="es-GT"/>
-        </w:rPr>
-      </w:pPr>
-      <w:r>
-        <w:rPr>
-          <w:rFonts w:ascii="Arial" w:hAnsi="Arial" w:cs="Arial"/>
-          <w:bCs/>
-          <w:color w:val="000000" w:themeColor="text1"/>
-          <w:lang w:val="es-GT"/>
-        </w:rPr>
-        <w:t>Probar cada funcionalidad antes de presentar la aplicación.</w:t>
-      </w:r>
-    </w:p>
-    <w:p>
-      <w:pPr>
-        <w:numPr>
-          <w:ilvl w:val="0"/>
-          <w:numId w:val="10"/>
-        </w:numPr>
-        <w:spacing w:line="480" w:lineRule="auto"/>
-        <w:rPr>
-          <w:rFonts w:ascii="Arial" w:hAnsi="Arial" w:cs="Arial"/>
-          <w:bCs/>
-          <w:color w:val="000000" w:themeColor="text1"/>
-          <w:lang w:val="es-GT"/>
-        </w:rPr>
-      </w:pPr>
-      <w:r>
-        <w:rPr>
-          <w:rFonts w:ascii="Arial" w:hAnsi="Arial" w:cs="Arial"/>
-          <w:bCs/>
-          <w:color w:val="000000" w:themeColor="text1"/>
-          <w:lang w:val="es-GT"/>
-        </w:rPr>
-        <w:t>Verificar que las expresiones regulares y los autómatas estén correctamente relacionados.</w:t>
-      </w:r>
-    </w:p>
-    <w:p>
-      <w:pPr>
-        <w:numPr>
-          <w:ilvl w:val="0"/>
-          <w:numId w:val="10"/>
-        </w:numPr>
-        <w:spacing w:line="480" w:lineRule="auto"/>
-        <w:rPr>
-          <w:rFonts w:ascii="Arial" w:hAnsi="Arial" w:cs="Arial"/>
-          <w:bCs/>
-          <w:color w:val="000000" w:themeColor="text1"/>
-          <w:lang w:val="es-GT"/>
-        </w:rPr>
-      </w:pPr>
-      <w:r>
-        <w:rPr>
-          <w:rFonts w:ascii="Arial" w:hAnsi="Arial" w:cs="Arial"/>
-          <w:bCs/>
-          <w:color w:val="000000" w:themeColor="text1"/>
-          <w:lang w:val="es-GT"/>
-        </w:rPr>
-        <w:t>Mantener una copia de seguridad del código fuente.</w:t>
-      </w:r>
-    </w:p>
-    <w:p>
-      <w:pPr>
-        <w:numPr>
-          <w:ilvl w:val="0"/>
-          <w:numId w:val="10"/>
-        </w:numPr>
-        <w:spacing w:line="480" w:lineRule="auto"/>
-        <w:rPr>
-          <w:rFonts w:ascii="Arial" w:hAnsi="Arial" w:cs="Arial"/>
-          <w:bCs/>
-          <w:color w:val="000000" w:themeColor="text1"/>
-          <w:lang w:val="es-GT"/>
-        </w:rPr>
-      </w:pPr>
-      <w:r>
-        <w:rPr>
-          <w:rFonts w:ascii="Arial" w:hAnsi="Arial" w:cs="Arial"/>
-          <w:bCs/>
-          <w:color w:val="000000" w:themeColor="text1"/>
-          <w:lang w:val="es-GT"/>
-        </w:rPr>
-        <w:t>Conservar los registros necesarios para revisar errores y resultados.</w:t>
-      </w:r>
-    </w:p>
-    <w:p>
-      <w:pPr>
-        <w:numPr>
-          <w:ilvl w:val="0"/>
-          <w:numId w:val="10"/>
-        </w:numPr>
-        <w:spacing w:line="480" w:lineRule="auto"/>
-        <w:rPr>
-          <w:rFonts w:ascii="Arial" w:hAnsi="Arial" w:cs="Arial"/>
-          <w:bCs/>
-          <w:color w:val="000000" w:themeColor="text1"/>
-          <w:lang w:val="es-GT"/>
-        </w:rPr>
-      </w:pPr>
-      <w:r>
-        <w:rPr>
-          <w:rFonts w:ascii="Arial" w:hAnsi="Arial" w:cs="Arial"/>
-          <w:bCs/>
-          <w:color w:val="000000" w:themeColor="text1"/>
-          <w:lang w:val="es-GT"/>
-        </w:rPr>
-        <w:t>Incluir capturas de pantalla reales que demuestren el funcionamiento.</w:t>
-      </w:r>
-    </w:p>
-    <w:p>
-      <w:pPr>
-        <w:numPr>
-          <w:ilvl w:val="0"/>
-          <w:numId w:val="10"/>
-        </w:numPr>
-        <w:spacing w:line="480" w:lineRule="auto"/>
-        <w:rPr>
-          <w:rFonts w:ascii="Arial" w:hAnsi="Arial" w:cs="Arial"/>
-          <w:bCs/>
-          <w:color w:val="000000" w:themeColor="text1"/>
-          <w:lang w:val="es-GT"/>
-        </w:rPr>
-      </w:pPr>
-      <w:r>
-        <w:rPr>
-          <w:rFonts w:ascii="Arial" w:hAnsi="Arial" w:cs="Arial"/>
-          <w:bCs/>
-          <w:color w:val="000000" w:themeColor="text1"/>
-          <w:lang w:val="es-GT"/>
-        </w:rPr>
-        <w:t>Comprobar que el ejecutable se abra correctamente en el equipo donde será presentado.</w:t>
-      </w:r>
-    </w:p>
-    <w:p>
-      <w:pPr>
-        <w:numPr>
-          <w:ilvl w:val="0"/>
-          <w:numId w:val="10"/>
-        </w:numPr>
-        <w:spacing w:line="480" w:lineRule="auto"/>
-        <w:rPr>
-          <w:rFonts w:ascii="Arial" w:hAnsi="Arial" w:cs="Arial"/>
-          <w:bCs/>
-          <w:color w:val="000000" w:themeColor="text1"/>
-          <w:lang w:val="es-GT"/>
-        </w:rPr>
-      </w:pPr>
-      <w:r>
-        <w:rPr>
-          <w:rFonts w:ascii="Arial" w:hAnsi="Arial" w:cs="Arial"/>
-          <w:bCs/>
-          <w:color w:val="000000" w:themeColor="text1"/>
-          <w:lang w:val="es-GT"/>
+          <w:i w:val="0"/>
+          <w:iCs w:val="0"/>
+          <w:color w:val="000000" w:themeColor="text1"/>
+          <w:sz w:val="24"/>
+          <w:szCs w:val="24"/>
+          <w:lang w:val="es-GT"/>
+        </w:rPr>
+        <w:t xml:space="preserve">Figura </w:t>
+      </w:r>
+      <w:r>
+        <w:rPr>
+          <w:rFonts w:ascii="Arial" w:hAnsi="Arial" w:cs="Arial"/>
+          <w:b/>
+          <w:bCs/>
+          <w:i w:val="0"/>
+          <w:iCs w:val="0"/>
+          <w:color w:val="000000" w:themeColor="text1"/>
+          <w:sz w:val="24"/>
+          <w:szCs w:val="24"/>
+          <w:lang w:val="es-GT"/>
+        </w:rPr>
+        <w:fldChar w:fldCharType="begin"/>
+      </w:r>
+      <w:r>
+        <w:rPr>
+          <w:rFonts w:ascii="Arial" w:hAnsi="Arial" w:cs="Arial"/>
+          <w:b/>
+          <w:bCs/>
+          <w:i w:val="0"/>
+          <w:iCs w:val="0"/>
+          <w:color w:val="000000" w:themeColor="text1"/>
+          <w:sz w:val="24"/>
+          <w:szCs w:val="24"/>
+          <w:lang w:val="es-GT"/>
+        </w:rPr>
+        <w:instrText xml:space="preserve"> SEQ Figura \* ARABIC </w:instrText>
+      </w:r>
+      <w:r>
+        <w:rPr>
+          <w:rFonts w:ascii="Arial" w:hAnsi="Arial" w:cs="Arial"/>
+          <w:b/>
+          <w:bCs/>
+          <w:i w:val="0"/>
+          <w:iCs w:val="0"/>
+          <w:color w:val="000000" w:themeColor="text1"/>
+          <w:sz w:val="24"/>
+          <w:szCs w:val="24"/>
+          <w:lang w:val="es-GT"/>
+        </w:rPr>
+        <w:fldChar w:fldCharType="separate"/>
+      </w:r>
+      <w:r>
+        <w:rPr>
+          <w:rFonts w:ascii="Arial" w:hAnsi="Arial" w:cs="Arial"/>
+          <w:b/>
+          <w:bCs/>
+          <w:i w:val="0"/>
+          <w:iCs w:val="0"/>
+          <w:color w:val="000000" w:themeColor="text1"/>
+          <w:sz w:val="24"/>
+          <w:szCs w:val="24"/>
+          <w:lang w:val="es-GT"/>
+        </w:rPr>
+        <w:t>1</w:t>
+      </w:r>
+      <w:r>
+        <w:rPr>
+          <w:rFonts w:ascii="Arial" w:hAnsi="Arial" w:cs="Arial"/>
+          <w:b/>
+          <w:bCs/>
+          <w:i w:val="0"/>
+          <w:iCs w:val="0"/>
+          <w:color w:val="000000" w:themeColor="text1"/>
+          <w:sz w:val="24"/>
+          <w:szCs w:val="24"/>
+          <w:lang w:val="es-GT"/>
+        </w:rPr>
+        <w:fldChar w:fldCharType="end"/>
+      </w:r>
+      <w:r>
+        <w:rPr>
+          <w:rFonts w:ascii="Arial" w:hAnsi="Arial" w:cs="Arial"/>
+          <w:b/>
+          <w:bCs/>
+          <w:i w:val="0"/>
+          <w:iCs w:val="0"/>
+          <w:color w:val="000000" w:themeColor="text1"/>
+          <w:sz w:val="24"/>
+          <w:szCs w:val="24"/>
+          <w:lang w:val="es-GT"/>
+        </w:rPr>
+        <w:br/>
+      </w:r>
+      <w:r>
+        <w:rPr>
+          <w:rFonts w:ascii="Arial" w:hAnsi="Arial" w:cs="Arial"/>
+          <w:color w:val="000000" w:themeColor="text1"/>
+          <w:sz w:val="24"/>
+          <w:szCs w:val="24"/>
+          <w:lang w:val="es-GT"/>
+        </w:rPr>
+        <w:t>Reunión presencial con equipo.</w:t>
+      </w:r>
+    </w:p>
+    <w:p>
+      <w:pPr>
+        <w:spacing w:line="480" w:lineRule="auto"/>
+        <w:rPr>
+          <w:lang w:val="es-GT"/>
+        </w:rPr>
+      </w:pPr>
+      <w:r>
+        <w:rPr>
+          <w:rFonts w:ascii="Arial" w:hAnsi="Arial" w:cs="Arial"/>
+          <w:noProof/>
+          <w:sz w:val="36"/>
+          <w:szCs w:val="36"/>
+          <w:lang w:val="es-GT"/>
+        </w:rPr>
+        <w:drawing>
+          <wp:inline distT="0" distB="0" distL="0" distR="0" wp14:anchorId="0323E23C" wp14:editId="68280B46">
+            <wp:extent cx="3188666" cy="4251555"/>
+            <wp:effectExtent l="1905" t="0" r="0" b="0"/>
+            <wp:docPr id="1606743367" name="Imagen 11"/>
+            <wp:cNvGraphicFramePr>
+              <a:graphicFrameLocks xmlns:a="http://schemas.openxmlformats.org/drawingml/2006/main" noChangeAspect="1"/>
+            </wp:cNvGraphicFramePr>
+            <a:graphic xmlns:a="http://schemas.openxmlformats.org/drawingml/2006/main">
+              <a:graphicData uri="http://schemas.openxmlformats.org/drawingml/2006/picture">
+                <pic:pic xmlns:pic="http://schemas.openxmlformats.org/drawingml/2006/picture">
+                  <pic:nvPicPr>
+                    <pic:cNvPr id="0" name="Picture 6"/>
+                    <pic:cNvPicPr>
+                      <a:picLocks noChangeAspect="1" noChangeArrowheads="1"/>
+                    </pic:cNvPicPr>
+                  </pic:nvPicPr>
+                  <pic:blipFill>
+                    <a:blip r:embed="rId9" cstate="print">
+                      <a:extLst>
+                        <a:ext uri="{28A0092B-C50C-407E-A947-70E740481C1C}">
+                          <a14:useLocalDpi xmlns:a14="http://schemas.microsoft.com/office/drawing/2010/main" val="0"/>
+                        </a:ext>
+                      </a:extLst>
+                    </a:blip>
+                    <a:srcRect/>
+                    <a:stretch>
+                      <a:fillRect/>
+                    </a:stretch>
+                  </pic:blipFill>
+                  <pic:spPr bwMode="auto">
+                    <a:xfrm rot="5400000" flipH="1">
+                      <a:off x="0" y="0"/>
+                      <a:ext cx="3197590" cy="4263454"/>
+                    </a:xfrm>
+                    <a:prstGeom prst="rect">
+                      <a:avLst/>
+                    </a:prstGeom>
+                    <a:noFill/>
+                  </pic:spPr>
+                </pic:pic>
+              </a:graphicData>
+            </a:graphic>
+          </wp:inline>
+        </w:drawing>
+      </w:r>
+    </w:p>
+    <w:p>
+      <w:pPr>
+        <w:pStyle w:val="Descripcin"/>
+        <w:keepNext/>
+        <w:rPr>
+          <w:rFonts w:ascii="Arial" w:hAnsi="Arial" w:cs="Arial"/>
+          <w:b/>
+          <w:bCs/>
+          <w:i w:val="0"/>
+          <w:iCs w:val="0"/>
+          <w:color w:val="000000" w:themeColor="text1"/>
+          <w:sz w:val="24"/>
+          <w:szCs w:val="24"/>
+          <w:lang w:val="es-GT"/>
+        </w:rPr>
+      </w:pPr>
+      <w:r>
+        <w:rPr>
+          <w:rFonts w:ascii="Arial" w:hAnsi="Arial" w:cs="Arial"/>
+          <w:b/>
+          <w:bCs/>
+          <w:i w:val="0"/>
+          <w:iCs w:val="0"/>
+          <w:color w:val="000000" w:themeColor="text1"/>
+          <w:sz w:val="24"/>
+          <w:szCs w:val="24"/>
+          <w:lang w:val="es-GT"/>
+        </w:rPr>
+        <w:t xml:space="preserve">Figura </w:t>
+      </w:r>
+      <w:r>
+        <w:rPr>
+          <w:rFonts w:ascii="Arial" w:hAnsi="Arial" w:cs="Arial"/>
+          <w:b/>
+          <w:bCs/>
+          <w:i w:val="0"/>
+          <w:iCs w:val="0"/>
+          <w:color w:val="000000" w:themeColor="text1"/>
+          <w:sz w:val="24"/>
+          <w:szCs w:val="24"/>
+          <w:lang w:val="es-GT"/>
+        </w:rPr>
+        <w:fldChar w:fldCharType="begin"/>
+      </w:r>
+      <w:r>
+        <w:rPr>
+          <w:rFonts w:ascii="Arial" w:hAnsi="Arial" w:cs="Arial"/>
+          <w:b/>
+          <w:bCs/>
+          <w:i w:val="0"/>
+          <w:iCs w:val="0"/>
+          <w:color w:val="000000" w:themeColor="text1"/>
+          <w:sz w:val="24"/>
+          <w:szCs w:val="24"/>
+          <w:lang w:val="es-GT"/>
+        </w:rPr>
+        <w:instrText xml:space="preserve"> SEQ Figura \* ARABIC </w:instrText>
+      </w:r>
+      <w:r>
+        <w:rPr>
+          <w:rFonts w:ascii="Arial" w:hAnsi="Arial" w:cs="Arial"/>
+          <w:b/>
+          <w:bCs/>
+          <w:i w:val="0"/>
+          <w:iCs w:val="0"/>
+          <w:color w:val="000000" w:themeColor="text1"/>
+          <w:sz w:val="24"/>
+          <w:szCs w:val="24"/>
+          <w:lang w:val="es-GT"/>
+        </w:rPr>
+        <w:fldChar w:fldCharType="separate"/>
+      </w:r>
+      <w:r>
+        <w:rPr>
+          <w:rFonts w:ascii="Arial" w:hAnsi="Arial" w:cs="Arial"/>
+          <w:b/>
+          <w:bCs/>
+          <w:i w:val="0"/>
+          <w:iCs w:val="0"/>
+          <w:color w:val="000000" w:themeColor="text1"/>
+          <w:sz w:val="24"/>
+          <w:szCs w:val="24"/>
+          <w:lang w:val="es-GT"/>
+        </w:rPr>
+        <w:t>2</w:t>
+      </w:r>
+      <w:r>
+        <w:rPr>
+          <w:rFonts w:ascii="Arial" w:hAnsi="Arial" w:cs="Arial"/>
+          <w:b/>
+          <w:bCs/>
+          <w:i w:val="0"/>
+          <w:iCs w:val="0"/>
+          <w:color w:val="000000" w:themeColor="text1"/>
+          <w:sz w:val="24"/>
+          <w:szCs w:val="24"/>
+          <w:lang w:val="es-GT"/>
+        </w:rPr>
+        <w:fldChar w:fldCharType="end"/>
+      </w:r>
+      <w:r>
+        <w:rPr>
+          <w:rFonts w:ascii="Arial" w:hAnsi="Arial" w:cs="Arial"/>
+          <w:b/>
+          <w:bCs/>
+          <w:i w:val="0"/>
+          <w:iCs w:val="0"/>
+          <w:color w:val="000000" w:themeColor="text1"/>
+          <w:sz w:val="24"/>
+          <w:szCs w:val="24"/>
+          <w:lang w:val="es-GT"/>
+        </w:rPr>
+        <w:br/>
+      </w:r>
+      <w:r>
+        <w:rPr>
+          <w:rFonts w:ascii="Arial" w:hAnsi="Arial" w:cs="Arial"/>
+          <w:color w:val="000000" w:themeColor="text1"/>
+          <w:sz w:val="24"/>
+          <w:szCs w:val="24"/>
+          <w:lang w:val="es-GT"/>
+        </w:rPr>
+        <w:t>Reunión para solucionar errores.</w:t>
+      </w:r>
+    </w:p>
+    <w:p>
+      <w:pPr>
+        <w:spacing w:line="480" w:lineRule="auto"/>
+        <w:rPr>
+          <w:lang w:val="es-GT"/>
+        </w:rPr>
+      </w:pPr>
+      <w:r>
+        <w:rPr>
+          <w:rFonts w:ascii="Arial" w:hAnsi="Arial" w:cs="Arial"/>
+          <w:noProof/>
+          <w:lang w:val="es-GT"/>
+        </w:rPr>
+        <w:drawing>
+          <wp:inline distT="0" distB="0" distL="0" distR="0" wp14:anchorId="7748D0BC" wp14:editId="51DB3E75">
+            <wp:extent cx="5029200" cy="2799373"/>
+            <wp:effectExtent l="0" t="0" r="0" b="1270"/>
+            <wp:docPr id="2006131099" name="Imagen 1"/>
+            <wp:cNvGraphicFramePr>
+              <a:graphicFrameLocks xmlns:a="http://schemas.openxmlformats.org/drawingml/2006/main" noChangeAspect="1"/>
+            </wp:cNvGraphicFramePr>
+            <a:graphic xmlns:a="http://schemas.openxmlformats.org/drawingml/2006/main">
+              <a:graphicData uri="http://schemas.openxmlformats.org/drawingml/2006/picture">
+                <pic:pic xmlns:pic="http://schemas.openxmlformats.org/drawingml/2006/picture">
+                  <pic:nvPicPr>
+                    <pic:cNvPr id="2006131099" name=""/>
+                    <pic:cNvPicPr/>
+                  </pic:nvPicPr>
+                  <pic:blipFill>
+                    <a:blip r:embed="rId10"/>
+                    <a:stretch>
+                      <a:fillRect/>
+                    </a:stretch>
+                  </pic:blipFill>
+                  <pic:spPr>
+                    <a:xfrm>
+                      <a:off x="0" y="0"/>
+                      <a:ext cx="5050213" cy="2811069"/>
+                    </a:xfrm>
+                    <a:prstGeom prst="rect">
+                      <a:avLst/>
+                    </a:prstGeom>
+                  </pic:spPr>
+                </pic:pic>
+              </a:graphicData>
+            </a:graphic>
+          </wp:inline>
+        </w:drawing>
+      </w:r>
+    </w:p>
+    <w:p>
+      <w:pPr>
+        <w:spacing w:line="480" w:lineRule="auto"/>
+        <w:rPr>
+          <w:lang w:val="es-GT"/>
+        </w:rPr>
+      </w:pPr>
+      <w:r>
+        <w:rPr>
+          <w:noProof/>
         </w:rPr>
         <w:lastRenderedPageBreak/>
-        <w:t>Actualizar la documentación cuando se realicen cambios en el sistema.</w:t>
-      </w:r>
-    </w:p>
-    <w:p>
-      <w:pPr>
-        <w:spacing w:line="480" w:lineRule="auto"/>
-        <w:rPr>
-          <w:rFonts w:ascii="Arial" w:hAnsi="Arial" w:cs="Arial"/>
+        <mc:AlternateContent>
+          <mc:Choice Requires="wps">
+            <w:drawing>
+              <wp:anchor distT="0" distB="0" distL="114300" distR="114300" simplePos="0" relativeHeight="251666432" behindDoc="0" locked="0" layoutInCell="1" allowOverlap="1" wp14:anchorId="2D1484DD" wp14:editId="0DA314E4">
+                <wp:simplePos x="0" y="0"/>
+                <wp:positionH relativeFrom="column">
+                  <wp:posOffset>888365</wp:posOffset>
+                </wp:positionH>
+                <wp:positionV relativeFrom="paragraph">
+                  <wp:posOffset>426720</wp:posOffset>
+                </wp:positionV>
+                <wp:extent cx="4293235" cy="457200"/>
+                <wp:effectExtent l="0" t="0" r="0" b="0"/>
+                <wp:wrapSquare wrapText="bothSides"/>
+                <wp:docPr id="1496326229" name="Cuadro de texto 1"/>
+                <wp:cNvGraphicFramePr/>
+                <a:graphic xmlns:a="http://schemas.openxmlformats.org/drawingml/2006/main">
+                  <a:graphicData uri="http://schemas.microsoft.com/office/word/2010/wordprocessingShape">
+                    <wps:wsp>
+                      <wps:cNvSpPr txBox="1"/>
+                      <wps:spPr>
+                        <a:xfrm>
+                          <a:off x="0" y="0"/>
+                          <a:ext cx="4293235" cy="457200"/>
+                        </a:xfrm>
+                        <a:prstGeom prst="rect">
+                          <a:avLst/>
+                        </a:prstGeom>
+                        <a:solidFill>
+                          <a:prstClr val="white"/>
+                        </a:solidFill>
+                        <a:ln>
+                          <a:noFill/>
+                        </a:ln>
+                      </wps:spPr>
+                      <wps:txbx>
+                        <w:txbxContent>
+                          <w:p>
+                            <w:pPr>
+                              <w:pStyle w:val="Descripcin"/>
+                              <w:rPr>
+                                <w:rFonts w:ascii="Arial" w:hAnsi="Arial" w:cs="Arial"/>
+                                <w:noProof/>
+                                <w:color w:val="000000" w:themeColor="text1"/>
+                                <w:sz w:val="24"/>
+                                <w:szCs w:val="24"/>
+                                <w:lang w:val="es-GT"/>
+                              </w:rPr>
+                            </w:pPr>
+                            <w:proofErr w:type="spellStart"/>
+                            <w:r>
+                              <w:rPr>
+                                <w:rFonts w:ascii="Arial" w:hAnsi="Arial" w:cs="Arial"/>
+                                <w:b/>
+                                <w:bCs/>
+                                <w:i w:val="0"/>
+                                <w:iCs w:val="0"/>
+                                <w:color w:val="000000" w:themeColor="text1"/>
+                                <w:sz w:val="24"/>
+                                <w:szCs w:val="24"/>
+                              </w:rPr>
+                              <w:t>Figura</w:t>
+                            </w:r>
+                            <w:proofErr w:type="spellEnd"/>
+                            <w:r>
+                              <w:rPr>
+                                <w:rFonts w:ascii="Arial" w:hAnsi="Arial" w:cs="Arial"/>
+                                <w:b/>
+                                <w:bCs/>
+                                <w:i w:val="0"/>
+                                <w:iCs w:val="0"/>
+                                <w:color w:val="000000" w:themeColor="text1"/>
+                                <w:sz w:val="24"/>
+                                <w:szCs w:val="24"/>
+                              </w:rPr>
+                              <w:t xml:space="preserve"> </w:t>
+                            </w:r>
+                            <w:r>
+                              <w:rPr>
+                                <w:rFonts w:ascii="Arial" w:hAnsi="Arial" w:cs="Arial"/>
+                                <w:b/>
+                                <w:bCs/>
+                                <w:i w:val="0"/>
+                                <w:iCs w:val="0"/>
+                                <w:color w:val="000000" w:themeColor="text1"/>
+                                <w:sz w:val="24"/>
+                                <w:szCs w:val="24"/>
+                              </w:rPr>
+                              <w:fldChar w:fldCharType="begin"/>
+                            </w:r>
+                            <w:r>
+                              <w:rPr>
+                                <w:rFonts w:ascii="Arial" w:hAnsi="Arial" w:cs="Arial"/>
+                                <w:b/>
+                                <w:bCs/>
+                                <w:i w:val="0"/>
+                                <w:iCs w:val="0"/>
+                                <w:color w:val="000000" w:themeColor="text1"/>
+                                <w:sz w:val="24"/>
+                                <w:szCs w:val="24"/>
+                              </w:rPr>
+                              <w:instrText xml:space="preserve"> SEQ Figura \* ARABIC </w:instrText>
+                            </w:r>
+                            <w:r>
+                              <w:rPr>
+                                <w:rFonts w:ascii="Arial" w:hAnsi="Arial" w:cs="Arial"/>
+                                <w:b/>
+                                <w:bCs/>
+                                <w:i w:val="0"/>
+                                <w:iCs w:val="0"/>
+                                <w:color w:val="000000" w:themeColor="text1"/>
+                                <w:sz w:val="24"/>
+                                <w:szCs w:val="24"/>
+                              </w:rPr>
+                              <w:fldChar w:fldCharType="separate"/>
+                            </w:r>
+                            <w:r>
+                              <w:rPr>
+                                <w:rFonts w:ascii="Arial" w:hAnsi="Arial" w:cs="Arial"/>
+                                <w:b/>
+                                <w:bCs/>
+                                <w:i w:val="0"/>
+                                <w:iCs w:val="0"/>
+                                <w:noProof/>
+                                <w:color w:val="000000" w:themeColor="text1"/>
+                                <w:sz w:val="24"/>
+                                <w:szCs w:val="24"/>
+                              </w:rPr>
+                              <w:t>3</w:t>
+                            </w:r>
+                            <w:r>
+                              <w:rPr>
+                                <w:rFonts w:ascii="Arial" w:hAnsi="Arial" w:cs="Arial"/>
+                                <w:b/>
+                                <w:bCs/>
+                                <w:i w:val="0"/>
+                                <w:iCs w:val="0"/>
+                                <w:color w:val="000000" w:themeColor="text1"/>
+                                <w:sz w:val="24"/>
+                                <w:szCs w:val="24"/>
+                              </w:rPr>
+                              <w:fldChar w:fldCharType="end"/>
+                            </w:r>
+                            <w:r>
+                              <w:rPr>
+                                <w:rFonts w:ascii="Arial" w:hAnsi="Arial" w:cs="Arial"/>
+                                <w:color w:val="000000" w:themeColor="text1"/>
+                                <w:sz w:val="24"/>
+                                <w:szCs w:val="24"/>
+                              </w:rPr>
+                              <w:br/>
+                            </w:r>
+                            <w:proofErr w:type="spellStart"/>
+                            <w:r>
+                              <w:rPr>
+                                <w:rFonts w:ascii="Arial" w:hAnsi="Arial" w:cs="Arial"/>
+                                <w:color w:val="000000" w:themeColor="text1"/>
+                                <w:sz w:val="24"/>
+                                <w:szCs w:val="24"/>
+                              </w:rPr>
+                              <w:t>R</w:t>
+                            </w:r>
+                            <w:r>
+                              <w:rPr>
+                                <w:rFonts w:ascii="Arial" w:hAnsi="Arial" w:cs="Arial"/>
+                                <w:color w:val="000000" w:themeColor="text1"/>
+                                <w:sz w:val="24"/>
+                                <w:szCs w:val="24"/>
+                              </w:rPr>
+                              <w:t>e</w:t>
+                            </w:r>
+                            <w:r>
+                              <w:rPr>
+                                <w:rFonts w:ascii="Arial" w:hAnsi="Arial" w:cs="Arial"/>
+                                <w:color w:val="000000" w:themeColor="text1"/>
+                                <w:sz w:val="24"/>
+                                <w:szCs w:val="24"/>
+                              </w:rPr>
+                              <w:t>alización</w:t>
+                            </w:r>
+                            <w:proofErr w:type="spellEnd"/>
+                            <w:r>
+                              <w:rPr>
+                                <w:rFonts w:ascii="Arial" w:hAnsi="Arial" w:cs="Arial"/>
+                                <w:color w:val="000000" w:themeColor="text1"/>
+                                <w:sz w:val="24"/>
+                                <w:szCs w:val="24"/>
+                              </w:rPr>
+                              <w:t xml:space="preserve"> de </w:t>
+                            </w:r>
+                            <w:proofErr w:type="spellStart"/>
+                            <w:r>
+                              <w:rPr>
+                                <w:rFonts w:ascii="Arial" w:hAnsi="Arial" w:cs="Arial"/>
+                                <w:color w:val="000000" w:themeColor="text1"/>
+                                <w:sz w:val="24"/>
+                                <w:szCs w:val="24"/>
+                              </w:rPr>
+                              <w:t>Documentación</w:t>
+                            </w:r>
+                            <w:proofErr w:type="spellEnd"/>
+                          </w:p>
+                        </w:txbxContent>
+                      </wps:txbx>
+                      <wps:bodyPr rot="0" spcFirstLastPara="0" vertOverflow="overflow" horzOverflow="overflow" vert="horz" wrap="square" lIns="0" tIns="0" rIns="0" bIns="0" numCol="1" spcCol="0" rtlCol="0" fromWordArt="0" anchor="t" anchorCtr="0" forceAA="0" compatLnSpc="1">
+                        <a:prstTxWarp prst="textNoShape">
+                          <a:avLst/>
+                        </a:prstTxWarp>
+                        <a:noAutofit/>
+                      </wps:bodyPr>
+                    </wps:wsp>
+                  </a:graphicData>
+                </a:graphic>
+              </wp:anchor>
+            </w:drawing>
+          </mc:Choice>
+          <mc:Fallback>
+            <w:pict>
+              <v:shapetype w14:anchorId="2D1484DD" id="_x0000_t202" coordsize="21600,21600" o:spt="202" path="m,l,21600r21600,l21600,xe">
+                <v:stroke joinstyle="miter"/>
+                <v:path gradientshapeok="t" o:connecttype="rect"/>
+              </v:shapetype>
+              <v:shape id="Cuadro de texto 1" o:spid="_x0000_s1026" type="#_x0000_t202" style="position:absolute;margin-left:69.95pt;margin-top:33.6pt;width:338.05pt;height:36pt;z-index:251666432;visibility:visible;mso-wrap-style:square;mso-wrap-distance-left:9pt;mso-wrap-distance-top:0;mso-wrap-distance-right:9pt;mso-wrap-distance-bottom:0;mso-position-horizontal:absolute;mso-position-horizontal-relative:text;mso-position-vertical:absolute;mso-position-vertical-relative:text;v-text-anchor:top" o:gfxdata="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" stroked="f">
+                <v:textbox inset="0,0,0,0">
+                  <w:txbxContent>
+                    <w:p>
+                      <w:pPr>
+                        <w:pStyle w:val="Descripcin"/>
+                        <w:rPr>
+                          <w:rFonts w:ascii="Arial" w:hAnsi="Arial" w:cs="Arial"/>
+                          <w:noProof/>
+                          <w:color w:val="000000" w:themeColor="text1"/>
+                          <w:sz w:val="24"/>
+                          <w:szCs w:val="24"/>
+                          <w:lang w:val="es-GT"/>
+                        </w:rPr>
+                      </w:pPr>
+                      <w:proofErr w:type="spellStart"/>
+                      <w:r>
+                        <w:rPr>
+                          <w:rFonts w:ascii="Arial" w:hAnsi="Arial" w:cs="Arial"/>
+                          <w:b/>
+                          <w:bCs/>
+                          <w:i w:val="0"/>
+                          <w:iCs w:val="0"/>
+                          <w:color w:val="000000" w:themeColor="text1"/>
+                          <w:sz w:val="24"/>
+                          <w:szCs w:val="24"/>
+                        </w:rPr>
+                        <w:t>Figura</w:t>
+                      </w:r>
+                      <w:proofErr w:type="spellEnd"/>
+                      <w:r>
+                        <w:rPr>
+                          <w:rFonts w:ascii="Arial" w:hAnsi="Arial" w:cs="Arial"/>
+                          <w:b/>
+                          <w:bCs/>
+                          <w:i w:val="0"/>
+                          <w:iCs w:val="0"/>
+                          <w:color w:val="000000" w:themeColor="text1"/>
+                          <w:sz w:val="24"/>
+                          <w:szCs w:val="24"/>
+                        </w:rPr>
+                        <w:t xml:space="preserve"> </w:t>
+                      </w:r>
+                      <w:r>
+                        <w:rPr>
+                          <w:rFonts w:ascii="Arial" w:hAnsi="Arial" w:cs="Arial"/>
+                          <w:b/>
+                          <w:bCs/>
+                          <w:i w:val="0"/>
+                          <w:iCs w:val="0"/>
+                          <w:color w:val="000000" w:themeColor="text1"/>
+                          <w:sz w:val="24"/>
+                          <w:szCs w:val="24"/>
+                        </w:rPr>
+                        <w:fldChar w:fldCharType="begin"/>
+                      </w:r>
+                      <w:r>
+                        <w:rPr>
+                          <w:rFonts w:ascii="Arial" w:hAnsi="Arial" w:cs="Arial"/>
+                          <w:b/>
+                          <w:bCs/>
+                          <w:i w:val="0"/>
+                          <w:iCs w:val="0"/>
+                          <w:color w:val="000000" w:themeColor="text1"/>
+                          <w:sz w:val="24"/>
+                          <w:szCs w:val="24"/>
+                        </w:rPr>
+                        <w:instrText xml:space="preserve"> SEQ Figura \* ARABIC </w:instrText>
+                      </w:r>
+                      <w:r>
+                        <w:rPr>
+                          <w:rFonts w:ascii="Arial" w:hAnsi="Arial" w:cs="Arial"/>
+                          <w:b/>
+                          <w:bCs/>
+                          <w:i w:val="0"/>
+                          <w:iCs w:val="0"/>
+                          <w:color w:val="000000" w:themeColor="text1"/>
+                          <w:sz w:val="24"/>
+                          <w:szCs w:val="24"/>
+                        </w:rPr>
+                        <w:fldChar w:fldCharType="separate"/>
+                      </w:r>
+                      <w:r>
+                        <w:rPr>
+                          <w:rFonts w:ascii="Arial" w:hAnsi="Arial" w:cs="Arial"/>
+                          <w:b/>
+                          <w:bCs/>
+                          <w:i w:val="0"/>
+                          <w:iCs w:val="0"/>
+                          <w:noProof/>
+                          <w:color w:val="000000" w:themeColor="text1"/>
+                          <w:sz w:val="24"/>
+                          <w:szCs w:val="24"/>
+                        </w:rPr>
+                        <w:t>3</w:t>
+                      </w:r>
+                      <w:r>
+                        <w:rPr>
+                          <w:rFonts w:ascii="Arial" w:hAnsi="Arial" w:cs="Arial"/>
+                          <w:b/>
+                          <w:bCs/>
+                          <w:i w:val="0"/>
+                          <w:iCs w:val="0"/>
+                          <w:color w:val="000000" w:themeColor="text1"/>
+                          <w:sz w:val="24"/>
+                          <w:szCs w:val="24"/>
+                        </w:rPr>
+                        <w:fldChar w:fldCharType="end"/>
+                      </w:r>
+                      <w:r>
+                        <w:rPr>
+                          <w:rFonts w:ascii="Arial" w:hAnsi="Arial" w:cs="Arial"/>
+                          <w:color w:val="000000" w:themeColor="text1"/>
+                          <w:sz w:val="24"/>
+                          <w:szCs w:val="24"/>
+                        </w:rPr>
+                        <w:br/>
+                      </w:r>
+                      <w:proofErr w:type="spellStart"/>
+                      <w:r>
+                        <w:rPr>
+                          <w:rFonts w:ascii="Arial" w:hAnsi="Arial" w:cs="Arial"/>
+                          <w:color w:val="000000" w:themeColor="text1"/>
+                          <w:sz w:val="24"/>
+                          <w:szCs w:val="24"/>
+                        </w:rPr>
+                        <w:t>R</w:t>
+                      </w:r>
+                      <w:r>
+                        <w:rPr>
+                          <w:rFonts w:ascii="Arial" w:hAnsi="Arial" w:cs="Arial"/>
+                          <w:color w:val="000000" w:themeColor="text1"/>
+                          <w:sz w:val="24"/>
+                          <w:szCs w:val="24"/>
+                        </w:rPr>
+                        <w:t>e</w:t>
+                      </w:r>
+                      <w:r>
+                        <w:rPr>
+                          <w:rFonts w:ascii="Arial" w:hAnsi="Arial" w:cs="Arial"/>
+                          <w:color w:val="000000" w:themeColor="text1"/>
+                          <w:sz w:val="24"/>
+                          <w:szCs w:val="24"/>
+                        </w:rPr>
+                        <w:t>alización</w:t>
+                      </w:r>
+                      <w:proofErr w:type="spellEnd"/>
+                      <w:r>
+                        <w:rPr>
+                          <w:rFonts w:ascii="Arial" w:hAnsi="Arial" w:cs="Arial"/>
+                          <w:color w:val="000000" w:themeColor="text1"/>
+                          <w:sz w:val="24"/>
+                          <w:szCs w:val="24"/>
+                        </w:rPr>
+                        <w:t xml:space="preserve"> de </w:t>
+                      </w:r>
+                      <w:proofErr w:type="spellStart"/>
+                      <w:r>
+                        <w:rPr>
+                          <w:rFonts w:ascii="Arial" w:hAnsi="Arial" w:cs="Arial"/>
+                          <w:color w:val="000000" w:themeColor="text1"/>
+                          <w:sz w:val="24"/>
+                          <w:szCs w:val="24"/>
+                        </w:rPr>
+                        <w:t>Documentación</w:t>
+                      </w:r>
+                      <w:proofErr w:type="spellEnd"/>
+                    </w:p>
+                  </w:txbxContent>
+                </v:textbox>
+                <w10:wrap type="square"/>
+              </v:shape>
+            </w:pict>
+          </mc:Fallback>
+        </mc:AlternateContent>
+      </w:r>
+      <w:r>
+        <w:rPr>
+          <w:rFonts w:ascii="Arial" w:hAnsi="Arial" w:cs="Arial"/>
+          <w:noProof/>
+          <w:lang w:val="es-GT"/>
+        </w:rPr>
+        <w:drawing>
+          <wp:anchor distT="0" distB="0" distL="114300" distR="114300" simplePos="0" relativeHeight="251661312" behindDoc="0" locked="0" layoutInCell="1" allowOverlap="1" wp14:anchorId="57F124F6" wp14:editId="0F77208A">
+            <wp:simplePos x="0" y="0"/>
+            <wp:positionH relativeFrom="page">
+              <wp:posOffset>1802765</wp:posOffset>
+            </wp:positionH>
+            <wp:positionV relativeFrom="paragraph">
+              <wp:posOffset>883920</wp:posOffset>
+            </wp:positionV>
+            <wp:extent cx="4293235" cy="2667000"/>
+            <wp:effectExtent l="0" t="0" r="0" b="0"/>
+            <wp:wrapSquare wrapText="bothSides"/>
+            <wp:docPr id="664078210" name="Imagen 13"/>
+            <wp:cNvGraphicFramePr>
+              <a:graphicFrameLocks xmlns:a="http://schemas.openxmlformats.org/drawingml/2006/main" noChangeAspect="1"/>
+            </wp:cNvGraphicFramePr>
+            <a:graphic xmlns:a="http://schemas.openxmlformats.org/drawingml/2006/main">
+              <a:graphicData uri="http://schemas.openxmlformats.org/drawingml/2006/picture">
+                <pic:pic xmlns:pic="http://schemas.openxmlformats.org/drawingml/2006/picture">
+                  <pic:nvPicPr>
+                    <pic:cNvPr id="0" name="Picture 7"/>
+                    <pic:cNvPicPr>
+                      <a:picLocks noChangeAspect="1" noChangeArrowheads="1"/>
+                    </pic:cNvPicPr>
+                  </pic:nvPicPr>
+                  <pic:blipFill>
+                    <a:blip r:embed="rId11" cstate="print">
+                      <a:extLst>
+                        <a:ext uri="{28A0092B-C50C-407E-A947-70E740481C1C}">
+                          <a14:useLocalDpi xmlns:a14="http://schemas.microsoft.com/office/drawing/2010/main" val="0"/>
+                        </a:ext>
+                      </a:extLst>
+                    </a:blip>
+                    <a:srcRect/>
+                    <a:stretch>
+                      <a:fillRect/>
+                    </a:stretch>
+                  </pic:blipFill>
+                  <pic:spPr bwMode="auto">
+                    <a:xfrm>
+                      <a:off x="0" y="0"/>
+                      <a:ext cx="4293235" cy="2667000"/>
+                    </a:xfrm>
+                    <a:prstGeom prst="rect">
+                      <a:avLst/>
+                    </a:prstGeom>
+                    <a:noFill/>
+                  </pic:spPr>
+                </pic:pic>
+              </a:graphicData>
+            </a:graphic>
+            <wp14:sizeRelH relativeFrom="margin">
+              <wp14:pctWidth>0</wp14:pctWidth>
+            </wp14:sizeRelH>
+            <wp14:sizeRelV relativeFrom="margin">
+              <wp14:pctHeight>0</wp14:pctHeight>
+            </wp14:sizeRelV>
+          </wp:anchor>
+        </w:drawing>
+      </w:r>
+    </w:p>
+    <w:p>
+      <w:pPr>
+        <w:spacing w:line="480" w:lineRule="auto"/>
+        <w:ind w:left="1440"/>
+        <w:rPr>
+          <w:noProof/>
+          <w:lang w:val="es-GT"/>
+        </w:rPr>
+      </w:pPr>
+      <w:r>
+        <w:rPr>
+          <w:noProof/>
+          <w:lang w:val="es-GT"/>
+        </w:rPr>
+        <w:t xml:space="preserve">   </w:t>
+      </w:r>
+    </w:p>
+    <w:p>
+      <w:pPr>
+        <w:spacing w:line="480" w:lineRule="auto"/>
+        <w:ind w:left="1440"/>
+        <w:rPr>
+          <w:noProof/>
+          <w:lang w:val="es-GT"/>
+        </w:rPr>
+      </w:pPr>
+    </w:p>
+    <w:p>
+      <w:pPr>
+        <w:spacing w:line="480" w:lineRule="auto"/>
+        <w:ind w:left="1440"/>
+        <w:rPr>
+          <w:noProof/>
+          <w:lang w:val="es-GT"/>
+        </w:rPr>
+      </w:pPr>
+    </w:p>
+    <w:p>
+      <w:pPr>
+        <w:spacing w:line="480" w:lineRule="auto"/>
+        <w:ind w:left="1440"/>
+        <w:rPr>
+          <w:noProof/>
+          <w:lang w:val="es-GT"/>
+        </w:rPr>
+      </w:pPr>
+    </w:p>
+    <w:p>
+      <w:pPr>
+        <w:spacing w:line="480" w:lineRule="auto"/>
+        <w:ind w:left="1440"/>
+        <w:rPr>
+          <w:noProof/>
+          <w:lang w:val="es-GT"/>
+        </w:rPr>
+      </w:pPr>
+    </w:p>
+    <w:p>
+      <w:pPr>
+        <w:spacing w:line="480" w:lineRule="auto"/>
+        <w:ind w:left="1440"/>
+        <w:rPr>
+          <w:noProof/>
+          <w:lang w:val="es-GT"/>
+        </w:rPr>
+      </w:pPr>
+    </w:p>
+    <w:p>
+      <w:pPr>
+        <w:spacing w:line="480" w:lineRule="auto"/>
+        <w:ind w:left="1440"/>
+        <w:rPr>
+          <w:noProof/>
+          <w:lang w:val="es-GT"/>
+        </w:rPr>
+      </w:pPr>
+    </w:p>
+    <w:p>
+      <w:pPr>
+        <w:spacing w:line="480" w:lineRule="auto"/>
+        <w:ind w:left="1440"/>
+        <w:rPr>
+          <w:noProof/>
+          <w:lang w:val="es-GT"/>
+        </w:rPr>
+      </w:pPr>
+    </w:p>
+    <w:p>
+      <w:pPr>
+        <w:spacing w:line="480" w:lineRule="auto"/>
+        <w:ind w:left="1440"/>
+        <w:rPr>
           <w:b/>
           <w:bCs/>
-          <w:color w:val="000000" w:themeColor="text1"/>
+          <w:noProof/>
+          <w:lang w:val="es-GT"/>
+        </w:rPr>
+      </w:pPr>
+    </w:p>
+    <w:p>
+      <w:pPr>
+        <w:pStyle w:val="Descripcin"/>
+        <w:ind w:left="1440"/>
+        <w:rPr>
+          <w:rFonts w:ascii="Arial" w:hAnsi="Arial" w:cs="Arial"/>
+          <w:color w:val="000000" w:themeColor="text1"/>
+          <w:sz w:val="24"/>
+          <w:szCs w:val="24"/>
           <w:lang w:val="es-GT"/>
         </w:rPr>
       </w:pPr>
@@ -3695,206 +5584,1225 @@
           <w:rFonts w:ascii="Arial" w:hAnsi="Arial" w:cs="Arial"/>
           <w:b/>
           <w:bCs/>
-          <w:color w:val="000000" w:themeColor="text1"/>
-          <w:lang w:val="es-GT"/>
-        </w:rPr>
-        <w:t>14. Anexos</w:t>
-      </w:r>
-    </w:p>
-    <w:p>
-      <w:pPr>
-        <w:spacing w:line="480" w:lineRule="auto"/>
-        <w:rPr>
-          <w:rFonts w:ascii="Arial" w:hAnsi="Arial" w:cs="Arial"/>
-          <w:bCs/>
-          <w:color w:val="000000" w:themeColor="text1"/>
-          <w:lang w:val="es-GT"/>
-        </w:rPr>
-      </w:pPr>
-      <w:r>
-        <w:rPr>
-          <w:rFonts w:ascii="Arial" w:hAnsi="Arial" w:cs="Arial"/>
-          <w:bCs/>
-          <w:color w:val="000000" w:themeColor="text1"/>
-          <w:lang w:val="es-GT"/>
-        </w:rPr>
-        <w:t>En esta sección se pueden incluir:</w:t>
-      </w:r>
-    </w:p>
-    <w:p>
-      <w:pPr>
-        <w:numPr>
-          <w:ilvl w:val="0"/>
-          <w:numId w:val="11"/>
-        </w:numPr>
-        <w:spacing w:line="480" w:lineRule="auto"/>
-        <w:rPr>
-          <w:rFonts w:ascii="Arial" w:hAnsi="Arial" w:cs="Arial"/>
-          <w:bCs/>
-          <w:color w:val="000000" w:themeColor="text1"/>
-          <w:lang w:val="es-GT"/>
-        </w:rPr>
-      </w:pPr>
-      <w:r>
-        <w:rPr>
-          <w:rFonts w:ascii="Arial" w:hAnsi="Arial" w:cs="Arial"/>
-          <w:bCs/>
-          <w:color w:val="000000" w:themeColor="text1"/>
-          <w:lang w:val="es-GT"/>
-        </w:rPr>
-        <w:t>Capturas de pantalla de la aplicación.</w:t>
-      </w:r>
-    </w:p>
-    <w:p>
-      <w:pPr>
-        <w:numPr>
-          <w:ilvl w:val="0"/>
-          <w:numId w:val="11"/>
-        </w:numPr>
-        <w:spacing w:line="480" w:lineRule="auto"/>
-        <w:rPr>
-          <w:rFonts w:ascii="Arial" w:hAnsi="Arial" w:cs="Arial"/>
-          <w:bCs/>
-          <w:color w:val="000000" w:themeColor="text1"/>
-          <w:lang w:val="es-GT"/>
-        </w:rPr>
-      </w:pPr>
-      <w:r>
-        <w:rPr>
-          <w:rFonts w:ascii="Arial" w:hAnsi="Arial" w:cs="Arial"/>
-          <w:bCs/>
-          <w:color w:val="000000" w:themeColor="text1"/>
-          <w:lang w:val="es-GT"/>
-        </w:rPr>
-        <w:t>Evidencias de las pruebas realizadas.</w:t>
-      </w:r>
-    </w:p>
-    <w:p>
-      <w:pPr>
-        <w:numPr>
-          <w:ilvl w:val="0"/>
-          <w:numId w:val="11"/>
-        </w:numPr>
-        <w:spacing w:line="480" w:lineRule="auto"/>
-        <w:rPr>
-          <w:rFonts w:ascii="Arial" w:hAnsi="Arial" w:cs="Arial"/>
-          <w:bCs/>
-          <w:color w:val="000000" w:themeColor="text1"/>
-        </w:rPr>
-      </w:pPr>
-      <w:r>
-        <w:rPr>
-          <w:rFonts w:ascii="Arial" w:hAnsi="Arial" w:cs="Arial"/>
-          <w:bCs/>
-          <w:color w:val="000000" w:themeColor="text1"/>
-        </w:rPr>
-        <w:t>Cronograma definitivo.</w:t>
-      </w:r>
-    </w:p>
-    <w:p>
-      <w:pPr>
-        <w:numPr>
-          <w:ilvl w:val="0"/>
-          <w:numId w:val="11"/>
-        </w:numPr>
-        <w:spacing w:line="480" w:lineRule="auto"/>
-        <w:rPr>
-          <w:rFonts w:ascii="Arial" w:hAnsi="Arial" w:cs="Arial"/>
-          <w:bCs/>
-          <w:color w:val="000000" w:themeColor="text1"/>
-        </w:rPr>
-      </w:pPr>
-      <w:r>
-        <w:rPr>
-          <w:rFonts w:ascii="Arial" w:hAnsi="Arial" w:cs="Arial"/>
-          <w:bCs/>
-          <w:color w:val="000000" w:themeColor="text1"/>
-        </w:rPr>
-        <w:t>Distribución real de responsabilidades.</w:t>
-      </w:r>
-    </w:p>
-    <w:p>
-      <w:pPr>
-        <w:numPr>
-          <w:ilvl w:val="0"/>
-          <w:numId w:val="11"/>
-        </w:numPr>
-        <w:spacing w:line="480" w:lineRule="auto"/>
-        <w:rPr>
-          <w:rFonts w:ascii="Arial" w:hAnsi="Arial" w:cs="Arial"/>
-          <w:bCs/>
-          <w:color w:val="000000" w:themeColor="text1"/>
-          <w:lang w:val="es-GT"/>
-        </w:rPr>
-      </w:pPr>
-      <w:r>
-        <w:rPr>
-          <w:rFonts w:ascii="Arial" w:hAnsi="Arial" w:cs="Arial"/>
-          <w:bCs/>
-          <w:color w:val="000000" w:themeColor="text1"/>
-          <w:lang w:val="es-GT"/>
-        </w:rPr>
-        <w:t>Enlace al repositorio del proyecto.</w:t>
-      </w:r>
-    </w:p>
-    <w:p>
-      <w:pPr>
-        <w:numPr>
-          <w:ilvl w:val="0"/>
-          <w:numId w:val="11"/>
-        </w:numPr>
-        <w:spacing w:line="480" w:lineRule="auto"/>
-        <w:rPr>
-          <w:rFonts w:ascii="Arial" w:hAnsi="Arial" w:cs="Arial"/>
-          <w:bCs/>
-          <w:color w:val="000000" w:themeColor="text1"/>
-          <w:lang w:val="es-GT"/>
-        </w:rPr>
-      </w:pPr>
-      <w:r>
-        <w:rPr>
-          <w:rFonts w:ascii="Arial" w:hAnsi="Arial" w:cs="Arial"/>
-          <w:bCs/>
-          <w:color w:val="000000" w:themeColor="text1"/>
-          <w:lang w:val="es-GT"/>
-        </w:rPr>
-        <w:t>Enlace o archivo ejecutable de la aplicación.</w:t>
-      </w:r>
-    </w:p>
-    <w:p>
-      <w:pPr>
-        <w:numPr>
-          <w:ilvl w:val="0"/>
-          <w:numId w:val="11"/>
-        </w:numPr>
-        <w:spacing w:line="480" w:lineRule="auto"/>
-        <w:rPr>
-          <w:rFonts w:ascii="Arial" w:hAnsi="Arial" w:cs="Arial"/>
-          <w:bCs/>
-          <w:color w:val="000000" w:themeColor="text1"/>
-          <w:lang w:val="es-GT"/>
-        </w:rPr>
-      </w:pPr>
-      <w:r>
-        <w:rPr>
-          <w:rFonts w:ascii="Arial" w:hAnsi="Arial" w:cs="Arial"/>
-          <w:bCs/>
-          <w:color w:val="000000" w:themeColor="text1"/>
-          <w:lang w:val="es-GT"/>
-        </w:rPr>
-        <w:t>Evidencias de la presentación final.</w:t>
-      </w:r>
-    </w:p>
-    <w:p>
-      <w:pPr>
-        <w:spacing w:line="480" w:lineRule="auto"/>
-        <w:rPr>
-          <w:lang w:val="es-GT"/>
-        </w:rPr>
-      </w:pPr>
+          <w:i w:val="0"/>
+          <w:iCs w:val="0"/>
+          <w:color w:val="000000" w:themeColor="text1"/>
+          <w:sz w:val="24"/>
+          <w:szCs w:val="24"/>
+          <w:lang w:val="es-GT"/>
+        </w:rPr>
+        <w:t xml:space="preserve">Figura </w:t>
+      </w:r>
+      <w:r>
+        <w:rPr>
+          <w:rFonts w:ascii="Arial" w:hAnsi="Arial" w:cs="Arial"/>
+          <w:b/>
+          <w:bCs/>
+          <w:i w:val="0"/>
+          <w:iCs w:val="0"/>
+          <w:color w:val="000000" w:themeColor="text1"/>
+          <w:sz w:val="24"/>
+          <w:szCs w:val="24"/>
+        </w:rPr>
+        <w:fldChar w:fldCharType="begin"/>
+      </w:r>
+      <w:r>
+        <w:rPr>
+          <w:rFonts w:ascii="Arial" w:hAnsi="Arial" w:cs="Arial"/>
+          <w:b/>
+          <w:bCs/>
+          <w:i w:val="0"/>
+          <w:iCs w:val="0"/>
+          <w:color w:val="000000" w:themeColor="text1"/>
+          <w:sz w:val="24"/>
+          <w:szCs w:val="24"/>
+          <w:lang w:val="es-GT"/>
+        </w:rPr>
+        <w:instrText xml:space="preserve"> SEQ Figura \* ARABIC </w:instrText>
+      </w:r>
+      <w:r>
+        <w:rPr>
+          <w:rFonts w:ascii="Arial" w:hAnsi="Arial" w:cs="Arial"/>
+          <w:b/>
+          <w:bCs/>
+          <w:i w:val="0"/>
+          <w:iCs w:val="0"/>
+          <w:color w:val="000000" w:themeColor="text1"/>
+          <w:sz w:val="24"/>
+          <w:szCs w:val="24"/>
+        </w:rPr>
+        <w:fldChar w:fldCharType="separate"/>
+      </w:r>
+      <w:r>
+        <w:rPr>
+          <w:rFonts w:ascii="Arial" w:hAnsi="Arial" w:cs="Arial"/>
+          <w:b/>
+          <w:bCs/>
+          <w:i w:val="0"/>
+          <w:iCs w:val="0"/>
+          <w:color w:val="000000" w:themeColor="text1"/>
+          <w:sz w:val="24"/>
+          <w:szCs w:val="24"/>
+          <w:lang w:val="es-GT"/>
+        </w:rPr>
+        <w:t>4</w:t>
+      </w:r>
+      <w:r>
+        <w:rPr>
+          <w:rFonts w:ascii="Arial" w:hAnsi="Arial" w:cs="Arial"/>
+          <w:b/>
+          <w:bCs/>
+          <w:i w:val="0"/>
+          <w:iCs w:val="0"/>
+          <w:color w:val="000000" w:themeColor="text1"/>
+          <w:sz w:val="24"/>
+          <w:szCs w:val="24"/>
+        </w:rPr>
+        <w:fldChar w:fldCharType="end"/>
+      </w:r>
+      <w:r>
+        <w:rPr>
+          <w:rFonts w:ascii="Arial" w:hAnsi="Arial" w:cs="Arial"/>
+          <w:color w:val="000000" w:themeColor="text1"/>
+          <w:sz w:val="24"/>
+          <w:szCs w:val="24"/>
+          <w:lang w:val="es-GT"/>
+        </w:rPr>
+        <w:br/>
+      </w:r>
+      <w:r>
+        <w:rPr>
+          <w:rFonts w:ascii="Arial" w:hAnsi="Arial" w:cs="Arial"/>
+          <w:color w:val="000000" w:themeColor="text1"/>
+          <w:sz w:val="24"/>
+          <w:szCs w:val="24"/>
+          <w:lang w:val="es-GT"/>
+        </w:rPr>
+        <w:t>Últimos ajustes de interfaz</w:t>
+      </w:r>
+    </w:p>
+    <w:p>
+      <w:pPr>
+        <w:spacing w:line="480" w:lineRule="auto"/>
+        <w:ind w:left="1440"/>
+        <w:rPr>
+          <w:lang w:val="es-GT"/>
+        </w:rPr>
+      </w:pPr>
+      <w:r>
+        <w:rPr>
+          <w:noProof/>
+          <w:lang w:val="es-GT"/>
+        </w:rPr>
+        <w:drawing>
+          <wp:inline distT="0" distB="0" distL="0" distR="0" wp14:anchorId="1E08CAB6" wp14:editId="322D5087">
+            <wp:extent cx="4267200" cy="2664333"/>
+            <wp:effectExtent l="0" t="0" r="0" b="3175"/>
+            <wp:docPr id="1811889471" name="Imagen 5"/>
+            <wp:cNvGraphicFramePr>
+              <a:graphicFrameLocks xmlns:a="http://schemas.openxmlformats.org/drawingml/2006/main" noChangeAspect="1"/>
+            </wp:cNvGraphicFramePr>
+            <a:graphic xmlns:a="http://schemas.openxmlformats.org/drawingml/2006/main">
+              <a:graphicData uri="http://schemas.openxmlformats.org/drawingml/2006/picture">
+                <pic:pic xmlns:pic="http://schemas.openxmlformats.org/drawingml/2006/picture">
+                  <pic:nvPicPr>
+                    <pic:cNvPr id="0" name="Picture 3"/>
+                    <pic:cNvPicPr>
+                      <a:picLocks noChangeAspect="1" noChangeArrowheads="1"/>
+                    </pic:cNvPicPr>
+                  </pic:nvPicPr>
+                  <pic:blipFill>
+                    <a:blip r:embed="rId12" cstate="print">
+                      <a:extLst>
+                        <a:ext uri="{28A0092B-C50C-407E-A947-70E740481C1C}">
+                          <a14:useLocalDpi xmlns:a14="http://schemas.microsoft.com/office/drawing/2010/main" val="0"/>
+                        </a:ext>
+                      </a:extLst>
+                    </a:blip>
+                    <a:srcRect/>
+                    <a:stretch>
+                      <a:fillRect/>
+                    </a:stretch>
+                  </pic:blipFill>
+                  <pic:spPr bwMode="auto">
+                    <a:xfrm>
+                      <a:off x="0" y="0"/>
+                      <a:ext cx="4267200" cy="2664333"/>
+                    </a:xfrm>
+                    <a:prstGeom prst="rect">
+                      <a:avLst/>
+                    </a:prstGeom>
+                    <a:noFill/>
+                  </pic:spPr>
+                </pic:pic>
+              </a:graphicData>
+            </a:graphic>
+          </wp:inline>
+        </w:drawing>
+      </w:r>
+    </w:p>
+    <w:p>
+      <w:pPr>
+        <w:spacing w:line="480" w:lineRule="auto"/>
+        <w:rPr>
+          <w:lang w:val="es-GT"/>
+        </w:rPr>
+      </w:pPr>
+    </w:p>
+    <w:p>
+      <w:pPr>
+        <w:spacing w:line="480" w:lineRule="auto"/>
+        <w:rPr>
+          <w:lang w:val="es-GT"/>
+        </w:rPr>
+      </w:pPr>
+      <w:r>
+        <w:rPr>
+          <w:noProof/>
+        </w:rPr>
+        <mc:AlternateContent>
+          <mc:Choice Requires="wps">
+            <w:drawing>
+              <wp:anchor distT="0" distB="0" distL="114300" distR="114300" simplePos="0" relativeHeight="251668480" behindDoc="0" locked="0" layoutInCell="1" allowOverlap="1" wp14:anchorId="5BAEC297" wp14:editId="128C94C7">
+                <wp:simplePos x="0" y="0"/>
+                <wp:positionH relativeFrom="column">
+                  <wp:posOffset>463550</wp:posOffset>
+                </wp:positionH>
+                <wp:positionV relativeFrom="paragraph">
+                  <wp:posOffset>3883025</wp:posOffset>
+                </wp:positionV>
+                <wp:extent cx="5016500" cy="457200"/>
+                <wp:effectExtent l="0" t="0" r="0" b="0"/>
+                <wp:wrapSquare wrapText="bothSides"/>
+                <wp:docPr id="1388406196" name="Cuadro de texto 1"/>
+                <wp:cNvGraphicFramePr/>
+                <a:graphic xmlns:a="http://schemas.openxmlformats.org/drawingml/2006/main">
+                  <a:graphicData uri="http://schemas.microsoft.com/office/word/2010/wordprocessingShape">
+                    <wps:wsp>
+                      <wps:cNvSpPr txBox="1"/>
+                      <wps:spPr>
+                        <a:xfrm>
+                          <a:off x="0" y="0"/>
+                          <a:ext cx="5016500" cy="457200"/>
+                        </a:xfrm>
+                        <a:prstGeom prst="rect">
+                          <a:avLst/>
+                        </a:prstGeom>
+                        <a:solidFill>
+                          <a:prstClr val="white"/>
+                        </a:solidFill>
+                        <a:ln>
+                          <a:noFill/>
+                        </a:ln>
+                      </wps:spPr>
+                      <wps:txbx>
+                        <w:txbxContent>
+                          <w:p>
+                            <w:pPr>
+                              <w:pStyle w:val="Descripcin"/>
+                              <w:rPr>
+                                <w:rFonts w:ascii="Arial" w:hAnsi="Arial" w:cs="Arial"/>
+                                <w:b/>
+                                <w:bCs/>
+                                <w:i w:val="0"/>
+                                <w:iCs w:val="0"/>
+                                <w:color w:val="000000" w:themeColor="text1"/>
+                                <w:sz w:val="24"/>
+                                <w:szCs w:val="24"/>
+                              </w:rPr>
+                            </w:pPr>
+                            <w:proofErr w:type="spellStart"/>
+                            <w:r>
+                              <w:rPr>
+                                <w:rFonts w:ascii="Arial" w:hAnsi="Arial" w:cs="Arial"/>
+                                <w:b/>
+                                <w:bCs/>
+                                <w:i w:val="0"/>
+                                <w:iCs w:val="0"/>
+                                <w:color w:val="000000" w:themeColor="text1"/>
+                                <w:sz w:val="24"/>
+                                <w:szCs w:val="24"/>
+                              </w:rPr>
+                              <w:t>Figura</w:t>
+                            </w:r>
+                            <w:proofErr w:type="spellEnd"/>
+                            <w:r>
+                              <w:rPr>
+                                <w:rFonts w:ascii="Arial" w:hAnsi="Arial" w:cs="Arial"/>
+                                <w:b/>
+                                <w:bCs/>
+                                <w:i w:val="0"/>
+                                <w:iCs w:val="0"/>
+                                <w:color w:val="000000" w:themeColor="text1"/>
+                                <w:sz w:val="24"/>
+                                <w:szCs w:val="24"/>
+                              </w:rPr>
+                              <w:t xml:space="preserve"> </w:t>
+                            </w:r>
+                            <w:r>
+                              <w:rPr>
+                                <w:rFonts w:ascii="Arial" w:hAnsi="Arial" w:cs="Arial"/>
+                                <w:b/>
+                                <w:bCs/>
+                                <w:i w:val="0"/>
+                                <w:iCs w:val="0"/>
+                                <w:color w:val="000000" w:themeColor="text1"/>
+                                <w:sz w:val="24"/>
+                                <w:szCs w:val="24"/>
+                              </w:rPr>
+                              <w:fldChar w:fldCharType="begin"/>
+                            </w:r>
+                            <w:r>
+                              <w:rPr>
+                                <w:rFonts w:ascii="Arial" w:hAnsi="Arial" w:cs="Arial"/>
+                                <w:b/>
+                                <w:bCs/>
+                                <w:i w:val="0"/>
+                                <w:iCs w:val="0"/>
+                                <w:color w:val="000000" w:themeColor="text1"/>
+                                <w:sz w:val="24"/>
+                                <w:szCs w:val="24"/>
+                              </w:rPr>
+                              <w:instrText xml:space="preserve"> SEQ Figura \* ARABIC </w:instrText>
+                            </w:r>
+                            <w:r>
+                              <w:rPr>
+                                <w:rFonts w:ascii="Arial" w:hAnsi="Arial" w:cs="Arial"/>
+                                <w:b/>
+                                <w:bCs/>
+                                <w:i w:val="0"/>
+                                <w:iCs w:val="0"/>
+                                <w:color w:val="000000" w:themeColor="text1"/>
+                                <w:sz w:val="24"/>
+                                <w:szCs w:val="24"/>
+                              </w:rPr>
+                              <w:fldChar w:fldCharType="separate"/>
+                            </w:r>
+                            <w:r>
+                              <w:rPr>
+                                <w:rFonts w:ascii="Arial" w:hAnsi="Arial" w:cs="Arial"/>
+                                <w:b/>
+                                <w:bCs/>
+                                <w:i w:val="0"/>
+                                <w:iCs w:val="0"/>
+                                <w:color w:val="000000" w:themeColor="text1"/>
+                                <w:sz w:val="24"/>
+                                <w:szCs w:val="24"/>
+                              </w:rPr>
+                              <w:t>5</w:t>
+                            </w:r>
+                            <w:r>
+                              <w:rPr>
+                                <w:rFonts w:ascii="Arial" w:hAnsi="Arial" w:cs="Arial"/>
+                                <w:b/>
+                                <w:bCs/>
+                                <w:i w:val="0"/>
+                                <w:iCs w:val="0"/>
+                                <w:color w:val="000000" w:themeColor="text1"/>
+                                <w:sz w:val="24"/>
+                                <w:szCs w:val="24"/>
+                              </w:rPr>
+                              <w:fldChar w:fldCharType="end"/>
+                            </w:r>
+                            <w:r>
+                              <w:rPr>
+                                <w:rFonts w:ascii="Arial" w:hAnsi="Arial" w:cs="Arial"/>
+                                <w:b/>
+                                <w:bCs/>
+                                <w:i w:val="0"/>
+                                <w:iCs w:val="0"/>
+                                <w:color w:val="000000" w:themeColor="text1"/>
+                                <w:sz w:val="24"/>
+                                <w:szCs w:val="24"/>
+                              </w:rPr>
+                              <w:br/>
+                            </w:r>
+                            <w:proofErr w:type="spellStart"/>
+                            <w:r>
+                              <w:rPr>
+                                <w:rFonts w:ascii="Arial" w:hAnsi="Arial" w:cs="Arial"/>
+                                <w:color w:val="000000" w:themeColor="text1"/>
+                                <w:sz w:val="24"/>
+                                <w:szCs w:val="24"/>
+                              </w:rPr>
+                              <w:t>Pruebas</w:t>
+                            </w:r>
+                            <w:proofErr w:type="spellEnd"/>
+                            <w:r>
+                              <w:rPr>
+                                <w:rFonts w:ascii="Arial" w:hAnsi="Arial" w:cs="Arial"/>
+                                <w:color w:val="000000" w:themeColor="text1"/>
+                                <w:sz w:val="24"/>
+                                <w:szCs w:val="24"/>
+                              </w:rPr>
+                              <w:t xml:space="preserve"> finales.</w:t>
+                            </w:r>
+                          </w:p>
+                        </w:txbxContent>
+                      </wps:txbx>
+                      <wps:bodyPr rot="0" spcFirstLastPara="0" vertOverflow="overflow" horzOverflow="overflow" vert="horz" wrap="square" lIns="0" tIns="0" rIns="0" bIns="0" numCol="1" spcCol="0" rtlCol="0" fromWordArt="0" anchor="t" anchorCtr="0" forceAA="0" compatLnSpc="1">
+                        <a:prstTxWarp prst="textNoShape">
+                          <a:avLst/>
+                        </a:prstTxWarp>
+                        <a:noAutofit/>
+                      </wps:bodyPr>
+                    </wps:wsp>
+                  </a:graphicData>
+                </a:graphic>
+              </wp:anchor>
+            </w:drawing>
+          </mc:Choice>
+          <mc:Fallback>
+            <w:pict>
+              <v:shape w14:anchorId="5BAEC297" id="_x0000_s1027" type="#_x0000_t202" style="position:absolute;margin-left:36.5pt;margin-top:305.75pt;width:395pt;height:36pt;z-index:251668480;visibility:visible;mso-wrap-style:square;mso-wrap-distance-left:9pt;mso-wrap-distance-top:0;mso-wrap-distance-right:9pt;mso-wrap-distance-bottom:0;mso-position-horizontal:absolute;mso-position-horizontal-relative:text;mso-position-vertical:absolute;mso-position-vertical-relative:text;v-text-anchor:top" o:gfxdata="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" stroked="f">
+                <v:textbox inset="0,0,0,0">
+                  <w:txbxContent>
+                    <w:p>
+                      <w:pPr>
+                        <w:pStyle w:val="Descripcin"/>
+                        <w:rPr>
+                          <w:rFonts w:ascii="Arial" w:hAnsi="Arial" w:cs="Arial"/>
+                          <w:b/>
+                          <w:bCs/>
+                          <w:i w:val="0"/>
+                          <w:iCs w:val="0"/>
+                          <w:color w:val="000000" w:themeColor="text1"/>
+                          <w:sz w:val="24"/>
+                          <w:szCs w:val="24"/>
+                        </w:rPr>
+                      </w:pPr>
+                      <w:proofErr w:type="spellStart"/>
+                      <w:r>
+                        <w:rPr>
+                          <w:rFonts w:ascii="Arial" w:hAnsi="Arial" w:cs="Arial"/>
+                          <w:b/>
+                          <w:bCs/>
+                          <w:i w:val="0"/>
+                          <w:iCs w:val="0"/>
+                          <w:color w:val="000000" w:themeColor="text1"/>
+                          <w:sz w:val="24"/>
+                          <w:szCs w:val="24"/>
+                        </w:rPr>
+                        <w:t>Figura</w:t>
+                      </w:r>
+                      <w:proofErr w:type="spellEnd"/>
+                      <w:r>
+                        <w:rPr>
+                          <w:rFonts w:ascii="Arial" w:hAnsi="Arial" w:cs="Arial"/>
+                          <w:b/>
+                          <w:bCs/>
+                          <w:i w:val="0"/>
+                          <w:iCs w:val="0"/>
+                          <w:color w:val="000000" w:themeColor="text1"/>
+                          <w:sz w:val="24"/>
+                          <w:szCs w:val="24"/>
+                        </w:rPr>
+                        <w:t xml:space="preserve"> </w:t>
+                      </w:r>
+                      <w:r>
+                        <w:rPr>
+                          <w:rFonts w:ascii="Arial" w:hAnsi="Arial" w:cs="Arial"/>
+                          <w:b/>
+                          <w:bCs/>
+                          <w:i w:val="0"/>
+                          <w:iCs w:val="0"/>
+                          <w:color w:val="000000" w:themeColor="text1"/>
+                          <w:sz w:val="24"/>
+                          <w:szCs w:val="24"/>
+                        </w:rPr>
+                        <w:fldChar w:fldCharType="begin"/>
+                      </w:r>
+                      <w:r>
+                        <w:rPr>
+                          <w:rFonts w:ascii="Arial" w:hAnsi="Arial" w:cs="Arial"/>
+                          <w:b/>
+                          <w:bCs/>
+                          <w:i w:val="0"/>
+                          <w:iCs w:val="0"/>
+                          <w:color w:val="000000" w:themeColor="text1"/>
+                          <w:sz w:val="24"/>
+                          <w:szCs w:val="24"/>
+                        </w:rPr>
+                        <w:instrText xml:space="preserve"> SEQ Figura \* ARABIC </w:instrText>
+                      </w:r>
+                      <w:r>
+                        <w:rPr>
+                          <w:rFonts w:ascii="Arial" w:hAnsi="Arial" w:cs="Arial"/>
+                          <w:b/>
+                          <w:bCs/>
+                          <w:i w:val="0"/>
+                          <w:iCs w:val="0"/>
+                          <w:color w:val="000000" w:themeColor="text1"/>
+                          <w:sz w:val="24"/>
+                          <w:szCs w:val="24"/>
+                        </w:rPr>
+                        <w:fldChar w:fldCharType="separate"/>
+                      </w:r>
+                      <w:r>
+                        <w:rPr>
+                          <w:rFonts w:ascii="Arial" w:hAnsi="Arial" w:cs="Arial"/>
+                          <w:b/>
+                          <w:bCs/>
+                          <w:i w:val="0"/>
+                          <w:iCs w:val="0"/>
+                          <w:color w:val="000000" w:themeColor="text1"/>
+                          <w:sz w:val="24"/>
+                          <w:szCs w:val="24"/>
+                        </w:rPr>
+                        <w:t>5</w:t>
+                      </w:r>
+                      <w:r>
+                        <w:rPr>
+                          <w:rFonts w:ascii="Arial" w:hAnsi="Arial" w:cs="Arial"/>
+                          <w:b/>
+                          <w:bCs/>
+                          <w:i w:val="0"/>
+                          <w:iCs w:val="0"/>
+                          <w:color w:val="000000" w:themeColor="text1"/>
+                          <w:sz w:val="24"/>
+                          <w:szCs w:val="24"/>
+                        </w:rPr>
+                        <w:fldChar w:fldCharType="end"/>
+                      </w:r>
+                      <w:r>
+                        <w:rPr>
+                          <w:rFonts w:ascii="Arial" w:hAnsi="Arial" w:cs="Arial"/>
+                          <w:b/>
+                          <w:bCs/>
+                          <w:i w:val="0"/>
+                          <w:iCs w:val="0"/>
+                          <w:color w:val="000000" w:themeColor="text1"/>
+                          <w:sz w:val="24"/>
+                          <w:szCs w:val="24"/>
+                        </w:rPr>
+                        <w:br/>
+                      </w:r>
+                      <w:proofErr w:type="spellStart"/>
+                      <w:r>
+                        <w:rPr>
+                          <w:rFonts w:ascii="Arial" w:hAnsi="Arial" w:cs="Arial"/>
+                          <w:color w:val="000000" w:themeColor="text1"/>
+                          <w:sz w:val="24"/>
+                          <w:szCs w:val="24"/>
+                        </w:rPr>
+                        <w:t>Pruebas</w:t>
+                      </w:r>
+                      <w:proofErr w:type="spellEnd"/>
+                      <w:r>
+                        <w:rPr>
+                          <w:rFonts w:ascii="Arial" w:hAnsi="Arial" w:cs="Arial"/>
+                          <w:color w:val="000000" w:themeColor="text1"/>
+                          <w:sz w:val="24"/>
+                          <w:szCs w:val="24"/>
+                        </w:rPr>
+                        <w:t xml:space="preserve"> finales.</w:t>
+                      </w:r>
+                    </w:p>
+                  </w:txbxContent>
+                </v:textbox>
+                <w10:wrap type="square"/>
+              </v:shape>
+            </w:pict>
+          </mc:Fallback>
+        </mc:AlternateContent>
+      </w:r>
+      <w:r>
+        <w:rPr>
+          <w:noProof/>
+          <w:lang w:val="es-GT"/>
+        </w:rPr>
+        <w:drawing>
+          <wp:anchor distT="0" distB="0" distL="114300" distR="114300" simplePos="0" relativeHeight="251664384" behindDoc="0" locked="0" layoutInCell="1" allowOverlap="1" wp14:anchorId="69D4BDD9" wp14:editId="5E9B4A03">
+            <wp:simplePos x="0" y="0"/>
+            <wp:positionH relativeFrom="margin">
+              <wp:align>center</wp:align>
+            </wp:positionH>
+            <wp:positionV relativeFrom="paragraph">
+              <wp:posOffset>4340418</wp:posOffset>
+            </wp:positionV>
+            <wp:extent cx="5016500" cy="2749550"/>
+            <wp:effectExtent l="0" t="0" r="0" b="0"/>
+            <wp:wrapSquare wrapText="bothSides"/>
+            <wp:docPr id="745239513" name="Imagen 2"/>
+            <wp:cNvGraphicFramePr>
+              <a:graphicFrameLocks xmlns:a="http://schemas.openxmlformats.org/drawingml/2006/main" noChangeAspect="1"/>
+            </wp:cNvGraphicFramePr>
+            <a:graphic xmlns:a="http://schemas.openxmlformats.org/drawingml/2006/main">
+              <a:graphicData uri="http://schemas.openxmlformats.org/drawingml/2006/picture">
+                <pic:pic xmlns:pic="http://schemas.openxmlformats.org/drawingml/2006/picture">
+                  <pic:nvPicPr>
+                    <pic:cNvPr id="0" name="Picture 2"/>
+                    <pic:cNvPicPr>
+                      <a:picLocks noChangeAspect="1" noChangeArrowheads="1"/>
+                    </pic:cNvPicPr>
+                  </pic:nvPicPr>
+                  <pic:blipFill>
+                    <a:blip r:embed="rId13" cstate="print">
+                      <a:extLst>
+                        <a:ext uri="{28A0092B-C50C-407E-A947-70E740481C1C}">
+                          <a14:useLocalDpi xmlns:a14="http://schemas.microsoft.com/office/drawing/2010/main" val="0"/>
+                        </a:ext>
+                      </a:extLst>
+                    </a:blip>
+                    <a:srcRect/>
+                    <a:stretch>
+                      <a:fillRect/>
+                    </a:stretch>
+                  </pic:blipFill>
+                  <pic:spPr bwMode="auto">
+                    <a:xfrm>
+                      <a:off x="0" y="0"/>
+                      <a:ext cx="5016500" cy="2749550"/>
+                    </a:xfrm>
+                    <a:prstGeom prst="rect">
+                      <a:avLst/>
+                    </a:prstGeom>
+                    <a:noFill/>
+                  </pic:spPr>
+                </pic:pic>
+              </a:graphicData>
+            </a:graphic>
+          </wp:anchor>
+        </w:drawing>
+      </w:r>
+      <w:r>
+        <w:rPr>
+          <w:noProof/>
+        </w:rPr>
+        <mc:AlternateContent>
+          <mc:Choice Requires="wps">
+            <w:drawing>
+              <wp:anchor distT="0" distB="0" distL="114300" distR="114300" simplePos="0" relativeHeight="251663360" behindDoc="0" locked="0" layoutInCell="1" allowOverlap="1" wp14:anchorId="519ED033" wp14:editId="10D86B40">
+                <wp:simplePos x="0" y="0"/>
+                <wp:positionH relativeFrom="column">
+                  <wp:posOffset>0</wp:posOffset>
+                </wp:positionH>
+                <wp:positionV relativeFrom="paragraph">
+                  <wp:posOffset>12700</wp:posOffset>
+                </wp:positionV>
+                <wp:extent cx="4838700" cy="457200"/>
+                <wp:effectExtent l="0" t="0" r="0" b="0"/>
+                <wp:wrapSquare wrapText="bothSides"/>
+                <wp:docPr id="321854896" name="Cuadro de texto 1"/>
+                <wp:cNvGraphicFramePr/>
+                <a:graphic xmlns:a="http://schemas.openxmlformats.org/drawingml/2006/main">
+                  <a:graphicData uri="http://schemas.microsoft.com/office/word/2010/wordprocessingShape">
+                    <wps:wsp>
+                      <wps:cNvSpPr txBox="1"/>
+                      <wps:spPr>
+                        <a:xfrm>
+                          <a:off x="0" y="0"/>
+                          <a:ext cx="4838700" cy="457200"/>
+                        </a:xfrm>
+                        <a:prstGeom prst="rect">
+                          <a:avLst/>
+                        </a:prstGeom>
+                        <a:solidFill>
+                          <a:prstClr val="white"/>
+                        </a:solidFill>
+                        <a:ln>
+                          <a:noFill/>
+                        </a:ln>
+                      </wps:spPr>
+                      <wps:txbx>
+                        <w:txbxContent>
+                          <w:p>
+                            <w:pPr>
+                              <w:pStyle w:val="Descripcin"/>
+                              <w:rPr>
+                                <w:rFonts w:ascii="Arial" w:hAnsi="Arial" w:cs="Arial"/>
+                                <w:color w:val="000000" w:themeColor="text1"/>
+                                <w:sz w:val="24"/>
+                                <w:szCs w:val="24"/>
+                              </w:rPr>
+                            </w:pPr>
+                            <w:proofErr w:type="spellStart"/>
+                            <w:r>
+                              <w:rPr>
+                                <w:rFonts w:ascii="Arial" w:hAnsi="Arial" w:cs="Arial"/>
+                                <w:b/>
+                                <w:bCs/>
+                                <w:i w:val="0"/>
+                                <w:iCs w:val="0"/>
+                                <w:color w:val="000000" w:themeColor="text1"/>
+                                <w:sz w:val="24"/>
+                                <w:szCs w:val="24"/>
+                              </w:rPr>
+                              <w:t>Figura</w:t>
+                            </w:r>
+                            <w:proofErr w:type="spellEnd"/>
+                            <w:r>
+                              <w:rPr>
+                                <w:rFonts w:ascii="Arial" w:hAnsi="Arial" w:cs="Arial"/>
+                                <w:b/>
+                                <w:bCs/>
+                                <w:i w:val="0"/>
+                                <w:iCs w:val="0"/>
+                                <w:color w:val="000000" w:themeColor="text1"/>
+                                <w:sz w:val="24"/>
+                                <w:szCs w:val="24"/>
+                              </w:rPr>
+                              <w:t xml:space="preserve"> </w:t>
+                            </w:r>
+                            <w:r>
+                              <w:rPr>
+                                <w:rFonts w:ascii="Arial" w:hAnsi="Arial" w:cs="Arial"/>
+                                <w:b/>
+                                <w:bCs/>
+                                <w:i w:val="0"/>
+                                <w:iCs w:val="0"/>
+                                <w:color w:val="000000" w:themeColor="text1"/>
+                                <w:sz w:val="24"/>
+                                <w:szCs w:val="24"/>
+                              </w:rPr>
+                              <w:fldChar w:fldCharType="begin"/>
+                            </w:r>
+                            <w:r>
+                              <w:rPr>
+                                <w:rFonts w:ascii="Arial" w:hAnsi="Arial" w:cs="Arial"/>
+                                <w:b/>
+                                <w:bCs/>
+                                <w:i w:val="0"/>
+                                <w:iCs w:val="0"/>
+                                <w:color w:val="000000" w:themeColor="text1"/>
+                                <w:sz w:val="24"/>
+                                <w:szCs w:val="24"/>
+                              </w:rPr>
+                              <w:instrText xml:space="preserve"> SEQ Figura \* ARABIC </w:instrText>
+                            </w:r>
+                            <w:r>
+                              <w:rPr>
+                                <w:rFonts w:ascii="Arial" w:hAnsi="Arial" w:cs="Arial"/>
+                                <w:b/>
+                                <w:bCs/>
+                                <w:i w:val="0"/>
+                                <w:iCs w:val="0"/>
+                                <w:color w:val="000000" w:themeColor="text1"/>
+                                <w:sz w:val="24"/>
+                                <w:szCs w:val="24"/>
+                              </w:rPr>
+                              <w:fldChar w:fldCharType="separate"/>
+                            </w:r>
+                            <w:r>
+                              <w:rPr>
+                                <w:rFonts w:ascii="Arial" w:hAnsi="Arial" w:cs="Arial"/>
+                                <w:b/>
+                                <w:bCs/>
+                                <w:i w:val="0"/>
+                                <w:iCs w:val="0"/>
+                                <w:color w:val="000000" w:themeColor="text1"/>
+                                <w:sz w:val="24"/>
+                                <w:szCs w:val="24"/>
+                              </w:rPr>
+                              <w:t>6</w:t>
+                            </w:r>
+                            <w:r>
+                              <w:rPr>
+                                <w:rFonts w:ascii="Arial" w:hAnsi="Arial" w:cs="Arial"/>
+                                <w:b/>
+                                <w:bCs/>
+                                <w:i w:val="0"/>
+                                <w:iCs w:val="0"/>
+                                <w:color w:val="000000" w:themeColor="text1"/>
+                                <w:sz w:val="24"/>
+                                <w:szCs w:val="24"/>
+                              </w:rPr>
+                              <w:fldChar w:fldCharType="end"/>
+                            </w:r>
+                            <w:r>
+                              <w:rPr>
+                                <w:rFonts w:ascii="Arial" w:hAnsi="Arial" w:cs="Arial"/>
+                                <w:color w:val="000000" w:themeColor="text1"/>
+                                <w:sz w:val="24"/>
+                                <w:szCs w:val="24"/>
+                              </w:rPr>
+                              <w:br/>
+                            </w:r>
+                            <w:proofErr w:type="spellStart"/>
+                            <w:r>
+                              <w:rPr>
+                                <w:rFonts w:ascii="Arial" w:hAnsi="Arial" w:cs="Arial"/>
+                                <w:color w:val="000000" w:themeColor="text1"/>
+                                <w:sz w:val="24"/>
+                                <w:szCs w:val="24"/>
+                              </w:rPr>
+                              <w:t>Corrección</w:t>
+                            </w:r>
+                            <w:proofErr w:type="spellEnd"/>
+                            <w:r>
+                              <w:rPr>
+                                <w:rFonts w:ascii="Arial" w:hAnsi="Arial" w:cs="Arial"/>
+                                <w:color w:val="000000" w:themeColor="text1"/>
+                                <w:sz w:val="24"/>
+                                <w:szCs w:val="24"/>
+                              </w:rPr>
+                              <w:t xml:space="preserve"> de </w:t>
+                            </w:r>
+                            <w:proofErr w:type="spellStart"/>
+                            <w:r>
+                              <w:rPr>
+                                <w:rFonts w:ascii="Arial" w:hAnsi="Arial" w:cs="Arial"/>
+                                <w:color w:val="000000" w:themeColor="text1"/>
+                                <w:sz w:val="24"/>
+                                <w:szCs w:val="24"/>
+                              </w:rPr>
+                              <w:t>errores</w:t>
+                            </w:r>
+                            <w:proofErr w:type="spellEnd"/>
+                          </w:p>
+                        </w:txbxContent>
+                      </wps:txbx>
+                      <wps:bodyPr rot="0" spcFirstLastPara="0" vertOverflow="overflow" horzOverflow="overflow" vert="horz" wrap="square" lIns="0" tIns="0" rIns="0" bIns="0" numCol="1" spcCol="0" rtlCol="0" fromWordArt="0" anchor="t" anchorCtr="0" forceAA="0" compatLnSpc="1">
+                        <a:prstTxWarp prst="textNoShape">
+                          <a:avLst/>
+                        </a:prstTxWarp>
+                        <a:noAutofit/>
+                      </wps:bodyPr>
+                    </wps:wsp>
+                  </a:graphicData>
+                </a:graphic>
+              </wp:anchor>
+            </w:drawing>
+          </mc:Choice>
+          <mc:Fallback>
+            <w:pict>
+              <v:shape w14:anchorId="519ED033" id="_x0000_s1028" type="#_x0000_t202" style="position:absolute;margin-left:0;margin-top:1pt;width:381pt;height:36pt;z-index:251663360;visibility:visible;mso-wrap-style:square;mso-wrap-distance-left:9pt;mso-wrap-distance-top:0;mso-wrap-distance-right:9pt;mso-wrap-distance-bottom:0;mso-position-horizontal:absolute;mso-position-horizontal-relative:text;mso-position-vertical:absolute;mso-position-vertical-relative:text;v-text-anchor:top" o:gfxdata="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" stroked="f">
+                <v:textbox inset="0,0,0,0">
+                  <w:txbxContent>
+                    <w:p>
+                      <w:pPr>
+                        <w:pStyle w:val="Descripcin"/>
+                        <w:rPr>
+                          <w:rFonts w:ascii="Arial" w:hAnsi="Arial" w:cs="Arial"/>
+                          <w:color w:val="000000" w:themeColor="text1"/>
+                          <w:sz w:val="24"/>
+                          <w:szCs w:val="24"/>
+                        </w:rPr>
+                      </w:pPr>
+                      <w:proofErr w:type="spellStart"/>
+                      <w:r>
+                        <w:rPr>
+                          <w:rFonts w:ascii="Arial" w:hAnsi="Arial" w:cs="Arial"/>
+                          <w:b/>
+                          <w:bCs/>
+                          <w:i w:val="0"/>
+                          <w:iCs w:val="0"/>
+                          <w:color w:val="000000" w:themeColor="text1"/>
+                          <w:sz w:val="24"/>
+                          <w:szCs w:val="24"/>
+                        </w:rPr>
+                        <w:t>Figura</w:t>
+                      </w:r>
+                      <w:proofErr w:type="spellEnd"/>
+                      <w:r>
+                        <w:rPr>
+                          <w:rFonts w:ascii="Arial" w:hAnsi="Arial" w:cs="Arial"/>
+                          <w:b/>
+                          <w:bCs/>
+                          <w:i w:val="0"/>
+                          <w:iCs w:val="0"/>
+                          <w:color w:val="000000" w:themeColor="text1"/>
+                          <w:sz w:val="24"/>
+                          <w:szCs w:val="24"/>
+                        </w:rPr>
+                        <w:t xml:space="preserve"> </w:t>
+                      </w:r>
+                      <w:r>
+                        <w:rPr>
+                          <w:rFonts w:ascii="Arial" w:hAnsi="Arial" w:cs="Arial"/>
+                          <w:b/>
+                          <w:bCs/>
+                          <w:i w:val="0"/>
+                          <w:iCs w:val="0"/>
+                          <w:color w:val="000000" w:themeColor="text1"/>
+                          <w:sz w:val="24"/>
+                          <w:szCs w:val="24"/>
+                        </w:rPr>
+                        <w:fldChar w:fldCharType="begin"/>
+                      </w:r>
+                      <w:r>
+                        <w:rPr>
+                          <w:rFonts w:ascii="Arial" w:hAnsi="Arial" w:cs="Arial"/>
+                          <w:b/>
+                          <w:bCs/>
+                          <w:i w:val="0"/>
+                          <w:iCs w:val="0"/>
+                          <w:color w:val="000000" w:themeColor="text1"/>
+                          <w:sz w:val="24"/>
+                          <w:szCs w:val="24"/>
+                        </w:rPr>
+                        <w:instrText xml:space="preserve"> SEQ Figura \* ARABIC </w:instrText>
+                      </w:r>
+                      <w:r>
+                        <w:rPr>
+                          <w:rFonts w:ascii="Arial" w:hAnsi="Arial" w:cs="Arial"/>
+                          <w:b/>
+                          <w:bCs/>
+                          <w:i w:val="0"/>
+                          <w:iCs w:val="0"/>
+                          <w:color w:val="000000" w:themeColor="text1"/>
+                          <w:sz w:val="24"/>
+                          <w:szCs w:val="24"/>
+                        </w:rPr>
+                        <w:fldChar w:fldCharType="separate"/>
+                      </w:r>
+                      <w:r>
+                        <w:rPr>
+                          <w:rFonts w:ascii="Arial" w:hAnsi="Arial" w:cs="Arial"/>
+                          <w:b/>
+                          <w:bCs/>
+                          <w:i w:val="0"/>
+                          <w:iCs w:val="0"/>
+                          <w:color w:val="000000" w:themeColor="text1"/>
+                          <w:sz w:val="24"/>
+                          <w:szCs w:val="24"/>
+                        </w:rPr>
+                        <w:t>6</w:t>
+                      </w:r>
+                      <w:r>
+                        <w:rPr>
+                          <w:rFonts w:ascii="Arial" w:hAnsi="Arial" w:cs="Arial"/>
+                          <w:b/>
+                          <w:bCs/>
+                          <w:i w:val="0"/>
+                          <w:iCs w:val="0"/>
+                          <w:color w:val="000000" w:themeColor="text1"/>
+                          <w:sz w:val="24"/>
+                          <w:szCs w:val="24"/>
+                        </w:rPr>
+                        <w:fldChar w:fldCharType="end"/>
+                      </w:r>
+                      <w:r>
+                        <w:rPr>
+                          <w:rFonts w:ascii="Arial" w:hAnsi="Arial" w:cs="Arial"/>
+                          <w:color w:val="000000" w:themeColor="text1"/>
+                          <w:sz w:val="24"/>
+                          <w:szCs w:val="24"/>
+                        </w:rPr>
+                        <w:br/>
+                      </w:r>
+                      <w:proofErr w:type="spellStart"/>
+                      <w:r>
+                        <w:rPr>
+                          <w:rFonts w:ascii="Arial" w:hAnsi="Arial" w:cs="Arial"/>
+                          <w:color w:val="000000" w:themeColor="text1"/>
+                          <w:sz w:val="24"/>
+                          <w:szCs w:val="24"/>
+                        </w:rPr>
+                        <w:t>Corrección</w:t>
+                      </w:r>
+                      <w:proofErr w:type="spellEnd"/>
+                      <w:r>
+                        <w:rPr>
+                          <w:rFonts w:ascii="Arial" w:hAnsi="Arial" w:cs="Arial"/>
+                          <w:color w:val="000000" w:themeColor="text1"/>
+                          <w:sz w:val="24"/>
+                          <w:szCs w:val="24"/>
+                        </w:rPr>
+                        <w:t xml:space="preserve"> de </w:t>
+                      </w:r>
+                      <w:proofErr w:type="spellStart"/>
+                      <w:r>
+                        <w:rPr>
+                          <w:rFonts w:ascii="Arial" w:hAnsi="Arial" w:cs="Arial"/>
+                          <w:color w:val="000000" w:themeColor="text1"/>
+                          <w:sz w:val="24"/>
+                          <w:szCs w:val="24"/>
+                        </w:rPr>
+                        <w:t>errores</w:t>
+                      </w:r>
+                      <w:proofErr w:type="spellEnd"/>
+                    </w:p>
+                  </w:txbxContent>
+                </v:textbox>
+                <w10:wrap type="square"/>
+              </v:shape>
+            </w:pict>
+          </mc:Fallback>
+        </mc:AlternateContent>
+      </w:r>
+      <w:r>
+        <w:rPr>
+          <w:rFonts w:ascii="Arial" w:hAnsi="Arial" w:cs="Arial"/>
+          <w:noProof/>
+          <w:lang w:val="es-GT"/>
+        </w:rPr>
+        <w:drawing>
+          <wp:anchor distT="0" distB="0" distL="114300" distR="114300" simplePos="0" relativeHeight="251659264" behindDoc="0" locked="0" layoutInCell="1" allowOverlap="1" wp14:anchorId="2B4BE978" wp14:editId="680107BB">
+            <wp:simplePos x="0" y="0"/>
+            <wp:positionH relativeFrom="margin">
+              <wp:align>left</wp:align>
+            </wp:positionH>
+            <wp:positionV relativeFrom="paragraph">
+              <wp:posOffset>469900</wp:posOffset>
+            </wp:positionV>
+            <wp:extent cx="4838700" cy="2603500"/>
+            <wp:effectExtent l="0" t="0" r="0" b="6350"/>
+            <wp:wrapSquare wrapText="bothSides"/>
+            <wp:docPr id="76955192" name="Imagen 7"/>
+            <wp:cNvGraphicFramePr>
+              <a:graphicFrameLocks xmlns:a="http://schemas.openxmlformats.org/drawingml/2006/main" noChangeAspect="1"/>
+            </wp:cNvGraphicFramePr>
+            <a:graphic xmlns:a="http://schemas.openxmlformats.org/drawingml/2006/main">
+              <a:graphicData uri="http://schemas.openxmlformats.org/drawingml/2006/picture">
+                <pic:pic xmlns:pic="http://schemas.openxmlformats.org/drawingml/2006/picture">
+                  <pic:nvPicPr>
+                    <pic:cNvPr id="0" name="Picture 4"/>
+                    <pic:cNvPicPr>
+                      <a:picLocks noChangeAspect="1" noChangeArrowheads="1"/>
+                    </pic:cNvPicPr>
+                  </pic:nvPicPr>
+                  <pic:blipFill>
+                    <a:blip r:embed="rId14" cstate="print">
+                      <a:extLst>
+                        <a:ext uri="{28A0092B-C50C-407E-A947-70E740481C1C}">
+                          <a14:useLocalDpi xmlns:a14="http://schemas.microsoft.com/office/drawing/2010/main" val="0"/>
+                        </a:ext>
+                      </a:extLst>
+                    </a:blip>
+                    <a:srcRect/>
+                    <a:stretch>
+                      <a:fillRect/>
+                    </a:stretch>
+                  </pic:blipFill>
+                  <pic:spPr bwMode="auto">
+                    <a:xfrm>
+                      <a:off x="0" y="0"/>
+                      <a:ext cx="4843853" cy="2606498"/>
+                    </a:xfrm>
+                    <a:prstGeom prst="rect">
+                      <a:avLst/>
+                    </a:prstGeom>
+                    <a:noFill/>
+                  </pic:spPr>
+                </pic:pic>
+              </a:graphicData>
+            </a:graphic>
+            <wp14:sizeRelH relativeFrom="margin">
+              <wp14:pctWidth>0</wp14:pctWidth>
+            </wp14:sizeRelH>
+            <wp14:sizeRelV relativeFrom="margin">
+              <wp14:pctHeight>0</wp14:pctHeight>
+            </wp14:sizeRelV>
+          </wp:anchor>
+        </w:drawing>
+      </w:r>
+      <w:r>
+        <w:rPr>
+          <w:noProof/>
+        </w:rPr>
+        <mc:AlternateContent>
+          <mc:Choice Requires="wps">
+            <w:drawing>
+              <wp:inline distT="0" distB="0" distL="0" distR="0" wp14:anchorId="2C802FA4" wp14:editId="6C1A19CB">
+                <wp:extent cx="304800" cy="304800"/>
+                <wp:effectExtent l="0" t="0" r="0" b="0"/>
+                <wp:docPr id="1311511153" name="Rectángulo 3"/>
+                <wp:cNvGraphicFramePr>
+                  <a:graphicFrameLocks xmlns:a="http://schemas.openxmlformats.org/drawingml/2006/main" noChangeAspect="1"/>
+                </wp:cNvGraphicFramePr>
+                <a:graphic xmlns:a="http://schemas.openxmlformats.org/drawingml/2006/main">
+                  <a:graphicData uri="http://schemas.microsoft.com/office/word/2010/wordprocessingShape">
+                    <wps:wsp>
+                      <wps:cNvSpPr>
+                        <a:spLocks noChangeAspect="1" noChangeArrowheads="1"/>
+                      </wps:cNvSpPr>
+                      <wps:spPr bwMode="auto">
+                        <a:xfrm>
+                          <a:off x="0" y="0"/>
+                          <a:ext cx="304800" cy="304800"/>
+                        </a:xfrm>
+                        <a:prstGeom prst="rect">
+                          <a:avLst/>
+                        </a:prstGeom>
+                        <a:noFill/>
+                        <a:ln>
+                          <a:noFill/>
+                        </a:ln>
+                        <a:extLst>
+                          <a:ext uri="{909E8E84-426E-40DD-AFC4-6F175D3DCCD1}">
+                            <a14:hiddenFill xmlns:a14="http://schemas.microsoft.com/office/drawing/2010/main">
+                              <a:solidFill>
+                                <a:srgbClr val="FFFFFF"/>
+                              </a:solidFill>
+                            </a14:hiddenFill>
+                          </a:ext>
+                          <a:ext uri="{91240B29-F687-4F45-9708-019B960494DF}">
+                            <a14:hiddenLine xmlns:a14="http://schemas.microsoft.com/office/drawing/2010/main" w="9525">
+                              <a:solidFill>
+                                <a:srgbClr val="000000"/>
+                              </a:solidFill>
+                              <a:miter lim="800000"/>
+                              <a:headEnd/>
+                              <a:tailEnd/>
+                            </a14:hiddenLine>
+                          </a:ext>
+                        </a:extLst>
+                      </wps:spPr>
+                      <wps:bodyPr rot="0" vert="horz" wrap="square" lIns="91440" tIns="45720" rIns="91440" bIns="45720" anchor="t" anchorCtr="0" upright="1">
+                        <a:noAutofit/>
+                      </wps:bodyPr>
+                    </wps:wsp>
+                  </a:graphicData>
+                </a:graphic>
+              </wp:inline>
+            </w:drawing>
+          </mc:Choice>
+          <mc:Fallback>
+            <w:pict>
+              <v:rect w14:anchorId="112B147A" id="Rectángulo 3" o:spid="_x0000_s1026" style="width:24pt;height:24pt;visibility:visible;mso-wrap-style:square;mso-left-percent:-10001;mso-top-percent:-10001;mso-position-horizontal:absolute;mso-position-horizontal-relative:char;mso-position-vertical:absolute;mso-position-vertical-relative:line;mso-left-percent:-10001;mso-top-percent:-10001;v-text-anchor:top" o:gfxdata="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" filled="f" stroked="f">
+                <o:lock v:ext="edit" aspectratio="t"/>
+                <w10:anchorlock/>
+              </v:rect>
+            </w:pict>
+          </mc:Fallback>
+        </mc:AlternateContent>
+      </w:r>
+      <w:r>
+        <w:rPr>
+          <w:noProof/>
+        </w:rPr>
+        <mc:AlternateContent>
+          <mc:Choice Requires="wps">
+            <w:drawing>
+              <wp:inline distT="0" distB="0" distL="0" distR="0" wp14:anchorId="32E778F9" wp14:editId="3775A493">
+                <wp:extent cx="304800" cy="304800"/>
+                <wp:effectExtent l="0" t="0" r="0" b="0"/>
+                <wp:docPr id="1906150782" name="Rectángulo 4"/>
+                <wp:cNvGraphicFramePr>
+                  <a:graphicFrameLocks xmlns:a="http://schemas.openxmlformats.org/drawingml/2006/main" noChangeAspect="1"/>
+                </wp:cNvGraphicFramePr>
+                <a:graphic xmlns:a="http://schemas.openxmlformats.org/drawingml/2006/main">
+                  <a:graphicData uri="http://schemas.microsoft.com/office/word/2010/wordprocessingShape">
+                    <wps:wsp>
+                      <wps:cNvSpPr>
+                        <a:spLocks noChangeAspect="1" noChangeArrowheads="1"/>
+                      </wps:cNvSpPr>
+                      <wps:spPr bwMode="auto">
+                        <a:xfrm>
+                          <a:off x="0" y="0"/>
+                          <a:ext cx="304800" cy="304800"/>
+                        </a:xfrm>
+                        <a:prstGeom prst="rect">
+                          <a:avLst/>
+                        </a:prstGeom>
+                        <a:noFill/>
+                        <a:ln>
+                          <a:noFill/>
+                        </a:ln>
+                        <a:extLst>
+                          <a:ext uri="{909E8E84-426E-40DD-AFC4-6F175D3DCCD1}">
+                            <a14:hiddenFill xmlns:a14="http://schemas.microsoft.com/office/drawing/2010/main">
+                              <a:solidFill>
+                                <a:srgbClr val="FFFFFF"/>
+                              </a:solidFill>
+                            </a14:hiddenFill>
+                          </a:ext>
+                          <a:ext uri="{91240B29-F687-4F45-9708-019B960494DF}">
+                            <a14:hiddenLine xmlns:a14="http://schemas.microsoft.com/office/drawing/2010/main" w="9525">
+                              <a:solidFill>
+                                <a:srgbClr val="000000"/>
+                              </a:solidFill>
+                              <a:miter lim="800000"/>
+                              <a:headEnd/>
+                              <a:tailEnd/>
+                            </a14:hiddenLine>
+                          </a:ext>
+                        </a:extLst>
+                      </wps:spPr>
+                      <wps:bodyPr rot="0" vert="horz" wrap="square" lIns="91440" tIns="45720" rIns="91440" bIns="45720" anchor="t" anchorCtr="0" upright="1">
+                        <a:noAutofit/>
+                      </wps:bodyPr>
+                    </wps:wsp>
+                  </a:graphicData>
+                </a:graphic>
+              </wp:inline>
+            </w:drawing>
+          </mc:Choice>
+          <mc:Fallback>
+            <w:pict>
+              <v:rect w14:anchorId="356ADA4E" id="Rectángulo 4" o:spid="_x0000_s1026" style="width:24pt;height:24pt;visibility:visible;mso-wrap-style:square;mso-left-percent:-10001;mso-top-percent:-10001;mso-position-horizontal:absolute;mso-position-horizontal-relative:char;mso-position-vertical:absolute;mso-position-vertical-relative:line;mso-left-percent:-10001;mso-top-percent:-10001;v-text-anchor:top" o:gfxdata="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" filled="f" stroked="f">
+                <o:lock v:ext="edit" aspectratio="t"/>
+                <w10:anchorlock/>
+              </v:rect>
+            </w:pict>
+          </mc:Fallback>
+        </mc:AlternateContent>
+      </w:r>
+      <w:r>
+        <w:rPr>
+          <w:noProof/>
+        </w:rPr>
+        <mc:AlternateContent>
+          <mc:Choice Requires="wps">
+            <w:drawing>
+              <wp:inline distT="0" distB="0" distL="0" distR="0" wp14:anchorId="6E078EDA" wp14:editId="7550EC0F">
+                <wp:extent cx="304800" cy="304800"/>
+                <wp:effectExtent l="0" t="0" r="0" b="0"/>
+                <wp:docPr id="1502957058" name="Rectángulo 6"/>
+                <wp:cNvGraphicFramePr>
+                  <a:graphicFrameLocks xmlns:a="http://schemas.openxmlformats.org/drawingml/2006/main" noChangeAspect="1"/>
+                </wp:cNvGraphicFramePr>
+                <a:graphic xmlns:a="http://schemas.openxmlformats.org/drawingml/2006/main">
+                  <a:graphicData uri="http://schemas.microsoft.com/office/word/2010/wordprocessingShape">
+                    <wps:wsp>
+                      <wps:cNvSpPr>
+                        <a:spLocks noChangeAspect="1" noChangeArrowheads="1"/>
+                      </wps:cNvSpPr>
+                      <wps:spPr bwMode="auto">
+                        <a:xfrm>
+                          <a:off x="0" y="0"/>
+                          <a:ext cx="304800" cy="304800"/>
+                        </a:xfrm>
+                        <a:prstGeom prst="rect">
+                          <a:avLst/>
+                        </a:prstGeom>
+                        <a:noFill/>
+                        <a:ln>
+                          <a:noFill/>
+                        </a:ln>
+                        <a:extLst>
+                          <a:ext uri="{909E8E84-426E-40DD-AFC4-6F175D3DCCD1}">
+                            <a14:hiddenFill xmlns:a14="http://schemas.microsoft.com/office/drawing/2010/main">
+                              <a:solidFill>
+                                <a:srgbClr val="FFFFFF"/>
+                              </a:solidFill>
+                            </a14:hiddenFill>
+                          </a:ext>
+                          <a:ext uri="{91240B29-F687-4F45-9708-019B960494DF}">
+                            <a14:hiddenLine xmlns:a14="http://schemas.microsoft.com/office/drawing/2010/main" w="9525">
+                              <a:solidFill>
+                                <a:srgbClr val="000000"/>
+                              </a:solidFill>
+                              <a:miter lim="800000"/>
+                              <a:headEnd/>
+                              <a:tailEnd/>
+                            </a14:hiddenLine>
+                          </a:ext>
+                        </a:extLst>
+                      </wps:spPr>
+                      <wps:bodyPr rot="0" vert="horz" wrap="square" lIns="91440" tIns="45720" rIns="91440" bIns="45720" anchor="t" anchorCtr="0" upright="1">
+                        <a:noAutofit/>
+                      </wps:bodyPr>
+                    </wps:wsp>
+                  </a:graphicData>
+                </a:graphic>
+              </wp:inline>
+            </w:drawing>
+          </mc:Choice>
+          <mc:Fallback>
+            <w:pict>
+              <v:rect w14:anchorId="402B0C08" id="Rectángulo 6" o:spid="_x0000_s1026" style="width:24pt;height:24pt;visibility:visible;mso-wrap-style:square;mso-left-percent:-10001;mso-top-percent:-10001;mso-position-horizontal:absolute;mso-position-horizontal-relative:char;mso-position-vertical:absolute;mso-position-vertical-relative:line;mso-left-percent:-10001;mso-top-percent:-10001;v-text-anchor:top" o:gfxdata="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" filled="f" stroked="f">
+                <o:lock v:ext="edit" aspectratio="t"/>
+                <w10:anchorlock/>
+              </v:rect>
+            </w:pict>
+          </mc:Fallback>
+        </mc:AlternateContent>
+      </w:r>
     </w:p>
     <w:sectPr>
-      <w:headerReference w:type="default" r:id="rId8"/>
+      <w:headerReference w:type="default" r:id="rId15"/>
       <w:pgSz w:w="12240" w:h="15840"/>
       <w:pgMar w:top="1440" w:right="1440" w:bottom="1440" w:left="1440" w:header="708" w:footer="708" w:gutter="0"/>
       <w:cols w:space="708"/>
@@ -6049,17 +8957,18 @@
     <w:link w:val="Ttulo1Car"/>
     <w:uiPriority w:val="9"/>
     <w:qFormat/>
-    <w:rsid w:val="00794829"/>
+    <w:rsid w:val="004101DF"/>
     <w:pPr>
       <w:keepNext/>
       <w:keepLines/>
-      <w:spacing w:before="360" w:after="80"/>
+      <w:spacing w:before="360" w:after="80" w:line="480" w:lineRule="auto"/>
+      <w:jc w:val="center"/>
       <w:outlineLvl w:val="0"/>
     </w:pPr>
     <w:rPr>
-      <w:rFonts w:asciiTheme="majorHAnsi" w:eastAsiaTheme="majorEastAsia" w:hAnsiTheme="majorHAnsi" w:cstheme="majorBidi"/>
-      <w:color w:val="0F4761" w:themeColor="accent1" w:themeShade="BF"/>
-      <w:sz w:val="40"/>
+      <w:rFonts w:ascii="Arial" w:eastAsiaTheme="majorEastAsia" w:hAnsi="Arial" w:cstheme="majorBidi"/>
+      <w:b/>
+      <w:color w:val="000000" w:themeColor="text1"/>
       <w:szCs w:val="40"/>
     </w:rPr>
   </w:style>
@@ -6244,6 +9153,7 @@
   <w:style w:type="character" w:default="1" w:styleId="Fuentedeprrafopredeter">
     <w:name w:val="Default Paragraph Font"/>
     <w:uiPriority w:val="1"/>
+    <w:semiHidden/>
     <w:unhideWhenUsed/>
   </w:style>
   <w:style w:type="table" w:default="1" w:styleId="Tablanormal">
@@ -6272,11 +9182,11 @@
     <w:basedOn w:val="Fuentedeprrafopredeter"/>
     <w:link w:val="Ttulo1"/>
     <w:uiPriority w:val="9"/>
-    <w:rsid w:val="00794829"/>
+    <w:rsid w:val="004101DF"/>
     <w:rPr>
-      <w:rFonts w:asciiTheme="majorHAnsi" w:eastAsiaTheme="majorEastAsia" w:hAnsiTheme="majorHAnsi" w:cstheme="majorBidi"/>
-      <w:color w:val="0F4761" w:themeColor="accent1" w:themeShade="BF"/>
-      <w:sz w:val="40"/>
+      <w:rFonts w:ascii="Arial" w:eastAsiaTheme="majorEastAsia" w:hAnsi="Arial" w:cstheme="majorBidi"/>
+      <w:b/>
+      <w:color w:val="000000" w:themeColor="text1"/>
       <w:szCs w:val="40"/>
     </w:rPr>
   </w:style>
@@ -6609,6 +9519,25 @@
       </w:tblBorders>
     </w:tblPr>
   </w:style>
+  <w:style w:type="paragraph" w:styleId="Descripcin">
+    <w:name w:val="caption"/>
+    <w:basedOn w:val="Normal"/>
+    <w:next w:val="Normal"/>
+    <w:uiPriority w:val="35"/>
+    <w:unhideWhenUsed/>
+    <w:qFormat/>
+    <w:rsid w:val="004420E1"/>
+    <w:pPr>
+      <w:spacing w:after="200" w:line="240" w:lineRule="auto"/>
+    </w:pPr>
+    <w:rPr>
+      <w:i/>
+      <w:iCs/>
+      <w:color w:val="0E2841" w:themeColor="text2"/>
+      <w:sz w:val="18"/>
+      <w:szCs w:val="18"/>
+    </w:rPr>
+  </w:style>
 </w:styles>
 </file>
 
@@ -6925,4 +9854,16 @@
     </a:ext>
   </a:extLst>
 </a:theme>
+</file>
+
+<file path=customXml/item1.xml><?xml version="1.0" encoding="utf-8"?>
+<b:Sources xmlns:b="http://schemas.openxmlformats.org/officeDocument/2006/bibliography" xmlns="http://schemas.openxmlformats.org/officeDocument/2006/bibliography" SelectedStyle="\APASixthEditionOfficeOnline.xsl" StyleName="APA" Version="6"/>
+</file>
+
+<file path=customXml/itemProps1.xml><?xml version="1.0" encoding="utf-8"?>
+<ds:datastoreItem xmlns:ds="http://schemas.openxmlformats.org/officeDocument/2006/customXml" ds:itemID="{E9D5A4CD-11A2-472B-B8F2-CE5848AA0231}">
+  <ds:schemaRefs>
+    <ds:schemaRef ds:uri="http://schemas.openxmlformats.org/officeDocument/2006/bibliography"/>
+  </ds:schemaRefs>
+</ds:datastoreItem>
 </file>
--- a/DOCUMENTACIÓN Y MANUALES/DOCUMENTACIÓN ADMINISTRATIVA.docx
+++ b/DOCUMENTACIÓN Y MANUALES/DOCUMENTACIÓN ADMINISTRATIVA.docx
@@ -528,6 +528,1542 @@
           <w:bCs/>
           <w:lang w:val="es-GT"/>
         </w:rPr>
+      </w:pPr>
+      <w:r>
+        <w:rPr>
+          <w:rFonts w:ascii="Arial" w:hAnsi="Arial" w:cs="Arial"/>
+          <w:b/>
+          <w:bCs/>
+          <w:lang w:val="es-GT"/>
+        </w:rPr>
+        <w:t>San Pedro Sacatepéquez, S</w:t>
+      </w:r>
+      <w:r>
+        <w:rPr>
+          <w:rFonts w:ascii="Arial" w:hAnsi="Arial" w:cs="Arial"/>
+          <w:b/>
+          <w:bCs/>
+          <w:lang w:val="es-GT"/>
+        </w:rPr>
+        <w:t>an Marcos, 31  de octubre de 2026</w:t>
+      </w:r>
+    </w:p>
+    <w:p>
+      <w:pPr>
+        <w:jc w:val="center"/>
+        <w:rPr>
+          <w:rFonts w:ascii="Arial" w:hAnsi="Arial" w:cs="Arial"/>
+          <w:b/>
+          <w:bCs/>
+          <w:lang w:val="es-GT"/>
+        </w:rPr>
+      </w:pPr>
+    </w:p>
+    <w:p>
+      <w:pPr>
+        <w:jc w:val="center"/>
+        <w:rPr>
+          <w:rFonts w:ascii="Arial" w:hAnsi="Arial" w:cs="Arial"/>
+          <w:b/>
+          <w:bCs/>
+          <w:lang w:val="es-GT"/>
+        </w:rPr>
+      </w:pPr>
+      <w:r>
+        <w:rPr>
+          <w:rFonts w:ascii="Arial" w:hAnsi="Arial" w:cs="Arial"/>
+          <w:b/>
+          <w:bCs/>
+          <w:lang w:val="es-GT"/>
+        </w:rPr>
+        <w:t>Índice</w:t>
+      </w:r>
+    </w:p>
+    <w:p>
+      <w:pPr>
+        <w:jc w:val="center"/>
+        <w:rPr>
+          <w:rFonts w:ascii="Arial" w:hAnsi="Arial" w:cs="Arial"/>
+          <w:b/>
+          <w:bCs/>
+          <w:lang w:val="es-GT"/>
+        </w:rPr>
+      </w:pPr>
+    </w:p>
+    <w:sdt>
+      <w:sdtPr>
+        <w:rPr>
+          <w:rFonts w:ascii="Arial" w:hAnsi="Arial" w:cs="Arial"/>
+          <w:color w:val="000000" w:themeColor="text1"/>
+        </w:rPr>
+        <w:id w:val="1948202222"/>
+        <w:docPartObj>
+          <w:docPartGallery w:val="Table of Contents"/>
+          <w:docPartUnique/>
+        </w:docPartObj>
+      </w:sdtPr>
+      <w:sdtEndPr>
+        <w:rPr>
+          <w:rFonts w:eastAsiaTheme="minorHAnsi"/>
+          <w:b/>
+          <w:bCs/>
+          <w:noProof/>
+          <w:kern w:val="2"/>
+          <w:sz w:val="24"/>
+          <w:szCs w:val="24"/>
+          <w14:ligatures w14:val="standardContextual"/>
+        </w:rPr>
+      </w:sdtEndPr>
+      <w:sdtContent>
+        <w:p>
+          <w:pPr>
+            <w:pStyle w:val="TtuloTDC"/>
+            <w:rPr>
+              <w:rFonts w:ascii="Arial" w:hAnsi="Arial" w:cs="Arial"/>
+              <w:color w:val="000000" w:themeColor="text1"/>
+            </w:rPr>
+          </w:pPr>
+        </w:p>
+        <w:p>
+          <w:pPr>
+            <w:pStyle w:val="TDC1"/>
+            <w:tabs>
+              <w:tab w:val="right" w:leader="dot" w:pos="9350"/>
+            </w:tabs>
+            <w:rPr>
+              <w:rFonts w:ascii="Arial" w:hAnsi="Arial" w:cs="Arial"/>
+              <w:noProof/>
+              <w:color w:val="000000" w:themeColor="text1"/>
+            </w:rPr>
+          </w:pPr>
+          <w:r>
+            <w:rPr>
+              <w:rFonts w:ascii="Arial" w:hAnsi="Arial" w:cs="Arial"/>
+              <w:color w:val="000000" w:themeColor="text1"/>
+            </w:rPr>
+            <w:fldChar w:fldCharType="begin"/>
+          </w:r>
+          <w:r>
+            <w:rPr>
+              <w:rFonts w:ascii="Arial" w:hAnsi="Arial" w:cs="Arial"/>
+              <w:color w:val="000000" w:themeColor="text1"/>
+            </w:rPr>
+            <w:instrText xml:space="preserve"> TOC \o "1-3" \h \z \u </w:instrText>
+          </w:r>
+          <w:r>
+            <w:rPr>
+              <w:rFonts w:ascii="Arial" w:hAnsi="Arial" w:cs="Arial"/>
+              <w:color w:val="000000" w:themeColor="text1"/>
+            </w:rPr>
+            <w:fldChar w:fldCharType="separate"/>
+          </w:r>
+          <w:hyperlink w:anchor="_Toc244203311" w:history="1">
+            <w:r>
+              <w:rPr>
+                <w:rStyle w:val="Hipervnculo"/>
+                <w:rFonts w:ascii="Arial" w:hAnsi="Arial" w:cs="Arial"/>
+                <w:noProof/>
+                <w:color w:val="000000" w:themeColor="text1"/>
+                <w:lang w:val="es-GT"/>
+              </w:rPr>
+              <w:t>1. Introducción</w:t>
+            </w:r>
+            <w:r>
+              <w:rPr>
+                <w:rFonts w:ascii="Arial" w:hAnsi="Arial" w:cs="Arial"/>
+                <w:noProof/>
+                <w:webHidden/>
+                <w:color w:val="000000" w:themeColor="text1"/>
+              </w:rPr>
+              <w:tab/>
+            </w:r>
+            <w:r>
+              <w:rPr>
+                <w:rFonts w:ascii="Arial" w:hAnsi="Arial" w:cs="Arial"/>
+                <w:noProof/>
+                <w:webHidden/>
+                <w:color w:val="000000" w:themeColor="text1"/>
+              </w:rPr>
+              <w:fldChar w:fldCharType="begin"/>
+            </w:r>
+            <w:r>
+              <w:rPr>
+                <w:rFonts w:ascii="Arial" w:hAnsi="Arial" w:cs="Arial"/>
+                <w:noProof/>
+                <w:webHidden/>
+                <w:color w:val="000000" w:themeColor="text1"/>
+              </w:rPr>
+              <w:instrText xml:space="preserve"> PAGEREF _Toc244203311 \h </w:instrText>
+            </w:r>
+            <w:r>
+              <w:rPr>
+                <w:rFonts w:ascii="Arial" w:hAnsi="Arial" w:cs="Arial"/>
+                <w:noProof/>
+                <w:webHidden/>
+                <w:color w:val="000000" w:themeColor="text1"/>
+              </w:rPr>
+            </w:r>
+            <w:r>
+              <w:rPr>
+                <w:rFonts w:ascii="Arial" w:hAnsi="Arial" w:cs="Arial"/>
+                <w:noProof/>
+                <w:webHidden/>
+                <w:color w:val="000000" w:themeColor="text1"/>
+              </w:rPr>
+              <w:fldChar w:fldCharType="separate"/>
+            </w:r>
+            <w:r>
+              <w:rPr>
+                <w:rFonts w:ascii="Arial" w:hAnsi="Arial" w:cs="Arial"/>
+                <w:noProof/>
+                <w:webHidden/>
+                <w:color w:val="000000" w:themeColor="text1"/>
+              </w:rPr>
+              <w:t>3</w:t>
+            </w:r>
+            <w:r>
+              <w:rPr>
+                <w:rFonts w:ascii="Arial" w:hAnsi="Arial" w:cs="Arial"/>
+                <w:noProof/>
+                <w:webHidden/>
+                <w:color w:val="000000" w:themeColor="text1"/>
+              </w:rPr>
+              <w:fldChar w:fldCharType="end"/>
+            </w:r>
+          </w:hyperlink>
+        </w:p>
+        <w:p>
+          <w:pPr>
+            <w:pStyle w:val="TDC1"/>
+            <w:tabs>
+              <w:tab w:val="right" w:leader="dot" w:pos="9350"/>
+            </w:tabs>
+            <w:rPr>
+              <w:rFonts w:ascii="Arial" w:hAnsi="Arial" w:cs="Arial"/>
+              <w:noProof/>
+              <w:color w:val="000000" w:themeColor="text1"/>
+            </w:rPr>
+          </w:pPr>
+          <w:hyperlink w:anchor="_Toc244203312" w:history="1">
+            <w:r>
+              <w:rPr>
+                <w:rStyle w:val="Hipervnculo"/>
+                <w:rFonts w:ascii="Arial" w:hAnsi="Arial" w:cs="Arial"/>
+                <w:noProof/>
+                <w:color w:val="000000" w:themeColor="text1"/>
+                <w:lang w:val="es-GT"/>
+              </w:rPr>
+              <w:t>2. Descripción general del proyecto</w:t>
+            </w:r>
+            <w:r>
+              <w:rPr>
+                <w:rFonts w:ascii="Arial" w:hAnsi="Arial" w:cs="Arial"/>
+                <w:noProof/>
+                <w:webHidden/>
+                <w:color w:val="000000" w:themeColor="text1"/>
+              </w:rPr>
+              <w:tab/>
+            </w:r>
+            <w:r>
+              <w:rPr>
+                <w:rFonts w:ascii="Arial" w:hAnsi="Arial" w:cs="Arial"/>
+                <w:noProof/>
+                <w:webHidden/>
+                <w:color w:val="000000" w:themeColor="text1"/>
+              </w:rPr>
+              <w:fldChar w:fldCharType="begin"/>
+            </w:r>
+            <w:r>
+              <w:rPr>
+                <w:rFonts w:ascii="Arial" w:hAnsi="Arial" w:cs="Arial"/>
+                <w:noProof/>
+                <w:webHidden/>
+                <w:color w:val="000000" w:themeColor="text1"/>
+              </w:rPr>
+              <w:instrText xml:space="preserve"> PAGEREF _Toc244203312 \h </w:instrText>
+            </w:r>
+            <w:r>
+              <w:rPr>
+                <w:rFonts w:ascii="Arial" w:hAnsi="Arial" w:cs="Arial"/>
+                <w:noProof/>
+                <w:webHidden/>
+                <w:color w:val="000000" w:themeColor="text1"/>
+              </w:rPr>
+            </w:r>
+            <w:r>
+              <w:rPr>
+                <w:rFonts w:ascii="Arial" w:hAnsi="Arial" w:cs="Arial"/>
+                <w:noProof/>
+                <w:webHidden/>
+                <w:color w:val="000000" w:themeColor="text1"/>
+              </w:rPr>
+              <w:fldChar w:fldCharType="separate"/>
+            </w:r>
+            <w:r>
+              <w:rPr>
+                <w:rFonts w:ascii="Arial" w:hAnsi="Arial" w:cs="Arial"/>
+                <w:noProof/>
+                <w:webHidden/>
+                <w:color w:val="000000" w:themeColor="text1"/>
+              </w:rPr>
+              <w:t>4</w:t>
+            </w:r>
+            <w:r>
+              <w:rPr>
+                <w:rFonts w:ascii="Arial" w:hAnsi="Arial" w:cs="Arial"/>
+                <w:noProof/>
+                <w:webHidden/>
+                <w:color w:val="000000" w:themeColor="text1"/>
+              </w:rPr>
+              <w:fldChar w:fldCharType="end"/>
+            </w:r>
+          </w:hyperlink>
+        </w:p>
+        <w:p>
+          <w:pPr>
+            <w:pStyle w:val="TDC1"/>
+            <w:tabs>
+              <w:tab w:val="right" w:leader="dot" w:pos="9350"/>
+            </w:tabs>
+            <w:rPr>
+              <w:rFonts w:ascii="Arial" w:hAnsi="Arial" w:cs="Arial"/>
+              <w:noProof/>
+              <w:color w:val="000000" w:themeColor="text1"/>
+            </w:rPr>
+          </w:pPr>
+          <w:hyperlink w:anchor="_Toc244203313" w:history="1">
+            <w:r>
+              <w:rPr>
+                <w:rStyle w:val="Hipervnculo"/>
+                <w:rFonts w:ascii="Arial" w:hAnsi="Arial" w:cs="Arial"/>
+                <w:noProof/>
+                <w:color w:val="000000" w:themeColor="text1"/>
+              </w:rPr>
+              <w:t>3. Integrantes del equipo</w:t>
+            </w:r>
+            <w:r>
+              <w:rPr>
+                <w:rFonts w:ascii="Arial" w:hAnsi="Arial" w:cs="Arial"/>
+                <w:noProof/>
+                <w:webHidden/>
+                <w:color w:val="000000" w:themeColor="text1"/>
+              </w:rPr>
+              <w:tab/>
+            </w:r>
+            <w:r>
+              <w:rPr>
+                <w:rFonts w:ascii="Arial" w:hAnsi="Arial" w:cs="Arial"/>
+                <w:noProof/>
+                <w:webHidden/>
+                <w:color w:val="000000" w:themeColor="text1"/>
+              </w:rPr>
+              <w:fldChar w:fldCharType="begin"/>
+            </w:r>
+            <w:r>
+              <w:rPr>
+                <w:rFonts w:ascii="Arial" w:hAnsi="Arial" w:cs="Arial"/>
+                <w:noProof/>
+                <w:webHidden/>
+                <w:color w:val="000000" w:themeColor="text1"/>
+              </w:rPr>
+              <w:instrText xml:space="preserve"> PAGEREF _Toc244203313 \h </w:instrText>
+            </w:r>
+            <w:r>
+              <w:rPr>
+                <w:rFonts w:ascii="Arial" w:hAnsi="Arial" w:cs="Arial"/>
+                <w:noProof/>
+                <w:webHidden/>
+                <w:color w:val="000000" w:themeColor="text1"/>
+              </w:rPr>
+            </w:r>
+            <w:r>
+              <w:rPr>
+                <w:rFonts w:ascii="Arial" w:hAnsi="Arial" w:cs="Arial"/>
+                <w:noProof/>
+                <w:webHidden/>
+                <w:color w:val="000000" w:themeColor="text1"/>
+              </w:rPr>
+              <w:fldChar w:fldCharType="separate"/>
+            </w:r>
+            <w:r>
+              <w:rPr>
+                <w:rFonts w:ascii="Arial" w:hAnsi="Arial" w:cs="Arial"/>
+                <w:noProof/>
+                <w:webHidden/>
+                <w:color w:val="000000" w:themeColor="text1"/>
+              </w:rPr>
+              <w:t>4</w:t>
+            </w:r>
+            <w:r>
+              <w:rPr>
+                <w:rFonts w:ascii="Arial" w:hAnsi="Arial" w:cs="Arial"/>
+                <w:noProof/>
+                <w:webHidden/>
+                <w:color w:val="000000" w:themeColor="text1"/>
+              </w:rPr>
+              <w:fldChar w:fldCharType="end"/>
+            </w:r>
+          </w:hyperlink>
+        </w:p>
+        <w:p>
+          <w:pPr>
+            <w:pStyle w:val="TDC1"/>
+            <w:tabs>
+              <w:tab w:val="right" w:leader="dot" w:pos="9350"/>
+            </w:tabs>
+            <w:rPr>
+              <w:rFonts w:ascii="Arial" w:hAnsi="Arial" w:cs="Arial"/>
+              <w:noProof/>
+              <w:color w:val="000000" w:themeColor="text1"/>
+            </w:rPr>
+          </w:pPr>
+          <w:hyperlink w:anchor="_Toc244203314" w:history="1">
+            <w:r>
+              <w:rPr>
+                <w:rStyle w:val="Hipervnculo"/>
+                <w:rFonts w:ascii="Arial" w:hAnsi="Arial" w:cs="Arial"/>
+                <w:noProof/>
+                <w:color w:val="000000" w:themeColor="text1"/>
+                <w:lang w:val="es-GT"/>
+              </w:rPr>
+              <w:t>4. Organización del equipo</w:t>
+            </w:r>
+            <w:r>
+              <w:rPr>
+                <w:rFonts w:ascii="Arial" w:hAnsi="Arial" w:cs="Arial"/>
+                <w:noProof/>
+                <w:webHidden/>
+                <w:color w:val="000000" w:themeColor="text1"/>
+              </w:rPr>
+              <w:tab/>
+            </w:r>
+            <w:r>
+              <w:rPr>
+                <w:rFonts w:ascii="Arial" w:hAnsi="Arial" w:cs="Arial"/>
+                <w:noProof/>
+                <w:webHidden/>
+                <w:color w:val="000000" w:themeColor="text1"/>
+              </w:rPr>
+              <w:fldChar w:fldCharType="begin"/>
+            </w:r>
+            <w:r>
+              <w:rPr>
+                <w:rFonts w:ascii="Arial" w:hAnsi="Arial" w:cs="Arial"/>
+                <w:noProof/>
+                <w:webHidden/>
+                <w:color w:val="000000" w:themeColor="text1"/>
+              </w:rPr>
+              <w:instrText xml:space="preserve"> PAGEREF _Toc244203314 \h </w:instrText>
+            </w:r>
+            <w:r>
+              <w:rPr>
+                <w:rFonts w:ascii="Arial" w:hAnsi="Arial" w:cs="Arial"/>
+                <w:noProof/>
+                <w:webHidden/>
+                <w:color w:val="000000" w:themeColor="text1"/>
+              </w:rPr>
+            </w:r>
+            <w:r>
+              <w:rPr>
+                <w:rFonts w:ascii="Arial" w:hAnsi="Arial" w:cs="Arial"/>
+                <w:noProof/>
+                <w:webHidden/>
+                <w:color w:val="000000" w:themeColor="text1"/>
+              </w:rPr>
+              <w:fldChar w:fldCharType="separate"/>
+            </w:r>
+            <w:r>
+              <w:rPr>
+                <w:rFonts w:ascii="Arial" w:hAnsi="Arial" w:cs="Arial"/>
+                <w:noProof/>
+                <w:webHidden/>
+                <w:color w:val="000000" w:themeColor="text1"/>
+              </w:rPr>
+              <w:t>5</w:t>
+            </w:r>
+            <w:r>
+              <w:rPr>
+                <w:rFonts w:ascii="Arial" w:hAnsi="Arial" w:cs="Arial"/>
+                <w:noProof/>
+                <w:webHidden/>
+                <w:color w:val="000000" w:themeColor="text1"/>
+              </w:rPr>
+              <w:fldChar w:fldCharType="end"/>
+            </w:r>
+          </w:hyperlink>
+        </w:p>
+        <w:p>
+          <w:pPr>
+            <w:pStyle w:val="TDC2"/>
+            <w:tabs>
+              <w:tab w:val="right" w:leader="dot" w:pos="9350"/>
+            </w:tabs>
+            <w:rPr>
+              <w:rFonts w:ascii="Arial" w:hAnsi="Arial" w:cs="Arial"/>
+              <w:noProof/>
+              <w:color w:val="000000" w:themeColor="text1"/>
+            </w:rPr>
+          </w:pPr>
+          <w:hyperlink w:anchor="_Toc244203315" w:history="1">
+            <w:r>
+              <w:rPr>
+                <w:rStyle w:val="Hipervnculo"/>
+                <w:rFonts w:ascii="Arial" w:hAnsi="Arial" w:cs="Arial"/>
+                <w:noProof/>
+                <w:color w:val="000000" w:themeColor="text1"/>
+                <w:lang w:val="es-GT"/>
+              </w:rPr>
+              <w:t>Distribución del trabajo</w:t>
+            </w:r>
+            <w:r>
+              <w:rPr>
+                <w:rFonts w:ascii="Arial" w:hAnsi="Arial" w:cs="Arial"/>
+                <w:noProof/>
+                <w:webHidden/>
+                <w:color w:val="000000" w:themeColor="text1"/>
+              </w:rPr>
+              <w:tab/>
+            </w:r>
+            <w:r>
+              <w:rPr>
+                <w:rFonts w:ascii="Arial" w:hAnsi="Arial" w:cs="Arial"/>
+                <w:noProof/>
+                <w:webHidden/>
+                <w:color w:val="000000" w:themeColor="text1"/>
+              </w:rPr>
+              <w:fldChar w:fldCharType="begin"/>
+            </w:r>
+            <w:r>
+              <w:rPr>
+                <w:rFonts w:ascii="Arial" w:hAnsi="Arial" w:cs="Arial"/>
+                <w:noProof/>
+                <w:webHidden/>
+                <w:color w:val="000000" w:themeColor="text1"/>
+              </w:rPr>
+              <w:instrText xml:space="preserve"> PAGEREF _Toc244203315 \h </w:instrText>
+            </w:r>
+            <w:r>
+              <w:rPr>
+                <w:rFonts w:ascii="Arial" w:hAnsi="Arial" w:cs="Arial"/>
+                <w:noProof/>
+                <w:webHidden/>
+                <w:color w:val="000000" w:themeColor="text1"/>
+              </w:rPr>
+            </w:r>
+            <w:r>
+              <w:rPr>
+                <w:rFonts w:ascii="Arial" w:hAnsi="Arial" w:cs="Arial"/>
+                <w:noProof/>
+                <w:webHidden/>
+                <w:color w:val="000000" w:themeColor="text1"/>
+              </w:rPr>
+              <w:fldChar w:fldCharType="separate"/>
+            </w:r>
+            <w:r>
+              <w:rPr>
+                <w:rFonts w:ascii="Arial" w:hAnsi="Arial" w:cs="Arial"/>
+                <w:noProof/>
+                <w:webHidden/>
+                <w:color w:val="000000" w:themeColor="text1"/>
+              </w:rPr>
+              <w:t>5</w:t>
+            </w:r>
+            <w:r>
+              <w:rPr>
+                <w:rFonts w:ascii="Arial" w:hAnsi="Arial" w:cs="Arial"/>
+                <w:noProof/>
+                <w:webHidden/>
+                <w:color w:val="000000" w:themeColor="text1"/>
+              </w:rPr>
+              <w:fldChar w:fldCharType="end"/>
+            </w:r>
+          </w:hyperlink>
+        </w:p>
+        <w:p>
+          <w:pPr>
+            <w:pStyle w:val="TDC2"/>
+            <w:tabs>
+              <w:tab w:val="right" w:leader="dot" w:pos="9350"/>
+            </w:tabs>
+            <w:rPr>
+              <w:rFonts w:ascii="Arial" w:hAnsi="Arial" w:cs="Arial"/>
+              <w:noProof/>
+              <w:color w:val="000000" w:themeColor="text1"/>
+            </w:rPr>
+          </w:pPr>
+          <w:hyperlink w:anchor="_Toc244203316" w:history="1">
+            <w:r>
+              <w:rPr>
+                <w:rStyle w:val="Hipervnculo"/>
+                <w:rFonts w:ascii="Arial" w:hAnsi="Arial" w:cs="Arial"/>
+                <w:noProof/>
+                <w:color w:val="000000" w:themeColor="text1"/>
+                <w:lang w:val="es-GT"/>
+              </w:rPr>
+              <w:t>Comunicación y coordinación del equipo</w:t>
+            </w:r>
+            <w:r>
+              <w:rPr>
+                <w:rFonts w:ascii="Arial" w:hAnsi="Arial" w:cs="Arial"/>
+                <w:noProof/>
+                <w:webHidden/>
+                <w:color w:val="000000" w:themeColor="text1"/>
+              </w:rPr>
+              <w:tab/>
+            </w:r>
+            <w:r>
+              <w:rPr>
+                <w:rFonts w:ascii="Arial" w:hAnsi="Arial" w:cs="Arial"/>
+                <w:noProof/>
+                <w:webHidden/>
+                <w:color w:val="000000" w:themeColor="text1"/>
+              </w:rPr>
+              <w:fldChar w:fldCharType="begin"/>
+            </w:r>
+            <w:r>
+              <w:rPr>
+                <w:rFonts w:ascii="Arial" w:hAnsi="Arial" w:cs="Arial"/>
+                <w:noProof/>
+                <w:webHidden/>
+                <w:color w:val="000000" w:themeColor="text1"/>
+              </w:rPr>
+              <w:instrText xml:space="preserve"> PAGEREF _Toc244203316 \h </w:instrText>
+            </w:r>
+            <w:r>
+              <w:rPr>
+                <w:rFonts w:ascii="Arial" w:hAnsi="Arial" w:cs="Arial"/>
+                <w:noProof/>
+                <w:webHidden/>
+                <w:color w:val="000000" w:themeColor="text1"/>
+              </w:rPr>
+            </w:r>
+            <w:r>
+              <w:rPr>
+                <w:rFonts w:ascii="Arial" w:hAnsi="Arial" w:cs="Arial"/>
+                <w:noProof/>
+                <w:webHidden/>
+                <w:color w:val="000000" w:themeColor="text1"/>
+              </w:rPr>
+              <w:fldChar w:fldCharType="separate"/>
+            </w:r>
+            <w:r>
+              <w:rPr>
+                <w:rFonts w:ascii="Arial" w:hAnsi="Arial" w:cs="Arial"/>
+                <w:noProof/>
+                <w:webHidden/>
+                <w:color w:val="000000" w:themeColor="text1"/>
+              </w:rPr>
+              <w:t>6</w:t>
+            </w:r>
+            <w:r>
+              <w:rPr>
+                <w:rFonts w:ascii="Arial" w:hAnsi="Arial" w:cs="Arial"/>
+                <w:noProof/>
+                <w:webHidden/>
+                <w:color w:val="000000" w:themeColor="text1"/>
+              </w:rPr>
+              <w:fldChar w:fldCharType="end"/>
+            </w:r>
+          </w:hyperlink>
+        </w:p>
+        <w:p>
+          <w:pPr>
+            <w:pStyle w:val="TDC2"/>
+            <w:tabs>
+              <w:tab w:val="right" w:leader="dot" w:pos="9350"/>
+            </w:tabs>
+            <w:rPr>
+              <w:rFonts w:ascii="Arial" w:hAnsi="Arial" w:cs="Arial"/>
+              <w:noProof/>
+              <w:color w:val="000000" w:themeColor="text1"/>
+            </w:rPr>
+          </w:pPr>
+          <w:hyperlink w:anchor="_Toc244203317" w:history="1">
+            <w:r>
+              <w:rPr>
+                <w:rStyle w:val="Hipervnculo"/>
+                <w:rFonts w:ascii="Arial" w:hAnsi="Arial" w:cs="Arial"/>
+                <w:noProof/>
+                <w:color w:val="000000" w:themeColor="text1"/>
+                <w:lang w:val="es-GT"/>
+              </w:rPr>
+              <w:t>Organización del código y trabajo colaborativo con GitHub</w:t>
+            </w:r>
+            <w:r>
+              <w:rPr>
+                <w:rFonts w:ascii="Arial" w:hAnsi="Arial" w:cs="Arial"/>
+                <w:noProof/>
+                <w:webHidden/>
+                <w:color w:val="000000" w:themeColor="text1"/>
+              </w:rPr>
+              <w:tab/>
+            </w:r>
+            <w:r>
+              <w:rPr>
+                <w:rFonts w:ascii="Arial" w:hAnsi="Arial" w:cs="Arial"/>
+                <w:noProof/>
+                <w:webHidden/>
+                <w:color w:val="000000" w:themeColor="text1"/>
+              </w:rPr>
+              <w:fldChar w:fldCharType="begin"/>
+            </w:r>
+            <w:r>
+              <w:rPr>
+                <w:rFonts w:ascii="Arial" w:hAnsi="Arial" w:cs="Arial"/>
+                <w:noProof/>
+                <w:webHidden/>
+                <w:color w:val="000000" w:themeColor="text1"/>
+              </w:rPr>
+              <w:instrText xml:space="preserve"> PAGEREF _Toc244203317 \h </w:instrText>
+            </w:r>
+            <w:r>
+              <w:rPr>
+                <w:rFonts w:ascii="Arial" w:hAnsi="Arial" w:cs="Arial"/>
+                <w:noProof/>
+                <w:webHidden/>
+                <w:color w:val="000000" w:themeColor="text1"/>
+              </w:rPr>
+            </w:r>
+            <w:r>
+              <w:rPr>
+                <w:rFonts w:ascii="Arial" w:hAnsi="Arial" w:cs="Arial"/>
+                <w:noProof/>
+                <w:webHidden/>
+                <w:color w:val="000000" w:themeColor="text1"/>
+              </w:rPr>
+              <w:fldChar w:fldCharType="separate"/>
+            </w:r>
+            <w:r>
+              <w:rPr>
+                <w:rFonts w:ascii="Arial" w:hAnsi="Arial" w:cs="Arial"/>
+                <w:noProof/>
+                <w:webHidden/>
+                <w:color w:val="000000" w:themeColor="text1"/>
+              </w:rPr>
+              <w:t>6</w:t>
+            </w:r>
+            <w:r>
+              <w:rPr>
+                <w:rFonts w:ascii="Arial" w:hAnsi="Arial" w:cs="Arial"/>
+                <w:noProof/>
+                <w:webHidden/>
+                <w:color w:val="000000" w:themeColor="text1"/>
+              </w:rPr>
+              <w:fldChar w:fldCharType="end"/>
+            </w:r>
+          </w:hyperlink>
+        </w:p>
+        <w:p>
+          <w:pPr>
+            <w:pStyle w:val="TDC2"/>
+            <w:tabs>
+              <w:tab w:val="right" w:leader="dot" w:pos="9350"/>
+            </w:tabs>
+            <w:rPr>
+              <w:rFonts w:ascii="Arial" w:hAnsi="Arial" w:cs="Arial"/>
+              <w:noProof/>
+              <w:color w:val="000000" w:themeColor="text1"/>
+            </w:rPr>
+          </w:pPr>
+          <w:hyperlink w:anchor="_Toc244203318" w:history="1">
+            <w:r>
+              <w:rPr>
+                <w:rStyle w:val="Hipervnculo"/>
+                <w:rFonts w:ascii="Arial" w:hAnsi="Arial" w:cs="Arial"/>
+                <w:noProof/>
+                <w:color w:val="000000" w:themeColor="text1"/>
+                <w:lang w:val="es-GT"/>
+              </w:rPr>
+              <w:t>Integración y revisión del proyecto</w:t>
+            </w:r>
+            <w:r>
+              <w:rPr>
+                <w:rFonts w:ascii="Arial" w:hAnsi="Arial" w:cs="Arial"/>
+                <w:noProof/>
+                <w:webHidden/>
+                <w:color w:val="000000" w:themeColor="text1"/>
+              </w:rPr>
+              <w:tab/>
+            </w:r>
+            <w:r>
+              <w:rPr>
+                <w:rFonts w:ascii="Arial" w:hAnsi="Arial" w:cs="Arial"/>
+                <w:noProof/>
+                <w:webHidden/>
+                <w:color w:val="000000" w:themeColor="text1"/>
+              </w:rPr>
+              <w:fldChar w:fldCharType="begin"/>
+            </w:r>
+            <w:r>
+              <w:rPr>
+                <w:rFonts w:ascii="Arial" w:hAnsi="Arial" w:cs="Arial"/>
+                <w:noProof/>
+                <w:webHidden/>
+                <w:color w:val="000000" w:themeColor="text1"/>
+              </w:rPr>
+              <w:instrText xml:space="preserve"> PAGEREF _Toc244203318 \h </w:instrText>
+            </w:r>
+            <w:r>
+              <w:rPr>
+                <w:rFonts w:ascii="Arial" w:hAnsi="Arial" w:cs="Arial"/>
+                <w:noProof/>
+                <w:webHidden/>
+                <w:color w:val="000000" w:themeColor="text1"/>
+              </w:rPr>
+            </w:r>
+            <w:r>
+              <w:rPr>
+                <w:rFonts w:ascii="Arial" w:hAnsi="Arial" w:cs="Arial"/>
+                <w:noProof/>
+                <w:webHidden/>
+                <w:color w:val="000000" w:themeColor="text1"/>
+              </w:rPr>
+              <w:fldChar w:fldCharType="separate"/>
+            </w:r>
+            <w:r>
+              <w:rPr>
+                <w:rFonts w:ascii="Arial" w:hAnsi="Arial" w:cs="Arial"/>
+                <w:noProof/>
+                <w:webHidden/>
+                <w:color w:val="000000" w:themeColor="text1"/>
+              </w:rPr>
+              <w:t>7</w:t>
+            </w:r>
+            <w:r>
+              <w:rPr>
+                <w:rFonts w:ascii="Arial" w:hAnsi="Arial" w:cs="Arial"/>
+                <w:noProof/>
+                <w:webHidden/>
+                <w:color w:val="000000" w:themeColor="text1"/>
+              </w:rPr>
+              <w:fldChar w:fldCharType="end"/>
+            </w:r>
+          </w:hyperlink>
+        </w:p>
+        <w:p>
+          <w:pPr>
+            <w:pStyle w:val="TDC1"/>
+            <w:tabs>
+              <w:tab w:val="right" w:leader="dot" w:pos="9350"/>
+            </w:tabs>
+            <w:rPr>
+              <w:rFonts w:ascii="Arial" w:hAnsi="Arial" w:cs="Arial"/>
+              <w:noProof/>
+              <w:color w:val="000000" w:themeColor="text1"/>
+            </w:rPr>
+          </w:pPr>
+          <w:hyperlink w:anchor="_Toc244203319" w:history="1">
+            <w:r>
+              <w:rPr>
+                <w:rStyle w:val="Hipervnculo"/>
+                <w:rFonts w:ascii="Arial" w:hAnsi="Arial" w:cs="Arial"/>
+                <w:noProof/>
+                <w:color w:val="000000" w:themeColor="text1"/>
+              </w:rPr>
+              <w:t>5. Recursos utilizados</w:t>
+            </w:r>
+            <w:r>
+              <w:rPr>
+                <w:rFonts w:ascii="Arial" w:hAnsi="Arial" w:cs="Arial"/>
+                <w:noProof/>
+                <w:webHidden/>
+                <w:color w:val="000000" w:themeColor="text1"/>
+              </w:rPr>
+              <w:tab/>
+            </w:r>
+            <w:r>
+              <w:rPr>
+                <w:rFonts w:ascii="Arial" w:hAnsi="Arial" w:cs="Arial"/>
+                <w:noProof/>
+                <w:webHidden/>
+                <w:color w:val="000000" w:themeColor="text1"/>
+              </w:rPr>
+              <w:fldChar w:fldCharType="begin"/>
+            </w:r>
+            <w:r>
+              <w:rPr>
+                <w:rFonts w:ascii="Arial" w:hAnsi="Arial" w:cs="Arial"/>
+                <w:noProof/>
+                <w:webHidden/>
+                <w:color w:val="000000" w:themeColor="text1"/>
+              </w:rPr>
+              <w:instrText xml:space="preserve"> PAGEREF _Toc244203319 \h </w:instrText>
+            </w:r>
+            <w:r>
+              <w:rPr>
+                <w:rFonts w:ascii="Arial" w:hAnsi="Arial" w:cs="Arial"/>
+                <w:noProof/>
+                <w:webHidden/>
+                <w:color w:val="000000" w:themeColor="text1"/>
+              </w:rPr>
+            </w:r>
+            <w:r>
+              <w:rPr>
+                <w:rFonts w:ascii="Arial" w:hAnsi="Arial" w:cs="Arial"/>
+                <w:noProof/>
+                <w:webHidden/>
+                <w:color w:val="000000" w:themeColor="text1"/>
+              </w:rPr>
+              <w:fldChar w:fldCharType="separate"/>
+            </w:r>
+            <w:r>
+              <w:rPr>
+                <w:rFonts w:ascii="Arial" w:hAnsi="Arial" w:cs="Arial"/>
+                <w:noProof/>
+                <w:webHidden/>
+                <w:color w:val="000000" w:themeColor="text1"/>
+              </w:rPr>
+              <w:t>8</w:t>
+            </w:r>
+            <w:r>
+              <w:rPr>
+                <w:rFonts w:ascii="Arial" w:hAnsi="Arial" w:cs="Arial"/>
+                <w:noProof/>
+                <w:webHidden/>
+                <w:color w:val="000000" w:themeColor="text1"/>
+              </w:rPr>
+              <w:fldChar w:fldCharType="end"/>
+            </w:r>
+          </w:hyperlink>
+        </w:p>
+        <w:p>
+          <w:pPr>
+            <w:pStyle w:val="TDC1"/>
+            <w:tabs>
+              <w:tab w:val="right" w:leader="dot" w:pos="9350"/>
+            </w:tabs>
+            <w:rPr>
+              <w:rFonts w:ascii="Arial" w:hAnsi="Arial" w:cs="Arial"/>
+              <w:noProof/>
+              <w:color w:val="000000" w:themeColor="text1"/>
+            </w:rPr>
+          </w:pPr>
+          <w:hyperlink w:anchor="_Toc244203320" w:history="1">
+            <w:r>
+              <w:rPr>
+                <w:rStyle w:val="Hipervnculo"/>
+                <w:rFonts w:ascii="Arial" w:hAnsi="Arial" w:cs="Arial"/>
+                <w:noProof/>
+                <w:color w:val="000000" w:themeColor="text1"/>
+                <w:lang w:val="es-GT"/>
+              </w:rPr>
+              <w:t>6. Cronograma Del Proyecto</w:t>
+            </w:r>
+            <w:r>
+              <w:rPr>
+                <w:rFonts w:ascii="Arial" w:hAnsi="Arial" w:cs="Arial"/>
+                <w:noProof/>
+                <w:webHidden/>
+                <w:color w:val="000000" w:themeColor="text1"/>
+              </w:rPr>
+              <w:tab/>
+            </w:r>
+            <w:r>
+              <w:rPr>
+                <w:rFonts w:ascii="Arial" w:hAnsi="Arial" w:cs="Arial"/>
+                <w:noProof/>
+                <w:webHidden/>
+                <w:color w:val="000000" w:themeColor="text1"/>
+              </w:rPr>
+              <w:fldChar w:fldCharType="begin"/>
+            </w:r>
+            <w:r>
+              <w:rPr>
+                <w:rFonts w:ascii="Arial" w:hAnsi="Arial" w:cs="Arial"/>
+                <w:noProof/>
+                <w:webHidden/>
+                <w:color w:val="000000" w:themeColor="text1"/>
+              </w:rPr>
+              <w:instrText xml:space="preserve"> PAGEREF _Toc244203320 \h </w:instrText>
+            </w:r>
+            <w:r>
+              <w:rPr>
+                <w:rFonts w:ascii="Arial" w:hAnsi="Arial" w:cs="Arial"/>
+                <w:noProof/>
+                <w:webHidden/>
+                <w:color w:val="000000" w:themeColor="text1"/>
+              </w:rPr>
+            </w:r>
+            <w:r>
+              <w:rPr>
+                <w:rFonts w:ascii="Arial" w:hAnsi="Arial" w:cs="Arial"/>
+                <w:noProof/>
+                <w:webHidden/>
+                <w:color w:val="000000" w:themeColor="text1"/>
+              </w:rPr>
+              <w:fldChar w:fldCharType="separate"/>
+            </w:r>
+            <w:r>
+              <w:rPr>
+                <w:rFonts w:ascii="Arial" w:hAnsi="Arial" w:cs="Arial"/>
+                <w:noProof/>
+                <w:webHidden/>
+                <w:color w:val="000000" w:themeColor="text1"/>
+              </w:rPr>
+              <w:t>9</w:t>
+            </w:r>
+            <w:r>
+              <w:rPr>
+                <w:rFonts w:ascii="Arial" w:hAnsi="Arial" w:cs="Arial"/>
+                <w:noProof/>
+                <w:webHidden/>
+                <w:color w:val="000000" w:themeColor="text1"/>
+              </w:rPr>
+              <w:fldChar w:fldCharType="end"/>
+            </w:r>
+          </w:hyperlink>
+        </w:p>
+        <w:p>
+          <w:pPr>
+            <w:pStyle w:val="TDC2"/>
+            <w:tabs>
+              <w:tab w:val="right" w:leader="dot" w:pos="9350"/>
+            </w:tabs>
+            <w:rPr>
+              <w:rFonts w:ascii="Arial" w:hAnsi="Arial" w:cs="Arial"/>
+              <w:noProof/>
+              <w:color w:val="000000" w:themeColor="text1"/>
+            </w:rPr>
+          </w:pPr>
+          <w:hyperlink w:anchor="_Toc244203321" w:history="1">
+            <w:r>
+              <w:rPr>
+                <w:rStyle w:val="Hipervnculo"/>
+                <w:rFonts w:ascii="Arial" w:hAnsi="Arial" w:cs="Arial"/>
+                <w:noProof/>
+                <w:color w:val="000000" w:themeColor="text1"/>
+                <w:lang w:val="es-GT"/>
+              </w:rPr>
+              <w:t>Planificación general</w:t>
+            </w:r>
+            <w:r>
+              <w:rPr>
+                <w:rFonts w:ascii="Arial" w:hAnsi="Arial" w:cs="Arial"/>
+                <w:noProof/>
+                <w:webHidden/>
+                <w:color w:val="000000" w:themeColor="text1"/>
+              </w:rPr>
+              <w:tab/>
+            </w:r>
+            <w:r>
+              <w:rPr>
+                <w:rFonts w:ascii="Arial" w:hAnsi="Arial" w:cs="Arial"/>
+                <w:noProof/>
+                <w:webHidden/>
+                <w:color w:val="000000" w:themeColor="text1"/>
+              </w:rPr>
+              <w:fldChar w:fldCharType="begin"/>
+            </w:r>
+            <w:r>
+              <w:rPr>
+                <w:rFonts w:ascii="Arial" w:hAnsi="Arial" w:cs="Arial"/>
+                <w:noProof/>
+                <w:webHidden/>
+                <w:color w:val="000000" w:themeColor="text1"/>
+              </w:rPr>
+              <w:instrText xml:space="preserve"> PAGEREF _Toc244203321 \h </w:instrText>
+            </w:r>
+            <w:r>
+              <w:rPr>
+                <w:rFonts w:ascii="Arial" w:hAnsi="Arial" w:cs="Arial"/>
+                <w:noProof/>
+                <w:webHidden/>
+                <w:color w:val="000000" w:themeColor="text1"/>
+              </w:rPr>
+            </w:r>
+            <w:r>
+              <w:rPr>
+                <w:rFonts w:ascii="Arial" w:hAnsi="Arial" w:cs="Arial"/>
+                <w:noProof/>
+                <w:webHidden/>
+                <w:color w:val="000000" w:themeColor="text1"/>
+              </w:rPr>
+              <w:fldChar w:fldCharType="separate"/>
+            </w:r>
+            <w:r>
+              <w:rPr>
+                <w:rFonts w:ascii="Arial" w:hAnsi="Arial" w:cs="Arial"/>
+                <w:noProof/>
+                <w:webHidden/>
+                <w:color w:val="000000" w:themeColor="text1"/>
+              </w:rPr>
+              <w:t>9</w:t>
+            </w:r>
+            <w:r>
+              <w:rPr>
+                <w:rFonts w:ascii="Arial" w:hAnsi="Arial" w:cs="Arial"/>
+                <w:noProof/>
+                <w:webHidden/>
+                <w:color w:val="000000" w:themeColor="text1"/>
+              </w:rPr>
+              <w:fldChar w:fldCharType="end"/>
+            </w:r>
+          </w:hyperlink>
+        </w:p>
+        <w:p>
+          <w:pPr>
+            <w:pStyle w:val="TDC2"/>
+            <w:tabs>
+              <w:tab w:val="right" w:leader="dot" w:pos="9350"/>
+            </w:tabs>
+            <w:rPr>
+              <w:rFonts w:ascii="Arial" w:hAnsi="Arial" w:cs="Arial"/>
+              <w:noProof/>
+              <w:color w:val="000000" w:themeColor="text1"/>
+            </w:rPr>
+          </w:pPr>
+          <w:hyperlink w:anchor="_Toc244203322" w:history="1">
+            <w:r>
+              <w:rPr>
+                <w:rStyle w:val="Hipervnculo"/>
+                <w:rFonts w:ascii="Arial" w:hAnsi="Arial" w:cs="Arial"/>
+                <w:noProof/>
+                <w:color w:val="000000" w:themeColor="text1"/>
+                <w:lang w:val="es-GT"/>
+              </w:rPr>
+              <w:t>Cronograma de la Entrega 1: Autómatas finitos</w:t>
+            </w:r>
+            <w:r>
+              <w:rPr>
+                <w:rFonts w:ascii="Arial" w:hAnsi="Arial" w:cs="Arial"/>
+                <w:noProof/>
+                <w:webHidden/>
+                <w:color w:val="000000" w:themeColor="text1"/>
+              </w:rPr>
+              <w:tab/>
+            </w:r>
+            <w:r>
+              <w:rPr>
+                <w:rFonts w:ascii="Arial" w:hAnsi="Arial" w:cs="Arial"/>
+                <w:noProof/>
+                <w:webHidden/>
+                <w:color w:val="000000" w:themeColor="text1"/>
+              </w:rPr>
+              <w:fldChar w:fldCharType="begin"/>
+            </w:r>
+            <w:r>
+              <w:rPr>
+                <w:rFonts w:ascii="Arial" w:hAnsi="Arial" w:cs="Arial"/>
+                <w:noProof/>
+                <w:webHidden/>
+                <w:color w:val="000000" w:themeColor="text1"/>
+              </w:rPr>
+              <w:instrText xml:space="preserve"> PAGEREF _Toc244203322 \h </w:instrText>
+            </w:r>
+            <w:r>
+              <w:rPr>
+                <w:rFonts w:ascii="Arial" w:hAnsi="Arial" w:cs="Arial"/>
+                <w:noProof/>
+                <w:webHidden/>
+                <w:color w:val="000000" w:themeColor="text1"/>
+              </w:rPr>
+            </w:r>
+            <w:r>
+              <w:rPr>
+                <w:rFonts w:ascii="Arial" w:hAnsi="Arial" w:cs="Arial"/>
+                <w:noProof/>
+                <w:webHidden/>
+                <w:color w:val="000000" w:themeColor="text1"/>
+              </w:rPr>
+              <w:fldChar w:fldCharType="separate"/>
+            </w:r>
+            <w:r>
+              <w:rPr>
+                <w:rFonts w:ascii="Arial" w:hAnsi="Arial" w:cs="Arial"/>
+                <w:noProof/>
+                <w:webHidden/>
+                <w:color w:val="000000" w:themeColor="text1"/>
+              </w:rPr>
+              <w:t>9</w:t>
+            </w:r>
+            <w:r>
+              <w:rPr>
+                <w:rFonts w:ascii="Arial" w:hAnsi="Arial" w:cs="Arial"/>
+                <w:noProof/>
+                <w:webHidden/>
+                <w:color w:val="000000" w:themeColor="text1"/>
+              </w:rPr>
+              <w:fldChar w:fldCharType="end"/>
+            </w:r>
+          </w:hyperlink>
+        </w:p>
+        <w:p>
+          <w:pPr>
+            <w:pStyle w:val="TDC2"/>
+            <w:tabs>
+              <w:tab w:val="right" w:leader="dot" w:pos="9350"/>
+            </w:tabs>
+            <w:rPr>
+              <w:rFonts w:ascii="Arial" w:hAnsi="Arial" w:cs="Arial"/>
+              <w:noProof/>
+              <w:color w:val="000000" w:themeColor="text1"/>
+            </w:rPr>
+          </w:pPr>
+          <w:hyperlink w:anchor="_Toc244203323" w:history="1">
+            <w:r>
+              <w:rPr>
+                <w:rStyle w:val="Hipervnculo"/>
+                <w:rFonts w:ascii="Arial" w:hAnsi="Arial" w:cs="Arial"/>
+                <w:noProof/>
+                <w:color w:val="000000" w:themeColor="text1"/>
+                <w:lang w:val="es-GT"/>
+              </w:rPr>
+              <w:t>Cronograma de la Entrega 2: Expresiones regulares</w:t>
+            </w:r>
+            <w:r>
+              <w:rPr>
+                <w:rFonts w:ascii="Arial" w:hAnsi="Arial" w:cs="Arial"/>
+                <w:noProof/>
+                <w:webHidden/>
+                <w:color w:val="000000" w:themeColor="text1"/>
+              </w:rPr>
+              <w:tab/>
+            </w:r>
+            <w:r>
+              <w:rPr>
+                <w:rFonts w:ascii="Arial" w:hAnsi="Arial" w:cs="Arial"/>
+                <w:noProof/>
+                <w:webHidden/>
+                <w:color w:val="000000" w:themeColor="text1"/>
+              </w:rPr>
+              <w:fldChar w:fldCharType="begin"/>
+            </w:r>
+            <w:r>
+              <w:rPr>
+                <w:rFonts w:ascii="Arial" w:hAnsi="Arial" w:cs="Arial"/>
+                <w:noProof/>
+                <w:webHidden/>
+                <w:color w:val="000000" w:themeColor="text1"/>
+              </w:rPr>
+              <w:instrText xml:space="preserve"> PAGEREF _Toc244203323 \h </w:instrText>
+            </w:r>
+            <w:r>
+              <w:rPr>
+                <w:rFonts w:ascii="Arial" w:hAnsi="Arial" w:cs="Arial"/>
+                <w:noProof/>
+                <w:webHidden/>
+                <w:color w:val="000000" w:themeColor="text1"/>
+              </w:rPr>
+            </w:r>
+            <w:r>
+              <w:rPr>
+                <w:rFonts w:ascii="Arial" w:hAnsi="Arial" w:cs="Arial"/>
+                <w:noProof/>
+                <w:webHidden/>
+                <w:color w:val="000000" w:themeColor="text1"/>
+              </w:rPr>
+              <w:fldChar w:fldCharType="separate"/>
+            </w:r>
+            <w:r>
+              <w:rPr>
+                <w:rFonts w:ascii="Arial" w:hAnsi="Arial" w:cs="Arial"/>
+                <w:noProof/>
+                <w:webHidden/>
+                <w:color w:val="000000" w:themeColor="text1"/>
+              </w:rPr>
+              <w:t>10</w:t>
+            </w:r>
+            <w:r>
+              <w:rPr>
+                <w:rFonts w:ascii="Arial" w:hAnsi="Arial" w:cs="Arial"/>
+                <w:noProof/>
+                <w:webHidden/>
+                <w:color w:val="000000" w:themeColor="text1"/>
+              </w:rPr>
+              <w:fldChar w:fldCharType="end"/>
+            </w:r>
+          </w:hyperlink>
+        </w:p>
+        <w:p>
+          <w:pPr>
+            <w:pStyle w:val="TDC1"/>
+            <w:tabs>
+              <w:tab w:val="right" w:leader="dot" w:pos="9350"/>
+            </w:tabs>
+            <w:rPr>
+              <w:rFonts w:ascii="Arial" w:hAnsi="Arial" w:cs="Arial"/>
+              <w:noProof/>
+              <w:color w:val="000000" w:themeColor="text1"/>
+            </w:rPr>
+          </w:pPr>
+          <w:hyperlink w:anchor="_Toc244203324" w:history="1">
+            <w:r>
+              <w:rPr>
+                <w:rStyle w:val="Hipervnculo"/>
+                <w:rFonts w:ascii="Arial" w:hAnsi="Arial" w:cs="Arial"/>
+                <w:noProof/>
+                <w:color w:val="000000" w:themeColor="text1"/>
+                <w:lang w:val="es-GT"/>
+              </w:rPr>
+              <w:t>7. Conclusiones y Lecciones Aprendidas</w:t>
+            </w:r>
+            <w:r>
+              <w:rPr>
+                <w:rFonts w:ascii="Arial" w:hAnsi="Arial" w:cs="Arial"/>
+                <w:noProof/>
+                <w:webHidden/>
+                <w:color w:val="000000" w:themeColor="text1"/>
+              </w:rPr>
+              <w:tab/>
+            </w:r>
+            <w:r>
+              <w:rPr>
+                <w:rFonts w:ascii="Arial" w:hAnsi="Arial" w:cs="Arial"/>
+                <w:noProof/>
+                <w:webHidden/>
+                <w:color w:val="000000" w:themeColor="text1"/>
+              </w:rPr>
+              <w:fldChar w:fldCharType="begin"/>
+            </w:r>
+            <w:r>
+              <w:rPr>
+                <w:rFonts w:ascii="Arial" w:hAnsi="Arial" w:cs="Arial"/>
+                <w:noProof/>
+                <w:webHidden/>
+                <w:color w:val="000000" w:themeColor="text1"/>
+              </w:rPr>
+              <w:instrText xml:space="preserve"> PAGEREF _Toc244203324 \h </w:instrText>
+            </w:r>
+            <w:r>
+              <w:rPr>
+                <w:rFonts w:ascii="Arial" w:hAnsi="Arial" w:cs="Arial"/>
+                <w:noProof/>
+                <w:webHidden/>
+                <w:color w:val="000000" w:themeColor="text1"/>
+              </w:rPr>
+            </w:r>
+            <w:r>
+              <w:rPr>
+                <w:rFonts w:ascii="Arial" w:hAnsi="Arial" w:cs="Arial"/>
+                <w:noProof/>
+                <w:webHidden/>
+                <w:color w:val="000000" w:themeColor="text1"/>
+              </w:rPr>
+              <w:fldChar w:fldCharType="separate"/>
+            </w:r>
+            <w:r>
+              <w:rPr>
+                <w:rFonts w:ascii="Arial" w:hAnsi="Arial" w:cs="Arial"/>
+                <w:noProof/>
+                <w:webHidden/>
+                <w:color w:val="000000" w:themeColor="text1"/>
+              </w:rPr>
+              <w:t>13</w:t>
+            </w:r>
+            <w:r>
+              <w:rPr>
+                <w:rFonts w:ascii="Arial" w:hAnsi="Arial" w:cs="Arial"/>
+                <w:noProof/>
+                <w:webHidden/>
+                <w:color w:val="000000" w:themeColor="text1"/>
+              </w:rPr>
+              <w:fldChar w:fldCharType="end"/>
+            </w:r>
+          </w:hyperlink>
+        </w:p>
+        <w:p>
+          <w:pPr>
+            <w:pStyle w:val="TDC2"/>
+            <w:tabs>
+              <w:tab w:val="right" w:leader="dot" w:pos="9350"/>
+            </w:tabs>
+            <w:rPr>
+              <w:rFonts w:ascii="Arial" w:hAnsi="Arial" w:cs="Arial"/>
+              <w:noProof/>
+              <w:color w:val="000000" w:themeColor="text1"/>
+            </w:rPr>
+          </w:pPr>
+          <w:hyperlink w:anchor="_Toc244203325" w:history="1">
+            <w:r>
+              <w:rPr>
+                <w:rStyle w:val="Hipervnculo"/>
+                <w:rFonts w:ascii="Arial" w:hAnsi="Arial" w:cs="Arial"/>
+                <w:noProof/>
+                <w:color w:val="000000" w:themeColor="text1"/>
+                <w:lang w:val="es-GT"/>
+              </w:rPr>
+              <w:t>. Dificultades encontradas y soluciones</w:t>
+            </w:r>
+            <w:r>
+              <w:rPr>
+                <w:rFonts w:ascii="Arial" w:hAnsi="Arial" w:cs="Arial"/>
+                <w:noProof/>
+                <w:webHidden/>
+                <w:color w:val="000000" w:themeColor="text1"/>
+              </w:rPr>
+              <w:tab/>
+            </w:r>
+            <w:r>
+              <w:rPr>
+                <w:rFonts w:ascii="Arial" w:hAnsi="Arial" w:cs="Arial"/>
+                <w:noProof/>
+                <w:webHidden/>
+                <w:color w:val="000000" w:themeColor="text1"/>
+              </w:rPr>
+              <w:fldChar w:fldCharType="begin"/>
+            </w:r>
+            <w:r>
+              <w:rPr>
+                <w:rFonts w:ascii="Arial" w:hAnsi="Arial" w:cs="Arial"/>
+                <w:noProof/>
+                <w:webHidden/>
+                <w:color w:val="000000" w:themeColor="text1"/>
+              </w:rPr>
+              <w:instrText xml:space="preserve"> PAGEREF _Toc244203325 \h </w:instrText>
+            </w:r>
+            <w:r>
+              <w:rPr>
+                <w:rFonts w:ascii="Arial" w:hAnsi="Arial" w:cs="Arial"/>
+                <w:noProof/>
+                <w:webHidden/>
+                <w:color w:val="000000" w:themeColor="text1"/>
+              </w:rPr>
+            </w:r>
+            <w:r>
+              <w:rPr>
+                <w:rFonts w:ascii="Arial" w:hAnsi="Arial" w:cs="Arial"/>
+                <w:noProof/>
+                <w:webHidden/>
+                <w:color w:val="000000" w:themeColor="text1"/>
+              </w:rPr>
+              <w:fldChar w:fldCharType="separate"/>
+            </w:r>
+            <w:r>
+              <w:rPr>
+                <w:rFonts w:ascii="Arial" w:hAnsi="Arial" w:cs="Arial"/>
+                <w:noProof/>
+                <w:webHidden/>
+                <w:color w:val="000000" w:themeColor="text1"/>
+              </w:rPr>
+              <w:t>15</w:t>
+            </w:r>
+            <w:r>
+              <w:rPr>
+                <w:rFonts w:ascii="Arial" w:hAnsi="Arial" w:cs="Arial"/>
+                <w:noProof/>
+                <w:webHidden/>
+                <w:color w:val="000000" w:themeColor="text1"/>
+              </w:rPr>
+              <w:fldChar w:fldCharType="end"/>
+            </w:r>
+          </w:hyperlink>
+        </w:p>
+        <w:p>
+          <w:pPr>
+            <w:pStyle w:val="TDC1"/>
+            <w:tabs>
+              <w:tab w:val="right" w:leader="dot" w:pos="9350"/>
+            </w:tabs>
+            <w:rPr>
+              <w:rFonts w:ascii="Arial" w:hAnsi="Arial" w:cs="Arial"/>
+              <w:noProof/>
+              <w:color w:val="000000" w:themeColor="text1"/>
+            </w:rPr>
+          </w:pPr>
+          <w:hyperlink w:anchor="_Toc244203326" w:history="1">
+            <w:r>
+              <w:rPr>
+                <w:rStyle w:val="Hipervnculo"/>
+                <w:rFonts w:ascii="Arial" w:hAnsi="Arial" w:cs="Arial"/>
+                <w:noProof/>
+                <w:color w:val="000000" w:themeColor="text1"/>
+                <w:lang w:val="es-GT"/>
+              </w:rPr>
+              <w:t>8. Anexos</w:t>
+            </w:r>
+            <w:r>
+              <w:rPr>
+                <w:rFonts w:ascii="Arial" w:hAnsi="Arial" w:cs="Arial"/>
+                <w:noProof/>
+                <w:webHidden/>
+                <w:color w:val="000000" w:themeColor="text1"/>
+              </w:rPr>
+              <w:tab/>
+            </w:r>
+            <w:r>
+              <w:rPr>
+                <w:rFonts w:ascii="Arial" w:hAnsi="Arial" w:cs="Arial"/>
+                <w:noProof/>
+                <w:webHidden/>
+                <w:color w:val="000000" w:themeColor="text1"/>
+              </w:rPr>
+              <w:fldChar w:fldCharType="begin"/>
+            </w:r>
+            <w:r>
+              <w:rPr>
+                <w:rFonts w:ascii="Arial" w:hAnsi="Arial" w:cs="Arial"/>
+                <w:noProof/>
+                <w:webHidden/>
+                <w:color w:val="000000" w:themeColor="text1"/>
+              </w:rPr>
+              <w:instrText xml:space="preserve"> PAGEREF _Toc244203326 \h </w:instrText>
+            </w:r>
+            <w:r>
+              <w:rPr>
+                <w:rFonts w:ascii="Arial" w:hAnsi="Arial" w:cs="Arial"/>
+                <w:noProof/>
+                <w:webHidden/>
+                <w:color w:val="000000" w:themeColor="text1"/>
+              </w:rPr>
+            </w:r>
+            <w:r>
+              <w:rPr>
+                <w:rFonts w:ascii="Arial" w:hAnsi="Arial" w:cs="Arial"/>
+                <w:noProof/>
+                <w:webHidden/>
+                <w:color w:val="000000" w:themeColor="text1"/>
+              </w:rPr>
+              <w:fldChar w:fldCharType="separate"/>
+            </w:r>
+            <w:r>
+              <w:rPr>
+                <w:rFonts w:ascii="Arial" w:hAnsi="Arial" w:cs="Arial"/>
+                <w:noProof/>
+                <w:webHidden/>
+                <w:color w:val="000000" w:themeColor="text1"/>
+              </w:rPr>
+              <w:t>17</w:t>
+            </w:r>
+            <w:r>
+              <w:rPr>
+                <w:rFonts w:ascii="Arial" w:hAnsi="Arial" w:cs="Arial"/>
+                <w:noProof/>
+                <w:webHidden/>
+                <w:color w:val="000000" w:themeColor="text1"/>
+              </w:rPr>
+              <w:fldChar w:fldCharType="end"/>
+            </w:r>
+          </w:hyperlink>
+        </w:p>
+        <w:p>
+          <w:pPr>
+            <w:rPr>
+              <w:rFonts w:ascii="Arial" w:hAnsi="Arial" w:cs="Arial"/>
+              <w:color w:val="000000" w:themeColor="text1"/>
+            </w:rPr>
+          </w:pPr>
+          <w:r>
+            <w:rPr>
+              <w:rFonts w:ascii="Arial" w:hAnsi="Arial" w:cs="Arial"/>
+              <w:b/>
+              <w:bCs/>
+              <w:noProof/>
+              <w:color w:val="000000" w:themeColor="text1"/>
+            </w:rPr>
+            <w:fldChar w:fldCharType="end"/>
+          </w:r>
+        </w:p>
+      </w:sdtContent>
+    </w:sdt>
+    <w:p>
+      <w:pPr>
+        <w:jc w:val="center"/>
+        <w:rPr>
+          <w:rFonts w:ascii="Arial" w:hAnsi="Arial" w:cs="Arial"/>
+          <w:b/>
+          <w:bCs/>
+          <w:lang w:val="es-GT"/>
+        </w:rPr>
         <w:sectPr>
           <w:pgSz w:w="12240" w:h="15840"/>
           <w:pgMar w:top="1440" w:right="1440" w:bottom="1440" w:left="1440" w:header="708" w:footer="708" w:gutter="0"/>
@@ -535,24 +2071,6 @@
           <w:docGrid w:linePitch="360"/>
         </w:sectPr>
       </w:pPr>
-      <w:r>
-        <w:rPr>
-          <w:rFonts w:ascii="Arial" w:hAnsi="Arial" w:cs="Arial"/>
-          <w:b/>
-          <w:bCs/>
-          <w:lang w:val="es-GT"/>
-        </w:rPr>
-        <w:t>San Pedro Sacatepéquez, S</w:t>
-      </w:r>
-      <w:r>
-        <w:rPr>
-          <w:rFonts w:ascii="Arial" w:hAnsi="Arial" w:cs="Arial"/>
-          <w:b/>
-          <w:bCs/>
-          <w:lang w:val="es-GT"/>
-        </w:rPr>
-        <w:t>an Marcos, 31  de octubre de 2026</w:t>
-      </w:r>
     </w:p>
     <w:p>
       <w:pPr>
@@ -561,6 +2079,7 @@
           <w:lang w:val="es-GT"/>
         </w:rPr>
       </w:pPr>
+      <w:bookmarkStart w:id="0" w:name="_Toc244203311"/>
       <w:r>
         <w:rPr>
           <w:lang w:val="es-GT"/>
@@ -574,6 +2093,7 @@
         </w:rPr>
         <w:t>. Introducción</w:t>
       </w:r>
+      <w:bookmarkEnd w:id="0"/>
     </w:p>
     <w:p>
       <w:pPr>
@@ -786,6 +2306,7 @@
           <w:lang w:val="es-GT"/>
         </w:rPr>
       </w:pPr>
+      <w:bookmarkStart w:id="1" w:name="_Toc244203312"/>
       <w:r>
         <w:rPr>
           <w:lang w:val="es-GT"/>
@@ -799,6 +2320,7 @@
         </w:rPr>
         <w:t>. Descripción general del proyecto</w:t>
       </w:r>
+      <w:bookmarkEnd w:id="1"/>
     </w:p>
     <w:p>
       <w:pPr>
@@ -846,6 +2368,7 @@
       <w:pPr>
         <w:pStyle w:val="Ttulo1"/>
       </w:pPr>
+      <w:bookmarkStart w:id="2" w:name="_Toc244203313"/>
       <w:r>
         <w:t>3</w:t>
       </w:r>
@@ -864,12 +2387,14 @@
       <w:r>
         <w:t>equipo</w:t>
       </w:r>
+      <w:bookmarkEnd w:id="2"/>
       <w:proofErr w:type="spellEnd"/>
     </w:p>
     <w:tbl>
       <w:tblPr>
-        <w:tblW w:w="0" w:type="auto"/>
+        <w:tblW w:w="10013" w:type="dxa"/>
         <w:tblCellSpacing w:w="15" w:type="dxa"/>
+        <w:tblLayout w:type="fixed"/>
         <w:tblCellMar>
           <w:top w:w="15" w:type="dxa"/>
           <w:left w:w="15" w:type="dxa"/>
@@ -879,20 +2404,27 @@
         <w:tblLook w:val="04A0" w:firstRow="1" w:lastRow="0" w:firstColumn="1" w:lastColumn="0" w:noHBand="0" w:noVBand="1"/>
       </w:tblPr>
       <w:tblGrid>
-        <w:gridCol w:w="1636"/>
-        <w:gridCol w:w="2470"/>
-        <w:gridCol w:w="5254"/>
+        <w:gridCol w:w="1413"/>
+        <w:gridCol w:w="1701"/>
+        <w:gridCol w:w="1276"/>
+        <w:gridCol w:w="1559"/>
+        <w:gridCol w:w="3969"/>
+        <w:gridCol w:w="95"/>
       </w:tblGrid>
       <w:tr>
         <w:trPr>
+          <w:gridAfter w:val="1"/>
+          <w:wAfter w:w="50" w:type="dxa"/>
           <w:tblCellSpacing w:w="15" w:type="dxa"/>
         </w:trPr>
         <w:tc>
           <w:tcPr>
-            <w:tcW w:w="0" w:type="auto"/>
+            <w:tcW w:w="1368" w:type="dxa"/>
             <w:tcBorders>
               <w:top w:val="single" w:sz="4" w:space="0" w:color="auto"/>
+              <w:left w:val="single" w:sz="4" w:space="0" w:color="auto"/>
               <w:bottom w:val="single" w:sz="4" w:space="0" w:color="auto"/>
+              <w:right w:val="single" w:sz="4" w:space="0" w:color="auto"/>
             </w:tcBorders>
             <w:vAlign w:val="center"/>
             <w:hideMark/>
@@ -922,17 +2454,19 @@
         </w:tc>
         <w:tc>
           <w:tcPr>
-            <w:tcW w:w="0" w:type="auto"/>
+            <w:tcW w:w="1671" w:type="dxa"/>
             <w:tcBorders>
               <w:top w:val="single" w:sz="4" w:space="0" w:color="auto"/>
+              <w:left w:val="single" w:sz="4" w:space="0" w:color="auto"/>
               <w:bottom w:val="single" w:sz="4" w:space="0" w:color="auto"/>
+              <w:right w:val="single" w:sz="4" w:space="0" w:color="auto"/>
             </w:tcBorders>
             <w:vAlign w:val="center"/>
-            <w:hideMark/>
-          </w:tcPr>
-          <w:p>
-            <w:pPr>
-              <w:spacing w:line="480" w:lineRule="auto"/>
+          </w:tcPr>
+          <w:p>
+            <w:pPr>
+              <w:spacing w:line="480" w:lineRule="auto"/>
+              <w:jc w:val="center"/>
               <w:rPr>
                 <w:rFonts w:ascii="Arial" w:hAnsi="Arial" w:cs="Arial"/>
                 <w:b/>
@@ -947,27 +2481,104 @@
                 <w:bCs/>
                 <w:color w:val="000000" w:themeColor="text1"/>
               </w:rPr>
-              <w:t xml:space="preserve">Rol </w:t>
-            </w:r>
-            <w:proofErr w:type="spellStart"/>
-            <w:r>
-              <w:rPr>
-                <w:rFonts w:ascii="Arial" w:hAnsi="Arial" w:cs="Arial"/>
-                <w:b/>
-                <w:bCs/>
-                <w:color w:val="000000" w:themeColor="text1"/>
-              </w:rPr>
-              <w:t>asignado</w:t>
-            </w:r>
-            <w:proofErr w:type="spellEnd"/>
-          </w:p>
-        </w:tc>
-        <w:tc>
-          <w:tcPr>
-            <w:tcW w:w="0" w:type="auto"/>
+              <w:t>Carné</w:t>
+            </w:r>
+          </w:p>
+        </w:tc>
+        <w:tc>
+          <w:tcPr>
+            <w:tcW w:w="1246" w:type="dxa"/>
             <w:tcBorders>
               <w:top w:val="single" w:sz="4" w:space="0" w:color="auto"/>
+              <w:left w:val="single" w:sz="4" w:space="0" w:color="auto"/>
               <w:bottom w:val="single" w:sz="4" w:space="0" w:color="auto"/>
+              <w:right w:val="single" w:sz="4" w:space="0" w:color="auto"/>
+            </w:tcBorders>
+          </w:tcPr>
+          <w:p>
+            <w:pPr>
+              <w:spacing w:line="480" w:lineRule="auto"/>
+              <w:rPr>
+                <w:rFonts w:ascii="Arial" w:hAnsi="Arial" w:cs="Arial"/>
+                <w:b/>
+                <w:bCs/>
+                <w:color w:val="000000" w:themeColor="text1"/>
+              </w:rPr>
+            </w:pPr>
+            <w:proofErr w:type="spellStart"/>
+            <w:r>
+              <w:rPr>
+                <w:rFonts w:ascii="Arial" w:hAnsi="Arial" w:cs="Arial"/>
+                <w:b/>
+                <w:bCs/>
+                <w:color w:val="000000" w:themeColor="text1"/>
+              </w:rPr>
+              <w:t>Usuario</w:t>
+            </w:r>
+            <w:proofErr w:type="spellEnd"/>
+            <w:r>
+              <w:rPr>
+                <w:rFonts w:ascii="Arial" w:hAnsi="Arial" w:cs="Arial"/>
+                <w:b/>
+                <w:bCs/>
+                <w:color w:val="000000" w:themeColor="text1"/>
+              </w:rPr>
+              <w:t xml:space="preserve"> de GitHub</w:t>
+            </w:r>
+          </w:p>
+        </w:tc>
+        <w:tc>
+          <w:tcPr>
+            <w:tcW w:w="1529" w:type="dxa"/>
+            <w:tcBorders>
+              <w:top w:val="single" w:sz="4" w:space="0" w:color="auto"/>
+              <w:left w:val="single" w:sz="4" w:space="0" w:color="auto"/>
+              <w:bottom w:val="single" w:sz="4" w:space="0" w:color="auto"/>
+              <w:right w:val="single" w:sz="4" w:space="0" w:color="auto"/>
+            </w:tcBorders>
+            <w:vAlign w:val="center"/>
+            <w:hideMark/>
+          </w:tcPr>
+          <w:p>
+            <w:pPr>
+              <w:spacing w:line="480" w:lineRule="auto"/>
+              <w:rPr>
+                <w:rFonts w:ascii="Arial" w:hAnsi="Arial" w:cs="Arial"/>
+                <w:b/>
+                <w:bCs/>
+                <w:color w:val="000000" w:themeColor="text1"/>
+              </w:rPr>
+            </w:pPr>
+            <w:r>
+              <w:rPr>
+                <w:rFonts w:ascii="Arial" w:hAnsi="Arial" w:cs="Arial"/>
+                <w:b/>
+                <w:bCs/>
+                <w:color w:val="000000" w:themeColor="text1"/>
+              </w:rPr>
+              <w:t xml:space="preserve">Rol </w:t>
+            </w:r>
+            <w:proofErr w:type="spellStart"/>
+            <w:r>
+              <w:rPr>
+                <w:rFonts w:ascii="Arial" w:hAnsi="Arial" w:cs="Arial"/>
+                <w:b/>
+                <w:bCs/>
+                <w:color w:val="000000" w:themeColor="text1"/>
+              </w:rPr>
+              <w:t>asignado</w:t>
+            </w:r>
+            <w:proofErr w:type="spellEnd"/>
+          </w:p>
+        </w:tc>
+        <w:tc>
+          <w:tcPr>
+            <w:tcW w:w="3939" w:type="dxa"/>
+            <w:tcBorders>
+              <w:top w:val="single" w:sz="4" w:space="0" w:color="auto"/>
+              <w:left w:val="single" w:sz="4" w:space="0" w:color="auto"/>
+              <w:bottom w:val="single" w:sz="4" w:space="0" w:color="auto"/>
+              <w:right w:val="single" w:sz="4" w:space="0" w:color="auto"/>
             </w:tcBorders>
             <w:vAlign w:val="center"/>
             <w:hideMark/>
@@ -1002,7 +2613,13 @@
         </w:trPr>
         <w:tc>
           <w:tcPr>
-            <w:tcW w:w="0" w:type="auto"/>
+            <w:tcW w:w="1368" w:type="dxa"/>
+            <w:tcBorders>
+              <w:top w:val="single" w:sz="4" w:space="0" w:color="auto"/>
+              <w:left w:val="single" w:sz="4" w:space="0" w:color="auto"/>
+              <w:bottom w:val="single" w:sz="4" w:space="0" w:color="auto"/>
+              <w:right w:val="single" w:sz="4" w:space="0" w:color="auto"/>
+            </w:tcBorders>
             <w:vAlign w:val="center"/>
             <w:hideMark/>
           </w:tcPr>
@@ -1027,13 +2644,84 @@
         </w:tc>
         <w:tc>
           <w:tcPr>
-            <w:tcW w:w="0" w:type="auto"/>
+            <w:tcW w:w="1671" w:type="dxa"/>
+            <w:tcBorders>
+              <w:top w:val="single" w:sz="4" w:space="0" w:color="auto"/>
+              <w:left w:val="single" w:sz="4" w:space="0" w:color="auto"/>
+              <w:bottom w:val="single" w:sz="4" w:space="0" w:color="auto"/>
+              <w:right w:val="single" w:sz="4" w:space="0" w:color="auto"/>
+            </w:tcBorders>
+            <w:vAlign w:val="center"/>
+          </w:tcPr>
+          <w:p>
+            <w:pPr>
+              <w:spacing w:line="480" w:lineRule="auto"/>
+              <w:jc w:val="center"/>
+              <w:rPr>
+                <w:rFonts w:ascii="Arial" w:hAnsi="Arial" w:cs="Arial"/>
+                <w:bCs/>
+                <w:color w:val="000000" w:themeColor="text1"/>
+              </w:rPr>
+            </w:pPr>
+            <w:r>
+              <w:rPr>
+                <w:rFonts w:ascii="Arial" w:hAnsi="Arial" w:cs="Arial"/>
+                <w:bCs/>
+                <w:color w:val="000000" w:themeColor="text1"/>
+              </w:rPr>
+              <w:t>0903-24-6624</w:t>
+            </w:r>
+          </w:p>
+        </w:tc>
+        <w:tc>
+          <w:tcPr>
+            <w:tcW w:w="1246" w:type="dxa"/>
+            <w:tcBorders>
+              <w:top w:val="single" w:sz="4" w:space="0" w:color="auto"/>
+              <w:left w:val="single" w:sz="4" w:space="0" w:color="auto"/>
+              <w:bottom w:val="single" w:sz="4" w:space="0" w:color="auto"/>
+              <w:right w:val="single" w:sz="4" w:space="0" w:color="auto"/>
+            </w:tcBorders>
+            <w:vAlign w:val="center"/>
+          </w:tcPr>
+          <w:p>
+            <w:pPr>
+              <w:spacing w:line="480" w:lineRule="auto"/>
+              <w:jc w:val="center"/>
+              <w:rPr>
+                <w:rFonts w:ascii="Arial" w:hAnsi="Arial" w:cs="Arial"/>
+                <w:bCs/>
+                <w:color w:val="000000" w:themeColor="text1"/>
+              </w:rPr>
+            </w:pPr>
+            <w:proofErr w:type="spellStart"/>
+            <w:r>
+              <w:rPr>
+                <w:rFonts w:ascii="Arial" w:hAnsi="Arial" w:cs="Arial"/>
+                <w:bCs/>
+                <w:color w:val="000000" w:themeColor="text1"/>
+              </w:rPr>
+              <w:t>Dannadx</w:t>
+            </w:r>
+            <w:proofErr w:type="spellEnd"/>
+          </w:p>
+        </w:tc>
+        <w:tc>
+          <w:tcPr>
+            <w:tcW w:w="1529" w:type="dxa"/>
+            <w:tcBorders>
+              <w:top w:val="single" w:sz="4" w:space="0" w:color="auto"/>
+              <w:left w:val="single" w:sz="4" w:space="0" w:color="auto"/>
+              <w:bottom w:val="single" w:sz="4" w:space="0" w:color="auto"/>
+              <w:right w:val="single" w:sz="4" w:space="0" w:color="auto"/>
+            </w:tcBorders>
             <w:vAlign w:val="center"/>
             <w:hideMark/>
           </w:tcPr>
           <w:p>
             <w:pPr>
               <w:spacing w:line="480" w:lineRule="auto"/>
+              <w:jc w:val="center"/>
               <w:rPr>
                 <w:rFonts w:ascii="Arial" w:hAnsi="Arial" w:cs="Arial"/>
                 <w:bCs/>
@@ -1054,13 +2742,20 @@
         </w:tc>
         <w:tc>
           <w:tcPr>
-            <w:tcW w:w="0" w:type="auto"/>
+            <w:tcW w:w="3939" w:type="dxa"/>
+            <w:tcBorders>
+              <w:top w:val="single" w:sz="4" w:space="0" w:color="auto"/>
+              <w:left w:val="single" w:sz="4" w:space="0" w:color="auto"/>
+              <w:bottom w:val="single" w:sz="4" w:space="0" w:color="auto"/>
+              <w:right w:val="single" w:sz="4" w:space="0" w:color="auto"/>
+            </w:tcBorders>
             <w:vAlign w:val="center"/>
             <w:hideMark/>
           </w:tcPr>
           <w:p>
             <w:pPr>
               <w:spacing w:line="480" w:lineRule="auto"/>
+              <w:jc w:val="center"/>
               <w:rPr>
                 <w:rFonts w:ascii="Arial" w:hAnsi="Arial" w:cs="Arial"/>
                 <w:bCs/>
@@ -1077,6 +2772,22 @@
               </w:rPr>
               <w:t>Organización de tareas y seguimiento del proyecto.</w:t>
             </w:r>
+          </w:p>
+        </w:tc>
+        <w:tc>
+          <w:tcPr>
+            <w:tcW w:w="50" w:type="dxa"/>
+          </w:tcPr>
+          <w:p>
+            <w:pPr>
+              <w:spacing w:line="480" w:lineRule="auto"/>
+              <w:rPr>
+                <w:rFonts w:ascii="Arial" w:hAnsi="Arial" w:cs="Arial"/>
+                <w:bCs/>
+                <w:color w:val="000000" w:themeColor="text1"/>
+                <w:lang w:val="es-GT"/>
+              </w:rPr>
+            </w:pPr>
           </w:p>
         </w:tc>
       </w:tr>
@@ -1086,7 +2797,13 @@
         </w:trPr>
         <w:tc>
           <w:tcPr>
-            <w:tcW w:w="0" w:type="auto"/>
+            <w:tcW w:w="1368" w:type="dxa"/>
+            <w:tcBorders>
+              <w:top w:val="single" w:sz="4" w:space="0" w:color="auto"/>
+              <w:left w:val="single" w:sz="4" w:space="0" w:color="auto"/>
+              <w:bottom w:val="single" w:sz="4" w:space="0" w:color="auto"/>
+              <w:right w:val="single" w:sz="4" w:space="0" w:color="auto"/>
+            </w:tcBorders>
             <w:vAlign w:val="center"/>
             <w:hideMark/>
           </w:tcPr>
@@ -1111,38 +2828,114 @@
         </w:tc>
         <w:tc>
           <w:tcPr>
-            <w:tcW w:w="0" w:type="auto"/>
+            <w:tcW w:w="1671" w:type="dxa"/>
+            <w:tcBorders>
+              <w:top w:val="single" w:sz="4" w:space="0" w:color="auto"/>
+              <w:left w:val="single" w:sz="4" w:space="0" w:color="auto"/>
+              <w:bottom w:val="single" w:sz="4" w:space="0" w:color="auto"/>
+              <w:right w:val="single" w:sz="4" w:space="0" w:color="auto"/>
+            </w:tcBorders>
+            <w:vAlign w:val="center"/>
+          </w:tcPr>
+          <w:p>
+            <w:pPr>
+              <w:spacing w:line="480" w:lineRule="auto"/>
+              <w:jc w:val="center"/>
+              <w:rPr>
+                <w:rFonts w:ascii="Arial" w:hAnsi="Arial" w:cs="Arial"/>
+                <w:bCs/>
+                <w:color w:val="000000" w:themeColor="text1"/>
+              </w:rPr>
+            </w:pPr>
+            <w:r>
+              <w:rPr>
+                <w:rFonts w:ascii="Arial" w:hAnsi="Arial" w:cs="Arial"/>
+              </w:rPr>
+              <w:t>0903-24-12439</w:t>
+            </w:r>
+          </w:p>
+        </w:tc>
+        <w:tc>
+          <w:tcPr>
+            <w:tcW w:w="1246" w:type="dxa"/>
+            <w:tcBorders>
+              <w:top w:val="single" w:sz="4" w:space="0" w:color="auto"/>
+              <w:left w:val="single" w:sz="4" w:space="0" w:color="auto"/>
+              <w:bottom w:val="single" w:sz="4" w:space="0" w:color="auto"/>
+              <w:right w:val="single" w:sz="4" w:space="0" w:color="auto"/>
+            </w:tcBorders>
+            <w:vAlign w:val="center"/>
+          </w:tcPr>
+          <w:p>
+            <w:pPr>
+              <w:spacing w:line="480" w:lineRule="auto"/>
+              <w:jc w:val="center"/>
+              <w:rPr>
+                <w:rFonts w:ascii="Arial" w:hAnsi="Arial" w:cs="Arial"/>
+                <w:bCs/>
+                <w:color w:val="000000" w:themeColor="text1"/>
+              </w:rPr>
+            </w:pPr>
+            <w:r>
+              <w:rPr>
+                <w:rFonts w:ascii="Arial" w:hAnsi="Arial" w:cs="Arial"/>
+                <w:bCs/>
+                <w:color w:val="000000" w:themeColor="text1"/>
+              </w:rPr>
+              <w:t>fatimap3-creator</w:t>
+            </w:r>
+          </w:p>
+        </w:tc>
+        <w:tc>
+          <w:tcPr>
+            <w:tcW w:w="1529" w:type="dxa"/>
+            <w:tcBorders>
+              <w:top w:val="single" w:sz="4" w:space="0" w:color="auto"/>
+              <w:left w:val="single" w:sz="4" w:space="0" w:color="auto"/>
+              <w:bottom w:val="single" w:sz="4" w:space="0" w:color="auto"/>
+              <w:right w:val="single" w:sz="4" w:space="0" w:color="auto"/>
+            </w:tcBorders>
             <w:vAlign w:val="center"/>
             <w:hideMark/>
           </w:tcPr>
           <w:p>
             <w:pPr>
               <w:spacing w:line="480" w:lineRule="auto"/>
-              <w:rPr>
-                <w:rFonts w:ascii="Arial" w:hAnsi="Arial" w:cs="Arial"/>
-                <w:bCs/>
-                <w:color w:val="000000" w:themeColor="text1"/>
-              </w:rPr>
-            </w:pPr>
-            <w:r>
-              <w:rPr>
-                <w:rFonts w:ascii="Arial" w:hAnsi="Arial" w:cs="Arial"/>
-                <w:bCs/>
-                <w:color w:val="000000" w:themeColor="text1"/>
-              </w:rPr>
-              <w:t>Desarrollo</w:t>
-            </w:r>
-          </w:p>
-        </w:tc>
-        <w:tc>
-          <w:tcPr>
-            <w:tcW w:w="0" w:type="auto"/>
+              <w:jc w:val="center"/>
+              <w:rPr>
+                <w:rFonts w:ascii="Arial" w:hAnsi="Arial" w:cs="Arial"/>
+                <w:bCs/>
+                <w:color w:val="000000" w:themeColor="text1"/>
+              </w:rPr>
+            </w:pPr>
+            <w:proofErr w:type="spellStart"/>
+            <w:r>
+              <w:rPr>
+                <w:rFonts w:ascii="Arial" w:hAnsi="Arial" w:cs="Arial"/>
+                <w:bCs/>
+                <w:color w:val="000000" w:themeColor="text1"/>
+              </w:rPr>
+              <w:t>Interfaz</w:t>
+            </w:r>
+            <w:proofErr w:type="spellEnd"/>
+          </w:p>
+        </w:tc>
+        <w:tc>
+          <w:tcPr>
+            <w:tcW w:w="3939" w:type="dxa"/>
+            <w:tcBorders>
+              <w:top w:val="single" w:sz="4" w:space="0" w:color="auto"/>
+              <w:left w:val="single" w:sz="4" w:space="0" w:color="auto"/>
+              <w:bottom w:val="single" w:sz="4" w:space="0" w:color="auto"/>
+              <w:right w:val="single" w:sz="4" w:space="0" w:color="auto"/>
+            </w:tcBorders>
             <w:vAlign w:val="center"/>
             <w:hideMark/>
           </w:tcPr>
           <w:p>
             <w:pPr>
               <w:spacing w:line="480" w:lineRule="auto"/>
+              <w:jc w:val="center"/>
               <w:rPr>
                 <w:rFonts w:ascii="Arial" w:hAnsi="Arial" w:cs="Arial"/>
                 <w:bCs/>
@@ -1157,8 +2950,24 @@
                 <w:color w:val="000000" w:themeColor="text1"/>
                 <w:lang w:val="es-GT"/>
               </w:rPr>
-              <w:t>Implementación de funcionalidades y algoritmos.</w:t>
-            </w:r>
+              <w:t>Diseño y organización de las ventanas y controles.</w:t>
+            </w:r>
+          </w:p>
+        </w:tc>
+        <w:tc>
+          <w:tcPr>
+            <w:tcW w:w="50" w:type="dxa"/>
+          </w:tcPr>
+          <w:p>
+            <w:pPr>
+              <w:spacing w:line="480" w:lineRule="auto"/>
+              <w:rPr>
+                <w:rFonts w:ascii="Arial" w:hAnsi="Arial" w:cs="Arial"/>
+                <w:bCs/>
+                <w:color w:val="000000" w:themeColor="text1"/>
+                <w:lang w:val="es-GT"/>
+              </w:rPr>
+            </w:pPr>
           </w:p>
         </w:tc>
       </w:tr>
@@ -1168,7 +2977,13 @@
         </w:trPr>
         <w:tc>
           <w:tcPr>
-            <w:tcW w:w="0" w:type="auto"/>
+            <w:tcW w:w="1368" w:type="dxa"/>
+            <w:tcBorders>
+              <w:top w:val="single" w:sz="4" w:space="0" w:color="auto"/>
+              <w:left w:val="single" w:sz="4" w:space="0" w:color="auto"/>
+              <w:bottom w:val="single" w:sz="4" w:space="0" w:color="auto"/>
+              <w:right w:val="single" w:sz="4" w:space="0" w:color="auto"/>
+            </w:tcBorders>
             <w:vAlign w:val="center"/>
             <w:hideMark/>
           </w:tcPr>
@@ -1193,13 +3008,80 @@
         </w:tc>
         <w:tc>
           <w:tcPr>
-            <w:tcW w:w="0" w:type="auto"/>
+            <w:tcW w:w="1671" w:type="dxa"/>
+            <w:tcBorders>
+              <w:top w:val="single" w:sz="4" w:space="0" w:color="auto"/>
+              <w:left w:val="single" w:sz="4" w:space="0" w:color="auto"/>
+              <w:bottom w:val="single" w:sz="4" w:space="0" w:color="auto"/>
+              <w:right w:val="single" w:sz="4" w:space="0" w:color="auto"/>
+            </w:tcBorders>
+            <w:vAlign w:val="center"/>
+          </w:tcPr>
+          <w:p>
+            <w:pPr>
+              <w:spacing w:line="480" w:lineRule="auto"/>
+              <w:jc w:val="center"/>
+              <w:rPr>
+                <w:rFonts w:ascii="Arial" w:hAnsi="Arial" w:cs="Arial"/>
+                <w:bCs/>
+                <w:color w:val="000000" w:themeColor="text1"/>
+              </w:rPr>
+            </w:pPr>
+            <w:r>
+              <w:rPr>
+                <w:rFonts w:ascii="Arial" w:hAnsi="Arial" w:cs="Arial"/>
+              </w:rPr>
+              <w:t>0903-23-17834</w:t>
+            </w:r>
+          </w:p>
+        </w:tc>
+        <w:tc>
+          <w:tcPr>
+            <w:tcW w:w="1246" w:type="dxa"/>
+            <w:tcBorders>
+              <w:top w:val="single" w:sz="4" w:space="0" w:color="auto"/>
+              <w:left w:val="single" w:sz="4" w:space="0" w:color="auto"/>
+              <w:bottom w:val="single" w:sz="4" w:space="0" w:color="auto"/>
+              <w:right w:val="single" w:sz="4" w:space="0" w:color="auto"/>
+            </w:tcBorders>
+            <w:vAlign w:val="center"/>
+          </w:tcPr>
+          <w:p>
+            <w:pPr>
+              <w:spacing w:line="480" w:lineRule="auto"/>
+              <w:jc w:val="center"/>
+              <w:rPr>
+                <w:rFonts w:ascii="Arial" w:hAnsi="Arial" w:cs="Arial"/>
+                <w:bCs/>
+                <w:color w:val="000000" w:themeColor="text1"/>
+              </w:rPr>
+            </w:pPr>
+            <w:r>
+              <w:rPr>
+                <w:rFonts w:ascii="Arial" w:hAnsi="Arial" w:cs="Arial"/>
+                <w:bCs/>
+                <w:color w:val="000000" w:themeColor="text1"/>
+              </w:rPr>
+              <w:t>edisoncp1</w:t>
+            </w:r>
+          </w:p>
+        </w:tc>
+        <w:tc>
+          <w:tcPr>
+            <w:tcW w:w="1529" w:type="dxa"/>
+            <w:tcBorders>
+              <w:top w:val="single" w:sz="4" w:space="0" w:color="auto"/>
+              <w:left w:val="single" w:sz="4" w:space="0" w:color="auto"/>
+              <w:bottom w:val="single" w:sz="4" w:space="0" w:color="auto"/>
+              <w:right w:val="single" w:sz="4" w:space="0" w:color="auto"/>
+            </w:tcBorders>
             <w:vAlign w:val="center"/>
             <w:hideMark/>
           </w:tcPr>
           <w:p>
             <w:pPr>
               <w:spacing w:line="480" w:lineRule="auto"/>
+              <w:jc w:val="center"/>
               <w:rPr>
                 <w:rFonts w:ascii="Arial" w:hAnsi="Arial" w:cs="Arial"/>
                 <w:bCs/>
@@ -1213,38 +3095,27 @@
                 <w:bCs/>
                 <w:color w:val="000000" w:themeColor="text1"/>
               </w:rPr>
-              <w:t>Interfaz</w:t>
+              <w:t>Pruebas</w:t>
             </w:r>
             <w:proofErr w:type="spellEnd"/>
-            <w:r>
-              <w:rPr>
-                <w:rFonts w:ascii="Arial" w:hAnsi="Arial" w:cs="Arial"/>
-                <w:bCs/>
-                <w:color w:val="000000" w:themeColor="text1"/>
-              </w:rPr>
-              <w:t xml:space="preserve"> </w:t>
-            </w:r>
-            <w:proofErr w:type="spellStart"/>
-            <w:r>
-              <w:rPr>
-                <w:rFonts w:ascii="Arial" w:hAnsi="Arial" w:cs="Arial"/>
-                <w:bCs/>
-                <w:color w:val="000000" w:themeColor="text1"/>
-              </w:rPr>
-              <w:t>gráfica</w:t>
-            </w:r>
-            <w:proofErr w:type="spellEnd"/>
-          </w:p>
-        </w:tc>
-        <w:tc>
-          <w:tcPr>
-            <w:tcW w:w="0" w:type="auto"/>
+          </w:p>
+        </w:tc>
+        <w:tc>
+          <w:tcPr>
+            <w:tcW w:w="3939" w:type="dxa"/>
+            <w:tcBorders>
+              <w:top w:val="single" w:sz="4" w:space="0" w:color="auto"/>
+              <w:left w:val="single" w:sz="4" w:space="0" w:color="auto"/>
+              <w:bottom w:val="single" w:sz="4" w:space="0" w:color="auto"/>
+              <w:right w:val="single" w:sz="4" w:space="0" w:color="auto"/>
+            </w:tcBorders>
             <w:vAlign w:val="center"/>
             <w:hideMark/>
           </w:tcPr>
           <w:p>
             <w:pPr>
               <w:spacing w:line="480" w:lineRule="auto"/>
+              <w:jc w:val="center"/>
               <w:rPr>
                 <w:rFonts w:ascii="Arial" w:hAnsi="Arial" w:cs="Arial"/>
                 <w:bCs/>
@@ -1259,8 +3130,24 @@
                 <w:color w:val="000000" w:themeColor="text1"/>
                 <w:lang w:val="es-GT"/>
               </w:rPr>
-              <w:t>Diseño y organización de las ventanas y controles.</w:t>
-            </w:r>
+              <w:t>Verificación del funcionamiento de cada uno de los módulos y reporte de errores para su corrección</w:t>
+            </w:r>
+          </w:p>
+        </w:tc>
+        <w:tc>
+          <w:tcPr>
+            <w:tcW w:w="50" w:type="dxa"/>
+          </w:tcPr>
+          <w:p>
+            <w:pPr>
+              <w:spacing w:line="480" w:lineRule="auto"/>
+              <w:rPr>
+                <w:rFonts w:ascii="Arial" w:hAnsi="Arial" w:cs="Arial"/>
+                <w:bCs/>
+                <w:color w:val="000000" w:themeColor="text1"/>
+                <w:lang w:val="es-GT"/>
+              </w:rPr>
+            </w:pPr>
           </w:p>
         </w:tc>
       </w:tr>
@@ -1270,7 +3157,13 @@
         </w:trPr>
         <w:tc>
           <w:tcPr>
-            <w:tcW w:w="0" w:type="auto"/>
+            <w:tcW w:w="1368" w:type="dxa"/>
+            <w:tcBorders>
+              <w:top w:val="single" w:sz="4" w:space="0" w:color="auto"/>
+              <w:left w:val="single" w:sz="4" w:space="0" w:color="auto"/>
+              <w:bottom w:val="single" w:sz="4" w:space="0" w:color="auto"/>
+              <w:right w:val="single" w:sz="4" w:space="0" w:color="auto"/>
+            </w:tcBorders>
             <w:vAlign w:val="center"/>
             <w:hideMark/>
           </w:tcPr>
@@ -1295,13 +3188,90 @@
         </w:tc>
         <w:tc>
           <w:tcPr>
-            <w:tcW w:w="0" w:type="auto"/>
+            <w:tcW w:w="1671" w:type="dxa"/>
+            <w:tcBorders>
+              <w:top w:val="single" w:sz="4" w:space="0" w:color="auto"/>
+              <w:left w:val="single" w:sz="4" w:space="0" w:color="auto"/>
+              <w:bottom w:val="single" w:sz="4" w:space="0" w:color="auto"/>
+              <w:right w:val="single" w:sz="4" w:space="0" w:color="auto"/>
+            </w:tcBorders>
+            <w:vAlign w:val="center"/>
+          </w:tcPr>
+          <w:p>
+            <w:pPr>
+              <w:spacing w:line="480" w:lineRule="auto"/>
+              <w:jc w:val="center"/>
+              <w:rPr>
+                <w:rFonts w:ascii="Arial" w:hAnsi="Arial" w:cs="Arial"/>
+                <w:bCs/>
+                <w:color w:val="000000" w:themeColor="text1"/>
+              </w:rPr>
+            </w:pPr>
+            <w:r>
+              <w:rPr>
+                <w:rFonts w:ascii="Arial" w:hAnsi="Arial" w:cs="Arial"/>
+              </w:rPr>
+              <w:t>0903-24-24272</w:t>
+            </w:r>
+          </w:p>
+        </w:tc>
+        <w:tc>
+          <w:tcPr>
+            <w:tcW w:w="1246" w:type="dxa"/>
+            <w:tcBorders>
+              <w:top w:val="single" w:sz="4" w:space="0" w:color="auto"/>
+              <w:left w:val="single" w:sz="4" w:space="0" w:color="auto"/>
+              <w:bottom w:val="single" w:sz="4" w:space="0" w:color="auto"/>
+              <w:right w:val="single" w:sz="4" w:space="0" w:color="auto"/>
+            </w:tcBorders>
+            <w:vAlign w:val="center"/>
+          </w:tcPr>
+          <w:p>
+            <w:pPr>
+              <w:spacing w:line="480" w:lineRule="auto"/>
+              <w:jc w:val="center"/>
+              <w:rPr>
+                <w:rFonts w:ascii="Arial" w:hAnsi="Arial" w:cs="Arial"/>
+                <w:bCs/>
+                <w:color w:val="000000" w:themeColor="text1"/>
+              </w:rPr>
+            </w:pPr>
+            <w:r>
+              <w:rPr>
+                <w:rFonts w:ascii="Arial" w:hAnsi="Arial" w:cs="Arial"/>
+                <w:bCs/>
+                <w:color w:val="000000" w:themeColor="text1"/>
+              </w:rPr>
+              <w:t>Carlos-</w:t>
+            </w:r>
+            <w:proofErr w:type="spellStart"/>
+            <w:r>
+              <w:rPr>
+                <w:rFonts w:ascii="Arial" w:hAnsi="Arial" w:cs="Arial"/>
+                <w:bCs/>
+                <w:color w:val="000000" w:themeColor="text1"/>
+              </w:rPr>
+              <w:t>ejs</w:t>
+            </w:r>
+            <w:proofErr w:type="spellEnd"/>
+          </w:p>
+        </w:tc>
+        <w:tc>
+          <w:tcPr>
+            <w:tcW w:w="1529" w:type="dxa"/>
+            <w:tcBorders>
+              <w:top w:val="single" w:sz="4" w:space="0" w:color="auto"/>
+              <w:left w:val="single" w:sz="4" w:space="0" w:color="auto"/>
+              <w:bottom w:val="single" w:sz="4" w:space="0" w:color="auto"/>
+              <w:right w:val="single" w:sz="4" w:space="0" w:color="auto"/>
+            </w:tcBorders>
             <w:vAlign w:val="center"/>
             <w:hideMark/>
           </w:tcPr>
           <w:p>
             <w:pPr>
               <w:spacing w:line="480" w:lineRule="auto"/>
+              <w:jc w:val="center"/>
               <w:rPr>
                 <w:rFonts w:ascii="Arial" w:hAnsi="Arial" w:cs="Arial"/>
                 <w:bCs/>
@@ -1315,38 +3285,27 @@
                 <w:bCs/>
                 <w:color w:val="000000" w:themeColor="text1"/>
               </w:rPr>
-              <w:t>Pruebas</w:t>
+              <w:t>Lógica</w:t>
             </w:r>
             <w:proofErr w:type="spellEnd"/>
-            <w:r>
-              <w:rPr>
-                <w:rFonts w:ascii="Arial" w:hAnsi="Arial" w:cs="Arial"/>
-                <w:bCs/>
-                <w:color w:val="000000" w:themeColor="text1"/>
-              </w:rPr>
-              <w:t xml:space="preserve"> y </w:t>
-            </w:r>
-            <w:proofErr w:type="spellStart"/>
-            <w:r>
-              <w:rPr>
-                <w:rFonts w:ascii="Arial" w:hAnsi="Arial" w:cs="Arial"/>
-                <w:bCs/>
-                <w:color w:val="000000" w:themeColor="text1"/>
-              </w:rPr>
-              <w:t>documentación</w:t>
-            </w:r>
-            <w:proofErr w:type="spellEnd"/>
-          </w:p>
-        </w:tc>
-        <w:tc>
-          <w:tcPr>
-            <w:tcW w:w="0" w:type="auto"/>
+          </w:p>
+        </w:tc>
+        <w:tc>
+          <w:tcPr>
+            <w:tcW w:w="3939" w:type="dxa"/>
+            <w:tcBorders>
+              <w:top w:val="single" w:sz="4" w:space="0" w:color="auto"/>
+              <w:left w:val="single" w:sz="4" w:space="0" w:color="auto"/>
+              <w:bottom w:val="single" w:sz="4" w:space="0" w:color="auto"/>
+              <w:right w:val="single" w:sz="4" w:space="0" w:color="auto"/>
+            </w:tcBorders>
             <w:vAlign w:val="center"/>
             <w:hideMark/>
           </w:tcPr>
           <w:p>
             <w:pPr>
               <w:spacing w:line="480" w:lineRule="auto"/>
+              <w:jc w:val="center"/>
               <w:rPr>
                 <w:rFonts w:ascii="Arial" w:hAnsi="Arial" w:cs="Arial"/>
                 <w:bCs/>
@@ -1363,6 +3322,22 @@
               </w:rPr>
               <w:t>Verificación del funcionamiento y elaboración de documentos.</w:t>
             </w:r>
+          </w:p>
+        </w:tc>
+        <w:tc>
+          <w:tcPr>
+            <w:tcW w:w="50" w:type="dxa"/>
+          </w:tcPr>
+          <w:p>
+            <w:pPr>
+              <w:spacing w:line="480" w:lineRule="auto"/>
+              <w:rPr>
+                <w:rFonts w:ascii="Arial" w:hAnsi="Arial" w:cs="Arial"/>
+                <w:bCs/>
+                <w:color w:val="000000" w:themeColor="text1"/>
+                <w:lang w:val="es-GT"/>
+              </w:rPr>
+            </w:pPr>
           </w:p>
         </w:tc>
       </w:tr>
@@ -1372,68 +3347,177 @@
         </w:trPr>
         <w:tc>
           <w:tcPr>
-            <w:tcW w:w="0" w:type="auto"/>
+            <w:tcW w:w="1368" w:type="dxa"/>
+            <w:tcBorders>
+              <w:top w:val="single" w:sz="4" w:space="0" w:color="auto"/>
+              <w:left w:val="single" w:sz="4" w:space="0" w:color="auto"/>
+              <w:bottom w:val="single" w:sz="4" w:space="0" w:color="auto"/>
+              <w:right w:val="single" w:sz="4" w:space="0" w:color="auto"/>
+            </w:tcBorders>
+            <w:vAlign w:val="center"/>
+          </w:tcPr>
+          <w:p>
+            <w:pPr>
+              <w:spacing w:line="480" w:lineRule="auto"/>
+              <w:rPr>
+                <w:rFonts w:ascii="Arial" w:hAnsi="Arial" w:cs="Arial"/>
+                <w:bCs/>
+                <w:color w:val="000000" w:themeColor="text1"/>
+              </w:rPr>
+            </w:pPr>
+            <w:r>
+              <w:rPr>
+                <w:rFonts w:ascii="Arial" w:hAnsi="Arial" w:cs="Arial"/>
+                <w:bCs/>
+                <w:color w:val="000000" w:themeColor="text1"/>
+              </w:rPr>
+              <w:lastRenderedPageBreak/>
+              <w:t>Jackeline Flores</w:t>
+            </w:r>
+          </w:p>
+        </w:tc>
+        <w:tc>
+          <w:tcPr>
+            <w:tcW w:w="1671" w:type="dxa"/>
+            <w:tcBorders>
+              <w:top w:val="single" w:sz="4" w:space="0" w:color="auto"/>
+              <w:left w:val="single" w:sz="4" w:space="0" w:color="auto"/>
+              <w:bottom w:val="single" w:sz="4" w:space="0" w:color="auto"/>
+              <w:right w:val="single" w:sz="4" w:space="0" w:color="auto"/>
+            </w:tcBorders>
+            <w:vAlign w:val="center"/>
+          </w:tcPr>
+          <w:p>
+            <w:pPr>
+              <w:spacing w:line="480" w:lineRule="auto"/>
+              <w:jc w:val="center"/>
+              <w:rPr>
+                <w:rFonts w:ascii="Arial" w:hAnsi="Arial" w:cs="Arial"/>
+                <w:bCs/>
+                <w:color w:val="000000" w:themeColor="text1"/>
+              </w:rPr>
+            </w:pPr>
+            <w:r>
+              <w:rPr>
+                <w:rFonts w:ascii="Arial" w:hAnsi="Arial" w:cs="Arial"/>
+              </w:rPr>
+              <w:t>0903-24-7500</w:t>
+            </w:r>
+          </w:p>
+        </w:tc>
+        <w:tc>
+          <w:tcPr>
+            <w:tcW w:w="1246" w:type="dxa"/>
+            <w:tcBorders>
+              <w:top w:val="single" w:sz="4" w:space="0" w:color="auto"/>
+              <w:left w:val="single" w:sz="4" w:space="0" w:color="auto"/>
+              <w:bottom w:val="single" w:sz="4" w:space="0" w:color="auto"/>
+              <w:right w:val="single" w:sz="4" w:space="0" w:color="auto"/>
+            </w:tcBorders>
+            <w:vAlign w:val="center"/>
+          </w:tcPr>
+          <w:p>
+            <w:pPr>
+              <w:spacing w:line="480" w:lineRule="auto"/>
+              <w:jc w:val="center"/>
+              <w:rPr>
+                <w:rFonts w:ascii="Arial" w:hAnsi="Arial" w:cs="Arial"/>
+                <w:bCs/>
+                <w:color w:val="000000" w:themeColor="text1"/>
+              </w:rPr>
+            </w:pPr>
+            <w:proofErr w:type="spellStart"/>
+            <w:r>
+              <w:rPr>
+                <w:rFonts w:ascii="Arial" w:hAnsi="Arial" w:cs="Arial"/>
+                <w:bCs/>
+                <w:color w:val="000000" w:themeColor="text1"/>
+              </w:rPr>
+              <w:t>Jchayf</w:t>
+            </w:r>
+            <w:proofErr w:type="spellEnd"/>
+            <w:r>
+              <w:rPr>
+                <w:rFonts w:ascii="Arial" w:hAnsi="Arial" w:cs="Arial"/>
+                <w:bCs/>
+                <w:color w:val="000000" w:themeColor="text1"/>
+              </w:rPr>
+              <w:t>-glitch</w:t>
+            </w:r>
+          </w:p>
+        </w:tc>
+        <w:tc>
+          <w:tcPr>
+            <w:tcW w:w="1529" w:type="dxa"/>
+            <w:tcBorders>
+              <w:top w:val="single" w:sz="4" w:space="0" w:color="auto"/>
+              <w:left w:val="single" w:sz="4" w:space="0" w:color="auto"/>
+              <w:bottom w:val="single" w:sz="4" w:space="0" w:color="auto"/>
+              <w:right w:val="single" w:sz="4" w:space="0" w:color="auto"/>
+            </w:tcBorders>
+            <w:vAlign w:val="center"/>
+          </w:tcPr>
+          <w:p>
+            <w:pPr>
+              <w:spacing w:line="480" w:lineRule="auto"/>
+              <w:jc w:val="center"/>
+              <w:rPr>
+                <w:rFonts w:ascii="Arial" w:hAnsi="Arial" w:cs="Arial"/>
+                <w:bCs/>
+                <w:color w:val="000000" w:themeColor="text1"/>
+              </w:rPr>
+            </w:pPr>
+            <w:proofErr w:type="spellStart"/>
+            <w:r>
+              <w:rPr>
+                <w:rFonts w:ascii="Arial" w:hAnsi="Arial" w:cs="Arial"/>
+                <w:bCs/>
+                <w:color w:val="000000" w:themeColor="text1"/>
+              </w:rPr>
+              <w:t>Documentación</w:t>
+            </w:r>
+            <w:proofErr w:type="spellEnd"/>
+          </w:p>
+        </w:tc>
+        <w:tc>
+          <w:tcPr>
+            <w:tcW w:w="3939" w:type="dxa"/>
+            <w:tcBorders>
+              <w:top w:val="single" w:sz="4" w:space="0" w:color="auto"/>
+              <w:left w:val="single" w:sz="4" w:space="0" w:color="auto"/>
+              <w:bottom w:val="single" w:sz="4" w:space="0" w:color="auto"/>
+              <w:right w:val="single" w:sz="4" w:space="0" w:color="auto"/>
+            </w:tcBorders>
+            <w:vAlign w:val="center"/>
+          </w:tcPr>
+          <w:p>
+            <w:pPr>
+              <w:spacing w:line="480" w:lineRule="auto"/>
+              <w:jc w:val="center"/>
+              <w:rPr>
+                <w:rFonts w:ascii="Arial" w:hAnsi="Arial" w:cs="Arial"/>
+                <w:bCs/>
+                <w:color w:val="000000" w:themeColor="text1"/>
+                <w:lang w:val="es-GT"/>
+              </w:rPr>
+            </w:pPr>
+            <w:r>
+              <w:rPr>
+                <w:rFonts w:ascii="Arial" w:hAnsi="Arial" w:cs="Arial"/>
+                <w:bCs/>
+                <w:color w:val="000000" w:themeColor="text1"/>
+                <w:lang w:val="es-GT"/>
+              </w:rPr>
+              <w:t>Elaboración de documentación y manuales</w:t>
+            </w:r>
+          </w:p>
+        </w:tc>
+        <w:tc>
+          <w:tcPr>
+            <w:tcW w:w="50" w:type="dxa"/>
             <w:tcBorders>
               <w:bottom w:val="single" w:sz="4" w:space="0" w:color="auto"/>
             </w:tcBorders>
-            <w:vAlign w:val="center"/>
-          </w:tcPr>
-          <w:p>
-            <w:pPr>
-              <w:spacing w:line="480" w:lineRule="auto"/>
-              <w:rPr>
-                <w:rFonts w:ascii="Arial" w:hAnsi="Arial" w:cs="Arial"/>
-                <w:bCs/>
-                <w:color w:val="000000" w:themeColor="text1"/>
-              </w:rPr>
-            </w:pPr>
-            <w:r>
-              <w:rPr>
-                <w:rFonts w:ascii="Arial" w:hAnsi="Arial" w:cs="Arial"/>
-                <w:bCs/>
-                <w:color w:val="000000" w:themeColor="text1"/>
-              </w:rPr>
-              <w:lastRenderedPageBreak/>
-              <w:t>Jackeline Flores</w:t>
-            </w:r>
-          </w:p>
-        </w:tc>
-        <w:tc>
-          <w:tcPr>
-            <w:tcW w:w="0" w:type="auto"/>
-            <w:tcBorders>
-              <w:bottom w:val="single" w:sz="4" w:space="0" w:color="auto"/>
-            </w:tcBorders>
-            <w:vAlign w:val="center"/>
-          </w:tcPr>
-          <w:p>
-            <w:pPr>
-              <w:spacing w:line="480" w:lineRule="auto"/>
-              <w:rPr>
-                <w:rFonts w:ascii="Arial" w:hAnsi="Arial" w:cs="Arial"/>
-                <w:bCs/>
-                <w:color w:val="000000" w:themeColor="text1"/>
-              </w:rPr>
-            </w:pPr>
-            <w:proofErr w:type="spellStart"/>
-            <w:r>
-              <w:rPr>
-                <w:rFonts w:ascii="Arial" w:hAnsi="Arial" w:cs="Arial"/>
-                <w:bCs/>
-                <w:color w:val="000000" w:themeColor="text1"/>
-              </w:rPr>
-              <w:t>Manuales</w:t>
-            </w:r>
-            <w:proofErr w:type="spellEnd"/>
-          </w:p>
-        </w:tc>
-        <w:tc>
-          <w:tcPr>
-            <w:tcW w:w="0" w:type="auto"/>
-            <w:tcBorders>
-              <w:bottom w:val="single" w:sz="4" w:space="0" w:color="auto"/>
-            </w:tcBorders>
-            <w:vAlign w:val="center"/>
           </w:tcPr>
           <w:p>
             <w:pPr>
@@ -1445,46 +3529,6 @@
                 <w:lang w:val="es-GT"/>
               </w:rPr>
             </w:pPr>
-            <w:r>
-              <w:rPr>
-                <w:rFonts w:ascii="Arial" w:hAnsi="Arial" w:cs="Arial"/>
-                <w:bCs/>
-                <w:color w:val="000000" w:themeColor="text1"/>
-                <w:lang w:val="es-GT"/>
-              </w:rPr>
-              <w:t xml:space="preserve">Elaboración de Manuales de Autómatas Finitos y </w:t>
-            </w:r>
-            <w:proofErr w:type="spellStart"/>
-            <w:r>
-              <w:rPr>
-                <w:rFonts w:ascii="Arial" w:hAnsi="Arial" w:cs="Arial"/>
-                <w:bCs/>
-                <w:color w:val="000000" w:themeColor="text1"/>
-                <w:lang w:val="es-GT"/>
-              </w:rPr>
-              <w:t>Regex</w:t>
-            </w:r>
-            <w:proofErr w:type="spellEnd"/>
-            <w:r>
-              <w:rPr>
-                <w:rFonts w:ascii="Arial" w:hAnsi="Arial" w:cs="Arial"/>
-                <w:bCs/>
-                <w:color w:val="000000" w:themeColor="text1"/>
-                <w:lang w:val="es-GT"/>
-              </w:rPr>
-              <w:t xml:space="preserve"> </w:t>
-            </w:r>
-            <w:proofErr w:type="spellStart"/>
-            <w:r>
-              <w:rPr>
-                <w:rFonts w:ascii="Arial" w:hAnsi="Arial" w:cs="Arial"/>
-                <w:bCs/>
-                <w:color w:val="000000" w:themeColor="text1"/>
-                <w:lang w:val="es-GT"/>
-              </w:rPr>
-              <w:t>Lab</w:t>
-            </w:r>
-            <w:proofErr w:type="spellEnd"/>
           </w:p>
         </w:tc>
       </w:tr>
@@ -1507,6 +3551,7 @@
           <w:lang w:val="es-GT"/>
         </w:rPr>
       </w:pPr>
+      <w:bookmarkStart w:id="3" w:name="_Toc244203314"/>
       <w:r>
         <w:rPr>
           <w:lang w:val="es-GT"/>
@@ -1519,135 +3564,852 @@
         </w:rPr>
         <w:t>. Organización del equipo</w:t>
       </w:r>
+      <w:bookmarkEnd w:id="3"/>
+    </w:p>
+    <w:p>
+      <w:pPr>
+        <w:pStyle w:val="Ttulo2"/>
+        <w:rPr>
+          <w:lang w:val="es-GT"/>
+        </w:rPr>
+      </w:pPr>
+      <w:bookmarkStart w:id="4" w:name="_Toc244203315"/>
+      <w:r>
+        <w:rPr>
+          <w:lang w:val="es-GT"/>
+        </w:rPr>
+        <w:t>Distribución del trabajo</w:t>
+      </w:r>
+      <w:bookmarkEnd w:id="4"/>
     </w:p>
     <w:p>
       <w:pPr>
         <w:spacing w:line="480" w:lineRule="auto"/>
-        <w:ind w:firstLine="360"/>
-        <w:rPr>
-          <w:rFonts w:ascii="Arial" w:hAnsi="Arial" w:cs="Arial"/>
-          <w:bCs/>
-          <w:color w:val="000000" w:themeColor="text1"/>
-          <w:lang w:val="es-GT"/>
-        </w:rPr>
-      </w:pPr>
-      <w:r>
-        <w:rPr>
-          <w:rFonts w:ascii="Arial" w:hAnsi="Arial" w:cs="Arial"/>
-          <w:bCs/>
-          <w:color w:val="000000" w:themeColor="text1"/>
-          <w:lang w:val="es-GT"/>
-        </w:rPr>
-        <w:t>Para desarrollar el proyecto, se organizaron las actividades en distintas áreas de trabajo:</w:t>
-      </w:r>
+        <w:ind w:firstLine="720"/>
+        <w:rPr>
+          <w:rFonts w:ascii="Arial" w:hAnsi="Arial" w:cs="Arial"/>
+          <w:bCs/>
+          <w:color w:val="000000" w:themeColor="text1"/>
+          <w:lang w:val="es-GT"/>
+        </w:rPr>
+      </w:pPr>
+      <w:r>
+        <w:rPr>
+          <w:rFonts w:ascii="Arial" w:hAnsi="Arial" w:cs="Arial"/>
+          <w:bCs/>
+          <w:color w:val="000000" w:themeColor="text1"/>
+          <w:lang w:val="es-GT"/>
+        </w:rPr>
+        <w:t xml:space="preserve">Para el desarrollo del proyecto Sistema de Autómatas Finitos y </w:t>
+      </w:r>
+      <w:proofErr w:type="spellStart"/>
+      <w:r>
+        <w:rPr>
+          <w:rFonts w:ascii="Arial" w:hAnsi="Arial" w:cs="Arial"/>
+          <w:bCs/>
+          <w:color w:val="000000" w:themeColor="text1"/>
+          <w:lang w:val="es-GT"/>
+        </w:rPr>
+        <w:t>Regex</w:t>
+      </w:r>
+      <w:proofErr w:type="spellEnd"/>
+      <w:r>
+        <w:rPr>
+          <w:rFonts w:ascii="Arial" w:hAnsi="Arial" w:cs="Arial"/>
+          <w:bCs/>
+          <w:color w:val="000000" w:themeColor="text1"/>
+          <w:lang w:val="es-GT"/>
+        </w:rPr>
+        <w:t xml:space="preserve"> </w:t>
+      </w:r>
+      <w:proofErr w:type="spellStart"/>
+      <w:r>
+        <w:rPr>
+          <w:rFonts w:ascii="Arial" w:hAnsi="Arial" w:cs="Arial"/>
+          <w:bCs/>
+          <w:color w:val="000000" w:themeColor="text1"/>
+          <w:lang w:val="es-GT"/>
+        </w:rPr>
+        <w:t>Lab</w:t>
+      </w:r>
+      <w:proofErr w:type="spellEnd"/>
+      <w:r>
+        <w:rPr>
+          <w:rFonts w:ascii="Arial" w:hAnsi="Arial" w:cs="Arial"/>
+          <w:bCs/>
+          <w:color w:val="000000" w:themeColor="text1"/>
+          <w:lang w:val="es-GT"/>
+        </w:rPr>
+        <w:t>, nuestro equipo, organizó el trabajo en dos etapas principales, correspondientes a las entregas establecidas para el proyecto.</w:t>
+      </w:r>
+    </w:p>
+    <w:p>
+      <w:pPr>
+        <w:spacing w:line="480" w:lineRule="auto"/>
+        <w:ind w:firstLine="720"/>
+        <w:rPr>
+          <w:rFonts w:ascii="Arial" w:hAnsi="Arial" w:cs="Arial"/>
+          <w:bCs/>
+          <w:color w:val="000000" w:themeColor="text1"/>
+          <w:lang w:val="es-GT"/>
+        </w:rPr>
+      </w:pPr>
+      <w:r>
+        <w:rPr>
+          <w:rFonts w:ascii="Arial" w:hAnsi="Arial" w:cs="Arial"/>
+          <w:bCs/>
+          <w:color w:val="000000" w:themeColor="text1"/>
+          <w:lang w:val="es-GT"/>
+        </w:rPr>
+        <w:t>Durante la primera etapa, nos enfocamos en el desarrollo del sistema de autómatas finitos, trabajando con la creación y simulación de autómatas, la conversión de AFN a AFD y la minimización. En la segunda etapa, nos concentramos en integrar las funcionalidades relacionadas con las expresiones regulares, la validación de cadenas, la búsqueda de coincidencias, la generación de autómatas y el registro de eventos.</w:t>
+      </w:r>
+    </w:p>
+    <w:p>
+      <w:pPr>
+        <w:spacing w:line="480" w:lineRule="auto"/>
+        <w:ind w:firstLine="720"/>
+        <w:rPr>
+          <w:rFonts w:ascii="Arial" w:hAnsi="Arial" w:cs="Arial"/>
+          <w:bCs/>
+          <w:color w:val="000000" w:themeColor="text1"/>
+          <w:lang w:val="es-GT"/>
+        </w:rPr>
+      </w:pPr>
+      <w:r>
+        <w:rPr>
+          <w:rFonts w:ascii="Arial" w:hAnsi="Arial" w:cs="Arial"/>
+          <w:bCs/>
+          <w:color w:val="000000" w:themeColor="text1"/>
+          <w:lang w:val="es-GT"/>
+        </w:rPr>
+        <w:t>A lo largo del desarrollo, distribuimos las actividades de acuerdo con las necesidades del proyecto, procurando que los diferentes componentes pudieran integrarse en una sola aplicación. También dedicamos tiempo a revisar el funcionamiento general del sistema, corregir errores y preparar la documentación correspondiente.</w:t>
+      </w:r>
+    </w:p>
+    <w:p>
+      <w:pPr>
+        <w:spacing w:line="480" w:lineRule="auto"/>
+        <w:rPr>
+          <w:rFonts w:ascii="Arial" w:hAnsi="Arial" w:cs="Arial"/>
+          <w:b/>
+          <w:bCs/>
+          <w:color w:val="000000" w:themeColor="text1"/>
+          <w:lang w:val="es-GT"/>
+        </w:rPr>
+      </w:pPr>
+    </w:p>
+    <w:p>
+      <w:pPr>
+        <w:spacing w:line="480" w:lineRule="auto"/>
+        <w:rPr>
+          <w:rFonts w:ascii="Arial" w:hAnsi="Arial" w:cs="Arial"/>
+          <w:b/>
+          <w:bCs/>
+          <w:color w:val="000000" w:themeColor="text1"/>
+          <w:lang w:val="es-GT"/>
+        </w:rPr>
+      </w:pPr>
+    </w:p>
+    <w:p>
+      <w:pPr>
+        <w:pStyle w:val="Ttulo2"/>
+        <w:rPr>
+          <w:lang w:val="es-GT"/>
+        </w:rPr>
+      </w:pPr>
+      <w:bookmarkStart w:id="5" w:name="_Toc244203316"/>
+      <w:r>
+        <w:rPr>
+          <w:lang w:val="es-GT"/>
+        </w:rPr>
+        <w:lastRenderedPageBreak/>
+        <w:t>Comunicación y coordinación del equipo</w:t>
+      </w:r>
+      <w:bookmarkEnd w:id="5"/>
+    </w:p>
+    <w:p>
+      <w:pPr>
+        <w:spacing w:line="480" w:lineRule="auto"/>
+        <w:ind w:firstLine="720"/>
+        <w:rPr>
+          <w:rFonts w:ascii="Arial" w:hAnsi="Arial" w:cs="Arial"/>
+          <w:bCs/>
+          <w:color w:val="000000" w:themeColor="text1"/>
+          <w:lang w:val="es-GT"/>
+        </w:rPr>
+      </w:pPr>
+      <w:r>
+        <w:rPr>
+          <w:rFonts w:ascii="Arial" w:hAnsi="Arial" w:cs="Arial"/>
+          <w:bCs/>
+          <w:color w:val="000000" w:themeColor="text1"/>
+          <w:lang w:val="es-GT"/>
+        </w:rPr>
+        <w:t>Durante el desarrollo del proyecto, mantuvimos comunicación para compartir avances, comentar las dificultades que surgían y coordinar las actividades pendientes. Esta comunicación nos permitió identificar problemas durante la programación y buscar soluciones antes de continuar con la integración de las funcionalidades.</w:t>
+      </w:r>
+    </w:p>
+    <w:p>
+      <w:pPr>
+        <w:spacing w:line="480" w:lineRule="auto"/>
+        <w:rPr>
+          <w:rFonts w:ascii="Arial" w:hAnsi="Arial" w:cs="Arial"/>
+          <w:bCs/>
+          <w:color w:val="000000" w:themeColor="text1"/>
+          <w:lang w:val="es-GT"/>
+        </w:rPr>
+      </w:pPr>
+      <w:r>
+        <w:rPr>
+          <w:rFonts w:ascii="Arial" w:hAnsi="Arial" w:cs="Arial"/>
+          <w:bCs/>
+          <w:color w:val="000000" w:themeColor="text1"/>
+          <w:lang w:val="es-GT"/>
+        </w:rPr>
+        <w:t>Cuando se presentaron errores, fue necesario revisar el código involucrado, comprobar el comportamiento de las funciones y realizar pruebas para determinar si las modificaciones solucionaban el problema sin afectar otras partes de la aplicación.</w:t>
+      </w:r>
+    </w:p>
+    <w:p>
+      <w:pPr>
+        <w:spacing w:line="480" w:lineRule="auto"/>
+        <w:ind w:firstLine="720"/>
+        <w:rPr>
+          <w:rFonts w:ascii="Arial" w:hAnsi="Arial" w:cs="Arial"/>
+          <w:bCs/>
+          <w:color w:val="000000" w:themeColor="text1"/>
+          <w:lang w:val="es-GT"/>
+        </w:rPr>
+      </w:pPr>
+      <w:r>
+        <w:rPr>
+          <w:rFonts w:ascii="Arial" w:hAnsi="Arial" w:cs="Arial"/>
+          <w:bCs/>
+          <w:color w:val="000000" w:themeColor="text1"/>
+          <w:lang w:val="es-GT"/>
+        </w:rPr>
+        <w:t xml:space="preserve">Asimismo, coordinamos el trabajo de integración entre el sistema original de autómatas finitos y el módulo </w:t>
+      </w:r>
+      <w:proofErr w:type="spellStart"/>
+      <w:r>
+        <w:rPr>
+          <w:rFonts w:ascii="Arial" w:hAnsi="Arial" w:cs="Arial"/>
+          <w:bCs/>
+          <w:color w:val="000000" w:themeColor="text1"/>
+          <w:lang w:val="es-GT"/>
+        </w:rPr>
+        <w:t>Regex</w:t>
+      </w:r>
+      <w:proofErr w:type="spellEnd"/>
+      <w:r>
+        <w:rPr>
+          <w:rFonts w:ascii="Arial" w:hAnsi="Arial" w:cs="Arial"/>
+          <w:bCs/>
+          <w:color w:val="000000" w:themeColor="text1"/>
+          <w:lang w:val="es-GT"/>
+        </w:rPr>
+        <w:t xml:space="preserve"> </w:t>
+      </w:r>
+      <w:proofErr w:type="spellStart"/>
+      <w:r>
+        <w:rPr>
+          <w:rFonts w:ascii="Arial" w:hAnsi="Arial" w:cs="Arial"/>
+          <w:bCs/>
+          <w:color w:val="000000" w:themeColor="text1"/>
+          <w:lang w:val="es-GT"/>
+        </w:rPr>
+        <w:t>Lab</w:t>
+      </w:r>
+      <w:proofErr w:type="spellEnd"/>
+      <w:r>
+        <w:rPr>
+          <w:rFonts w:ascii="Arial" w:hAnsi="Arial" w:cs="Arial"/>
+          <w:bCs/>
+          <w:color w:val="000000" w:themeColor="text1"/>
+          <w:lang w:val="es-GT"/>
+        </w:rPr>
+        <w:t>, procurando conservar las funcionalidades existentes e incorporar las nuevas herramientas. La revisión conjunta del proyecto fue importante para identificar aspectos que necesitaban ajustes y comprobar el funcionamiento de la aplicación.</w:t>
+      </w:r>
+    </w:p>
+    <w:p>
+      <w:pPr>
+        <w:spacing w:line="480" w:lineRule="auto"/>
+        <w:ind w:firstLine="720"/>
+        <w:rPr>
+          <w:rFonts w:ascii="Arial" w:hAnsi="Arial" w:cs="Arial"/>
+          <w:bCs/>
+          <w:color w:val="000000" w:themeColor="text1"/>
+          <w:lang w:val="es-GT"/>
+        </w:rPr>
+      </w:pPr>
+      <w:r>
+        <w:rPr>
+          <w:rFonts w:ascii="Arial" w:hAnsi="Arial" w:cs="Arial"/>
+          <w:bCs/>
+          <w:color w:val="000000" w:themeColor="text1"/>
+          <w:lang w:val="es-GT"/>
+        </w:rPr>
+        <w:t xml:space="preserve">A lo largo de la realización mantuvimos varias reuniones en </w:t>
+      </w:r>
+      <w:proofErr w:type="spellStart"/>
+      <w:r>
+        <w:rPr>
+          <w:rFonts w:ascii="Arial" w:hAnsi="Arial" w:cs="Arial"/>
+          <w:bCs/>
+          <w:color w:val="000000" w:themeColor="text1"/>
+          <w:lang w:val="es-GT"/>
+        </w:rPr>
+        <w:t>meet</w:t>
+      </w:r>
+      <w:proofErr w:type="spellEnd"/>
+      <w:r>
+        <w:rPr>
+          <w:rFonts w:ascii="Arial" w:hAnsi="Arial" w:cs="Arial"/>
+          <w:bCs/>
+          <w:color w:val="000000" w:themeColor="text1"/>
+          <w:lang w:val="es-GT"/>
+        </w:rPr>
+        <w:t xml:space="preserve"> y una reunión presencial para una mejor colaboración y también así poder trabajar todos en sintonía.</w:t>
+      </w:r>
+    </w:p>
+    <w:p>
+      <w:pPr>
+        <w:pStyle w:val="Ttulo2"/>
+        <w:rPr>
+          <w:lang w:val="es-GT"/>
+        </w:rPr>
+      </w:pPr>
+      <w:bookmarkStart w:id="6" w:name="_Toc244203317"/>
+      <w:r>
+        <w:rPr>
+          <w:lang w:val="es-GT"/>
+        </w:rPr>
+        <w:t>Organización del código y trabajo colaborativo con GitHub</w:t>
+      </w:r>
+      <w:bookmarkEnd w:id="6"/>
+    </w:p>
+    <w:p>
+      <w:pPr>
+        <w:spacing w:line="480" w:lineRule="auto"/>
+        <w:ind w:firstLine="720"/>
+        <w:rPr>
+          <w:rFonts w:ascii="Arial" w:hAnsi="Arial" w:cs="Arial"/>
+          <w:color w:val="000000" w:themeColor="text1"/>
+          <w:lang w:val="es-GT"/>
+        </w:rPr>
+      </w:pPr>
+      <w:r>
+        <w:rPr>
+          <w:rFonts w:ascii="Arial" w:hAnsi="Arial" w:cs="Arial"/>
+          <w:color w:val="000000" w:themeColor="text1"/>
+          <w:lang w:val="es-GT"/>
+        </w:rPr>
+        <w:t xml:space="preserve">La administración del repositorio del proyecto Sistema de Autómatas Finitos y </w:t>
+      </w:r>
+      <w:proofErr w:type="spellStart"/>
+      <w:r>
+        <w:rPr>
+          <w:rFonts w:ascii="Arial" w:hAnsi="Arial" w:cs="Arial"/>
+          <w:color w:val="000000" w:themeColor="text1"/>
+          <w:lang w:val="es-GT"/>
+        </w:rPr>
+        <w:t>Regex</w:t>
+      </w:r>
+      <w:proofErr w:type="spellEnd"/>
+      <w:r>
+        <w:rPr>
+          <w:rFonts w:ascii="Arial" w:hAnsi="Arial" w:cs="Arial"/>
+          <w:color w:val="000000" w:themeColor="text1"/>
+          <w:lang w:val="es-GT"/>
+        </w:rPr>
+        <w:t xml:space="preserve"> </w:t>
+      </w:r>
+      <w:proofErr w:type="spellStart"/>
+      <w:r>
+        <w:rPr>
+          <w:rFonts w:ascii="Arial" w:hAnsi="Arial" w:cs="Arial"/>
+          <w:color w:val="000000" w:themeColor="text1"/>
+          <w:lang w:val="es-GT"/>
+        </w:rPr>
+        <w:t>Lab</w:t>
+      </w:r>
+      <w:proofErr w:type="spellEnd"/>
+      <w:r>
+        <w:rPr>
+          <w:rFonts w:ascii="Arial" w:hAnsi="Arial" w:cs="Arial"/>
+          <w:color w:val="000000" w:themeColor="text1"/>
+          <w:lang w:val="es-GT"/>
+        </w:rPr>
+        <w:t xml:space="preserve"> estuvo a cargo de Danna Monserrath </w:t>
+      </w:r>
+      <w:proofErr w:type="spellStart"/>
+      <w:r>
+        <w:rPr>
+          <w:rFonts w:ascii="Arial" w:hAnsi="Arial" w:cs="Arial"/>
+          <w:color w:val="000000" w:themeColor="text1"/>
+          <w:lang w:val="es-GT"/>
+        </w:rPr>
+        <w:t>Yorlen</w:t>
+      </w:r>
+      <w:proofErr w:type="spellEnd"/>
+      <w:r>
+        <w:rPr>
+          <w:rFonts w:ascii="Arial" w:hAnsi="Arial" w:cs="Arial"/>
+          <w:color w:val="000000" w:themeColor="text1"/>
+          <w:lang w:val="es-GT"/>
+        </w:rPr>
+        <w:t xml:space="preserve"> Díaz Hernández, quien creó el repositorio en GitHub y agregó a los demás integrantes del equipo como colaboradores, permitiéndoles acceder al código fuente y contribuir al desarrollo de la aplicación.</w:t>
+      </w:r>
+    </w:p>
+    <w:p>
+      <w:pPr>
+        <w:spacing w:line="480" w:lineRule="auto"/>
+        <w:ind w:firstLine="720"/>
+        <w:rPr>
+          <w:rFonts w:ascii="Arial" w:hAnsi="Arial" w:cs="Arial"/>
+          <w:color w:val="000000" w:themeColor="text1"/>
+          <w:lang w:val="es-GT"/>
+        </w:rPr>
+      </w:pPr>
+      <w:r>
+        <w:rPr>
+          <w:rFonts w:ascii="Arial" w:hAnsi="Arial" w:cs="Arial"/>
+          <w:color w:val="000000" w:themeColor="text1"/>
+          <w:lang w:val="es-GT"/>
+        </w:rPr>
+        <w:lastRenderedPageBreak/>
+        <w:t xml:space="preserve">Para trabajar, los integrantes descargaron la carpeta del proyecto en sus respectivas computadoras, realizaron las modificaciones correspondientes y utilizaron Git para subir sus cambios al repositorio compartido mediante el comando </w:t>
+      </w:r>
+      <w:proofErr w:type="spellStart"/>
+      <w:r>
+        <w:rPr>
+          <w:rFonts w:ascii="Arial" w:hAnsi="Arial" w:cs="Arial"/>
+          <w:color w:val="000000" w:themeColor="text1"/>
+          <w:lang w:val="es-GT"/>
+        </w:rPr>
+        <w:t>git</w:t>
+      </w:r>
+      <w:proofErr w:type="spellEnd"/>
+      <w:r>
+        <w:rPr>
+          <w:rFonts w:ascii="Arial" w:hAnsi="Arial" w:cs="Arial"/>
+          <w:color w:val="000000" w:themeColor="text1"/>
+          <w:lang w:val="es-GT"/>
+        </w:rPr>
+        <w:t xml:space="preserve"> </w:t>
+      </w:r>
+      <w:proofErr w:type="spellStart"/>
+      <w:r>
+        <w:rPr>
+          <w:rFonts w:ascii="Arial" w:hAnsi="Arial" w:cs="Arial"/>
+          <w:color w:val="000000" w:themeColor="text1"/>
+          <w:lang w:val="es-GT"/>
+        </w:rPr>
+        <w:t>push</w:t>
+      </w:r>
+      <w:proofErr w:type="spellEnd"/>
+      <w:r>
+        <w:rPr>
+          <w:rFonts w:ascii="Arial" w:hAnsi="Arial" w:cs="Arial"/>
+          <w:color w:val="000000" w:themeColor="text1"/>
+          <w:lang w:val="es-GT"/>
+        </w:rPr>
+        <w:t>. De esta manera, los avances realizados por cada integrante podían incorporarse al repositorio central y mantenerse disponibles para el equipo.</w:t>
+      </w:r>
+    </w:p>
+    <w:p>
+      <w:pPr>
+        <w:spacing w:line="480" w:lineRule="auto"/>
+        <w:ind w:firstLine="720"/>
+        <w:rPr>
+          <w:rFonts w:ascii="Arial" w:hAnsi="Arial" w:cs="Arial"/>
+          <w:color w:val="000000" w:themeColor="text1"/>
+          <w:lang w:val="es-GT"/>
+        </w:rPr>
+      </w:pPr>
+      <w:r>
+        <w:rPr>
+          <w:rFonts w:ascii="Arial" w:hAnsi="Arial" w:cs="Arial"/>
+          <w:color w:val="000000" w:themeColor="text1"/>
+          <w:lang w:val="es-GT"/>
+        </w:rPr>
+        <w:t>Este método de trabajo permitió compartir los archivos del proyecto y facilitar la integración de las funcionalidades desarrolladas. También hizo necesario mantener coordinación entre los integrantes para evitar conflictos al modificar archivos en común y comprobar que los cambios incorporados no afectaran el funcionamiento de la aplicación.</w:t>
+      </w:r>
+    </w:p>
+    <w:p>
+      <w:pPr>
+        <w:spacing w:line="480" w:lineRule="auto"/>
+        <w:ind w:firstLine="720"/>
+        <w:rPr>
+          <w:rFonts w:ascii="Arial" w:hAnsi="Arial" w:cs="Arial"/>
+          <w:color w:val="000000" w:themeColor="text1"/>
+          <w:lang w:val="es-GT"/>
+        </w:rPr>
+      </w:pPr>
+      <w:r>
+        <w:rPr>
+          <w:rFonts w:ascii="Arial" w:hAnsi="Arial" w:cs="Arial"/>
+          <w:color w:val="000000" w:themeColor="text1"/>
+          <w:lang w:val="es-GT"/>
+        </w:rPr>
+        <w:t>Debido a que el trabajo se realizó mediante la descarga de la carpeta y el envío de cambios al repositorio, fue importante revisar las modificaciones realizadas y verificar el estado del proyecto después de incorporar nuevos avances.</w:t>
+      </w:r>
+    </w:p>
+    <w:p>
+      <w:pPr>
+        <w:spacing w:line="480" w:lineRule="auto"/>
+        <w:ind w:firstLine="720"/>
+        <w:rPr>
+          <w:rFonts w:ascii="Arial" w:hAnsi="Arial" w:cs="Arial"/>
+          <w:color w:val="000000" w:themeColor="text1"/>
+          <w:lang w:val="es-GT"/>
+        </w:rPr>
+      </w:pPr>
+      <w:r>
+        <w:rPr>
+          <w:rFonts w:ascii="Arial" w:hAnsi="Arial" w:cs="Arial"/>
+          <w:color w:val="000000" w:themeColor="text1"/>
+          <w:lang w:val="es-GT"/>
+        </w:rPr>
+        <w:t>La utilización de GitHub permitió centralizar el código fuente, mantener un historial de cambios y facilitar el acceso al proyecto durante las etapas de desarrollo de autómatas finitos y expresiones regulares.</w:t>
+      </w:r>
+    </w:p>
+    <w:p>
+      <w:pPr>
+        <w:pStyle w:val="Ttulo2"/>
+        <w:rPr>
+          <w:lang w:val="es-GT"/>
+        </w:rPr>
+      </w:pPr>
+      <w:bookmarkStart w:id="7" w:name="_Toc244203318"/>
+      <w:r>
+        <w:rPr>
+          <w:lang w:val="es-GT"/>
+        </w:rPr>
+        <w:t>Integración y revisión del proyecto</w:t>
+      </w:r>
+      <w:bookmarkEnd w:id="7"/>
+    </w:p>
+    <w:p>
+      <w:pPr>
+        <w:spacing w:line="480" w:lineRule="auto"/>
+        <w:ind w:firstLine="720"/>
+        <w:rPr>
+          <w:rFonts w:ascii="Arial" w:hAnsi="Arial" w:cs="Arial"/>
+          <w:bCs/>
+          <w:color w:val="000000" w:themeColor="text1"/>
+          <w:lang w:val="es-GT"/>
+        </w:rPr>
+      </w:pPr>
+      <w:r>
+        <w:rPr>
+          <w:rFonts w:ascii="Arial" w:hAnsi="Arial" w:cs="Arial"/>
+          <w:bCs/>
+          <w:color w:val="000000" w:themeColor="text1"/>
+          <w:lang w:val="es-GT"/>
+        </w:rPr>
+        <w:t xml:space="preserve">Una de las actividades que requirió mayor coordinación fue la integración de las funcionalidades de autómatas finitos con las herramientas de </w:t>
+      </w:r>
+      <w:proofErr w:type="spellStart"/>
+      <w:r>
+        <w:rPr>
+          <w:rFonts w:ascii="Arial" w:hAnsi="Arial" w:cs="Arial"/>
+          <w:bCs/>
+          <w:color w:val="000000" w:themeColor="text1"/>
+          <w:lang w:val="es-GT"/>
+        </w:rPr>
+        <w:t>Regex</w:t>
+      </w:r>
+      <w:proofErr w:type="spellEnd"/>
+      <w:r>
+        <w:rPr>
+          <w:rFonts w:ascii="Arial" w:hAnsi="Arial" w:cs="Arial"/>
+          <w:bCs/>
+          <w:color w:val="000000" w:themeColor="text1"/>
+          <w:lang w:val="es-GT"/>
+        </w:rPr>
+        <w:t xml:space="preserve"> </w:t>
+      </w:r>
+      <w:proofErr w:type="spellStart"/>
+      <w:r>
+        <w:rPr>
+          <w:rFonts w:ascii="Arial" w:hAnsi="Arial" w:cs="Arial"/>
+          <w:bCs/>
+          <w:color w:val="000000" w:themeColor="text1"/>
+          <w:lang w:val="es-GT"/>
+        </w:rPr>
+        <w:t>Lab</w:t>
+      </w:r>
+      <w:proofErr w:type="spellEnd"/>
+      <w:r>
+        <w:rPr>
+          <w:rFonts w:ascii="Arial" w:hAnsi="Arial" w:cs="Arial"/>
+          <w:bCs/>
+          <w:color w:val="000000" w:themeColor="text1"/>
+          <w:lang w:val="es-GT"/>
+        </w:rPr>
+        <w:t>. No bastaba con desarrollar cada función por separado; también era necesario comprobar que la aplicación pudiera utilizarlas de manera coherente.</w:t>
+      </w:r>
+    </w:p>
+    <w:p>
+      <w:pPr>
+        <w:spacing w:line="480" w:lineRule="auto"/>
+        <w:ind w:firstLine="720"/>
+        <w:rPr>
+          <w:rFonts w:ascii="Arial" w:hAnsi="Arial" w:cs="Arial"/>
+          <w:bCs/>
+          <w:color w:val="000000" w:themeColor="text1"/>
+          <w:lang w:val="es-GT"/>
+        </w:rPr>
+      </w:pPr>
+      <w:r>
+        <w:rPr>
+          <w:rFonts w:ascii="Arial" w:hAnsi="Arial" w:cs="Arial"/>
+          <w:bCs/>
+          <w:color w:val="000000" w:themeColor="text1"/>
+          <w:lang w:val="es-GT"/>
+        </w:rPr>
+        <w:lastRenderedPageBreak/>
+        <w:t xml:space="preserve">Por esta razón, realizamos revisiones del funcionamiento de los módulos y </w:t>
+      </w:r>
+      <w:r>
+        <w:rPr>
+          <w:rFonts w:ascii="Arial" w:hAnsi="Arial" w:cs="Arial"/>
+          <w:bCs/>
+          <w:color w:val="000000" w:themeColor="text1"/>
+          <w:lang w:val="es-GT"/>
+        </w:rPr>
+        <w:t xml:space="preserve">se modificaron códigos, algunos tuvieron que ser eliminados al final </w:t>
+      </w:r>
+      <w:r>
+        <w:rPr>
+          <w:rFonts w:ascii="Arial" w:hAnsi="Arial" w:cs="Arial"/>
+          <w:bCs/>
+          <w:color w:val="000000" w:themeColor="text1"/>
+          <w:lang w:val="es-GT"/>
+        </w:rPr>
+        <w:t>consideramos diferentes casos de prueba, como cadenas aceptadas, cadenas rechazadas y expresiones regulares inválidas. También fue importante comprobar que los resultados mostrados correspondieran a los datos ingresados y que los registros proporcionaran información útil sobre las operaciones realizadas.</w:t>
+      </w:r>
+    </w:p>
+    <w:p>
+      <w:pPr>
+        <w:spacing w:line="480" w:lineRule="auto"/>
+        <w:ind w:firstLine="720"/>
+        <w:rPr>
+          <w:rFonts w:ascii="Arial" w:hAnsi="Arial" w:cs="Arial"/>
+          <w:bCs/>
+          <w:color w:val="000000" w:themeColor="text1"/>
+          <w:lang w:val="es-GT"/>
+        </w:rPr>
+      </w:pPr>
+      <w:r>
+        <w:rPr>
+          <w:rFonts w:ascii="Arial" w:hAnsi="Arial" w:cs="Arial"/>
+          <w:bCs/>
+          <w:color w:val="000000" w:themeColor="text1"/>
+          <w:lang w:val="es-GT"/>
+        </w:rPr>
+        <w:t>Finalmente, organizamos los elementos necesarios para presentar el proyecto, incluyendo la revisión del código, las pruebas de funcionamiento y la elaboración de la documentación técnica y administrativa.</w:t>
+      </w:r>
+    </w:p>
+    <w:p>
+      <w:pPr>
+        <w:rPr>
+          <w:lang w:val="es-GT"/>
+        </w:rPr>
+      </w:pPr>
+    </w:p>
+    <w:p>
+      <w:pPr>
+        <w:pStyle w:val="Ttulo1"/>
+      </w:pPr>
+      <w:bookmarkStart w:id="8" w:name="_Toc244203319"/>
+      <w:r>
+        <w:t>5</w:t>
+      </w:r>
+      <w:r>
+        <w:t xml:space="preserve">. </w:t>
+      </w:r>
+      <w:proofErr w:type="spellStart"/>
+      <w:r>
+        <w:t>Recursos</w:t>
+      </w:r>
+      <w:proofErr w:type="spellEnd"/>
+      <w:r>
+        <w:t xml:space="preserve"> </w:t>
+      </w:r>
+      <w:proofErr w:type="spellStart"/>
+      <w:r>
+        <w:t>utilizados</w:t>
+      </w:r>
+      <w:bookmarkEnd w:id="8"/>
+      <w:proofErr w:type="spellEnd"/>
+    </w:p>
+    <w:p>
+      <w:pPr>
+        <w:spacing w:line="480" w:lineRule="auto"/>
+        <w:rPr>
+          <w:rFonts w:ascii="Arial" w:hAnsi="Arial" w:cs="Arial"/>
+          <w:bCs/>
+          <w:color w:val="000000" w:themeColor="text1"/>
+        </w:rPr>
+      </w:pPr>
+      <w:proofErr w:type="spellStart"/>
+      <w:r>
+        <w:rPr>
+          <w:rFonts w:ascii="Arial" w:hAnsi="Arial" w:cs="Arial"/>
+          <w:b/>
+          <w:bCs/>
+          <w:color w:val="000000" w:themeColor="text1"/>
+        </w:rPr>
+        <w:t>Recursos</w:t>
+      </w:r>
+      <w:proofErr w:type="spellEnd"/>
+      <w:r>
+        <w:rPr>
+          <w:rFonts w:ascii="Arial" w:hAnsi="Arial" w:cs="Arial"/>
+          <w:b/>
+          <w:bCs/>
+          <w:color w:val="000000" w:themeColor="text1"/>
+        </w:rPr>
+        <w:t xml:space="preserve"> </w:t>
+      </w:r>
+      <w:proofErr w:type="spellStart"/>
+      <w:r>
+        <w:rPr>
+          <w:rFonts w:ascii="Arial" w:hAnsi="Arial" w:cs="Arial"/>
+          <w:b/>
+          <w:bCs/>
+          <w:color w:val="000000" w:themeColor="text1"/>
+        </w:rPr>
+        <w:t>tecnológicos</w:t>
+      </w:r>
+      <w:proofErr w:type="spellEnd"/>
     </w:p>
     <w:p>
       <w:pPr>
         <w:numPr>
           <w:ilvl w:val="0"/>
-          <w:numId w:val="4"/>
+          <w:numId w:val="6"/>
         </w:numPr>
         <w:spacing w:line="480" w:lineRule="auto"/>
         <w:rPr>
           <w:rFonts w:ascii="Arial" w:hAnsi="Arial" w:cs="Arial"/>
           <w:bCs/>
           <w:color w:val="000000" w:themeColor="text1"/>
-          <w:lang w:val="es-GT"/>
-        </w:rPr>
-      </w:pPr>
-      <w:r>
-        <w:rPr>
-          <w:rFonts w:ascii="Arial" w:hAnsi="Arial" w:cs="Arial"/>
-          <w:b/>
-          <w:bCs/>
-          <w:color w:val="000000" w:themeColor="text1"/>
-          <w:lang w:val="es-GT"/>
-        </w:rPr>
-        <w:t>Planificación:</w:t>
-      </w:r>
-      <w:r>
-        <w:rPr>
-          <w:rFonts w:ascii="Arial" w:hAnsi="Arial" w:cs="Arial"/>
-          <w:bCs/>
-          <w:color w:val="000000" w:themeColor="text1"/>
-          <w:lang w:val="es-GT"/>
-        </w:rPr>
-        <w:t xml:space="preserve"> definición de los objetivos y funcionalidades.</w:t>
+        </w:rPr>
+      </w:pPr>
+      <w:proofErr w:type="spellStart"/>
+      <w:r>
+        <w:rPr>
+          <w:rFonts w:ascii="Arial" w:hAnsi="Arial" w:cs="Arial"/>
+          <w:bCs/>
+          <w:color w:val="000000" w:themeColor="text1"/>
+        </w:rPr>
+        <w:t>Computadora</w:t>
+      </w:r>
+      <w:proofErr w:type="spellEnd"/>
+      <w:r>
+        <w:rPr>
+          <w:rFonts w:ascii="Arial" w:hAnsi="Arial" w:cs="Arial"/>
+          <w:bCs/>
+          <w:color w:val="000000" w:themeColor="text1"/>
+        </w:rPr>
+        <w:t xml:space="preserve"> personal.</w:t>
       </w:r>
     </w:p>
     <w:p>
       <w:pPr>
         <w:numPr>
           <w:ilvl w:val="0"/>
-          <w:numId w:val="4"/>
+          <w:numId w:val="6"/>
         </w:numPr>
         <w:spacing w:line="480" w:lineRule="auto"/>
         <w:rPr>
           <w:rFonts w:ascii="Arial" w:hAnsi="Arial" w:cs="Arial"/>
           <w:bCs/>
           <w:color w:val="000000" w:themeColor="text1"/>
-          <w:lang w:val="es-GT"/>
-        </w:rPr>
-      </w:pPr>
-      <w:r>
-        <w:rPr>
-          <w:rFonts w:ascii="Arial" w:hAnsi="Arial" w:cs="Arial"/>
-          <w:b/>
-          <w:bCs/>
-          <w:color w:val="000000" w:themeColor="text1"/>
-          <w:lang w:val="es-GT"/>
-        </w:rPr>
-        <w:t>Desarrollo:</w:t>
-      </w:r>
-      <w:r>
-        <w:rPr>
-          <w:rFonts w:ascii="Arial" w:hAnsi="Arial" w:cs="Arial"/>
-          <w:bCs/>
-          <w:color w:val="000000" w:themeColor="text1"/>
-          <w:lang w:val="es-GT"/>
-        </w:rPr>
-        <w:t xml:space="preserve"> programación de los módulos de autómatas y expresiones regulares.</w:t>
+        </w:rPr>
+      </w:pPr>
+      <w:r>
+        <w:rPr>
+          <w:rFonts w:ascii="Arial" w:hAnsi="Arial" w:cs="Arial"/>
+          <w:bCs/>
+          <w:color w:val="000000" w:themeColor="text1"/>
+        </w:rPr>
+        <w:t xml:space="preserve">Sistema </w:t>
+      </w:r>
+      <w:proofErr w:type="spellStart"/>
+      <w:r>
+        <w:rPr>
+          <w:rFonts w:ascii="Arial" w:hAnsi="Arial" w:cs="Arial"/>
+          <w:bCs/>
+          <w:color w:val="000000" w:themeColor="text1"/>
+        </w:rPr>
+        <w:t>operativo</w:t>
+      </w:r>
+      <w:proofErr w:type="spellEnd"/>
+      <w:r>
+        <w:rPr>
+          <w:rFonts w:ascii="Arial" w:hAnsi="Arial" w:cs="Arial"/>
+          <w:bCs/>
+          <w:color w:val="000000" w:themeColor="text1"/>
+        </w:rPr>
+        <w:t xml:space="preserve"> Windows.</w:t>
       </w:r>
     </w:p>
     <w:p>
       <w:pPr>
         <w:numPr>
           <w:ilvl w:val="0"/>
-          <w:numId w:val="4"/>
+          <w:numId w:val="6"/>
         </w:numPr>
         <w:spacing w:line="480" w:lineRule="auto"/>
         <w:rPr>
           <w:rFonts w:ascii="Arial" w:hAnsi="Arial" w:cs="Arial"/>
           <w:bCs/>
           <w:color w:val="000000" w:themeColor="text1"/>
-          <w:lang w:val="es-GT"/>
-        </w:rPr>
-      </w:pPr>
-      <w:r>
-        <w:rPr>
-          <w:rFonts w:ascii="Arial" w:hAnsi="Arial" w:cs="Arial"/>
-          <w:b/>
-          <w:bCs/>
-          <w:color w:val="000000" w:themeColor="text1"/>
-          <w:lang w:val="es-GT"/>
-        </w:rPr>
-        <w:t>Integración:</w:t>
-      </w:r>
-      <w:r>
-        <w:rPr>
-          <w:rFonts w:ascii="Arial" w:hAnsi="Arial" w:cs="Arial"/>
-          <w:bCs/>
-          <w:color w:val="000000" w:themeColor="text1"/>
-          <w:lang w:val="es-GT"/>
-        </w:rPr>
-        <w:t xml:space="preserve"> conexión de los módulos y organización de la interfaz.</w:t>
+        </w:rPr>
+      </w:pPr>
+      <w:proofErr w:type="spellStart"/>
+      <w:r>
+        <w:rPr>
+          <w:rFonts w:ascii="Arial" w:hAnsi="Arial" w:cs="Arial"/>
+          <w:bCs/>
+          <w:color w:val="000000" w:themeColor="text1"/>
+        </w:rPr>
+        <w:t>Lenguaje</w:t>
+      </w:r>
+      <w:proofErr w:type="spellEnd"/>
+      <w:r>
+        <w:rPr>
+          <w:rFonts w:ascii="Arial" w:hAnsi="Arial" w:cs="Arial"/>
+          <w:bCs/>
+          <w:color w:val="000000" w:themeColor="text1"/>
+        </w:rPr>
+        <w:t xml:space="preserve"> de </w:t>
+      </w:r>
+      <w:proofErr w:type="spellStart"/>
+      <w:r>
+        <w:rPr>
+          <w:rFonts w:ascii="Arial" w:hAnsi="Arial" w:cs="Arial"/>
+          <w:bCs/>
+          <w:color w:val="000000" w:themeColor="text1"/>
+        </w:rPr>
+        <w:t>programación</w:t>
+      </w:r>
+      <w:proofErr w:type="spellEnd"/>
+      <w:r>
+        <w:rPr>
+          <w:rFonts w:ascii="Arial" w:hAnsi="Arial" w:cs="Arial"/>
+          <w:bCs/>
+          <w:color w:val="000000" w:themeColor="text1"/>
+        </w:rPr>
+        <w:t xml:space="preserve"> Python.</w:t>
       </w:r>
     </w:p>
     <w:p>
       <w:pPr>
         <w:numPr>
           <w:ilvl w:val="0"/>
-          <w:numId w:val="4"/>
+          <w:numId w:val="6"/>
         </w:numPr>
         <w:spacing w:line="480" w:lineRule="auto"/>
         <w:rPr>
@@ -1660,28 +4422,38 @@
       <w:r>
         <w:rPr>
           <w:rFonts w:ascii="Arial" w:hAnsi="Arial" w:cs="Arial"/>
-          <w:b/>
-          <w:bCs/>
-          <w:color w:val="000000" w:themeColor="text1"/>
-          <w:lang w:val="es-GT"/>
-        </w:rPr>
-        <w:t>Pruebas:</w:t>
-      </w:r>
-      <w:r>
-        <w:rPr>
-          <w:rFonts w:ascii="Arial" w:hAnsi="Arial" w:cs="Arial"/>
-          <w:bCs/>
-          <w:color w:val="000000" w:themeColor="text1"/>
-          <w:lang w:val="es-GT"/>
-        </w:rPr>
-        <w:t xml:space="preserve"> revisión de las funciones y corrección de errores.</w:t>
+          <w:bCs/>
+          <w:color w:val="000000" w:themeColor="text1"/>
+          <w:lang w:val="es-GT"/>
+        </w:rPr>
+        <w:t xml:space="preserve">Biblioteca </w:t>
+      </w:r>
+      <w:proofErr w:type="spellStart"/>
+      <w:r>
+        <w:rPr>
+          <w:rFonts w:ascii="Arial" w:hAnsi="Arial" w:cs="Arial"/>
+          <w:bCs/>
+          <w:color w:val="000000" w:themeColor="text1"/>
+          <w:lang w:val="es-GT"/>
+        </w:rPr>
+        <w:t>Tkinter</w:t>
+      </w:r>
+      <w:proofErr w:type="spellEnd"/>
+      <w:r>
+        <w:rPr>
+          <w:rFonts w:ascii="Arial" w:hAnsi="Arial" w:cs="Arial"/>
+          <w:bCs/>
+          <w:color w:val="000000" w:themeColor="text1"/>
+          <w:lang w:val="es-GT"/>
+        </w:rPr>
+        <w:t xml:space="preserve"> para la interfaz gráfica.</w:t>
       </w:r>
     </w:p>
     <w:p>
       <w:pPr>
         <w:numPr>
           <w:ilvl w:val="0"/>
-          <w:numId w:val="4"/>
+          <w:numId w:val="6"/>
         </w:numPr>
         <w:spacing w:line="480" w:lineRule="auto"/>
         <w:rPr>
@@ -1694,182 +4466,151 @@
       <w:r>
         <w:rPr>
           <w:rFonts w:ascii="Arial" w:hAnsi="Arial" w:cs="Arial"/>
-          <w:b/>
-          <w:bCs/>
-          <w:color w:val="000000" w:themeColor="text1"/>
-          <w:lang w:val="es-GT"/>
-        </w:rPr>
-        <w:t>Documentación:</w:t>
-      </w:r>
-      <w:r>
-        <w:rPr>
-          <w:rFonts w:ascii="Arial" w:hAnsi="Arial" w:cs="Arial"/>
-          <w:bCs/>
-          <w:color w:val="000000" w:themeColor="text1"/>
-          <w:lang w:val="es-GT"/>
-        </w:rPr>
-        <w:t xml:space="preserve"> elaboración de los manuales y recopilación de evidencias.</w:t>
-      </w:r>
-    </w:p>
-    <w:p>
-      <w:pPr>
-        <w:spacing w:line="480" w:lineRule="auto"/>
-        <w:ind w:firstLine="360"/>
-        <w:rPr>
-          <w:rFonts w:ascii="Arial" w:hAnsi="Arial" w:cs="Arial"/>
-          <w:bCs/>
-          <w:color w:val="000000" w:themeColor="text1"/>
-          <w:lang w:val="es-GT"/>
-        </w:rPr>
-      </w:pPr>
-      <w:r>
-        <w:rPr>
-          <w:rFonts w:ascii="Arial" w:hAnsi="Arial" w:cs="Arial"/>
-          <w:bCs/>
-          <w:color w:val="000000" w:themeColor="text1"/>
-          <w:lang w:val="es-GT"/>
-        </w:rPr>
-        <w:t>La organización permitió dividir el trabajo en etapas y mantener un seguimiento de las actividades necesarias para completar la aplicación.</w:t>
-      </w:r>
-    </w:p>
-    <w:p>
-      <w:pPr>
-        <w:pStyle w:val="Ttulo1"/>
-        <w:rPr>
-          <w:lang w:val="es-GT"/>
-        </w:rPr>
-      </w:pPr>
-      <w:r>
-        <w:rPr>
-          <w:lang w:val="es-GT"/>
-        </w:rPr>
-        <w:t>5</w:t>
-      </w:r>
-      <w:r>
-        <w:rPr>
-          <w:lang w:val="es-GT"/>
-        </w:rPr>
-        <w:t>. Planificación del trabajo</w:t>
-      </w:r>
-    </w:p>
-    <w:p>
-      <w:pPr>
-        <w:spacing w:line="480" w:lineRule="auto"/>
-        <w:ind w:firstLine="360"/>
-        <w:rPr>
-          <w:rFonts w:ascii="Arial" w:hAnsi="Arial" w:cs="Arial"/>
-          <w:bCs/>
-          <w:color w:val="000000" w:themeColor="text1"/>
-          <w:lang w:val="es-GT"/>
-        </w:rPr>
-      </w:pPr>
-      <w:r>
-        <w:rPr>
-          <w:rFonts w:ascii="Arial" w:hAnsi="Arial" w:cs="Arial"/>
-          <w:bCs/>
-          <w:color w:val="000000" w:themeColor="text1"/>
-          <w:lang w:val="es-GT"/>
-        </w:rPr>
-        <w:t>El proyecto se organizó siguiendo una secuencia de actividades para facilitar su desarrollo:</w:t>
+          <w:bCs/>
+          <w:color w:val="000000" w:themeColor="text1"/>
+          <w:lang w:val="es-GT"/>
+        </w:rPr>
+        <w:t>Herramientas y módulos de Python utilizados en el desarrollo.</w:t>
       </w:r>
     </w:p>
     <w:p>
       <w:pPr>
         <w:numPr>
           <w:ilvl w:val="0"/>
-          <w:numId w:val="5"/>
+          <w:numId w:val="6"/>
         </w:numPr>
         <w:spacing w:line="480" w:lineRule="auto"/>
         <w:rPr>
           <w:rFonts w:ascii="Arial" w:hAnsi="Arial" w:cs="Arial"/>
           <w:bCs/>
           <w:color w:val="000000" w:themeColor="text1"/>
+          <w:lang w:val="es-GT"/>
+        </w:rPr>
+      </w:pPr>
+      <w:r>
+        <w:rPr>
+          <w:rFonts w:ascii="Arial" w:hAnsi="Arial" w:cs="Arial"/>
+          <w:bCs/>
+          <w:color w:val="000000" w:themeColor="text1"/>
+          <w:lang w:val="es-GT"/>
+        </w:rPr>
+        <w:t>Sistema de almacenamiento de registros, según la implementación del proyecto.</w:t>
+      </w:r>
+    </w:p>
+    <w:p>
+      <w:pPr>
+        <w:spacing w:line="480" w:lineRule="auto"/>
+        <w:rPr>
+          <w:rFonts w:ascii="Arial" w:hAnsi="Arial" w:cs="Arial"/>
+          <w:bCs/>
+          <w:color w:val="000000" w:themeColor="text1"/>
         </w:rPr>
       </w:pPr>
       <w:proofErr w:type="spellStart"/>
       <w:r>
         <w:rPr>
           <w:rFonts w:ascii="Arial" w:hAnsi="Arial" w:cs="Arial"/>
-          <w:bCs/>
-          <w:color w:val="000000" w:themeColor="text1"/>
-        </w:rPr>
-        <w:t>Análisis</w:t>
+          <w:b/>
+          <w:bCs/>
+          <w:color w:val="000000" w:themeColor="text1"/>
+        </w:rPr>
+        <w:t>Recursos</w:t>
       </w:r>
       <w:proofErr w:type="spellEnd"/>
       <w:r>
         <w:rPr>
           <w:rFonts w:ascii="Arial" w:hAnsi="Arial" w:cs="Arial"/>
-          <w:bCs/>
-          <w:color w:val="000000" w:themeColor="text1"/>
-        </w:rPr>
-        <w:t xml:space="preserve"> de </w:t>
+          <w:b/>
+          <w:bCs/>
+          <w:color w:val="000000" w:themeColor="text1"/>
+        </w:rPr>
+        <w:t xml:space="preserve"> </w:t>
       </w:r>
       <w:proofErr w:type="spellStart"/>
       <w:r>
         <w:rPr>
           <w:rFonts w:ascii="Arial" w:hAnsi="Arial" w:cs="Arial"/>
-          <w:bCs/>
-          <w:color w:val="000000" w:themeColor="text1"/>
-        </w:rPr>
-        <w:t>los</w:t>
+          <w:b/>
+          <w:bCs/>
+          <w:color w:val="000000" w:themeColor="text1"/>
+        </w:rPr>
+        <w:t>humanos</w:t>
       </w:r>
       <w:proofErr w:type="spellEnd"/>
-      <w:r>
-        <w:rPr>
-          <w:rFonts w:ascii="Arial" w:hAnsi="Arial" w:cs="Arial"/>
-          <w:bCs/>
-          <w:color w:val="000000" w:themeColor="text1"/>
-        </w:rPr>
-        <w:t xml:space="preserve"> </w:t>
-      </w:r>
-      <w:proofErr w:type="spellStart"/>
-      <w:r>
-        <w:rPr>
-          <w:rFonts w:ascii="Arial" w:hAnsi="Arial" w:cs="Arial"/>
-          <w:bCs/>
-          <w:color w:val="000000" w:themeColor="text1"/>
-        </w:rPr>
-        <w:t>requisitos</w:t>
-      </w:r>
-      <w:proofErr w:type="spellEnd"/>
-      <w:r>
-        <w:rPr>
-          <w:rFonts w:ascii="Arial" w:hAnsi="Arial" w:cs="Arial"/>
-          <w:bCs/>
-          <w:color w:val="000000" w:themeColor="text1"/>
-        </w:rPr>
-        <w:t>.</w:t>
-      </w:r>
     </w:p>
     <w:p>
       <w:pPr>
         <w:numPr>
           <w:ilvl w:val="0"/>
-          <w:numId w:val="5"/>
+          <w:numId w:val="7"/>
         </w:numPr>
         <w:spacing w:line="480" w:lineRule="auto"/>
         <w:rPr>
           <w:rFonts w:ascii="Arial" w:hAnsi="Arial" w:cs="Arial"/>
           <w:bCs/>
           <w:color w:val="000000" w:themeColor="text1"/>
-          <w:lang w:val="es-GT"/>
-        </w:rPr>
-      </w:pPr>
-      <w:r>
-        <w:rPr>
-          <w:rFonts w:ascii="Arial" w:hAnsi="Arial" w:cs="Arial"/>
-          <w:bCs/>
-          <w:color w:val="000000" w:themeColor="text1"/>
-          <w:lang w:val="es-GT"/>
-        </w:rPr>
-        <w:t>Diseño de la estructura de la aplicación.</w:t>
+        </w:rPr>
+      </w:pPr>
+      <w:proofErr w:type="spellStart"/>
+      <w:r>
+        <w:rPr>
+          <w:rFonts w:ascii="Arial" w:hAnsi="Arial" w:cs="Arial"/>
+          <w:bCs/>
+          <w:color w:val="000000" w:themeColor="text1"/>
+        </w:rPr>
+        <w:t>Integrantes</w:t>
+      </w:r>
+      <w:proofErr w:type="spellEnd"/>
+      <w:r>
+        <w:rPr>
+          <w:rFonts w:ascii="Arial" w:hAnsi="Arial" w:cs="Arial"/>
+          <w:bCs/>
+          <w:color w:val="000000" w:themeColor="text1"/>
+        </w:rPr>
+        <w:t xml:space="preserve"> </w:t>
+      </w:r>
+      <w:proofErr w:type="spellStart"/>
+      <w:r>
+        <w:rPr>
+          <w:rFonts w:ascii="Arial" w:hAnsi="Arial" w:cs="Arial"/>
+          <w:bCs/>
+          <w:color w:val="000000" w:themeColor="text1"/>
+        </w:rPr>
+        <w:t>responsables</w:t>
+      </w:r>
+      <w:proofErr w:type="spellEnd"/>
+      <w:r>
+        <w:rPr>
+          <w:rFonts w:ascii="Arial" w:hAnsi="Arial" w:cs="Arial"/>
+          <w:bCs/>
+          <w:color w:val="000000" w:themeColor="text1"/>
+        </w:rPr>
+        <w:t xml:space="preserve"> del </w:t>
+      </w:r>
+      <w:proofErr w:type="spellStart"/>
+      <w:r>
+        <w:rPr>
+          <w:rFonts w:ascii="Arial" w:hAnsi="Arial" w:cs="Arial"/>
+          <w:bCs/>
+          <w:color w:val="000000" w:themeColor="text1"/>
+        </w:rPr>
+        <w:t>desarrollo</w:t>
+      </w:r>
+      <w:proofErr w:type="spellEnd"/>
+      <w:r>
+        <w:rPr>
+          <w:rFonts w:ascii="Arial" w:hAnsi="Arial" w:cs="Arial"/>
+          <w:bCs/>
+          <w:color w:val="000000" w:themeColor="text1"/>
+        </w:rPr>
+        <w:t>.</w:t>
       </w:r>
     </w:p>
     <w:p>
       <w:pPr>
         <w:numPr>
           <w:ilvl w:val="0"/>
-          <w:numId w:val="5"/>
+          <w:numId w:val="7"/>
         </w:numPr>
         <w:spacing w:line="480" w:lineRule="auto"/>
         <w:rPr>
@@ -1887,14 +4628,55 @@
           <w:lang w:val="es-GT"/>
         </w:rPr>
         <w:lastRenderedPageBreak/>
-        <w:t>Desarrollo de las funciones de AFN y AFD.</w:t>
-      </w:r>
+        <w:t>Docente encargado de orientar y evaluar el proyecto.</w:t>
+      </w:r>
+    </w:p>
+    <w:p>
+      <w:pPr>
+        <w:spacing w:line="480" w:lineRule="auto"/>
+        <w:rPr>
+          <w:rFonts w:ascii="Arial" w:hAnsi="Arial" w:cs="Arial"/>
+          <w:bCs/>
+          <w:color w:val="000000" w:themeColor="text1"/>
+        </w:rPr>
+      </w:pPr>
+      <w:proofErr w:type="spellStart"/>
+      <w:r>
+        <w:rPr>
+          <w:rFonts w:ascii="Arial" w:hAnsi="Arial" w:cs="Arial"/>
+          <w:b/>
+          <w:bCs/>
+          <w:color w:val="000000" w:themeColor="text1"/>
+        </w:rPr>
+        <w:t>Recursos</w:t>
+      </w:r>
+      <w:proofErr w:type="spellEnd"/>
+      <w:r>
+        <w:rPr>
+          <w:rFonts w:ascii="Arial" w:hAnsi="Arial" w:cs="Arial"/>
+          <w:b/>
+          <w:bCs/>
+          <w:color w:val="000000" w:themeColor="text1"/>
+        </w:rPr>
+        <w:t xml:space="preserve"> </w:t>
+      </w:r>
+      <w:proofErr w:type="spellStart"/>
+      <w:r>
+        <w:rPr>
+          <w:rFonts w:ascii="Arial" w:hAnsi="Arial" w:cs="Arial"/>
+          <w:b/>
+          <w:bCs/>
+          <w:color w:val="000000" w:themeColor="text1"/>
+        </w:rPr>
+        <w:t>documentales</w:t>
+      </w:r>
+      <w:proofErr w:type="spellEnd"/>
     </w:p>
     <w:p>
       <w:pPr>
         <w:numPr>
           <w:ilvl w:val="0"/>
-          <w:numId w:val="5"/>
+          <w:numId w:val="8"/>
         </w:numPr>
         <w:spacing w:line="480" w:lineRule="auto"/>
         <w:rPr>
@@ -1911,14 +4693,14 @@
           <w:color w:val="000000" w:themeColor="text1"/>
           <w:lang w:val="es-GT"/>
         </w:rPr>
-        <w:t>Implementación de conversión y minimización.</w:t>
+        <w:t>Material de estudio sobre AFN, AFD y expresiones regulares.</w:t>
       </w:r>
     </w:p>
     <w:p>
       <w:pPr>
         <w:numPr>
           <w:ilvl w:val="0"/>
-          <w:numId w:val="5"/>
+          <w:numId w:val="8"/>
         </w:numPr>
         <w:spacing w:line="480" w:lineRule="auto"/>
         <w:rPr>
@@ -1935,15 +4717,11 @@
           <w:color w:val="000000" w:themeColor="text1"/>
           <w:lang w:val="es-GT"/>
         </w:rPr>
-        <w:t>Integración de las expresiones regulares.</w:t>
-      </w:r>
-    </w:p>
-    <w:p>
-      <w:pPr>
-        <w:numPr>
-          <w:ilvl w:val="0"/>
-          <w:numId w:val="5"/>
-        </w:numPr>
+        <w:t>Documentación de las herramientas y tecnologías utilizadas.</w:t>
+      </w:r>
+    </w:p>
+    <w:p>
+      <w:pPr>
         <w:spacing w:line="480" w:lineRule="auto"/>
         <w:rPr>
           <w:rFonts w:ascii="Arial" w:hAnsi="Arial" w:cs="Arial"/>
@@ -1952,116 +4730,106 @@
           <w:lang w:val="es-GT"/>
         </w:rPr>
       </w:pPr>
-      <w:r>
-        <w:rPr>
-          <w:rFonts w:ascii="Arial" w:hAnsi="Arial" w:cs="Arial"/>
-          <w:bCs/>
-          <w:color w:val="000000" w:themeColor="text1"/>
-          <w:lang w:val="es-GT"/>
-        </w:rPr>
-        <w:t>Desarrollo del sistema de registros.</w:t>
-      </w:r>
-    </w:p>
-    <w:p>
-      <w:pPr>
-        <w:numPr>
-          <w:ilvl w:val="0"/>
-          <w:numId w:val="5"/>
-        </w:numPr>
+    </w:p>
+    <w:p>
+      <w:pPr>
+        <w:pStyle w:val="Ttulo1"/>
+        <w:rPr>
+          <w:lang w:val="es-GT"/>
+        </w:rPr>
+      </w:pPr>
+      <w:bookmarkStart w:id="9" w:name="_Toc244203320"/>
+      <w:r>
+        <w:rPr>
+          <w:lang w:val="es-GT"/>
+        </w:rPr>
+        <w:t>6</w:t>
+      </w:r>
+      <w:r>
+        <w:rPr>
+          <w:lang w:val="es-GT"/>
+        </w:rPr>
+        <w:t xml:space="preserve">. </w:t>
+      </w:r>
+      <w:r>
+        <w:rPr>
+          <w:lang w:val="es-GT"/>
+        </w:rPr>
+        <w:t>Cronograma Del Proyecto</w:t>
+      </w:r>
+      <w:bookmarkEnd w:id="9"/>
+    </w:p>
+    <w:p>
+      <w:pPr>
+        <w:pStyle w:val="Ttulo2"/>
+        <w:rPr>
+          <w:lang w:val="es-GT"/>
+        </w:rPr>
+      </w:pPr>
+      <w:r>
+        <w:rPr>
+          <w:lang w:val="es-GT"/>
+        </w:rPr>
+        <w:t xml:space="preserve"> </w:t>
+      </w:r>
+      <w:bookmarkStart w:id="10" w:name="_Toc244203321"/>
+      <w:r>
+        <w:rPr>
+          <w:lang w:val="es-GT"/>
+        </w:rPr>
+        <w:t>Planificación general</w:t>
+      </w:r>
+      <w:bookmarkEnd w:id="10"/>
+    </w:p>
+    <w:p>
+      <w:pPr>
         <w:spacing w:line="480" w:lineRule="auto"/>
-        <w:rPr>
-          <w:rFonts w:ascii="Arial" w:hAnsi="Arial" w:cs="Arial"/>
-          <w:bCs/>
-          <w:color w:val="000000" w:themeColor="text1"/>
-          <w:lang w:val="es-GT"/>
-        </w:rPr>
-      </w:pPr>
-      <w:r>
-        <w:rPr>
-          <w:rFonts w:ascii="Arial" w:hAnsi="Arial" w:cs="Arial"/>
-          <w:bCs/>
-          <w:color w:val="000000" w:themeColor="text1"/>
-          <w:lang w:val="es-GT"/>
-        </w:rPr>
-        <w:t>Integración y revisión de la interfaz gráfica.</w:t>
-      </w:r>
-    </w:p>
-    <w:p>
-      <w:pPr>
-        <w:numPr>
-          <w:ilvl w:val="0"/>
-          <w:numId w:val="5"/>
-        </w:numPr>
-        <w:spacing w:line="480" w:lineRule="auto"/>
-        <w:rPr>
-          <w:rFonts w:ascii="Arial" w:hAnsi="Arial" w:cs="Arial"/>
-          <w:bCs/>
-          <w:color w:val="000000" w:themeColor="text1"/>
-          <w:lang w:val="es-GT"/>
-        </w:rPr>
-      </w:pPr>
-      <w:r>
-        <w:rPr>
-          <w:rFonts w:ascii="Arial" w:hAnsi="Arial" w:cs="Arial"/>
-          <w:bCs/>
-          <w:color w:val="000000" w:themeColor="text1"/>
-          <w:lang w:val="es-GT"/>
-        </w:rPr>
-        <w:t>Realización de pruebas y corrección de errores.</w:t>
-      </w:r>
-    </w:p>
-    <w:p>
-      <w:pPr>
-        <w:numPr>
-          <w:ilvl w:val="0"/>
-          <w:numId w:val="5"/>
-        </w:numPr>
-        <w:spacing w:line="480" w:lineRule="auto"/>
-        <w:rPr>
-          <w:rFonts w:ascii="Arial" w:hAnsi="Arial" w:cs="Arial"/>
-          <w:bCs/>
-          <w:color w:val="000000" w:themeColor="text1"/>
-          <w:lang w:val="es-GT"/>
-        </w:rPr>
-      </w:pPr>
-      <w:r>
-        <w:rPr>
-          <w:rFonts w:ascii="Arial" w:hAnsi="Arial" w:cs="Arial"/>
-          <w:bCs/>
-          <w:color w:val="000000" w:themeColor="text1"/>
-          <w:lang w:val="es-GT"/>
-        </w:rPr>
-        <w:t>Elaboración de la documentación final.</w:t>
-      </w:r>
-    </w:p>
-    <w:p>
-      <w:pPr>
-        <w:pStyle w:val="Ttulo1"/>
-      </w:pPr>
-      <w:r>
-        <w:t>6</w:t>
-      </w:r>
-      <w:r>
-        <w:t xml:space="preserve">. </w:t>
-      </w:r>
-      <w:proofErr w:type="spellStart"/>
-      <w:r>
-        <w:t>Cronograma</w:t>
-      </w:r>
-      <w:proofErr w:type="spellEnd"/>
-      <w:r>
-        <w:t xml:space="preserve"> de </w:t>
-      </w:r>
-      <w:proofErr w:type="spellStart"/>
-      <w:r>
-        <w:t>actividades</w:t>
-      </w:r>
-      <w:proofErr w:type="spellEnd"/>
+        <w:ind w:firstLine="720"/>
+        <w:rPr>
+          <w:rFonts w:ascii="Arial" w:hAnsi="Arial" w:cs="Arial"/>
+          <w:bCs/>
+          <w:color w:val="000000" w:themeColor="text1"/>
+          <w:lang w:val="es-GT"/>
+        </w:rPr>
+      </w:pPr>
+      <w:r>
+        <w:rPr>
+          <w:rFonts w:ascii="Arial" w:hAnsi="Arial" w:cs="Arial"/>
+          <w:bCs/>
+          <w:color w:val="000000" w:themeColor="text1"/>
+          <w:lang w:val="es-GT"/>
+        </w:rPr>
+        <w:t>El proyecto se dividió en dos entregas principales. La Entrega 1 se centró en los autómatas finitos y sus operaciones, mientras que la Entrega 2 se enfocó en las expresiones regulares y su integración con el sistema existente.</w:t>
+      </w:r>
+    </w:p>
+    <w:p>
+      <w:pPr>
+        <w:pStyle w:val="Ttulo2"/>
+        <w:rPr>
+          <w:lang w:val="es-GT"/>
+        </w:rPr>
+      </w:pPr>
+      <w:bookmarkStart w:id="11" w:name="_Toc244203322"/>
+      <w:r>
+        <w:rPr>
+          <w:lang w:val="es-GT"/>
+        </w:rPr>
+        <w:t>Cronograma de la Entrega 1: Autómatas finitos</w:t>
+      </w:r>
+      <w:bookmarkEnd w:id="11"/>
     </w:p>
     <w:tbl>
       <w:tblPr>
         <w:tblW w:w="0" w:type="auto"/>
         <w:tblCellSpacing w:w="15" w:type="dxa"/>
+        <w:tblBorders>
+          <w:top w:val="single" w:sz="4" w:space="0" w:color="auto"/>
+          <w:left w:val="single" w:sz="4" w:space="0" w:color="auto"/>
+          <w:bottom w:val="single" w:sz="4" w:space="0" w:color="auto"/>
+          <w:right w:val="single" w:sz="4" w:space="0" w:color="auto"/>
+          <w:insideH w:val="single" w:sz="4" w:space="0" w:color="auto"/>
+          <w:insideV w:val="single" w:sz="4" w:space="0" w:color="auto"/>
+        </w:tblBorders>
         <w:tblCellMar>
           <w:top w:w="15" w:type="dxa"/>
           <w:left w:w="15" w:type="dxa"/>
@@ -2071,9 +4839,10 @@
         <w:tblLook w:val="04A0" w:firstRow="1" w:lastRow="0" w:firstColumn="1" w:lastColumn="0" w:noHBand="0" w:noVBand="1"/>
       </w:tblPr>
       <w:tblGrid>
-        <w:gridCol w:w="729"/>
-        <w:gridCol w:w="4329"/>
-        <w:gridCol w:w="2045"/>
+        <w:gridCol w:w="2579"/>
+        <w:gridCol w:w="3864"/>
+        <w:gridCol w:w="1610"/>
+        <w:gridCol w:w="1297"/>
       </w:tblGrid>
       <w:tr>
         <w:trPr>
@@ -2082,10 +4851,6 @@
         <w:tc>
           <w:tcPr>
             <w:tcW w:w="0" w:type="auto"/>
-            <w:tcBorders>
-              <w:top w:val="single" w:sz="4" w:space="0" w:color="auto"/>
-              <w:bottom w:val="single" w:sz="4" w:space="0" w:color="auto"/>
-            </w:tcBorders>
             <w:vAlign w:val="center"/>
             <w:hideMark/>
           </w:tcPr>
@@ -2099,6 +4864,7 @@
                 <w:color w:val="000000" w:themeColor="text1"/>
               </w:rPr>
             </w:pPr>
+            <w:proofErr w:type="spellStart"/>
             <w:r>
               <w:rPr>
                 <w:rFonts w:ascii="Arial" w:hAnsi="Arial" w:cs="Arial"/>
@@ -2106,17 +4872,14 @@
                 <w:bCs/>
                 <w:color w:val="000000" w:themeColor="text1"/>
               </w:rPr>
-              <w:t>Etapa</w:t>
-            </w:r>
+              <w:t>Actividad</w:t>
+            </w:r>
+            <w:proofErr w:type="spellEnd"/>
           </w:p>
         </w:tc>
         <w:tc>
           <w:tcPr>
             <w:tcW w:w="0" w:type="auto"/>
-            <w:tcBorders>
-              <w:top w:val="single" w:sz="4" w:space="0" w:color="auto"/>
-              <w:bottom w:val="single" w:sz="4" w:space="0" w:color="auto"/>
-            </w:tcBorders>
             <w:vAlign w:val="center"/>
             <w:hideMark/>
           </w:tcPr>
@@ -2138,18 +4901,23 @@
                 <w:bCs/>
                 <w:color w:val="000000" w:themeColor="text1"/>
               </w:rPr>
-              <w:t>Actividad</w:t>
+              <w:t>Responsable</w:t>
             </w:r>
             <w:proofErr w:type="spellEnd"/>
+            <w:r>
+              <w:rPr>
+                <w:rFonts w:ascii="Arial" w:hAnsi="Arial" w:cs="Arial"/>
+                <w:b/>
+                <w:bCs/>
+                <w:color w:val="000000" w:themeColor="text1"/>
+              </w:rPr>
+              <w:t xml:space="preserve"> principal</w:t>
+            </w:r>
           </w:p>
         </w:tc>
         <w:tc>
           <w:tcPr>
             <w:tcW w:w="0" w:type="auto"/>
-            <w:tcBorders>
-              <w:top w:val="single" w:sz="4" w:space="0" w:color="auto"/>
-              <w:bottom w:val="single" w:sz="4" w:space="0" w:color="auto"/>
-            </w:tcBorders>
             <w:vAlign w:val="center"/>
             <w:hideMark/>
           </w:tcPr>
@@ -2163,6 +4931,7 @@
                 <w:color w:val="000000" w:themeColor="text1"/>
               </w:rPr>
             </w:pPr>
+            <w:proofErr w:type="spellStart"/>
             <w:r>
               <w:rPr>
                 <w:rFonts w:ascii="Arial" w:hAnsi="Arial" w:cs="Arial"/>
@@ -2170,7 +4939,17 @@
                 <w:bCs/>
                 <w:color w:val="000000" w:themeColor="text1"/>
               </w:rPr>
-              <w:t xml:space="preserve">Tiempo </w:t>
+              <w:t>Fecha</w:t>
+            </w:r>
+            <w:proofErr w:type="spellEnd"/>
+            <w:r>
+              <w:rPr>
+                <w:rFonts w:ascii="Arial" w:hAnsi="Arial" w:cs="Arial"/>
+                <w:b/>
+                <w:bCs/>
+                <w:color w:val="000000" w:themeColor="text1"/>
+              </w:rPr>
+              <w:t xml:space="preserve"> </w:t>
             </w:r>
             <w:proofErr w:type="spellStart"/>
             <w:r>
@@ -2180,9 +4959,47 @@
                 <w:bCs/>
                 <w:color w:val="000000" w:themeColor="text1"/>
               </w:rPr>
-              <w:t>estimado</w:t>
+              <w:t>planificada</w:t>
             </w:r>
             <w:proofErr w:type="spellEnd"/>
+          </w:p>
+        </w:tc>
+        <w:tc>
+          <w:tcPr>
+            <w:tcW w:w="0" w:type="auto"/>
+            <w:vAlign w:val="center"/>
+            <w:hideMark/>
+          </w:tcPr>
+          <w:p>
+            <w:pPr>
+              <w:spacing w:line="480" w:lineRule="auto"/>
+              <w:rPr>
+                <w:rFonts w:ascii="Arial" w:hAnsi="Arial" w:cs="Arial"/>
+                <w:b/>
+                <w:bCs/>
+                <w:color w:val="000000" w:themeColor="text1"/>
+              </w:rPr>
+            </w:pPr>
+            <w:proofErr w:type="spellStart"/>
+            <w:r>
+              <w:rPr>
+                <w:rFonts w:ascii="Arial" w:hAnsi="Arial" w:cs="Arial"/>
+                <w:b/>
+                <w:bCs/>
+                <w:color w:val="000000" w:themeColor="text1"/>
+              </w:rPr>
+              <w:t>Fecha</w:t>
+            </w:r>
+            <w:proofErr w:type="spellEnd"/>
+            <w:r>
+              <w:rPr>
+                <w:rFonts w:ascii="Arial" w:hAnsi="Arial" w:cs="Arial"/>
+                <w:b/>
+                <w:bCs/>
+                <w:color w:val="000000" w:themeColor="text1"/>
+              </w:rPr>
+              <w:t xml:space="preserve"> real</w:t>
+            </w:r>
           </w:p>
         </w:tc>
       </w:tr>
@@ -2203,15 +5020,17 @@
                 <w:rFonts w:ascii="Arial" w:hAnsi="Arial" w:cs="Arial"/>
                 <w:bCs/>
                 <w:color w:val="000000" w:themeColor="text1"/>
-              </w:rPr>
-            </w:pPr>
-            <w:r>
-              <w:rPr>
-                <w:rFonts w:ascii="Arial" w:hAnsi="Arial" w:cs="Arial"/>
-                <w:bCs/>
-                <w:color w:val="000000" w:themeColor="text1"/>
-              </w:rPr>
-              <w:t>1</w:t>
+                <w:lang w:val="es-GT"/>
+              </w:rPr>
+            </w:pPr>
+            <w:r>
+              <w:rPr>
+                <w:rFonts w:ascii="Arial" w:hAnsi="Arial" w:cs="Arial"/>
+                <w:bCs/>
+                <w:color w:val="000000" w:themeColor="text1"/>
+                <w:lang w:val="es-GT"/>
+              </w:rPr>
+              <w:t>Análisis de requisitos y planificación</w:t>
             </w:r>
           </w:p>
         </w:tc>
@@ -2230,6 +5049,14 @@
                 <w:color w:val="000000" w:themeColor="text1"/>
               </w:rPr>
             </w:pPr>
+            <w:r>
+              <w:rPr>
+                <w:rFonts w:ascii="Arial" w:hAnsi="Arial" w:cs="Arial"/>
+                <w:bCs/>
+                <w:color w:val="000000" w:themeColor="text1"/>
+              </w:rPr>
+              <w:t xml:space="preserve">Todo el </w:t>
+            </w:r>
             <w:proofErr w:type="spellStart"/>
             <w:r>
               <w:rPr>
@@ -2237,27 +5064,9 @@
                 <w:bCs/>
                 <w:color w:val="000000" w:themeColor="text1"/>
               </w:rPr>
-              <w:t>Análisis</w:t>
+              <w:t>equipo</w:t>
             </w:r>
             <w:proofErr w:type="spellEnd"/>
-            <w:r>
-              <w:rPr>
-                <w:rFonts w:ascii="Arial" w:hAnsi="Arial" w:cs="Arial"/>
-                <w:bCs/>
-                <w:color w:val="000000" w:themeColor="text1"/>
-              </w:rPr>
-              <w:t xml:space="preserve"> y </w:t>
-            </w:r>
-            <w:proofErr w:type="spellStart"/>
-            <w:r>
-              <w:rPr>
-                <w:rFonts w:ascii="Arial" w:hAnsi="Arial" w:cs="Arial"/>
-                <w:bCs/>
-                <w:color w:val="000000" w:themeColor="text1"/>
-              </w:rPr>
-              <w:t>planificación</w:t>
-            </w:r>
-            <w:proofErr w:type="spellEnd"/>
           </w:p>
         </w:tc>
         <w:tc>
@@ -2281,7 +5090,32 @@
                 <w:bCs/>
                 <w:color w:val="000000" w:themeColor="text1"/>
               </w:rPr>
-              <w:t>Semana 1</w:t>
+              <w:t>02/09/2026</w:t>
+            </w:r>
+          </w:p>
+        </w:tc>
+        <w:tc>
+          <w:tcPr>
+            <w:tcW w:w="0" w:type="auto"/>
+            <w:vAlign w:val="center"/>
+            <w:hideMark/>
+          </w:tcPr>
+          <w:p>
+            <w:pPr>
+              <w:spacing w:line="480" w:lineRule="auto"/>
+              <w:rPr>
+                <w:rFonts w:ascii="Arial" w:hAnsi="Arial" w:cs="Arial"/>
+                <w:bCs/>
+                <w:color w:val="000000" w:themeColor="text1"/>
+              </w:rPr>
+            </w:pPr>
+            <w:r>
+              <w:rPr>
+                <w:rFonts w:ascii="Arial" w:hAnsi="Arial" w:cs="Arial"/>
+                <w:bCs/>
+                <w:color w:val="000000" w:themeColor="text1"/>
+              </w:rPr>
+              <w:t>13/09/2026</w:t>
             </w:r>
           </w:p>
         </w:tc>
@@ -2303,15 +5137,17 @@
                 <w:rFonts w:ascii="Arial" w:hAnsi="Arial" w:cs="Arial"/>
                 <w:bCs/>
                 <w:color w:val="000000" w:themeColor="text1"/>
-              </w:rPr>
-            </w:pPr>
-            <w:r>
-              <w:rPr>
-                <w:rFonts w:ascii="Arial" w:hAnsi="Arial" w:cs="Arial"/>
-                <w:bCs/>
-                <w:color w:val="000000" w:themeColor="text1"/>
-              </w:rPr>
-              <w:t>2</w:t>
+                <w:lang w:val="es-GT"/>
+              </w:rPr>
+            </w:pPr>
+            <w:r>
+              <w:rPr>
+                <w:rFonts w:ascii="Arial" w:hAnsi="Arial" w:cs="Arial"/>
+                <w:bCs/>
+                <w:color w:val="000000" w:themeColor="text1"/>
+                <w:lang w:val="es-GT"/>
+              </w:rPr>
+              <w:t>Diseño de la estructura del sistema</w:t>
             </w:r>
           </w:p>
         </w:tc>
@@ -2336,7 +5172,7 @@
                 <w:bCs/>
                 <w:color w:val="000000" w:themeColor="text1"/>
               </w:rPr>
-              <w:t xml:space="preserve">Desarrollo de </w:t>
+              <w:t xml:space="preserve">Danna Monserrath </w:t>
             </w:r>
             <w:proofErr w:type="spellStart"/>
             <w:r>
@@ -2345,9 +5181,17 @@
                 <w:bCs/>
                 <w:color w:val="000000" w:themeColor="text1"/>
               </w:rPr>
-              <w:t>autómatas</w:t>
+              <w:t>Yorlen</w:t>
             </w:r>
             <w:proofErr w:type="spellEnd"/>
+            <w:r>
+              <w:rPr>
+                <w:rFonts w:ascii="Arial" w:hAnsi="Arial" w:cs="Arial"/>
+                <w:bCs/>
+                <w:color w:val="000000" w:themeColor="text1"/>
+              </w:rPr>
+              <w:t xml:space="preserve"> Díaz Hernández</w:t>
+            </w:r>
           </w:p>
         </w:tc>
         <w:tc>
@@ -2371,7 +5215,32 @@
                 <w:bCs/>
                 <w:color w:val="000000" w:themeColor="text1"/>
               </w:rPr>
-              <w:t>Semana 2</w:t>
+              <w:t>03/09/2026</w:t>
+            </w:r>
+          </w:p>
+        </w:tc>
+        <w:tc>
+          <w:tcPr>
+            <w:tcW w:w="0" w:type="auto"/>
+            <w:vAlign w:val="center"/>
+            <w:hideMark/>
+          </w:tcPr>
+          <w:p>
+            <w:pPr>
+              <w:spacing w:line="480" w:lineRule="auto"/>
+              <w:rPr>
+                <w:rFonts w:ascii="Arial" w:hAnsi="Arial" w:cs="Arial"/>
+                <w:bCs/>
+                <w:color w:val="000000" w:themeColor="text1"/>
+              </w:rPr>
+            </w:pPr>
+            <w:r>
+              <w:rPr>
+                <w:rFonts w:ascii="Arial" w:hAnsi="Arial" w:cs="Arial"/>
+                <w:bCs/>
+                <w:color w:val="000000" w:themeColor="text1"/>
+              </w:rPr>
+              <w:t>13/09/2026</w:t>
             </w:r>
           </w:p>
         </w:tc>
@@ -2393,8 +5262,94 @@
                 <w:rFonts w:ascii="Arial" w:hAnsi="Arial" w:cs="Arial"/>
                 <w:bCs/>
                 <w:color w:val="000000" w:themeColor="text1"/>
-              </w:rPr>
-            </w:pPr>
+                <w:lang w:val="es-GT"/>
+              </w:rPr>
+            </w:pPr>
+            <w:r>
+              <w:rPr>
+                <w:rFonts w:ascii="Arial" w:hAnsi="Arial" w:cs="Arial"/>
+                <w:bCs/>
+                <w:color w:val="000000" w:themeColor="text1"/>
+                <w:lang w:val="es-GT"/>
+              </w:rPr>
+              <w:lastRenderedPageBreak/>
+              <w:t>Implementación de AFN y AFD</w:t>
+            </w:r>
+          </w:p>
+        </w:tc>
+        <w:tc>
+          <w:tcPr>
+            <w:tcW w:w="0" w:type="auto"/>
+            <w:vAlign w:val="center"/>
+            <w:hideMark/>
+          </w:tcPr>
+          <w:p>
+            <w:pPr>
+              <w:spacing w:line="480" w:lineRule="auto"/>
+              <w:rPr>
+                <w:rFonts w:ascii="Arial" w:hAnsi="Arial" w:cs="Arial"/>
+                <w:bCs/>
+                <w:color w:val="000000" w:themeColor="text1"/>
+              </w:rPr>
+            </w:pPr>
+            <w:r>
+              <w:rPr>
+                <w:rFonts w:ascii="Arial" w:hAnsi="Arial" w:cs="Arial"/>
+                <w:bCs/>
+                <w:color w:val="000000" w:themeColor="text1"/>
+              </w:rPr>
+              <w:t>Edison Roberto Chilel Pérez</w:t>
+            </w:r>
+          </w:p>
+        </w:tc>
+        <w:tc>
+          <w:tcPr>
+            <w:tcW w:w="0" w:type="auto"/>
+            <w:vAlign w:val="center"/>
+            <w:hideMark/>
+          </w:tcPr>
+          <w:p>
+            <w:pPr>
+              <w:spacing w:line="480" w:lineRule="auto"/>
+              <w:rPr>
+                <w:rFonts w:ascii="Arial" w:hAnsi="Arial" w:cs="Arial"/>
+                <w:bCs/>
+                <w:color w:val="000000" w:themeColor="text1"/>
+              </w:rPr>
+            </w:pPr>
+            <w:r>
+              <w:rPr>
+                <w:rFonts w:ascii="Arial" w:hAnsi="Arial" w:cs="Arial"/>
+                <w:bCs/>
+                <w:color w:val="000000" w:themeColor="text1"/>
+              </w:rPr>
+              <w:t>03/09/2026</w:t>
+            </w:r>
+          </w:p>
+        </w:tc>
+        <w:tc>
+          <w:tcPr>
+            <w:tcW w:w="0" w:type="auto"/>
+            <w:vAlign w:val="center"/>
+            <w:hideMark/>
+          </w:tcPr>
+          <w:p>
+            <w:pPr>
+              <w:spacing w:line="480" w:lineRule="auto"/>
+              <w:rPr>
+                <w:rFonts w:ascii="Arial" w:hAnsi="Arial" w:cs="Arial"/>
+                <w:bCs/>
+                <w:color w:val="000000" w:themeColor="text1"/>
+              </w:rPr>
+            </w:pPr>
+            <w:r>
+              <w:rPr>
+                <w:rFonts w:ascii="Arial" w:hAnsi="Arial" w:cs="Arial"/>
+                <w:bCs/>
+                <w:color w:val="000000" w:themeColor="text1"/>
+              </w:rPr>
+              <w:t>1</w:t>
+            </w:r>
             <w:r>
               <w:rPr>
                 <w:rFonts w:ascii="Arial" w:hAnsi="Arial" w:cs="Arial"/>
@@ -2403,75 +5358,13 @@
               </w:rPr>
               <w:t>3</w:t>
             </w:r>
-          </w:p>
-        </w:tc>
-        <w:tc>
-          <w:tcPr>
-            <w:tcW w:w="0" w:type="auto"/>
-            <w:vAlign w:val="center"/>
-            <w:hideMark/>
-          </w:tcPr>
-          <w:p>
-            <w:pPr>
-              <w:spacing w:line="480" w:lineRule="auto"/>
-              <w:rPr>
-                <w:rFonts w:ascii="Arial" w:hAnsi="Arial" w:cs="Arial"/>
-                <w:bCs/>
-                <w:color w:val="000000" w:themeColor="text1"/>
-              </w:rPr>
-            </w:pPr>
-            <w:proofErr w:type="spellStart"/>
-            <w:r>
-              <w:rPr>
-                <w:rFonts w:ascii="Arial" w:hAnsi="Arial" w:cs="Arial"/>
-                <w:bCs/>
-                <w:color w:val="000000" w:themeColor="text1"/>
-              </w:rPr>
-              <w:t>Conversión</w:t>
-            </w:r>
-            <w:proofErr w:type="spellEnd"/>
-            <w:r>
-              <w:rPr>
-                <w:rFonts w:ascii="Arial" w:hAnsi="Arial" w:cs="Arial"/>
-                <w:bCs/>
-                <w:color w:val="000000" w:themeColor="text1"/>
-              </w:rPr>
-              <w:t xml:space="preserve"> y </w:t>
-            </w:r>
-            <w:proofErr w:type="spellStart"/>
-            <w:r>
-              <w:rPr>
-                <w:rFonts w:ascii="Arial" w:hAnsi="Arial" w:cs="Arial"/>
-                <w:bCs/>
-                <w:color w:val="000000" w:themeColor="text1"/>
-              </w:rPr>
-              <w:t>minimización</w:t>
-            </w:r>
-            <w:proofErr w:type="spellEnd"/>
-          </w:p>
-        </w:tc>
-        <w:tc>
-          <w:tcPr>
-            <w:tcW w:w="0" w:type="auto"/>
-            <w:vAlign w:val="center"/>
-            <w:hideMark/>
-          </w:tcPr>
-          <w:p>
-            <w:pPr>
-              <w:spacing w:line="480" w:lineRule="auto"/>
-              <w:rPr>
-                <w:rFonts w:ascii="Arial" w:hAnsi="Arial" w:cs="Arial"/>
-                <w:bCs/>
-                <w:color w:val="000000" w:themeColor="text1"/>
-              </w:rPr>
-            </w:pPr>
-            <w:r>
-              <w:rPr>
-                <w:rFonts w:ascii="Arial" w:hAnsi="Arial" w:cs="Arial"/>
-                <w:bCs/>
-                <w:color w:val="000000" w:themeColor="text1"/>
-              </w:rPr>
-              <w:t>Semana 3</w:t>
+            <w:r>
+              <w:rPr>
+                <w:rFonts w:ascii="Arial" w:hAnsi="Arial" w:cs="Arial"/>
+                <w:bCs/>
+                <w:color w:val="000000" w:themeColor="text1"/>
+              </w:rPr>
+              <w:t>/09/2026</w:t>
             </w:r>
           </w:p>
         </w:tc>
@@ -2495,14 +5388,34 @@
                 <w:color w:val="000000" w:themeColor="text1"/>
               </w:rPr>
             </w:pPr>
-            <w:r>
-              <w:rPr>
-                <w:rFonts w:ascii="Arial" w:hAnsi="Arial" w:cs="Arial"/>
-                <w:bCs/>
-                <w:color w:val="000000" w:themeColor="text1"/>
-              </w:rPr>
-              <w:t>4</w:t>
-            </w:r>
+            <w:proofErr w:type="spellStart"/>
+            <w:r>
+              <w:rPr>
+                <w:rFonts w:ascii="Arial" w:hAnsi="Arial" w:cs="Arial"/>
+                <w:bCs/>
+                <w:color w:val="000000" w:themeColor="text1"/>
+              </w:rPr>
+              <w:t>Simulación</w:t>
+            </w:r>
+            <w:proofErr w:type="spellEnd"/>
+            <w:r>
+              <w:rPr>
+                <w:rFonts w:ascii="Arial" w:hAnsi="Arial" w:cs="Arial"/>
+                <w:bCs/>
+                <w:color w:val="000000" w:themeColor="text1"/>
+              </w:rPr>
+              <w:t xml:space="preserve"> de </w:t>
+            </w:r>
+            <w:proofErr w:type="spellStart"/>
+            <w:r>
+              <w:rPr>
+                <w:rFonts w:ascii="Arial" w:hAnsi="Arial" w:cs="Arial"/>
+                <w:bCs/>
+                <w:color w:val="000000" w:themeColor="text1"/>
+              </w:rPr>
+              <w:t>cadenas</w:t>
+            </w:r>
+            <w:proofErr w:type="spellEnd"/>
           </w:p>
         </w:tc>
         <w:tc>
@@ -2520,52 +5433,14 @@
                 <w:color w:val="000000" w:themeColor="text1"/>
               </w:rPr>
             </w:pPr>
-            <w:proofErr w:type="spellStart"/>
-            <w:r>
-              <w:rPr>
-                <w:rFonts w:ascii="Arial" w:hAnsi="Arial" w:cs="Arial"/>
-                <w:bCs/>
-                <w:color w:val="000000" w:themeColor="text1"/>
-              </w:rPr>
-              <w:t>Integración</w:t>
-            </w:r>
-            <w:proofErr w:type="spellEnd"/>
-            <w:r>
-              <w:rPr>
-                <w:rFonts w:ascii="Arial" w:hAnsi="Arial" w:cs="Arial"/>
-                <w:bCs/>
-                <w:color w:val="000000" w:themeColor="text1"/>
-              </w:rPr>
-              <w:t xml:space="preserve"> de </w:t>
-            </w:r>
-            <w:proofErr w:type="spellStart"/>
-            <w:r>
-              <w:rPr>
-                <w:rFonts w:ascii="Arial" w:hAnsi="Arial" w:cs="Arial"/>
-                <w:bCs/>
-                <w:color w:val="000000" w:themeColor="text1"/>
-              </w:rPr>
-              <w:t>expresiones</w:t>
-            </w:r>
-            <w:proofErr w:type="spellEnd"/>
-            <w:r>
-              <w:rPr>
-                <w:rFonts w:ascii="Arial" w:hAnsi="Arial" w:cs="Arial"/>
-                <w:bCs/>
-                <w:color w:val="000000" w:themeColor="text1"/>
-              </w:rPr>
-              <w:t xml:space="preserve"> </w:t>
-            </w:r>
-            <w:proofErr w:type="spellStart"/>
-            <w:r>
-              <w:rPr>
-                <w:rFonts w:ascii="Arial" w:hAnsi="Arial" w:cs="Arial"/>
-                <w:bCs/>
-                <w:color w:val="000000" w:themeColor="text1"/>
-              </w:rPr>
-              <w:t>regulares</w:t>
-            </w:r>
-            <w:proofErr w:type="spellEnd"/>
+            <w:r>
+              <w:rPr>
+                <w:rFonts w:ascii="Arial" w:hAnsi="Arial" w:cs="Arial"/>
+                <w:bCs/>
+                <w:color w:val="000000" w:themeColor="text1"/>
+              </w:rPr>
+              <w:t>Fátima Yamileth Pérez Fuentes</w:t>
+            </w:r>
           </w:p>
         </w:tc>
         <w:tc>
@@ -2589,7 +5464,32 @@
                 <w:bCs/>
                 <w:color w:val="000000" w:themeColor="text1"/>
               </w:rPr>
-              <w:t>Semana 4</w:t>
+              <w:t>03/09/2026</w:t>
+            </w:r>
+          </w:p>
+        </w:tc>
+        <w:tc>
+          <w:tcPr>
+            <w:tcW w:w="0" w:type="auto"/>
+            <w:vAlign w:val="center"/>
+            <w:hideMark/>
+          </w:tcPr>
+          <w:p>
+            <w:pPr>
+              <w:spacing w:line="480" w:lineRule="auto"/>
+              <w:rPr>
+                <w:rFonts w:ascii="Arial" w:hAnsi="Arial" w:cs="Arial"/>
+                <w:bCs/>
+                <w:color w:val="000000" w:themeColor="text1"/>
+              </w:rPr>
+            </w:pPr>
+            <w:r>
+              <w:rPr>
+                <w:rFonts w:ascii="Arial" w:hAnsi="Arial" w:cs="Arial"/>
+                <w:bCs/>
+                <w:color w:val="000000" w:themeColor="text1"/>
+              </w:rPr>
+              <w:t>13/09/2026</w:t>
             </w:r>
           </w:p>
         </w:tc>
@@ -2611,15 +5511,17 @@
                 <w:rFonts w:ascii="Arial" w:hAnsi="Arial" w:cs="Arial"/>
                 <w:bCs/>
                 <w:color w:val="000000" w:themeColor="text1"/>
-              </w:rPr>
-            </w:pPr>
-            <w:r>
-              <w:rPr>
-                <w:rFonts w:ascii="Arial" w:hAnsi="Arial" w:cs="Arial"/>
-                <w:bCs/>
-                <w:color w:val="000000" w:themeColor="text1"/>
-              </w:rPr>
-              <w:t>5</w:t>
+                <w:lang w:val="es-GT"/>
+              </w:rPr>
+            </w:pPr>
+            <w:r>
+              <w:rPr>
+                <w:rFonts w:ascii="Arial" w:hAnsi="Arial" w:cs="Arial"/>
+                <w:bCs/>
+                <w:color w:val="000000" w:themeColor="text1"/>
+                <w:lang w:val="es-GT"/>
+              </w:rPr>
+              <w:t>Conversión de AFN a AFD</w:t>
             </w:r>
           </w:p>
         </w:tc>
@@ -2636,17 +5538,15 @@
                 <w:rFonts w:ascii="Arial" w:hAnsi="Arial" w:cs="Arial"/>
                 <w:bCs/>
                 <w:color w:val="000000" w:themeColor="text1"/>
-                <w:lang w:val="es-GT"/>
-              </w:rPr>
-            </w:pPr>
-            <w:r>
-              <w:rPr>
-                <w:rFonts w:ascii="Arial" w:hAnsi="Arial" w:cs="Arial"/>
-                <w:bCs/>
-                <w:color w:val="000000" w:themeColor="text1"/>
-                <w:lang w:val="es-GT"/>
-              </w:rPr>
-              <w:t>Implementación y revisión de registros</w:t>
+              </w:rPr>
+            </w:pPr>
+            <w:r>
+              <w:rPr>
+                <w:rFonts w:ascii="Arial" w:hAnsi="Arial" w:cs="Arial"/>
+                <w:bCs/>
+                <w:color w:val="000000" w:themeColor="text1"/>
+              </w:rPr>
+              <w:t>Edison Roberto Chilel Pérez</w:t>
             </w:r>
           </w:p>
         </w:tc>
@@ -2671,7 +5571,32 @@
                 <w:bCs/>
                 <w:color w:val="000000" w:themeColor="text1"/>
               </w:rPr>
-              <w:t>Semana 5</w:t>
+              <w:t>04/09/2026</w:t>
+            </w:r>
+          </w:p>
+        </w:tc>
+        <w:tc>
+          <w:tcPr>
+            <w:tcW w:w="0" w:type="auto"/>
+            <w:vAlign w:val="center"/>
+            <w:hideMark/>
+          </w:tcPr>
+          <w:p>
+            <w:pPr>
+              <w:spacing w:line="480" w:lineRule="auto"/>
+              <w:rPr>
+                <w:rFonts w:ascii="Arial" w:hAnsi="Arial" w:cs="Arial"/>
+                <w:bCs/>
+                <w:color w:val="000000" w:themeColor="text1"/>
+              </w:rPr>
+            </w:pPr>
+            <w:r>
+              <w:rPr>
+                <w:rFonts w:ascii="Arial" w:hAnsi="Arial" w:cs="Arial"/>
+                <w:bCs/>
+                <w:color w:val="000000" w:themeColor="text1"/>
+              </w:rPr>
+              <w:t>16/09/2026</w:t>
             </w:r>
           </w:p>
         </w:tc>
@@ -2683,9 +5608,6 @@
         <w:tc>
           <w:tcPr>
             <w:tcW w:w="0" w:type="auto"/>
-            <w:tcBorders>
-              <w:bottom w:val="single" w:sz="4" w:space="0" w:color="auto"/>
-            </w:tcBorders>
             <w:vAlign w:val="center"/>
             <w:hideMark/>
           </w:tcPr>
@@ -2698,22 +5620,39 @@
                 <w:color w:val="000000" w:themeColor="text1"/>
               </w:rPr>
             </w:pPr>
-            <w:r>
-              <w:rPr>
-                <w:rFonts w:ascii="Arial" w:hAnsi="Arial" w:cs="Arial"/>
-                <w:bCs/>
-                <w:color w:val="000000" w:themeColor="text1"/>
-              </w:rPr>
-              <w:t>6</w:t>
-            </w:r>
+            <w:proofErr w:type="spellStart"/>
+            <w:r>
+              <w:rPr>
+                <w:rFonts w:ascii="Arial" w:hAnsi="Arial" w:cs="Arial"/>
+                <w:bCs/>
+                <w:color w:val="000000" w:themeColor="text1"/>
+              </w:rPr>
+              <w:t>Minimización</w:t>
+            </w:r>
+            <w:proofErr w:type="spellEnd"/>
+            <w:r>
+              <w:rPr>
+                <w:rFonts w:ascii="Arial" w:hAnsi="Arial" w:cs="Arial"/>
+                <w:bCs/>
+                <w:color w:val="000000" w:themeColor="text1"/>
+              </w:rPr>
+              <w:t xml:space="preserve"> de </w:t>
+            </w:r>
+            <w:proofErr w:type="spellStart"/>
+            <w:r>
+              <w:rPr>
+                <w:rFonts w:ascii="Arial" w:hAnsi="Arial" w:cs="Arial"/>
+                <w:bCs/>
+                <w:color w:val="000000" w:themeColor="text1"/>
+              </w:rPr>
+              <w:t>autómatas</w:t>
+            </w:r>
+            <w:proofErr w:type="spellEnd"/>
           </w:p>
         </w:tc>
         <w:tc>
           <w:tcPr>
             <w:tcW w:w="0" w:type="auto"/>
-            <w:tcBorders>
-              <w:bottom w:val="single" w:sz="4" w:space="0" w:color="auto"/>
-            </w:tcBorders>
             <w:vAlign w:val="center"/>
             <w:hideMark/>
           </w:tcPr>
@@ -2726,14 +5665,123 @@
                 <w:color w:val="000000" w:themeColor="text1"/>
               </w:rPr>
             </w:pPr>
+            <w:r>
+              <w:rPr>
+                <w:rFonts w:ascii="Arial" w:hAnsi="Arial" w:cs="Arial"/>
+                <w:bCs/>
+                <w:color w:val="000000" w:themeColor="text1"/>
+              </w:rPr>
+              <w:t>Fátima Yamileth Pérez Fuentes</w:t>
+            </w:r>
+          </w:p>
+        </w:tc>
+        <w:tc>
+          <w:tcPr>
+            <w:tcW w:w="0" w:type="auto"/>
+            <w:vAlign w:val="center"/>
+            <w:hideMark/>
+          </w:tcPr>
+          <w:p>
+            <w:pPr>
+              <w:spacing w:line="480" w:lineRule="auto"/>
+              <w:rPr>
+                <w:rFonts w:ascii="Arial" w:hAnsi="Arial" w:cs="Arial"/>
+                <w:bCs/>
+                <w:color w:val="000000" w:themeColor="text1"/>
+              </w:rPr>
+            </w:pPr>
+            <w:r>
+              <w:rPr>
+                <w:rFonts w:ascii="Arial" w:hAnsi="Arial" w:cs="Arial"/>
+                <w:bCs/>
+                <w:color w:val="000000" w:themeColor="text1"/>
+              </w:rPr>
+              <w:t>04/09/2026</w:t>
+            </w:r>
+          </w:p>
+        </w:tc>
+        <w:tc>
+          <w:tcPr>
+            <w:tcW w:w="0" w:type="auto"/>
+            <w:vAlign w:val="center"/>
+            <w:hideMark/>
+          </w:tcPr>
+          <w:p>
+            <w:pPr>
+              <w:spacing w:line="480" w:lineRule="auto"/>
+              <w:rPr>
+                <w:rFonts w:ascii="Arial" w:hAnsi="Arial" w:cs="Arial"/>
+                <w:bCs/>
+                <w:color w:val="000000" w:themeColor="text1"/>
+              </w:rPr>
+            </w:pPr>
+            <w:r>
+              <w:rPr>
+                <w:rFonts w:ascii="Arial" w:hAnsi="Arial" w:cs="Arial"/>
+                <w:bCs/>
+                <w:color w:val="000000" w:themeColor="text1"/>
+              </w:rPr>
+              <w:t>16/09/2026</w:t>
+            </w:r>
+          </w:p>
+        </w:tc>
+      </w:tr>
+      <w:tr>
+        <w:trPr>
+          <w:tblCellSpacing w:w="15" w:type="dxa"/>
+        </w:trPr>
+        <w:tc>
+          <w:tcPr>
+            <w:tcW w:w="0" w:type="auto"/>
+            <w:vAlign w:val="center"/>
+            <w:hideMark/>
+          </w:tcPr>
+          <w:p>
+            <w:pPr>
+              <w:spacing w:line="480" w:lineRule="auto"/>
+              <w:rPr>
+                <w:rFonts w:ascii="Arial" w:hAnsi="Arial" w:cs="Arial"/>
+                <w:bCs/>
+                <w:color w:val="000000" w:themeColor="text1"/>
+                <w:lang w:val="es-GT"/>
+              </w:rPr>
+            </w:pPr>
+            <w:r>
+              <w:rPr>
+                <w:rFonts w:ascii="Arial" w:hAnsi="Arial" w:cs="Arial"/>
+                <w:bCs/>
+                <w:color w:val="000000" w:themeColor="text1"/>
+                <w:lang w:val="es-GT"/>
+              </w:rPr>
+              <w:t>Revisión de interfaz y pruebas</w:t>
+            </w:r>
+          </w:p>
+        </w:tc>
+        <w:tc>
+          <w:tcPr>
+            <w:tcW w:w="0" w:type="auto"/>
+            <w:vAlign w:val="center"/>
+            <w:hideMark/>
+          </w:tcPr>
+          <w:p>
+            <w:pPr>
+              <w:spacing w:line="480" w:lineRule="auto"/>
+              <w:rPr>
+                <w:rFonts w:ascii="Arial" w:hAnsi="Arial" w:cs="Arial"/>
+                <w:bCs/>
+                <w:color w:val="000000" w:themeColor="text1"/>
+                <w:lang w:val="es-GT"/>
+              </w:rPr>
+            </w:pPr>
             <w:proofErr w:type="spellStart"/>
             <w:r>
               <w:rPr>
                 <w:rFonts w:ascii="Arial" w:hAnsi="Arial" w:cs="Arial"/>
                 <w:bCs/>
                 <w:color w:val="000000" w:themeColor="text1"/>
-              </w:rPr>
-              <w:t>Pruebas</w:t>
+                <w:lang w:val="es-GT"/>
+              </w:rPr>
+              <w:t>Jackeline</w:t>
             </w:r>
             <w:proofErr w:type="spellEnd"/>
             <w:r>
@@ -2741,45 +5789,33 @@
                 <w:rFonts w:ascii="Arial" w:hAnsi="Arial" w:cs="Arial"/>
                 <w:bCs/>
                 <w:color w:val="000000" w:themeColor="text1"/>
-              </w:rPr>
-              <w:t xml:space="preserve">, </w:t>
-            </w:r>
-            <w:proofErr w:type="spellStart"/>
-            <w:r>
-              <w:rPr>
-                <w:rFonts w:ascii="Arial" w:hAnsi="Arial" w:cs="Arial"/>
-                <w:bCs/>
-                <w:color w:val="000000" w:themeColor="text1"/>
-              </w:rPr>
-              <w:t>correcciones</w:t>
-            </w:r>
-            <w:proofErr w:type="spellEnd"/>
-            <w:r>
-              <w:rPr>
-                <w:rFonts w:ascii="Arial" w:hAnsi="Arial" w:cs="Arial"/>
-                <w:bCs/>
-                <w:color w:val="000000" w:themeColor="text1"/>
+                <w:lang w:val="es-GT"/>
+              </w:rPr>
+              <w:t xml:space="preserve"> Nayeli Chay Flores</w:t>
+            </w:r>
+            <w:r>
+              <w:rPr>
+                <w:rFonts w:ascii="Arial" w:hAnsi="Arial" w:cs="Arial"/>
+                <w:bCs/>
+                <w:color w:val="000000" w:themeColor="text1"/>
+                <w:lang w:val="es-GT"/>
               </w:rPr>
               <w:t xml:space="preserve"> y </w:t>
             </w:r>
-            <w:proofErr w:type="spellStart"/>
-            <w:r>
-              <w:rPr>
-                <w:rFonts w:ascii="Arial" w:hAnsi="Arial" w:cs="Arial"/>
-                <w:bCs/>
-                <w:color w:val="000000" w:themeColor="text1"/>
-              </w:rPr>
-              <w:t>documentación</w:t>
-            </w:r>
-            <w:proofErr w:type="spellEnd"/>
+            <w:r>
+              <w:rPr>
+                <w:rFonts w:ascii="Arial" w:hAnsi="Arial" w:cs="Arial"/>
+                <w:bCs/>
+                <w:color w:val="000000" w:themeColor="text1"/>
+                <w:lang w:val="es-GT"/>
+              </w:rPr>
+              <w:t>Carlos Emilio Jerónimo Salvador y equipo</w:t>
+            </w:r>
           </w:p>
         </w:tc>
         <w:tc>
           <w:tcPr>
             <w:tcW w:w="0" w:type="auto"/>
-            <w:tcBorders>
-              <w:bottom w:val="single" w:sz="4" w:space="0" w:color="auto"/>
-            </w:tcBorders>
             <w:vAlign w:val="center"/>
             <w:hideMark/>
           </w:tcPr>
@@ -2798,585 +5834,269 @@
                 <w:bCs/>
                 <w:color w:val="000000" w:themeColor="text1"/>
               </w:rPr>
-              <w:t>Semana 6</w:t>
+              <w:t>06/09/2026</w:t>
+            </w:r>
+          </w:p>
+        </w:tc>
+        <w:tc>
+          <w:tcPr>
+            <w:tcW w:w="0" w:type="auto"/>
+            <w:vAlign w:val="center"/>
+            <w:hideMark/>
+          </w:tcPr>
+          <w:p>
+            <w:pPr>
+              <w:spacing w:line="480" w:lineRule="auto"/>
+              <w:rPr>
+                <w:rFonts w:ascii="Arial" w:hAnsi="Arial" w:cs="Arial"/>
+                <w:bCs/>
+                <w:color w:val="000000" w:themeColor="text1"/>
+              </w:rPr>
+            </w:pPr>
+            <w:r>
+              <w:rPr>
+                <w:rFonts w:ascii="Arial" w:hAnsi="Arial" w:cs="Arial"/>
+                <w:bCs/>
+                <w:color w:val="000000" w:themeColor="text1"/>
+              </w:rPr>
+              <w:t>17/09/2026</w:t>
+            </w:r>
+          </w:p>
+        </w:tc>
+      </w:tr>
+      <w:tr>
+        <w:trPr>
+          <w:tblCellSpacing w:w="15" w:type="dxa"/>
+        </w:trPr>
+        <w:tc>
+          <w:tcPr>
+            <w:tcW w:w="0" w:type="auto"/>
+            <w:vAlign w:val="center"/>
+          </w:tcPr>
+          <w:p>
+            <w:pPr>
+              <w:spacing w:line="480" w:lineRule="auto"/>
+              <w:rPr>
+                <w:rFonts w:ascii="Arial" w:hAnsi="Arial" w:cs="Arial"/>
+                <w:bCs/>
+                <w:color w:val="000000" w:themeColor="text1"/>
+                <w:lang w:val="es-GT"/>
+              </w:rPr>
+            </w:pPr>
+            <w:r>
+              <w:rPr>
+                <w:rFonts w:ascii="Arial" w:hAnsi="Arial" w:cs="Arial"/>
+                <w:bCs/>
+                <w:color w:val="000000" w:themeColor="text1"/>
+                <w:lang w:val="es-GT"/>
+              </w:rPr>
+              <w:t>Integración y creación de r</w:t>
+            </w:r>
+            <w:r>
+              <w:rPr>
+                <w:rFonts w:ascii="Arial" w:hAnsi="Arial" w:cs="Arial"/>
+                <w:bCs/>
+                <w:color w:val="000000" w:themeColor="text1"/>
+                <w:lang w:val="es-GT"/>
+              </w:rPr>
+              <w:t>epositorio</w:t>
+            </w:r>
+          </w:p>
+        </w:tc>
+        <w:tc>
+          <w:tcPr>
+            <w:tcW w:w="0" w:type="auto"/>
+            <w:vAlign w:val="center"/>
+          </w:tcPr>
+          <w:p>
+            <w:pPr>
+              <w:spacing w:line="480" w:lineRule="auto"/>
+              <w:rPr>
+                <w:rFonts w:ascii="Arial" w:hAnsi="Arial" w:cs="Arial"/>
+                <w:bCs/>
+                <w:color w:val="000000" w:themeColor="text1"/>
+                <w:lang w:val="es-GT"/>
+              </w:rPr>
+            </w:pPr>
+            <w:r>
+              <w:rPr>
+                <w:rFonts w:ascii="Arial" w:hAnsi="Arial" w:cs="Arial"/>
+                <w:bCs/>
+                <w:color w:val="000000" w:themeColor="text1"/>
+                <w:lang w:val="es-GT"/>
+              </w:rPr>
+              <w:t>Danna Díaz</w:t>
+            </w:r>
+          </w:p>
+        </w:tc>
+        <w:tc>
+          <w:tcPr>
+            <w:tcW w:w="0" w:type="auto"/>
+            <w:vAlign w:val="center"/>
+          </w:tcPr>
+          <w:p>
+            <w:pPr>
+              <w:spacing w:line="480" w:lineRule="auto"/>
+              <w:rPr>
+                <w:rFonts w:ascii="Arial" w:hAnsi="Arial" w:cs="Arial"/>
+                <w:bCs/>
+                <w:color w:val="000000" w:themeColor="text1"/>
+                <w:lang w:val="es-GT"/>
+              </w:rPr>
+            </w:pPr>
+            <w:r>
+              <w:rPr>
+                <w:rFonts w:ascii="Arial" w:hAnsi="Arial" w:cs="Arial"/>
+                <w:bCs/>
+                <w:color w:val="000000" w:themeColor="text1"/>
+                <w:lang w:val="es-GT"/>
+              </w:rPr>
+              <w:t>10/09/2026</w:t>
+            </w:r>
+          </w:p>
+        </w:tc>
+        <w:tc>
+          <w:tcPr>
+            <w:tcW w:w="0" w:type="auto"/>
+            <w:vAlign w:val="center"/>
+          </w:tcPr>
+          <w:p>
+            <w:pPr>
+              <w:spacing w:line="480" w:lineRule="auto"/>
+              <w:rPr>
+                <w:rFonts w:ascii="Arial" w:hAnsi="Arial" w:cs="Arial"/>
+                <w:bCs/>
+                <w:color w:val="000000" w:themeColor="text1"/>
+                <w:lang w:val="es-GT"/>
+              </w:rPr>
+            </w:pPr>
+            <w:r>
+              <w:rPr>
+                <w:rFonts w:ascii="Arial" w:hAnsi="Arial" w:cs="Arial"/>
+                <w:bCs/>
+                <w:color w:val="000000" w:themeColor="text1"/>
+                <w:lang w:val="es-GT"/>
+              </w:rPr>
+              <w:t>18/09/2026</w:t>
             </w:r>
           </w:p>
         </w:tc>
       </w:tr>
     </w:tbl>
-    <w:p/>
-    <w:p/>
-    <w:p>
-      <w:pPr>
-        <w:pStyle w:val="Ttulo1"/>
-      </w:pPr>
-      <w:r>
-        <w:lastRenderedPageBreak/>
-        <w:t>7</w:t>
-      </w:r>
-      <w:r>
-        <w:t xml:space="preserve">. </w:t>
+    <w:p>
+      <w:pPr>
+        <w:spacing w:line="480" w:lineRule="auto"/>
+        <w:rPr>
+          <w:rFonts w:ascii="Arial" w:hAnsi="Arial" w:cs="Arial"/>
+          <w:color w:val="000000" w:themeColor="text1"/>
+          <w:lang w:val="es-GT"/>
+        </w:rPr>
+      </w:pPr>
+      <w:r>
+        <w:rPr>
+          <w:rFonts w:ascii="Arial" w:hAnsi="Arial" w:cs="Arial"/>
+          <w:b/>
+          <w:bCs/>
+          <w:i/>
+          <w:iCs/>
+          <w:color w:val="000000" w:themeColor="text1"/>
+          <w:lang w:val="es-GT"/>
+        </w:rPr>
+        <w:t>Nota</w:t>
+      </w:r>
+      <w:r>
+        <w:rPr>
+          <w:rFonts w:ascii="Arial" w:hAnsi="Arial" w:cs="Arial"/>
+          <w:b/>
+          <w:bCs/>
+          <w:i/>
+          <w:iCs/>
+          <w:color w:val="000000" w:themeColor="text1"/>
+          <w:lang w:val="es-GT"/>
+        </w:rPr>
+        <w:t>.</w:t>
+      </w:r>
+      <w:r>
+        <w:rPr>
+          <w:rFonts w:ascii="Arial" w:hAnsi="Arial" w:cs="Arial"/>
+          <w:b/>
+          <w:bCs/>
+          <w:color w:val="000000" w:themeColor="text1"/>
+          <w:lang w:val="es-GT"/>
+        </w:rPr>
+        <w:t xml:space="preserve"> </w:t>
+      </w:r>
+      <w:r>
+        <w:rPr>
+          <w:rFonts w:ascii="Arial" w:hAnsi="Arial" w:cs="Arial"/>
+          <w:color w:val="000000" w:themeColor="text1"/>
+          <w:lang w:val="es-GT"/>
+        </w:rPr>
+        <w:t xml:space="preserve">En la primera entrega no trabajamos en el repositorio por lo cual no se </w:t>
+      </w:r>
+      <w:r>
+        <w:rPr>
+          <w:rFonts w:ascii="Arial" w:hAnsi="Arial" w:cs="Arial"/>
+          <w:color w:val="000000" w:themeColor="text1"/>
+          <w:lang w:val="es-GT"/>
+        </w:rPr>
+        <w:t xml:space="preserve">     </w:t>
+      </w:r>
+      <w:r>
+        <w:rPr>
+          <w:rFonts w:ascii="Arial" w:hAnsi="Arial" w:cs="Arial"/>
+          <w:color w:val="000000" w:themeColor="text1"/>
+          <w:lang w:val="es-GT"/>
+        </w:rPr>
+        <w:t xml:space="preserve">encontrarán </w:t>
       </w:r>
       <w:proofErr w:type="spellStart"/>
       <w:r>
-        <w:t>Recursos</w:t>
+        <w:rPr>
+          <w:rFonts w:ascii="Arial" w:hAnsi="Arial" w:cs="Arial"/>
+          <w:color w:val="000000" w:themeColor="text1"/>
+          <w:lang w:val="es-GT"/>
+        </w:rPr>
+        <w:t>commits</w:t>
       </w:r>
       <w:proofErr w:type="spellEnd"/>
       <w:r>
-        <w:t xml:space="preserve"> </w:t>
-      </w:r>
-      <w:proofErr w:type="spellStart"/>
-      <w:r>
-        <w:t>utilizados</w:t>
-      </w:r>
-      <w:proofErr w:type="spellEnd"/>
-    </w:p>
-    <w:p>
-      <w:pPr>
-        <w:spacing w:line="480" w:lineRule="auto"/>
-        <w:rPr>
-          <w:rFonts w:ascii="Arial" w:hAnsi="Arial" w:cs="Arial"/>
-          <w:bCs/>
-          <w:color w:val="000000" w:themeColor="text1"/>
-        </w:rPr>
-      </w:pPr>
-      <w:proofErr w:type="spellStart"/>
-      <w:r>
-        <w:rPr>
-          <w:rFonts w:ascii="Arial" w:hAnsi="Arial" w:cs="Arial"/>
-          <w:b/>
-          <w:bCs/>
-          <w:color w:val="000000" w:themeColor="text1"/>
-        </w:rPr>
-        <w:t>Recursos</w:t>
-      </w:r>
-      <w:proofErr w:type="spellEnd"/>
-      <w:r>
-        <w:rPr>
-          <w:rFonts w:ascii="Arial" w:hAnsi="Arial" w:cs="Arial"/>
-          <w:b/>
-          <w:bCs/>
-          <w:color w:val="000000" w:themeColor="text1"/>
-        </w:rPr>
-        <w:t xml:space="preserve"> </w:t>
-      </w:r>
-      <w:proofErr w:type="spellStart"/>
-      <w:r>
-        <w:rPr>
-          <w:rFonts w:ascii="Arial" w:hAnsi="Arial" w:cs="Arial"/>
-          <w:b/>
-          <w:bCs/>
-          <w:color w:val="000000" w:themeColor="text1"/>
-        </w:rPr>
-        <w:t>tecnológicos</w:t>
-      </w:r>
-      <w:proofErr w:type="spellEnd"/>
-    </w:p>
-    <w:p>
-      <w:pPr>
-        <w:numPr>
-          <w:ilvl w:val="0"/>
-          <w:numId w:val="6"/>
-        </w:numPr>
-        <w:spacing w:line="480" w:lineRule="auto"/>
-        <w:rPr>
-          <w:rFonts w:ascii="Arial" w:hAnsi="Arial" w:cs="Arial"/>
-          <w:bCs/>
-          <w:color w:val="000000" w:themeColor="text1"/>
-        </w:rPr>
-      </w:pPr>
-      <w:proofErr w:type="spellStart"/>
-      <w:r>
-        <w:rPr>
-          <w:rFonts w:ascii="Arial" w:hAnsi="Arial" w:cs="Arial"/>
-          <w:bCs/>
-          <w:color w:val="000000" w:themeColor="text1"/>
-        </w:rPr>
-        <w:t>Computadora</w:t>
-      </w:r>
-      <w:proofErr w:type="spellEnd"/>
-      <w:r>
-        <w:rPr>
-          <w:rFonts w:ascii="Arial" w:hAnsi="Arial" w:cs="Arial"/>
-          <w:bCs/>
-          <w:color w:val="000000" w:themeColor="text1"/>
-        </w:rPr>
-        <w:t xml:space="preserve"> personal.</w:t>
-      </w:r>
-    </w:p>
-    <w:p>
-      <w:pPr>
-        <w:numPr>
-          <w:ilvl w:val="0"/>
-          <w:numId w:val="6"/>
-        </w:numPr>
-        <w:spacing w:line="480" w:lineRule="auto"/>
-        <w:rPr>
-          <w:rFonts w:ascii="Arial" w:hAnsi="Arial" w:cs="Arial"/>
-          <w:bCs/>
-          <w:color w:val="000000" w:themeColor="text1"/>
-        </w:rPr>
-      </w:pPr>
-      <w:r>
-        <w:rPr>
-          <w:rFonts w:ascii="Arial" w:hAnsi="Arial" w:cs="Arial"/>
-          <w:bCs/>
-          <w:color w:val="000000" w:themeColor="text1"/>
-        </w:rPr>
-        <w:t xml:space="preserve">Sistema </w:t>
-      </w:r>
-      <w:proofErr w:type="spellStart"/>
-      <w:r>
-        <w:rPr>
-          <w:rFonts w:ascii="Arial" w:hAnsi="Arial" w:cs="Arial"/>
-          <w:bCs/>
-          <w:color w:val="000000" w:themeColor="text1"/>
-        </w:rPr>
-        <w:t>operativo</w:t>
-      </w:r>
-      <w:proofErr w:type="spellEnd"/>
-      <w:r>
-        <w:rPr>
-          <w:rFonts w:ascii="Arial" w:hAnsi="Arial" w:cs="Arial"/>
-          <w:bCs/>
-          <w:color w:val="000000" w:themeColor="text1"/>
-        </w:rPr>
-        <w:t xml:space="preserve"> Windows.</w:t>
-      </w:r>
-    </w:p>
-    <w:p>
-      <w:pPr>
-        <w:numPr>
-          <w:ilvl w:val="0"/>
-          <w:numId w:val="6"/>
-        </w:numPr>
-        <w:spacing w:line="480" w:lineRule="auto"/>
-        <w:rPr>
-          <w:rFonts w:ascii="Arial" w:hAnsi="Arial" w:cs="Arial"/>
-          <w:bCs/>
-          <w:color w:val="000000" w:themeColor="text1"/>
-        </w:rPr>
-      </w:pPr>
-      <w:proofErr w:type="spellStart"/>
-      <w:r>
-        <w:rPr>
-          <w:rFonts w:ascii="Arial" w:hAnsi="Arial" w:cs="Arial"/>
-          <w:bCs/>
-          <w:color w:val="000000" w:themeColor="text1"/>
-        </w:rPr>
-        <w:t>Lenguaje</w:t>
-      </w:r>
-      <w:proofErr w:type="spellEnd"/>
-      <w:r>
-        <w:rPr>
-          <w:rFonts w:ascii="Arial" w:hAnsi="Arial" w:cs="Arial"/>
-          <w:bCs/>
-          <w:color w:val="000000" w:themeColor="text1"/>
-        </w:rPr>
-        <w:t xml:space="preserve"> de </w:t>
-      </w:r>
-      <w:proofErr w:type="spellStart"/>
-      <w:r>
-        <w:rPr>
-          <w:rFonts w:ascii="Arial" w:hAnsi="Arial" w:cs="Arial"/>
-          <w:bCs/>
-          <w:color w:val="000000" w:themeColor="text1"/>
-        </w:rPr>
-        <w:t>programación</w:t>
-      </w:r>
-      <w:proofErr w:type="spellEnd"/>
-      <w:r>
-        <w:rPr>
-          <w:rFonts w:ascii="Arial" w:hAnsi="Arial" w:cs="Arial"/>
-          <w:bCs/>
-          <w:color w:val="000000" w:themeColor="text1"/>
-        </w:rPr>
-        <w:t xml:space="preserve"> Python.</w:t>
-      </w:r>
-    </w:p>
-    <w:p>
-      <w:pPr>
-        <w:numPr>
-          <w:ilvl w:val="0"/>
-          <w:numId w:val="6"/>
-        </w:numPr>
-        <w:spacing w:line="480" w:lineRule="auto"/>
-        <w:rPr>
-          <w:rFonts w:ascii="Arial" w:hAnsi="Arial" w:cs="Arial"/>
-          <w:bCs/>
-          <w:color w:val="000000" w:themeColor="text1"/>
-          <w:lang w:val="es-GT"/>
-        </w:rPr>
-      </w:pPr>
-      <w:r>
-        <w:rPr>
-          <w:rFonts w:ascii="Arial" w:hAnsi="Arial" w:cs="Arial"/>
-          <w:bCs/>
-          <w:color w:val="000000" w:themeColor="text1"/>
-          <w:lang w:val="es-GT"/>
-        </w:rPr>
-        <w:t xml:space="preserve">Biblioteca </w:t>
-      </w:r>
-      <w:proofErr w:type="spellStart"/>
-      <w:r>
-        <w:rPr>
-          <w:rFonts w:ascii="Arial" w:hAnsi="Arial" w:cs="Arial"/>
-          <w:bCs/>
-          <w:color w:val="000000" w:themeColor="text1"/>
-          <w:lang w:val="es-GT"/>
-        </w:rPr>
-        <w:t>Tkinter</w:t>
-      </w:r>
-      <w:proofErr w:type="spellEnd"/>
-      <w:r>
-        <w:rPr>
-          <w:rFonts w:ascii="Arial" w:hAnsi="Arial" w:cs="Arial"/>
-          <w:bCs/>
-          <w:color w:val="000000" w:themeColor="text1"/>
-          <w:lang w:val="es-GT"/>
-        </w:rPr>
-        <w:t xml:space="preserve"> para la interfaz gráfica.</w:t>
-      </w:r>
-    </w:p>
-    <w:p>
-      <w:pPr>
-        <w:numPr>
-          <w:ilvl w:val="0"/>
-          <w:numId w:val="6"/>
-        </w:numPr>
-        <w:spacing w:line="480" w:lineRule="auto"/>
-        <w:rPr>
-          <w:rFonts w:ascii="Arial" w:hAnsi="Arial" w:cs="Arial"/>
-          <w:bCs/>
-          <w:color w:val="000000" w:themeColor="text1"/>
-          <w:lang w:val="es-GT"/>
-        </w:rPr>
-      </w:pPr>
-      <w:r>
-        <w:rPr>
-          <w:rFonts w:ascii="Arial" w:hAnsi="Arial" w:cs="Arial"/>
-          <w:bCs/>
-          <w:color w:val="000000" w:themeColor="text1"/>
-          <w:lang w:val="es-GT"/>
-        </w:rPr>
-        <w:t>Herramientas y módulos de Python utilizados en el desarrollo.</w:t>
-      </w:r>
-    </w:p>
-    <w:p>
-      <w:pPr>
-        <w:numPr>
-          <w:ilvl w:val="0"/>
-          <w:numId w:val="6"/>
-        </w:numPr>
-        <w:spacing w:line="480" w:lineRule="auto"/>
-        <w:rPr>
-          <w:rFonts w:ascii="Arial" w:hAnsi="Arial" w:cs="Arial"/>
-          <w:bCs/>
-          <w:color w:val="000000" w:themeColor="text1"/>
-          <w:lang w:val="es-GT"/>
-        </w:rPr>
-      </w:pPr>
-      <w:r>
-        <w:rPr>
-          <w:rFonts w:ascii="Arial" w:hAnsi="Arial" w:cs="Arial"/>
-          <w:bCs/>
-          <w:color w:val="000000" w:themeColor="text1"/>
-          <w:lang w:val="es-GT"/>
-        </w:rPr>
-        <w:t>Sistema de almacenamiento de registros, según la implementación del proyecto.</w:t>
-      </w:r>
-    </w:p>
-    <w:p>
-      <w:pPr>
-        <w:spacing w:line="480" w:lineRule="auto"/>
-        <w:rPr>
-          <w:rFonts w:ascii="Arial" w:hAnsi="Arial" w:cs="Arial"/>
-          <w:bCs/>
-          <w:color w:val="000000" w:themeColor="text1"/>
-        </w:rPr>
-      </w:pPr>
-      <w:proofErr w:type="spellStart"/>
-      <w:r>
-        <w:rPr>
-          <w:rFonts w:ascii="Arial" w:hAnsi="Arial" w:cs="Arial"/>
-          <w:b/>
-          <w:bCs/>
-          <w:color w:val="000000" w:themeColor="text1"/>
-        </w:rPr>
-        <w:t>Recursos</w:t>
-      </w:r>
-      <w:proofErr w:type="spellEnd"/>
-      <w:r>
-        <w:rPr>
-          <w:rFonts w:ascii="Arial" w:hAnsi="Arial" w:cs="Arial"/>
-          <w:b/>
-          <w:bCs/>
-          <w:color w:val="000000" w:themeColor="text1"/>
-        </w:rPr>
-        <w:t xml:space="preserve"> </w:t>
-      </w:r>
-      <w:proofErr w:type="spellStart"/>
-      <w:r>
-        <w:rPr>
-          <w:rFonts w:ascii="Arial" w:hAnsi="Arial" w:cs="Arial"/>
-          <w:b/>
-          <w:bCs/>
-          <w:color w:val="000000" w:themeColor="text1"/>
-        </w:rPr>
-        <w:t>humanos</w:t>
-      </w:r>
-      <w:proofErr w:type="spellEnd"/>
-    </w:p>
-    <w:p>
-      <w:pPr>
-        <w:numPr>
-          <w:ilvl w:val="0"/>
-          <w:numId w:val="7"/>
-        </w:numPr>
-        <w:spacing w:line="480" w:lineRule="auto"/>
-        <w:rPr>
-          <w:rFonts w:ascii="Arial" w:hAnsi="Arial" w:cs="Arial"/>
-          <w:bCs/>
-          <w:color w:val="000000" w:themeColor="text1"/>
-        </w:rPr>
-      </w:pPr>
-      <w:proofErr w:type="spellStart"/>
-      <w:r>
-        <w:rPr>
-          <w:rFonts w:ascii="Arial" w:hAnsi="Arial" w:cs="Arial"/>
-          <w:bCs/>
-          <w:color w:val="000000" w:themeColor="text1"/>
-        </w:rPr>
-        <w:t>Integrantes</w:t>
-      </w:r>
-      <w:proofErr w:type="spellEnd"/>
-      <w:r>
-        <w:rPr>
-          <w:rFonts w:ascii="Arial" w:hAnsi="Arial" w:cs="Arial"/>
-          <w:bCs/>
-          <w:color w:val="000000" w:themeColor="text1"/>
-        </w:rPr>
-        <w:t xml:space="preserve"> </w:t>
-      </w:r>
-      <w:proofErr w:type="spellStart"/>
-      <w:r>
-        <w:rPr>
-          <w:rFonts w:ascii="Arial" w:hAnsi="Arial" w:cs="Arial"/>
-          <w:bCs/>
-          <w:color w:val="000000" w:themeColor="text1"/>
-        </w:rPr>
-        <w:t>responsables</w:t>
-      </w:r>
-      <w:proofErr w:type="spellEnd"/>
-      <w:r>
-        <w:rPr>
-          <w:rFonts w:ascii="Arial" w:hAnsi="Arial" w:cs="Arial"/>
-          <w:bCs/>
-          <w:color w:val="000000" w:themeColor="text1"/>
-        </w:rPr>
-        <w:t xml:space="preserve"> del </w:t>
-      </w:r>
-      <w:proofErr w:type="spellStart"/>
-      <w:r>
-        <w:rPr>
-          <w:rFonts w:ascii="Arial" w:hAnsi="Arial" w:cs="Arial"/>
-          <w:bCs/>
-          <w:color w:val="000000" w:themeColor="text1"/>
-        </w:rPr>
-        <w:t>desarrollo</w:t>
-      </w:r>
-      <w:proofErr w:type="spellEnd"/>
-      <w:r>
-        <w:rPr>
-          <w:rFonts w:ascii="Arial" w:hAnsi="Arial" w:cs="Arial"/>
-          <w:bCs/>
-          <w:color w:val="000000" w:themeColor="text1"/>
-        </w:rPr>
-        <w:t>.</w:t>
-      </w:r>
-    </w:p>
-    <w:p>
-      <w:pPr>
-        <w:numPr>
-          <w:ilvl w:val="0"/>
-          <w:numId w:val="7"/>
-        </w:numPr>
-        <w:spacing w:line="480" w:lineRule="auto"/>
-        <w:rPr>
-          <w:rFonts w:ascii="Arial" w:hAnsi="Arial" w:cs="Arial"/>
-          <w:bCs/>
-          <w:color w:val="000000" w:themeColor="text1"/>
-          <w:lang w:val="es-GT"/>
-        </w:rPr>
-      </w:pPr>
-      <w:r>
-        <w:rPr>
-          <w:rFonts w:ascii="Arial" w:hAnsi="Arial" w:cs="Arial"/>
-          <w:bCs/>
-          <w:color w:val="000000" w:themeColor="text1"/>
-          <w:lang w:val="es-GT"/>
-        </w:rPr>
-        <w:t>Docente encargado de orientar y evaluar el proyecto.</w:t>
-      </w:r>
-    </w:p>
-    <w:p>
-      <w:pPr>
-        <w:spacing w:line="480" w:lineRule="auto"/>
-        <w:rPr>
-          <w:rFonts w:ascii="Arial" w:hAnsi="Arial" w:cs="Arial"/>
-          <w:bCs/>
-          <w:color w:val="000000" w:themeColor="text1"/>
-        </w:rPr>
-      </w:pPr>
-      <w:proofErr w:type="spellStart"/>
-      <w:r>
-        <w:rPr>
-          <w:rFonts w:ascii="Arial" w:hAnsi="Arial" w:cs="Arial"/>
-          <w:b/>
-          <w:bCs/>
-          <w:color w:val="000000" w:themeColor="text1"/>
-        </w:rPr>
-        <w:t>Recursos</w:t>
-      </w:r>
-      <w:proofErr w:type="spellEnd"/>
-      <w:r>
-        <w:rPr>
-          <w:rFonts w:ascii="Arial" w:hAnsi="Arial" w:cs="Arial"/>
-          <w:b/>
-          <w:bCs/>
-          <w:color w:val="000000" w:themeColor="text1"/>
-        </w:rPr>
-        <w:t xml:space="preserve"> </w:t>
-      </w:r>
-      <w:proofErr w:type="spellStart"/>
-      <w:r>
-        <w:rPr>
-          <w:rFonts w:ascii="Arial" w:hAnsi="Arial" w:cs="Arial"/>
-          <w:b/>
-          <w:bCs/>
-          <w:color w:val="000000" w:themeColor="text1"/>
-        </w:rPr>
-        <w:t>documentales</w:t>
-      </w:r>
-      <w:proofErr w:type="spellEnd"/>
-    </w:p>
-    <w:p>
-      <w:pPr>
-        <w:numPr>
-          <w:ilvl w:val="0"/>
-          <w:numId w:val="8"/>
-        </w:numPr>
-        <w:spacing w:line="480" w:lineRule="auto"/>
-        <w:rPr>
-          <w:rFonts w:ascii="Arial" w:hAnsi="Arial" w:cs="Arial"/>
-          <w:bCs/>
-          <w:color w:val="000000" w:themeColor="text1"/>
-          <w:lang w:val="es-GT"/>
-        </w:rPr>
-      </w:pPr>
-      <w:r>
-        <w:rPr>
-          <w:rFonts w:ascii="Arial" w:hAnsi="Arial" w:cs="Arial"/>
-          <w:bCs/>
-          <w:color w:val="000000" w:themeColor="text1"/>
-          <w:lang w:val="es-GT"/>
-        </w:rPr>
-        <w:t>Material de estudio sobre AFN, AFD y expresiones regulares.</w:t>
-      </w:r>
-    </w:p>
-    <w:p>
-      <w:pPr>
-        <w:numPr>
-          <w:ilvl w:val="0"/>
-          <w:numId w:val="8"/>
-        </w:numPr>
-        <w:spacing w:line="480" w:lineRule="auto"/>
-        <w:rPr>
-          <w:rFonts w:ascii="Arial" w:hAnsi="Arial" w:cs="Arial"/>
-          <w:bCs/>
-          <w:color w:val="000000" w:themeColor="text1"/>
-          <w:lang w:val="es-GT"/>
-        </w:rPr>
-      </w:pPr>
-      <w:r>
-        <w:rPr>
-          <w:rFonts w:ascii="Arial" w:hAnsi="Arial" w:cs="Arial"/>
-          <w:bCs/>
-          <w:color w:val="000000" w:themeColor="text1"/>
-          <w:lang w:val="es-GT"/>
-        </w:rPr>
-        <w:t>Documentación de las herramientas y tecnologías utilizadas.</w:t>
-      </w:r>
-    </w:p>
-    <w:p>
-      <w:pPr>
-        <w:spacing w:line="480" w:lineRule="auto"/>
-        <w:rPr>
-          <w:rFonts w:ascii="Arial" w:hAnsi="Arial" w:cs="Arial"/>
-          <w:bCs/>
-          <w:color w:val="000000" w:themeColor="text1"/>
-          <w:lang w:val="es-GT"/>
-        </w:rPr>
-      </w:pPr>
-    </w:p>
-    <w:p>
-      <w:pPr>
-        <w:spacing w:line="480" w:lineRule="auto"/>
-        <w:rPr>
-          <w:rFonts w:ascii="Arial" w:hAnsi="Arial" w:cs="Arial"/>
-          <w:bCs/>
-          <w:color w:val="000000" w:themeColor="text1"/>
-          <w:lang w:val="es-GT"/>
-        </w:rPr>
-      </w:pPr>
-    </w:p>
-    <w:p>
-      <w:pPr>
-        <w:spacing w:line="480" w:lineRule="auto"/>
-        <w:rPr>
-          <w:rFonts w:ascii="Arial" w:hAnsi="Arial" w:cs="Arial"/>
-          <w:bCs/>
-          <w:color w:val="000000" w:themeColor="text1"/>
-          <w:lang w:val="es-GT"/>
-        </w:rPr>
-      </w:pPr>
-    </w:p>
-    <w:p>
-      <w:pPr>
-        <w:pStyle w:val="Ttulo1"/>
-        <w:rPr>
-          <w:lang w:val="es-GT"/>
-        </w:rPr>
-      </w:pPr>
-      <w:r>
-        <w:rPr>
-          <w:lang w:val="es-GT"/>
-        </w:rPr>
-        <w:lastRenderedPageBreak/>
-        <w:t>8</w:t>
-      </w:r>
-      <w:r>
-        <w:rPr>
-          <w:lang w:val="es-GT"/>
-        </w:rPr>
-        <w:t>. Dificultades y soluciones</w:t>
-      </w:r>
-    </w:p>
-    <w:p>
-      <w:pPr>
-        <w:spacing w:line="480" w:lineRule="auto"/>
-        <w:rPr>
-          <w:rFonts w:ascii="Arial" w:hAnsi="Arial" w:cs="Arial"/>
-          <w:bCs/>
-          <w:color w:val="000000" w:themeColor="text1"/>
-          <w:lang w:val="es-GT"/>
-        </w:rPr>
-      </w:pPr>
+        <w:rPr>
+          <w:rFonts w:ascii="Arial" w:hAnsi="Arial" w:cs="Arial"/>
+          <w:color w:val="000000" w:themeColor="text1"/>
+          <w:lang w:val="es-GT"/>
+        </w:rPr>
+        <w:t xml:space="preserve"> en el repositorio.</w:t>
+      </w:r>
+    </w:p>
+    <w:p>
+      <w:pPr>
+        <w:pStyle w:val="Ttulo2"/>
+        <w:rPr>
+          <w:lang w:val="es-GT"/>
+        </w:rPr>
+      </w:pPr>
+      <w:bookmarkStart w:id="12" w:name="_Toc244203323"/>
+      <w:r>
+        <w:rPr>
+          <w:lang w:val="es-GT"/>
+        </w:rPr>
+        <w:t>Cronograma de la Entrega 2: Expresiones regulares</w:t>
+      </w:r>
+      <w:bookmarkEnd w:id="12"/>
     </w:p>
     <w:tbl>
       <w:tblPr>
         <w:tblW w:w="0" w:type="auto"/>
         <w:tblCellSpacing w:w="15" w:type="dxa"/>
+        <w:tblBorders>
+          <w:top w:val="single" w:sz="4" w:space="0" w:color="auto"/>
+          <w:left w:val="single" w:sz="4" w:space="0" w:color="auto"/>
+          <w:bottom w:val="single" w:sz="4" w:space="0" w:color="auto"/>
+          <w:right w:val="single" w:sz="4" w:space="0" w:color="auto"/>
+          <w:insideH w:val="single" w:sz="4" w:space="0" w:color="auto"/>
+          <w:insideV w:val="single" w:sz="4" w:space="0" w:color="auto"/>
+        </w:tblBorders>
         <w:tblCellMar>
           <w:top w:w="15" w:type="dxa"/>
           <w:left w:w="15" w:type="dxa"/>
@@ -3386,8 +6106,10 @@
         <w:tblLook w:val="04A0" w:firstRow="1" w:lastRow="0" w:firstColumn="1" w:lastColumn="0" w:noHBand="0" w:noVBand="1"/>
       </w:tblPr>
       <w:tblGrid>
-        <w:gridCol w:w="4089"/>
-        <w:gridCol w:w="5271"/>
+        <w:gridCol w:w="2991"/>
+        <w:gridCol w:w="3123"/>
+        <w:gridCol w:w="1561"/>
+        <w:gridCol w:w="1675"/>
       </w:tblGrid>
       <w:tr>
         <w:trPr>
@@ -3396,10 +6118,6 @@
         <w:tc>
           <w:tcPr>
             <w:tcW w:w="0" w:type="auto"/>
-            <w:tcBorders>
-              <w:top w:val="single" w:sz="4" w:space="0" w:color="auto"/>
-              <w:bottom w:val="single" w:sz="4" w:space="0" w:color="auto"/>
-            </w:tcBorders>
             <w:vAlign w:val="center"/>
             <w:hideMark/>
           </w:tcPr>
@@ -3421,7 +6139,7 @@
                 <w:bCs/>
                 <w:color w:val="000000" w:themeColor="text1"/>
               </w:rPr>
-              <w:t>Dificultad</w:t>
+              <w:t>Actividad</w:t>
             </w:r>
             <w:proofErr w:type="spellEnd"/>
           </w:p>
@@ -3429,10 +6147,6 @@
         <w:tc>
           <w:tcPr>
             <w:tcW w:w="0" w:type="auto"/>
-            <w:tcBorders>
-              <w:top w:val="single" w:sz="4" w:space="0" w:color="auto"/>
-              <w:bottom w:val="single" w:sz="4" w:space="0" w:color="auto"/>
-            </w:tcBorders>
             <w:vAlign w:val="center"/>
             <w:hideMark/>
           </w:tcPr>
@@ -3454,7 +6168,7 @@
                 <w:bCs/>
                 <w:color w:val="000000" w:themeColor="text1"/>
               </w:rPr>
-              <w:t>Solución</w:t>
+              <w:t>Responsable</w:t>
             </w:r>
             <w:proofErr w:type="spellEnd"/>
             <w:r>
@@ -3464,6 +6178,44 @@
                 <w:bCs/>
                 <w:color w:val="000000" w:themeColor="text1"/>
               </w:rPr>
+              <w:t xml:space="preserve"> principal</w:t>
+            </w:r>
+          </w:p>
+        </w:tc>
+        <w:tc>
+          <w:tcPr>
+            <w:tcW w:w="0" w:type="auto"/>
+            <w:vAlign w:val="center"/>
+            <w:hideMark/>
+          </w:tcPr>
+          <w:p>
+            <w:pPr>
+              <w:spacing w:line="480" w:lineRule="auto"/>
+              <w:rPr>
+                <w:rFonts w:ascii="Arial" w:hAnsi="Arial" w:cs="Arial"/>
+                <w:b/>
+                <w:bCs/>
+                <w:color w:val="000000" w:themeColor="text1"/>
+              </w:rPr>
+            </w:pPr>
+            <w:proofErr w:type="spellStart"/>
+            <w:r>
+              <w:rPr>
+                <w:rFonts w:ascii="Arial" w:hAnsi="Arial" w:cs="Arial"/>
+                <w:b/>
+                <w:bCs/>
+                <w:color w:val="000000" w:themeColor="text1"/>
+              </w:rPr>
+              <w:t>Fecha</w:t>
+            </w:r>
+            <w:proofErr w:type="spellEnd"/>
+            <w:r>
+              <w:rPr>
+                <w:rFonts w:ascii="Arial" w:hAnsi="Arial" w:cs="Arial"/>
+                <w:b/>
+                <w:bCs/>
+                <w:color w:val="000000" w:themeColor="text1"/>
+              </w:rPr>
               <w:t xml:space="preserve"> </w:t>
             </w:r>
             <w:proofErr w:type="spellStart"/>
@@ -3474,18 +6226,27 @@
                 <w:bCs/>
                 <w:color w:val="000000" w:themeColor="text1"/>
               </w:rPr>
-              <w:t>aplicada</w:t>
+              <w:t>planificada</w:t>
             </w:r>
             <w:proofErr w:type="spellEnd"/>
-            <w:r>
+          </w:p>
+        </w:tc>
+        <w:tc>
+          <w:tcPr>
+            <w:tcW w:w="0" w:type="auto"/>
+            <w:vAlign w:val="center"/>
+            <w:hideMark/>
+          </w:tcPr>
+          <w:p>
+            <w:pPr>
+              <w:spacing w:line="480" w:lineRule="auto"/>
               <w:rPr>
                 <w:rFonts w:ascii="Arial" w:hAnsi="Arial" w:cs="Arial"/>
                 <w:b/>
                 <w:bCs/>
                 <w:color w:val="000000" w:themeColor="text1"/>
               </w:rPr>
-              <w:t xml:space="preserve"> o </w:t>
-            </w:r>
+            </w:pPr>
             <w:proofErr w:type="spellStart"/>
             <w:r>
               <w:rPr>
@@ -3494,9 +6255,18 @@
                 <w:bCs/>
                 <w:color w:val="000000" w:themeColor="text1"/>
               </w:rPr>
-              <w:t>propuesta</w:t>
+              <w:t>Fecha</w:t>
             </w:r>
             <w:proofErr w:type="spellEnd"/>
+            <w:r>
+              <w:rPr>
+                <w:rFonts w:ascii="Arial" w:hAnsi="Arial" w:cs="Arial"/>
+                <w:b/>
+                <w:bCs/>
+                <w:color w:val="000000" w:themeColor="text1"/>
+              </w:rPr>
+              <w:t xml:space="preserve"> real</w:t>
+            </w:r>
           </w:p>
         </w:tc>
       </w:tr>
@@ -3527,8 +6297,39 @@
                 <w:color w:val="000000" w:themeColor="text1"/>
                 <w:lang w:val="es-GT"/>
               </w:rPr>
-              <w:t>Integración de los diferentes módulos.</w:t>
-            </w:r>
+              <w:t xml:space="preserve">Análisis de requisitos de </w:t>
+            </w:r>
+            <w:proofErr w:type="spellStart"/>
+            <w:r>
+              <w:rPr>
+                <w:rFonts w:ascii="Arial" w:hAnsi="Arial" w:cs="Arial"/>
+                <w:bCs/>
+                <w:color w:val="000000" w:themeColor="text1"/>
+                <w:lang w:val="es-GT"/>
+              </w:rPr>
+              <w:t>Regex</w:t>
+            </w:r>
+            <w:proofErr w:type="spellEnd"/>
+            <w:r>
+              <w:rPr>
+                <w:rFonts w:ascii="Arial" w:hAnsi="Arial" w:cs="Arial"/>
+                <w:bCs/>
+                <w:color w:val="000000" w:themeColor="text1"/>
+                <w:lang w:val="es-GT"/>
+              </w:rPr>
+              <w:t xml:space="preserve"> </w:t>
+            </w:r>
+            <w:proofErr w:type="spellStart"/>
+            <w:r>
+              <w:rPr>
+                <w:rFonts w:ascii="Arial" w:hAnsi="Arial" w:cs="Arial"/>
+                <w:bCs/>
+                <w:color w:val="000000" w:themeColor="text1"/>
+                <w:lang w:val="es-GT"/>
+              </w:rPr>
+              <w:t>Lab</w:t>
+            </w:r>
+            <w:proofErr w:type="spellEnd"/>
           </w:p>
         </w:tc>
         <w:tc>
@@ -3544,17 +6345,75 @@
                 <w:rFonts w:ascii="Arial" w:hAnsi="Arial" w:cs="Arial"/>
                 <w:bCs/>
                 <w:color w:val="000000" w:themeColor="text1"/>
-                <w:lang w:val="es-GT"/>
-              </w:rPr>
-            </w:pPr>
-            <w:r>
-              <w:rPr>
-                <w:rFonts w:ascii="Arial" w:hAnsi="Arial" w:cs="Arial"/>
-                <w:bCs/>
-                <w:color w:val="000000" w:themeColor="text1"/>
-                <w:lang w:val="es-GT"/>
-              </w:rPr>
-              <w:t>Organizar las funcionalidades por componentes y revisar sus conexiones.</w:t>
+              </w:rPr>
+            </w:pPr>
+            <w:r>
+              <w:rPr>
+                <w:rFonts w:ascii="Arial" w:hAnsi="Arial" w:cs="Arial"/>
+                <w:bCs/>
+                <w:color w:val="000000" w:themeColor="text1"/>
+              </w:rPr>
+              <w:t xml:space="preserve">Todo el </w:t>
+            </w:r>
+            <w:proofErr w:type="spellStart"/>
+            <w:r>
+              <w:rPr>
+                <w:rFonts w:ascii="Arial" w:hAnsi="Arial" w:cs="Arial"/>
+                <w:bCs/>
+                <w:color w:val="000000" w:themeColor="text1"/>
+              </w:rPr>
+              <w:t>equipo</w:t>
+            </w:r>
+            <w:proofErr w:type="spellEnd"/>
+          </w:p>
+        </w:tc>
+        <w:tc>
+          <w:tcPr>
+            <w:tcW w:w="0" w:type="auto"/>
+            <w:vAlign w:val="center"/>
+            <w:hideMark/>
+          </w:tcPr>
+          <w:p>
+            <w:pPr>
+              <w:spacing w:line="480" w:lineRule="auto"/>
+              <w:rPr>
+                <w:rFonts w:ascii="Arial" w:hAnsi="Arial" w:cs="Arial"/>
+                <w:bCs/>
+                <w:color w:val="000000" w:themeColor="text1"/>
+              </w:rPr>
+            </w:pPr>
+            <w:r>
+              <w:rPr>
+                <w:rFonts w:ascii="Arial" w:hAnsi="Arial" w:cs="Arial"/>
+                <w:bCs/>
+                <w:color w:val="000000" w:themeColor="text1"/>
+              </w:rPr>
+              <w:t>27/09/2026</w:t>
+            </w:r>
+          </w:p>
+        </w:tc>
+        <w:tc>
+          <w:tcPr>
+            <w:tcW w:w="0" w:type="auto"/>
+            <w:vAlign w:val="center"/>
+            <w:hideMark/>
+          </w:tcPr>
+          <w:p>
+            <w:pPr>
+              <w:spacing w:line="480" w:lineRule="auto"/>
+              <w:rPr>
+                <w:rFonts w:ascii="Arial" w:hAnsi="Arial" w:cs="Arial"/>
+                <w:bCs/>
+                <w:color w:val="000000" w:themeColor="text1"/>
+              </w:rPr>
+            </w:pPr>
+            <w:r>
+              <w:rPr>
+                <w:rFonts w:ascii="Arial" w:hAnsi="Arial" w:cs="Arial"/>
+                <w:bCs/>
+                <w:color w:val="000000" w:themeColor="text1"/>
+              </w:rPr>
+              <w:t>13/10/2026</w:t>
             </w:r>
           </w:p>
         </w:tc>
@@ -3576,8 +6435,44 @@
                 <w:rFonts w:ascii="Arial" w:hAnsi="Arial" w:cs="Arial"/>
                 <w:bCs/>
                 <w:color w:val="000000" w:themeColor="text1"/>
-              </w:rPr>
-            </w:pPr>
+                <w:lang w:val="es-GT"/>
+              </w:rPr>
+            </w:pPr>
+            <w:r>
+              <w:rPr>
+                <w:rFonts w:ascii="Arial" w:hAnsi="Arial" w:cs="Arial"/>
+                <w:bCs/>
+                <w:color w:val="000000" w:themeColor="text1"/>
+                <w:lang w:val="es-GT"/>
+              </w:rPr>
+              <w:lastRenderedPageBreak/>
+              <w:t>Integración con el sistema de autómatas</w:t>
+            </w:r>
+          </w:p>
+        </w:tc>
+        <w:tc>
+          <w:tcPr>
+            <w:tcW w:w="0" w:type="auto"/>
+            <w:vAlign w:val="center"/>
+            <w:hideMark/>
+          </w:tcPr>
+          <w:p>
+            <w:pPr>
+              <w:spacing w:line="480" w:lineRule="auto"/>
+              <w:rPr>
+                <w:rFonts w:ascii="Arial" w:hAnsi="Arial" w:cs="Arial"/>
+                <w:bCs/>
+                <w:color w:val="000000" w:themeColor="text1"/>
+              </w:rPr>
+            </w:pPr>
+            <w:r>
+              <w:rPr>
+                <w:rFonts w:ascii="Arial" w:hAnsi="Arial" w:cs="Arial"/>
+                <w:bCs/>
+                <w:color w:val="000000" w:themeColor="text1"/>
+              </w:rPr>
+              <w:t xml:space="preserve">Danna Monserrath </w:t>
+            </w:r>
             <w:proofErr w:type="spellStart"/>
             <w:r>
               <w:rPr>
@@ -3585,7 +6480,7 @@
                 <w:bCs/>
                 <w:color w:val="000000" w:themeColor="text1"/>
               </w:rPr>
-              <w:t>Validación</w:t>
+              <w:t>Yorlen</w:t>
             </w:r>
             <w:proofErr w:type="spellEnd"/>
             <w:r>
@@ -3594,43 +6489,7 @@
                 <w:bCs/>
                 <w:color w:val="000000" w:themeColor="text1"/>
               </w:rPr>
-              <w:t xml:space="preserve"> </w:t>
-            </w:r>
-            <w:proofErr w:type="spellStart"/>
-            <w:r>
-              <w:rPr>
-                <w:rFonts w:ascii="Arial" w:hAnsi="Arial" w:cs="Arial"/>
-                <w:bCs/>
-                <w:color w:val="000000" w:themeColor="text1"/>
-              </w:rPr>
-              <w:t>incorrecta</w:t>
-            </w:r>
-            <w:proofErr w:type="spellEnd"/>
-            <w:r>
-              <w:rPr>
-                <w:rFonts w:ascii="Arial" w:hAnsi="Arial" w:cs="Arial"/>
-                <w:bCs/>
-                <w:color w:val="000000" w:themeColor="text1"/>
-              </w:rPr>
-              <w:t xml:space="preserve"> de </w:t>
-            </w:r>
-            <w:proofErr w:type="spellStart"/>
-            <w:r>
-              <w:rPr>
-                <w:rFonts w:ascii="Arial" w:hAnsi="Arial" w:cs="Arial"/>
-                <w:bCs/>
-                <w:color w:val="000000" w:themeColor="text1"/>
-              </w:rPr>
-              <w:t>cadenas</w:t>
-            </w:r>
-            <w:proofErr w:type="spellEnd"/>
-            <w:r>
-              <w:rPr>
-                <w:rFonts w:ascii="Arial" w:hAnsi="Arial" w:cs="Arial"/>
-                <w:bCs/>
-                <w:color w:val="000000" w:themeColor="text1"/>
-              </w:rPr>
-              <w:t>.</w:t>
+              <w:t xml:space="preserve"> Díaz Hernández</w:t>
             </w:r>
           </w:p>
         </w:tc>
@@ -3647,17 +6506,40 @@
                 <w:rFonts w:ascii="Arial" w:hAnsi="Arial" w:cs="Arial"/>
                 <w:bCs/>
                 <w:color w:val="000000" w:themeColor="text1"/>
-                <w:lang w:val="es-GT"/>
-              </w:rPr>
-            </w:pPr>
-            <w:r>
-              <w:rPr>
-                <w:rFonts w:ascii="Arial" w:hAnsi="Arial" w:cs="Arial"/>
-                <w:bCs/>
-                <w:color w:val="000000" w:themeColor="text1"/>
-                <w:lang w:val="es-GT"/>
-              </w:rPr>
-              <w:t>Realizar pruebas con cadenas aceptadas y rechazadas.</w:t>
+              </w:rPr>
+            </w:pPr>
+            <w:r>
+              <w:rPr>
+                <w:rFonts w:ascii="Arial" w:hAnsi="Arial" w:cs="Arial"/>
+                <w:bCs/>
+                <w:color w:val="000000" w:themeColor="text1"/>
+              </w:rPr>
+              <w:t>28/09/2026</w:t>
+            </w:r>
+          </w:p>
+        </w:tc>
+        <w:tc>
+          <w:tcPr>
+            <w:tcW w:w="0" w:type="auto"/>
+            <w:vAlign w:val="center"/>
+            <w:hideMark/>
+          </w:tcPr>
+          <w:p>
+            <w:pPr>
+              <w:spacing w:line="480" w:lineRule="auto"/>
+              <w:rPr>
+                <w:rFonts w:ascii="Arial" w:hAnsi="Arial" w:cs="Arial"/>
+                <w:bCs/>
+                <w:color w:val="000000" w:themeColor="text1"/>
+              </w:rPr>
+            </w:pPr>
+            <w:r>
+              <w:rPr>
+                <w:rFonts w:ascii="Arial" w:hAnsi="Arial" w:cs="Arial"/>
+                <w:bCs/>
+                <w:color w:val="000000" w:themeColor="text1"/>
+              </w:rPr>
+              <w:t>14/10/2026</w:t>
             </w:r>
           </w:p>
         </w:tc>
@@ -3689,7 +6571,7 @@
                 <w:color w:val="000000" w:themeColor="text1"/>
                 <w:lang w:val="es-GT"/>
               </w:rPr>
-              <w:t>Información desactualizada al cambiar una expresión regular.</w:t>
+              <w:t>Validación de expresiones y cadenas</w:t>
             </w:r>
           </w:p>
         </w:tc>
@@ -3706,17 +6588,83 @@
                 <w:rFonts w:ascii="Arial" w:hAnsi="Arial" w:cs="Arial"/>
                 <w:bCs/>
                 <w:color w:val="000000" w:themeColor="text1"/>
-                <w:lang w:val="es-GT"/>
-              </w:rPr>
-            </w:pPr>
-            <w:r>
-              <w:rPr>
-                <w:rFonts w:ascii="Arial" w:hAnsi="Arial" w:cs="Arial"/>
-                <w:bCs/>
-                <w:color w:val="000000" w:themeColor="text1"/>
-                <w:lang w:val="es-GT"/>
-              </w:rPr>
-              <w:t>Verificar que el autómata corresponda a la expresión actual antes de validarlo.</w:t>
+              </w:rPr>
+            </w:pPr>
+            <w:r>
+              <w:rPr>
+                <w:rFonts w:ascii="Arial" w:hAnsi="Arial" w:cs="Arial"/>
+                <w:bCs/>
+                <w:color w:val="000000" w:themeColor="text1"/>
+              </w:rPr>
+              <w:t>Fátima Yamileth Pérez Fuentes</w:t>
+            </w:r>
+          </w:p>
+        </w:tc>
+        <w:tc>
+          <w:tcPr>
+            <w:tcW w:w="0" w:type="auto"/>
+            <w:vAlign w:val="center"/>
+            <w:hideMark/>
+          </w:tcPr>
+          <w:p>
+            <w:pPr>
+              <w:spacing w:line="480" w:lineRule="auto"/>
+              <w:rPr>
+                <w:rFonts w:ascii="Arial" w:hAnsi="Arial" w:cs="Arial"/>
+                <w:bCs/>
+                <w:color w:val="000000" w:themeColor="text1"/>
+              </w:rPr>
+            </w:pPr>
+            <w:r>
+              <w:rPr>
+                <w:rFonts w:ascii="Arial" w:hAnsi="Arial" w:cs="Arial"/>
+                <w:bCs/>
+                <w:color w:val="000000" w:themeColor="text1"/>
+              </w:rPr>
+              <w:t>28/09/2026</w:t>
+            </w:r>
+          </w:p>
+        </w:tc>
+        <w:tc>
+          <w:tcPr>
+            <w:tcW w:w="0" w:type="auto"/>
+            <w:vAlign w:val="center"/>
+            <w:hideMark/>
+          </w:tcPr>
+          <w:p>
+            <w:pPr>
+              <w:spacing w:line="480" w:lineRule="auto"/>
+              <w:rPr>
+                <w:rFonts w:ascii="Arial" w:hAnsi="Arial" w:cs="Arial"/>
+                <w:bCs/>
+                <w:color w:val="000000" w:themeColor="text1"/>
+              </w:rPr>
+            </w:pPr>
+            <w:r>
+              <w:rPr>
+                <w:rFonts w:ascii="Arial" w:hAnsi="Arial" w:cs="Arial"/>
+                <w:bCs/>
+                <w:color w:val="000000" w:themeColor="text1"/>
+              </w:rPr>
+              <w:t>14/10/2026</w:t>
+            </w:r>
+          </w:p>
+          <w:p>
+            <w:pPr>
+              <w:spacing w:line="480" w:lineRule="auto"/>
+              <w:rPr>
+                <w:rFonts w:ascii="Arial" w:hAnsi="Arial" w:cs="Arial"/>
+                <w:bCs/>
+                <w:color w:val="000000" w:themeColor="text1"/>
+              </w:rPr>
+            </w:pPr>
+            <w:r>
+              <w:rPr>
+                <w:rFonts w:ascii="Arial" w:hAnsi="Arial" w:cs="Arial"/>
+                <w:bCs/>
+                <w:color w:val="000000" w:themeColor="text1"/>
+              </w:rPr>
+              <w:t>15/10/2026</w:t>
             </w:r>
           </w:p>
         </w:tc>
@@ -3740,14 +6688,6 @@
                 <w:color w:val="000000" w:themeColor="text1"/>
               </w:rPr>
             </w:pPr>
-            <w:r>
-              <w:rPr>
-                <w:rFonts w:ascii="Arial" w:hAnsi="Arial" w:cs="Arial"/>
-                <w:bCs/>
-                <w:color w:val="000000" w:themeColor="text1"/>
-              </w:rPr>
-              <w:t xml:space="preserve">Registro </w:t>
-            </w:r>
             <w:proofErr w:type="spellStart"/>
             <w:r>
               <w:rPr>
@@ -3755,7 +6695,7 @@
                 <w:bCs/>
                 <w:color w:val="000000" w:themeColor="text1"/>
               </w:rPr>
-              <w:t>incompleto</w:t>
+              <w:t>Búsqueda</w:t>
             </w:r>
             <w:proofErr w:type="spellEnd"/>
             <w:r>
@@ -3773,17 +6713,9 @@
                 <w:bCs/>
                 <w:color w:val="000000" w:themeColor="text1"/>
               </w:rPr>
-              <w:t>operaciones</w:t>
+              <w:t>coincidencias</w:t>
             </w:r>
             <w:proofErr w:type="spellEnd"/>
-            <w:r>
-              <w:rPr>
-                <w:rFonts w:ascii="Arial" w:hAnsi="Arial" w:cs="Arial"/>
-                <w:bCs/>
-                <w:color w:val="000000" w:themeColor="text1"/>
-              </w:rPr>
-              <w:t>.</w:t>
-            </w:r>
           </w:p>
         </w:tc>
         <w:tc>
@@ -3799,17 +6731,101 @@
                 <w:rFonts w:ascii="Arial" w:hAnsi="Arial" w:cs="Arial"/>
                 <w:bCs/>
                 <w:color w:val="000000" w:themeColor="text1"/>
-                <w:lang w:val="es-GT"/>
-              </w:rPr>
-            </w:pPr>
-            <w:r>
-              <w:rPr>
-                <w:rFonts w:ascii="Arial" w:hAnsi="Arial" w:cs="Arial"/>
-                <w:bCs/>
-                <w:color w:val="000000" w:themeColor="text1"/>
-                <w:lang w:val="es-GT"/>
-              </w:rPr>
-              <w:t>Incorporar información sobre la expresión, la cadena y el resultado de la validación.</w:t>
+              </w:rPr>
+            </w:pPr>
+            <w:r>
+              <w:rPr>
+                <w:rFonts w:ascii="Arial" w:hAnsi="Arial" w:cs="Arial"/>
+                <w:bCs/>
+                <w:color w:val="000000" w:themeColor="text1"/>
+              </w:rPr>
+              <w:t>Edison Roberto Chilel Pérez</w:t>
+            </w:r>
+          </w:p>
+        </w:tc>
+        <w:tc>
+          <w:tcPr>
+            <w:tcW w:w="0" w:type="auto"/>
+            <w:vAlign w:val="center"/>
+            <w:hideMark/>
+          </w:tcPr>
+          <w:p>
+            <w:pPr>
+              <w:spacing w:line="480" w:lineRule="auto"/>
+              <w:rPr>
+                <w:rFonts w:ascii="Arial" w:hAnsi="Arial" w:cs="Arial"/>
+                <w:bCs/>
+                <w:color w:val="000000" w:themeColor="text1"/>
+              </w:rPr>
+            </w:pPr>
+            <w:r>
+              <w:rPr>
+                <w:rFonts w:ascii="Arial" w:hAnsi="Arial" w:cs="Arial"/>
+                <w:bCs/>
+                <w:color w:val="000000" w:themeColor="text1"/>
+              </w:rPr>
+              <w:t>[</w:t>
+            </w:r>
+            <w:proofErr w:type="spellStart"/>
+            <w:r>
+              <w:rPr>
+                <w:rFonts w:ascii="Arial" w:hAnsi="Arial" w:cs="Arial"/>
+                <w:bCs/>
+                <w:color w:val="000000" w:themeColor="text1"/>
+              </w:rPr>
+              <w:t>Fecha</w:t>
+            </w:r>
+            <w:proofErr w:type="spellEnd"/>
+            <w:r>
+              <w:rPr>
+                <w:rFonts w:ascii="Arial" w:hAnsi="Arial" w:cs="Arial"/>
+                <w:bCs/>
+                <w:color w:val="000000" w:themeColor="text1"/>
+              </w:rPr>
+              <w:t>]</w:t>
+            </w:r>
+          </w:p>
+        </w:tc>
+        <w:tc>
+          <w:tcPr>
+            <w:tcW w:w="0" w:type="auto"/>
+            <w:vAlign w:val="center"/>
+            <w:hideMark/>
+          </w:tcPr>
+          <w:p>
+            <w:pPr>
+              <w:spacing w:line="480" w:lineRule="auto"/>
+              <w:rPr>
+                <w:rFonts w:ascii="Arial" w:hAnsi="Arial" w:cs="Arial"/>
+                <w:bCs/>
+                <w:color w:val="000000" w:themeColor="text1"/>
+              </w:rPr>
+            </w:pPr>
+            <w:r>
+              <w:rPr>
+                <w:rFonts w:ascii="Arial" w:hAnsi="Arial" w:cs="Arial"/>
+                <w:bCs/>
+                <w:color w:val="000000" w:themeColor="text1"/>
+              </w:rPr>
+              <w:t>[</w:t>
+            </w:r>
+            <w:proofErr w:type="spellStart"/>
+            <w:r>
+              <w:rPr>
+                <w:rFonts w:ascii="Arial" w:hAnsi="Arial" w:cs="Arial"/>
+                <w:bCs/>
+                <w:color w:val="000000" w:themeColor="text1"/>
+              </w:rPr>
+              <w:t>Fecha</w:t>
+            </w:r>
+            <w:proofErr w:type="spellEnd"/>
+            <w:r>
+              <w:rPr>
+                <w:rFonts w:ascii="Arial" w:hAnsi="Arial" w:cs="Arial"/>
+                <w:bCs/>
+                <w:color w:val="000000" w:themeColor="text1"/>
+              </w:rPr>
+              <w:t>]</w:t>
             </w:r>
           </w:p>
         </w:tc>
@@ -3821,9 +6837,6 @@
         <w:tc>
           <w:tcPr>
             <w:tcW w:w="0" w:type="auto"/>
-            <w:tcBorders>
-              <w:bottom w:val="single" w:sz="4" w:space="0" w:color="auto"/>
-            </w:tcBorders>
             <w:vAlign w:val="center"/>
             <w:hideMark/>
           </w:tcPr>
@@ -3834,6 +6847,204 @@
                 <w:rFonts w:ascii="Arial" w:hAnsi="Arial" w:cs="Arial"/>
                 <w:bCs/>
                 <w:color w:val="000000" w:themeColor="text1"/>
+                <w:lang w:val="es-GT"/>
+              </w:rPr>
+            </w:pPr>
+            <w:r>
+              <w:rPr>
+                <w:rFonts w:ascii="Arial" w:hAnsi="Arial" w:cs="Arial"/>
+                <w:bCs/>
+                <w:color w:val="000000" w:themeColor="text1"/>
+                <w:lang w:val="es-GT"/>
+              </w:rPr>
+              <w:t>Implementación y revisión de registros</w:t>
+            </w:r>
+          </w:p>
+        </w:tc>
+        <w:tc>
+          <w:tcPr>
+            <w:tcW w:w="0" w:type="auto"/>
+            <w:vAlign w:val="center"/>
+            <w:hideMark/>
+          </w:tcPr>
+          <w:p>
+            <w:pPr>
+              <w:spacing w:line="480" w:lineRule="auto"/>
+              <w:rPr>
+                <w:rFonts w:ascii="Arial" w:hAnsi="Arial" w:cs="Arial"/>
+                <w:bCs/>
+                <w:color w:val="000000" w:themeColor="text1"/>
+              </w:rPr>
+            </w:pPr>
+            <w:r>
+              <w:rPr>
+                <w:rFonts w:ascii="Arial" w:hAnsi="Arial" w:cs="Arial"/>
+                <w:bCs/>
+                <w:color w:val="000000" w:themeColor="text1"/>
+              </w:rPr>
+              <w:t>Carlos Emilio Jerónimo Salvador</w:t>
+            </w:r>
+          </w:p>
+        </w:tc>
+        <w:tc>
+          <w:tcPr>
+            <w:tcW w:w="0" w:type="auto"/>
+            <w:vAlign w:val="center"/>
+            <w:hideMark/>
+          </w:tcPr>
+          <w:p>
+            <w:pPr>
+              <w:spacing w:line="480" w:lineRule="auto"/>
+              <w:rPr>
+                <w:rFonts w:ascii="Arial" w:hAnsi="Arial" w:cs="Arial"/>
+                <w:bCs/>
+                <w:color w:val="000000" w:themeColor="text1"/>
+              </w:rPr>
+            </w:pPr>
+          </w:p>
+        </w:tc>
+        <w:tc>
+          <w:tcPr>
+            <w:tcW w:w="0" w:type="auto"/>
+            <w:vAlign w:val="center"/>
+            <w:hideMark/>
+          </w:tcPr>
+          <w:p>
+            <w:pPr>
+              <w:spacing w:line="480" w:lineRule="auto"/>
+              <w:rPr>
+                <w:rFonts w:ascii="Arial" w:hAnsi="Arial" w:cs="Arial"/>
+                <w:bCs/>
+                <w:color w:val="000000" w:themeColor="text1"/>
+              </w:rPr>
+            </w:pPr>
+            <w:r>
+              <w:rPr>
+                <w:rFonts w:ascii="Arial" w:hAnsi="Arial" w:cs="Arial"/>
+                <w:bCs/>
+                <w:color w:val="000000" w:themeColor="text1"/>
+              </w:rPr>
+              <w:t>15/10/2026</w:t>
+            </w:r>
+          </w:p>
+        </w:tc>
+      </w:tr>
+      <w:tr>
+        <w:trPr>
+          <w:tblCellSpacing w:w="15" w:type="dxa"/>
+        </w:trPr>
+        <w:tc>
+          <w:tcPr>
+            <w:tcW w:w="0" w:type="auto"/>
+            <w:vAlign w:val="center"/>
+          </w:tcPr>
+          <w:p>
+            <w:pPr>
+              <w:spacing w:line="480" w:lineRule="auto"/>
+              <w:rPr>
+                <w:rFonts w:ascii="Arial" w:hAnsi="Arial" w:cs="Arial"/>
+                <w:bCs/>
+                <w:color w:val="000000" w:themeColor="text1"/>
+                <w:lang w:val="es-GT"/>
+              </w:rPr>
+            </w:pPr>
+            <w:r>
+              <w:rPr>
+                <w:rFonts w:ascii="Arial" w:hAnsi="Arial" w:cs="Arial"/>
+                <w:bCs/>
+                <w:color w:val="000000" w:themeColor="text1"/>
+                <w:lang w:val="es-GT"/>
+              </w:rPr>
+              <w:t>Reestructura de ventana interactiva de aplicación</w:t>
+            </w:r>
+          </w:p>
+        </w:tc>
+        <w:tc>
+          <w:tcPr>
+            <w:tcW w:w="0" w:type="auto"/>
+            <w:vAlign w:val="center"/>
+          </w:tcPr>
+          <w:p>
+            <w:pPr>
+              <w:spacing w:line="480" w:lineRule="auto"/>
+              <w:rPr>
+                <w:rFonts w:ascii="Arial" w:hAnsi="Arial" w:cs="Arial"/>
+                <w:bCs/>
+                <w:color w:val="000000" w:themeColor="text1"/>
+                <w:lang w:val="es-GT"/>
+              </w:rPr>
+            </w:pPr>
+            <w:r>
+              <w:rPr>
+                <w:rFonts w:ascii="Arial" w:hAnsi="Arial" w:cs="Arial"/>
+                <w:bCs/>
+                <w:color w:val="000000" w:themeColor="text1"/>
+              </w:rPr>
+              <w:t>Fátima Yamileth Pérez Fuentes</w:t>
+            </w:r>
+          </w:p>
+        </w:tc>
+        <w:tc>
+          <w:tcPr>
+            <w:tcW w:w="0" w:type="auto"/>
+            <w:vAlign w:val="center"/>
+          </w:tcPr>
+          <w:p>
+            <w:pPr>
+              <w:spacing w:line="480" w:lineRule="auto"/>
+              <w:rPr>
+                <w:rFonts w:ascii="Arial" w:hAnsi="Arial" w:cs="Arial"/>
+                <w:bCs/>
+                <w:color w:val="000000" w:themeColor="text1"/>
+                <w:lang w:val="es-GT"/>
+              </w:rPr>
+            </w:pPr>
+          </w:p>
+        </w:tc>
+        <w:tc>
+          <w:tcPr>
+            <w:tcW w:w="0" w:type="auto"/>
+            <w:vAlign w:val="center"/>
+          </w:tcPr>
+          <w:p>
+            <w:pPr>
+              <w:spacing w:line="480" w:lineRule="auto"/>
+              <w:rPr>
+                <w:rFonts w:ascii="Arial" w:hAnsi="Arial" w:cs="Arial"/>
+                <w:bCs/>
+                <w:color w:val="000000" w:themeColor="text1"/>
+                <w:lang w:val="es-GT"/>
+              </w:rPr>
+            </w:pPr>
+            <w:r>
+              <w:rPr>
+                <w:rFonts w:ascii="Arial" w:hAnsi="Arial" w:cs="Arial"/>
+                <w:bCs/>
+                <w:color w:val="000000" w:themeColor="text1"/>
+                <w:lang w:val="es-GT"/>
+              </w:rPr>
+              <w:t>18/10/2026</w:t>
+            </w:r>
+          </w:p>
+        </w:tc>
+      </w:tr>
+      <w:tr>
+        <w:trPr>
+          <w:tblCellSpacing w:w="15" w:type="dxa"/>
+        </w:trPr>
+        <w:tc>
+          <w:tcPr>
+            <w:tcW w:w="0" w:type="auto"/>
+            <w:vAlign w:val="center"/>
+            <w:hideMark/>
+          </w:tcPr>
+          <w:p>
+            <w:pPr>
+              <w:spacing w:line="480" w:lineRule="auto"/>
+              <w:rPr>
+                <w:rFonts w:ascii="Arial" w:hAnsi="Arial" w:cs="Arial"/>
+                <w:bCs/>
+                <w:color w:val="000000" w:themeColor="text1"/>
               </w:rPr>
             </w:pPr>
             <w:proofErr w:type="spellStart"/>
@@ -3843,7 +7054,7 @@
                 <w:bCs/>
                 <w:color w:val="000000" w:themeColor="text1"/>
               </w:rPr>
-              <w:t>Errores</w:t>
+              <w:t>Ajustes</w:t>
             </w:r>
             <w:proofErr w:type="spellEnd"/>
             <w:r>
@@ -3852,6 +7063,24 @@
                 <w:bCs/>
                 <w:color w:val="000000" w:themeColor="text1"/>
               </w:rPr>
+              <w:t xml:space="preserve"> de </w:t>
+            </w:r>
+            <w:proofErr w:type="spellStart"/>
+            <w:r>
+              <w:rPr>
+                <w:rFonts w:ascii="Arial" w:hAnsi="Arial" w:cs="Arial"/>
+                <w:bCs/>
+                <w:color w:val="000000" w:themeColor="text1"/>
+              </w:rPr>
+              <w:t>interfaz</w:t>
+            </w:r>
+            <w:proofErr w:type="spellEnd"/>
+            <w:r>
+              <w:rPr>
+                <w:rFonts w:ascii="Arial" w:hAnsi="Arial" w:cs="Arial"/>
+                <w:bCs/>
+                <w:color w:val="000000" w:themeColor="text1"/>
+              </w:rPr>
               <w:t xml:space="preserve"> </w:t>
             </w:r>
             <w:proofErr w:type="spellStart"/>
@@ -3861,16 +7090,159 @@
                 <w:bCs/>
                 <w:color w:val="000000" w:themeColor="text1"/>
               </w:rPr>
-              <w:t>durante</w:t>
+              <w:t>gráfica</w:t>
             </w:r>
             <w:proofErr w:type="spellEnd"/>
-            <w:r>
-              <w:rPr>
-                <w:rFonts w:ascii="Arial" w:hAnsi="Arial" w:cs="Arial"/>
-                <w:bCs/>
-                <w:color w:val="000000" w:themeColor="text1"/>
-              </w:rPr>
-              <w:t xml:space="preserve"> la </w:t>
+          </w:p>
+        </w:tc>
+        <w:tc>
+          <w:tcPr>
+            <w:tcW w:w="0" w:type="auto"/>
+            <w:vAlign w:val="center"/>
+            <w:hideMark/>
+          </w:tcPr>
+          <w:p>
+            <w:pPr>
+              <w:spacing w:line="480" w:lineRule="auto"/>
+              <w:rPr>
+                <w:rFonts w:ascii="Arial" w:hAnsi="Arial" w:cs="Arial"/>
+                <w:bCs/>
+                <w:color w:val="000000" w:themeColor="text1"/>
+              </w:rPr>
+            </w:pPr>
+            <w:r>
+              <w:rPr>
+                <w:rFonts w:ascii="Arial" w:hAnsi="Arial" w:cs="Arial"/>
+                <w:bCs/>
+                <w:color w:val="000000" w:themeColor="text1"/>
+              </w:rPr>
+              <w:t>Jackeline Nayeli Chay Flores</w:t>
+            </w:r>
+          </w:p>
+        </w:tc>
+        <w:tc>
+          <w:tcPr>
+            <w:tcW w:w="0" w:type="auto"/>
+            <w:vAlign w:val="center"/>
+            <w:hideMark/>
+          </w:tcPr>
+          <w:p>
+            <w:pPr>
+              <w:spacing w:line="480" w:lineRule="auto"/>
+              <w:rPr>
+                <w:rFonts w:ascii="Arial" w:hAnsi="Arial" w:cs="Arial"/>
+                <w:bCs/>
+                <w:color w:val="000000" w:themeColor="text1"/>
+              </w:rPr>
+            </w:pPr>
+          </w:p>
+        </w:tc>
+        <w:tc>
+          <w:tcPr>
+            <w:tcW w:w="0" w:type="auto"/>
+            <w:vAlign w:val="center"/>
+            <w:hideMark/>
+          </w:tcPr>
+          <w:p>
+            <w:pPr>
+              <w:spacing w:line="480" w:lineRule="auto"/>
+              <w:rPr>
+                <w:rFonts w:ascii="Arial" w:hAnsi="Arial" w:cs="Arial"/>
+                <w:bCs/>
+                <w:color w:val="000000" w:themeColor="text1"/>
+              </w:rPr>
+            </w:pPr>
+            <w:r>
+              <w:rPr>
+                <w:rFonts w:ascii="Arial" w:hAnsi="Arial" w:cs="Arial"/>
+                <w:bCs/>
+                <w:color w:val="000000" w:themeColor="text1"/>
+              </w:rPr>
+              <w:t>21/10/2026</w:t>
+            </w:r>
+          </w:p>
+        </w:tc>
+      </w:tr>
+      <w:tr>
+        <w:trPr>
+          <w:tblCellSpacing w:w="15" w:type="dxa"/>
+        </w:trPr>
+        <w:tc>
+          <w:tcPr>
+            <w:tcW w:w="0" w:type="auto"/>
+            <w:vAlign w:val="center"/>
+          </w:tcPr>
+          <w:p>
+            <w:pPr>
+              <w:spacing w:line="480" w:lineRule="auto"/>
+              <w:rPr>
+                <w:rFonts w:ascii="Arial" w:hAnsi="Arial" w:cs="Arial"/>
+                <w:bCs/>
+                <w:color w:val="000000" w:themeColor="text1"/>
+                <w:lang w:val="es-GT"/>
+              </w:rPr>
+            </w:pPr>
+            <w:r>
+              <w:rPr>
+                <w:rFonts w:ascii="Arial" w:hAnsi="Arial" w:cs="Arial"/>
+                <w:bCs/>
+                <w:color w:val="000000" w:themeColor="text1"/>
+                <w:lang w:val="es-GT"/>
+              </w:rPr>
+              <w:t>Corrección de errores en a</w:t>
+            </w:r>
+            <w:r>
+              <w:rPr>
+                <w:rFonts w:ascii="Arial" w:hAnsi="Arial" w:cs="Arial"/>
+                <w:bCs/>
+                <w:color w:val="000000" w:themeColor="text1"/>
+                <w:lang w:val="es-GT"/>
+              </w:rPr>
+              <w:t xml:space="preserve">rchivos </w:t>
+            </w:r>
+          </w:p>
+        </w:tc>
+        <w:tc>
+          <w:tcPr>
+            <w:tcW w:w="0" w:type="auto"/>
+            <w:vAlign w:val="center"/>
+          </w:tcPr>
+          <w:p>
+            <w:pPr>
+              <w:spacing w:line="480" w:lineRule="auto"/>
+              <w:rPr>
+                <w:rFonts w:ascii="Arial" w:hAnsi="Arial" w:cs="Arial"/>
+                <w:bCs/>
+                <w:color w:val="000000" w:themeColor="text1"/>
+                <w:lang w:val="es-GT"/>
+              </w:rPr>
+            </w:pPr>
+            <w:r>
+              <w:rPr>
+                <w:rFonts w:ascii="Arial" w:hAnsi="Arial" w:cs="Arial"/>
+                <w:bCs/>
+                <w:color w:val="000000" w:themeColor="text1"/>
+                <w:lang w:val="es-GT"/>
+              </w:rPr>
+              <w:t>Fátima Yamileth Pérez Fuentes</w:t>
+            </w:r>
+            <w:r>
+              <w:rPr>
+                <w:rFonts w:ascii="Arial" w:hAnsi="Arial" w:cs="Arial"/>
+                <w:bCs/>
+                <w:color w:val="000000" w:themeColor="text1"/>
+                <w:lang w:val="es-GT"/>
+              </w:rPr>
+              <w:t xml:space="preserve"> y</w:t>
+            </w:r>
+            <w:r>
+              <w:rPr>
+                <w:rFonts w:ascii="Arial" w:hAnsi="Arial" w:cs="Arial"/>
+                <w:bCs/>
+                <w:color w:val="000000" w:themeColor="text1"/>
+                <w:lang w:val="es-GT"/>
+              </w:rPr>
+              <w:t xml:space="preserve"> </w:t>
             </w:r>
             <w:proofErr w:type="spellStart"/>
             <w:r>
@@ -3878,8 +7250,9 @@
                 <w:rFonts w:ascii="Arial" w:hAnsi="Arial" w:cs="Arial"/>
                 <w:bCs/>
                 <w:color w:val="000000" w:themeColor="text1"/>
-              </w:rPr>
-              <w:t>ejecución</w:t>
+                <w:lang w:val="es-GT"/>
+              </w:rPr>
+              <w:t>Jackeline</w:t>
             </w:r>
             <w:proofErr w:type="spellEnd"/>
             <w:r>
@@ -3887,17 +7260,509 @@
                 <w:rFonts w:ascii="Arial" w:hAnsi="Arial" w:cs="Arial"/>
                 <w:bCs/>
                 <w:color w:val="000000" w:themeColor="text1"/>
-              </w:rPr>
-              <w:t>.</w:t>
+                <w:lang w:val="es-GT"/>
+              </w:rPr>
+              <w:t xml:space="preserve"> Nayeli Chay Flores</w:t>
             </w:r>
           </w:p>
         </w:tc>
         <w:tc>
           <w:tcPr>
             <w:tcW w:w="0" w:type="auto"/>
-            <w:tcBorders>
-              <w:bottom w:val="single" w:sz="4" w:space="0" w:color="auto"/>
-            </w:tcBorders>
+            <w:vAlign w:val="center"/>
+          </w:tcPr>
+          <w:p>
+            <w:pPr>
+              <w:spacing w:line="480" w:lineRule="auto"/>
+              <w:rPr>
+                <w:rFonts w:ascii="Arial" w:hAnsi="Arial" w:cs="Arial"/>
+                <w:bCs/>
+                <w:color w:val="000000" w:themeColor="text1"/>
+                <w:lang w:val="es-GT"/>
+              </w:rPr>
+            </w:pPr>
+          </w:p>
+        </w:tc>
+        <w:tc>
+          <w:tcPr>
+            <w:tcW w:w="0" w:type="auto"/>
+            <w:vAlign w:val="center"/>
+          </w:tcPr>
+          <w:p>
+            <w:pPr>
+              <w:spacing w:line="480" w:lineRule="auto"/>
+              <w:rPr>
+                <w:rFonts w:ascii="Arial" w:hAnsi="Arial" w:cs="Arial"/>
+                <w:bCs/>
+                <w:color w:val="000000" w:themeColor="text1"/>
+                <w:lang w:val="es-GT"/>
+              </w:rPr>
+            </w:pPr>
+            <w:r>
+              <w:rPr>
+                <w:rFonts w:ascii="Arial" w:hAnsi="Arial" w:cs="Arial"/>
+                <w:bCs/>
+                <w:color w:val="000000" w:themeColor="text1"/>
+                <w:lang w:val="es-GT"/>
+              </w:rPr>
+              <w:t>22/10/2026</w:t>
+            </w:r>
+          </w:p>
+        </w:tc>
+      </w:tr>
+      <w:tr>
+        <w:trPr>
+          <w:tblCellSpacing w:w="15" w:type="dxa"/>
+        </w:trPr>
+        <w:tc>
+          <w:tcPr>
+            <w:tcW w:w="0" w:type="auto"/>
+            <w:vAlign w:val="center"/>
+          </w:tcPr>
+          <w:p>
+            <w:pPr>
+              <w:spacing w:line="480" w:lineRule="auto"/>
+              <w:rPr>
+                <w:rFonts w:ascii="Arial" w:hAnsi="Arial" w:cs="Arial"/>
+                <w:bCs/>
+                <w:color w:val="000000" w:themeColor="text1"/>
+                <w:lang w:val="es-GT"/>
+              </w:rPr>
+            </w:pPr>
+            <w:r>
+              <w:rPr>
+                <w:rFonts w:ascii="Arial" w:hAnsi="Arial" w:cs="Arial"/>
+                <w:bCs/>
+                <w:color w:val="000000" w:themeColor="text1"/>
+                <w:lang w:val="es-GT"/>
+              </w:rPr>
+              <w:t>Inicio de documentación</w:t>
+            </w:r>
+          </w:p>
+        </w:tc>
+        <w:tc>
+          <w:tcPr>
+            <w:tcW w:w="0" w:type="auto"/>
+            <w:vAlign w:val="center"/>
+          </w:tcPr>
+          <w:p>
+            <w:pPr>
+              <w:spacing w:line="480" w:lineRule="auto"/>
+              <w:rPr>
+                <w:rFonts w:ascii="Arial" w:hAnsi="Arial" w:cs="Arial"/>
+                <w:bCs/>
+                <w:color w:val="000000" w:themeColor="text1"/>
+                <w:lang w:val="es-GT"/>
+              </w:rPr>
+            </w:pPr>
+            <w:r>
+              <w:rPr>
+                <w:rFonts w:ascii="Arial" w:hAnsi="Arial" w:cs="Arial"/>
+                <w:bCs/>
+                <w:color w:val="000000" w:themeColor="text1"/>
+                <w:lang w:val="es-GT"/>
+              </w:rPr>
+              <w:t>Danna Monserrath Díaz Hernández</w:t>
+            </w:r>
+          </w:p>
+        </w:tc>
+        <w:tc>
+          <w:tcPr>
+            <w:tcW w:w="0" w:type="auto"/>
+            <w:vAlign w:val="center"/>
+          </w:tcPr>
+          <w:p>
+            <w:pPr>
+              <w:spacing w:line="480" w:lineRule="auto"/>
+              <w:rPr>
+                <w:rFonts w:ascii="Arial" w:hAnsi="Arial" w:cs="Arial"/>
+                <w:bCs/>
+                <w:color w:val="000000" w:themeColor="text1"/>
+                <w:lang w:val="es-GT"/>
+              </w:rPr>
+            </w:pPr>
+          </w:p>
+        </w:tc>
+        <w:tc>
+          <w:tcPr>
+            <w:tcW w:w="0" w:type="auto"/>
+            <w:vAlign w:val="center"/>
+          </w:tcPr>
+          <w:p>
+            <w:pPr>
+              <w:spacing w:line="480" w:lineRule="auto"/>
+              <w:rPr>
+                <w:rFonts w:ascii="Arial" w:hAnsi="Arial" w:cs="Arial"/>
+                <w:bCs/>
+                <w:color w:val="000000" w:themeColor="text1"/>
+                <w:lang w:val="es-GT"/>
+              </w:rPr>
+            </w:pPr>
+            <w:r>
+              <w:rPr>
+                <w:rFonts w:ascii="Arial" w:hAnsi="Arial" w:cs="Arial"/>
+                <w:bCs/>
+                <w:color w:val="000000" w:themeColor="text1"/>
+                <w:lang w:val="es-GT"/>
+              </w:rPr>
+              <w:t>24/10/2026</w:t>
+            </w:r>
+          </w:p>
+        </w:tc>
+      </w:tr>
+      <w:tr>
+        <w:trPr>
+          <w:tblCellSpacing w:w="15" w:type="dxa"/>
+        </w:trPr>
+        <w:tc>
+          <w:tcPr>
+            <w:tcW w:w="0" w:type="auto"/>
+            <w:vAlign w:val="center"/>
+          </w:tcPr>
+          <w:p>
+            <w:pPr>
+              <w:spacing w:line="480" w:lineRule="auto"/>
+              <w:rPr>
+                <w:rFonts w:ascii="Arial" w:hAnsi="Arial" w:cs="Arial"/>
+                <w:bCs/>
+                <w:color w:val="000000" w:themeColor="text1"/>
+                <w:lang w:val="es-GT"/>
+              </w:rPr>
+            </w:pPr>
+            <w:r>
+              <w:rPr>
+                <w:rFonts w:ascii="Arial" w:hAnsi="Arial" w:cs="Arial"/>
+                <w:bCs/>
+                <w:color w:val="000000" w:themeColor="text1"/>
+                <w:lang w:val="es-GT"/>
+              </w:rPr>
+              <w:t xml:space="preserve">Eliminación de archivos duplicados </w:t>
+            </w:r>
+          </w:p>
+        </w:tc>
+        <w:tc>
+          <w:tcPr>
+            <w:tcW w:w="0" w:type="auto"/>
+            <w:vAlign w:val="center"/>
+          </w:tcPr>
+          <w:p>
+            <w:pPr>
+              <w:spacing w:line="480" w:lineRule="auto"/>
+              <w:rPr>
+                <w:rFonts w:ascii="Arial" w:hAnsi="Arial" w:cs="Arial"/>
+                <w:bCs/>
+                <w:color w:val="000000" w:themeColor="text1"/>
+              </w:rPr>
+            </w:pPr>
+            <w:r>
+              <w:rPr>
+                <w:rFonts w:ascii="Arial" w:hAnsi="Arial" w:cs="Arial"/>
+                <w:bCs/>
+                <w:color w:val="000000" w:themeColor="text1"/>
+              </w:rPr>
+              <w:t xml:space="preserve">Danna Monserrath </w:t>
+            </w:r>
+            <w:proofErr w:type="spellStart"/>
+            <w:r>
+              <w:rPr>
+                <w:rFonts w:ascii="Arial" w:hAnsi="Arial" w:cs="Arial"/>
+                <w:bCs/>
+                <w:color w:val="000000" w:themeColor="text1"/>
+              </w:rPr>
+              <w:t>Yorlen</w:t>
+            </w:r>
+            <w:proofErr w:type="spellEnd"/>
+            <w:r>
+              <w:rPr>
+                <w:rFonts w:ascii="Arial" w:hAnsi="Arial" w:cs="Arial"/>
+                <w:bCs/>
+                <w:color w:val="000000" w:themeColor="text1"/>
+              </w:rPr>
+              <w:t xml:space="preserve"> Díaz Her</w:t>
+            </w:r>
+            <w:r>
+              <w:rPr>
+                <w:rFonts w:ascii="Arial" w:hAnsi="Arial" w:cs="Arial"/>
+                <w:bCs/>
+                <w:color w:val="000000" w:themeColor="text1"/>
+              </w:rPr>
+              <w:t>nández</w:t>
+            </w:r>
+          </w:p>
+        </w:tc>
+        <w:tc>
+          <w:tcPr>
+            <w:tcW w:w="0" w:type="auto"/>
+            <w:vAlign w:val="center"/>
+          </w:tcPr>
+          <w:p>
+            <w:pPr>
+              <w:spacing w:line="480" w:lineRule="auto"/>
+              <w:rPr>
+                <w:rFonts w:ascii="Arial" w:hAnsi="Arial" w:cs="Arial"/>
+                <w:bCs/>
+                <w:color w:val="000000" w:themeColor="text1"/>
+              </w:rPr>
+            </w:pPr>
+          </w:p>
+        </w:tc>
+        <w:tc>
+          <w:tcPr>
+            <w:tcW w:w="0" w:type="auto"/>
+            <w:vAlign w:val="center"/>
+          </w:tcPr>
+          <w:p>
+            <w:pPr>
+              <w:spacing w:line="480" w:lineRule="auto"/>
+              <w:rPr>
+                <w:rFonts w:ascii="Arial" w:hAnsi="Arial" w:cs="Arial"/>
+                <w:bCs/>
+                <w:color w:val="000000" w:themeColor="text1"/>
+              </w:rPr>
+            </w:pPr>
+            <w:r>
+              <w:rPr>
+                <w:rFonts w:ascii="Arial" w:hAnsi="Arial" w:cs="Arial"/>
+                <w:bCs/>
+                <w:color w:val="000000" w:themeColor="text1"/>
+              </w:rPr>
+              <w:t>26/10/2026</w:t>
+            </w:r>
+          </w:p>
+        </w:tc>
+      </w:tr>
+      <w:tr>
+        <w:trPr>
+          <w:tblCellSpacing w:w="15" w:type="dxa"/>
+        </w:trPr>
+        <w:tc>
+          <w:tcPr>
+            <w:tcW w:w="0" w:type="auto"/>
+            <w:vAlign w:val="center"/>
+          </w:tcPr>
+          <w:p>
+            <w:pPr>
+              <w:spacing w:line="480" w:lineRule="auto"/>
+              <w:rPr>
+                <w:rFonts w:ascii="Arial" w:hAnsi="Arial" w:cs="Arial"/>
+                <w:bCs/>
+                <w:color w:val="000000" w:themeColor="text1"/>
+                <w:lang w:val="es-GT"/>
+              </w:rPr>
+            </w:pPr>
+            <w:r>
+              <w:rPr>
+                <w:rFonts w:ascii="Arial" w:hAnsi="Arial" w:cs="Arial"/>
+                <w:bCs/>
+                <w:color w:val="000000" w:themeColor="text1"/>
+                <w:lang w:val="es-GT"/>
+              </w:rPr>
+              <w:lastRenderedPageBreak/>
+              <w:t xml:space="preserve">Cambio de diseño de interfaz </w:t>
+            </w:r>
+          </w:p>
+        </w:tc>
+        <w:tc>
+          <w:tcPr>
+            <w:tcW w:w="0" w:type="auto"/>
+            <w:vAlign w:val="center"/>
+          </w:tcPr>
+          <w:p>
+            <w:pPr>
+              <w:spacing w:line="480" w:lineRule="auto"/>
+              <w:rPr>
+                <w:rFonts w:ascii="Arial" w:hAnsi="Arial" w:cs="Arial"/>
+                <w:bCs/>
+                <w:color w:val="000000" w:themeColor="text1"/>
+              </w:rPr>
+            </w:pPr>
+            <w:r>
+              <w:rPr>
+                <w:rFonts w:ascii="Arial" w:hAnsi="Arial" w:cs="Arial"/>
+                <w:bCs/>
+                <w:color w:val="000000" w:themeColor="text1"/>
+              </w:rPr>
+              <w:t>Edison Roberto Chilel Pérez</w:t>
+            </w:r>
+          </w:p>
+        </w:tc>
+        <w:tc>
+          <w:tcPr>
+            <w:tcW w:w="0" w:type="auto"/>
+            <w:vAlign w:val="center"/>
+          </w:tcPr>
+          <w:p>
+            <w:pPr>
+              <w:spacing w:line="480" w:lineRule="auto"/>
+              <w:rPr>
+                <w:rFonts w:ascii="Arial" w:hAnsi="Arial" w:cs="Arial"/>
+                <w:bCs/>
+                <w:color w:val="000000" w:themeColor="text1"/>
+              </w:rPr>
+            </w:pPr>
+            <w:r>
+              <w:rPr>
+                <w:rFonts w:ascii="Arial" w:hAnsi="Arial" w:cs="Arial"/>
+                <w:bCs/>
+                <w:color w:val="000000" w:themeColor="text1"/>
+              </w:rPr>
+              <w:t>14/10/2026</w:t>
+            </w:r>
+          </w:p>
+        </w:tc>
+        <w:tc>
+          <w:tcPr>
+            <w:tcW w:w="0" w:type="auto"/>
+            <w:vAlign w:val="center"/>
+          </w:tcPr>
+          <w:p>
+            <w:pPr>
+              <w:spacing w:line="480" w:lineRule="auto"/>
+              <w:rPr>
+                <w:rFonts w:ascii="Arial" w:hAnsi="Arial" w:cs="Arial"/>
+                <w:bCs/>
+                <w:color w:val="000000" w:themeColor="text1"/>
+              </w:rPr>
+            </w:pPr>
+            <w:r>
+              <w:rPr>
+                <w:rFonts w:ascii="Arial" w:hAnsi="Arial" w:cs="Arial"/>
+                <w:bCs/>
+                <w:color w:val="000000" w:themeColor="text1"/>
+              </w:rPr>
+              <w:t>27/10/2026</w:t>
+            </w:r>
+          </w:p>
+        </w:tc>
+      </w:tr>
+      <w:tr>
+        <w:trPr>
+          <w:tblCellSpacing w:w="15" w:type="dxa"/>
+        </w:trPr>
+        <w:tc>
+          <w:tcPr>
+            <w:tcW w:w="0" w:type="auto"/>
+            <w:vAlign w:val="center"/>
+          </w:tcPr>
+          <w:p>
+            <w:pPr>
+              <w:spacing w:line="480" w:lineRule="auto"/>
+              <w:rPr>
+                <w:rFonts w:ascii="Arial" w:hAnsi="Arial" w:cs="Arial"/>
+                <w:bCs/>
+                <w:color w:val="000000" w:themeColor="text1"/>
+                <w:lang w:val="es-GT"/>
+              </w:rPr>
+            </w:pPr>
+            <w:r>
+              <w:rPr>
+                <w:rFonts w:ascii="Arial" w:hAnsi="Arial" w:cs="Arial"/>
+                <w:bCs/>
+                <w:color w:val="000000" w:themeColor="text1"/>
+                <w:lang w:val="es-GT"/>
+              </w:rPr>
+              <w:t>Corrección de errores de en funciones de validar AFD</w:t>
+            </w:r>
+          </w:p>
+        </w:tc>
+        <w:tc>
+          <w:tcPr>
+            <w:tcW w:w="0" w:type="auto"/>
+            <w:vAlign w:val="center"/>
+          </w:tcPr>
+          <w:p>
+            <w:pPr>
+              <w:spacing w:line="480" w:lineRule="auto"/>
+              <w:rPr>
+                <w:rFonts w:ascii="Arial" w:hAnsi="Arial" w:cs="Arial"/>
+                <w:bCs/>
+                <w:color w:val="000000" w:themeColor="text1"/>
+              </w:rPr>
+            </w:pPr>
+            <w:r>
+              <w:rPr>
+                <w:rFonts w:ascii="Arial" w:hAnsi="Arial" w:cs="Arial"/>
+                <w:bCs/>
+                <w:color w:val="000000" w:themeColor="text1"/>
+              </w:rPr>
+              <w:t xml:space="preserve">Danna Monserrath </w:t>
+            </w:r>
+            <w:proofErr w:type="spellStart"/>
+            <w:r>
+              <w:rPr>
+                <w:rFonts w:ascii="Arial" w:hAnsi="Arial" w:cs="Arial"/>
+                <w:bCs/>
+                <w:color w:val="000000" w:themeColor="text1"/>
+              </w:rPr>
+              <w:t>Yorlen</w:t>
+            </w:r>
+            <w:proofErr w:type="spellEnd"/>
+            <w:r>
+              <w:rPr>
+                <w:rFonts w:ascii="Arial" w:hAnsi="Arial" w:cs="Arial"/>
+                <w:bCs/>
+                <w:color w:val="000000" w:themeColor="text1"/>
+              </w:rPr>
+              <w:t xml:space="preserve"> Díaz Her</w:t>
+            </w:r>
+            <w:r>
+              <w:rPr>
+                <w:rFonts w:ascii="Arial" w:hAnsi="Arial" w:cs="Arial"/>
+                <w:bCs/>
+                <w:color w:val="000000" w:themeColor="text1"/>
+              </w:rPr>
+              <w:t>nández</w:t>
+            </w:r>
+          </w:p>
+        </w:tc>
+        <w:tc>
+          <w:tcPr>
+            <w:tcW w:w="0" w:type="auto"/>
+            <w:vAlign w:val="center"/>
+          </w:tcPr>
+          <w:p>
+            <w:pPr>
+              <w:spacing w:line="480" w:lineRule="auto"/>
+              <w:rPr>
+                <w:rFonts w:ascii="Arial" w:hAnsi="Arial" w:cs="Arial"/>
+                <w:bCs/>
+                <w:color w:val="000000" w:themeColor="text1"/>
+              </w:rPr>
+            </w:pPr>
+          </w:p>
+        </w:tc>
+        <w:tc>
+          <w:tcPr>
+            <w:tcW w:w="0" w:type="auto"/>
+            <w:vAlign w:val="center"/>
+          </w:tcPr>
+          <w:p>
+            <w:pPr>
+              <w:spacing w:line="480" w:lineRule="auto"/>
+              <w:rPr>
+                <w:rFonts w:ascii="Arial" w:hAnsi="Arial" w:cs="Arial"/>
+                <w:bCs/>
+                <w:color w:val="000000" w:themeColor="text1"/>
+              </w:rPr>
+            </w:pPr>
+            <w:r>
+              <w:rPr>
+                <w:rFonts w:ascii="Arial" w:hAnsi="Arial" w:cs="Arial"/>
+                <w:bCs/>
+                <w:color w:val="000000" w:themeColor="text1"/>
+              </w:rPr>
+              <w:t>28/10/2026</w:t>
+            </w:r>
+          </w:p>
+        </w:tc>
+      </w:tr>
+      <w:tr>
+        <w:trPr>
+          <w:tblCellSpacing w:w="15" w:type="dxa"/>
+        </w:trPr>
+        <w:tc>
+          <w:tcPr>
+            <w:tcW w:w="0" w:type="auto"/>
             <w:vAlign w:val="center"/>
             <w:hideMark/>
           </w:tcPr>
@@ -3918,7 +7783,210 @@
                 <w:color w:val="000000" w:themeColor="text1"/>
                 <w:lang w:val="es-GT"/>
               </w:rPr>
-              <w:t>Revisar los mensajes de error, corregir el código y repetir las pruebas.</w:t>
+              <w:t>Pruebas de integración y corrección de errores</w:t>
+            </w:r>
+          </w:p>
+        </w:tc>
+        <w:tc>
+          <w:tcPr>
+            <w:tcW w:w="0" w:type="auto"/>
+            <w:vAlign w:val="center"/>
+            <w:hideMark/>
+          </w:tcPr>
+          <w:p>
+            <w:pPr>
+              <w:spacing w:line="480" w:lineRule="auto"/>
+              <w:rPr>
+                <w:rFonts w:ascii="Arial" w:hAnsi="Arial" w:cs="Arial"/>
+                <w:bCs/>
+                <w:color w:val="000000" w:themeColor="text1"/>
+              </w:rPr>
+            </w:pPr>
+            <w:r>
+              <w:rPr>
+                <w:rFonts w:ascii="Arial" w:hAnsi="Arial" w:cs="Arial"/>
+                <w:bCs/>
+                <w:color w:val="000000" w:themeColor="text1"/>
+              </w:rPr>
+              <w:t xml:space="preserve">Todo el </w:t>
+            </w:r>
+            <w:proofErr w:type="spellStart"/>
+            <w:r>
+              <w:rPr>
+                <w:rFonts w:ascii="Arial" w:hAnsi="Arial" w:cs="Arial"/>
+                <w:bCs/>
+                <w:color w:val="000000" w:themeColor="text1"/>
+              </w:rPr>
+              <w:t>equipo</w:t>
+            </w:r>
+            <w:proofErr w:type="spellEnd"/>
+          </w:p>
+        </w:tc>
+        <w:tc>
+          <w:tcPr>
+            <w:tcW w:w="0" w:type="auto"/>
+            <w:vAlign w:val="center"/>
+            <w:hideMark/>
+          </w:tcPr>
+          <w:p>
+            <w:pPr>
+              <w:spacing w:line="480" w:lineRule="auto"/>
+              <w:rPr>
+                <w:rFonts w:ascii="Arial" w:hAnsi="Arial" w:cs="Arial"/>
+                <w:bCs/>
+                <w:color w:val="000000" w:themeColor="text1"/>
+              </w:rPr>
+            </w:pPr>
+            <w:r>
+              <w:rPr>
+                <w:rFonts w:ascii="Arial" w:hAnsi="Arial" w:cs="Arial"/>
+                <w:bCs/>
+                <w:color w:val="000000" w:themeColor="text1"/>
+              </w:rPr>
+              <w:t>15/10/2026</w:t>
+            </w:r>
+          </w:p>
+        </w:tc>
+        <w:tc>
+          <w:tcPr>
+            <w:tcW w:w="0" w:type="auto"/>
+            <w:vAlign w:val="center"/>
+            <w:hideMark/>
+          </w:tcPr>
+          <w:p>
+            <w:pPr>
+              <w:spacing w:line="480" w:lineRule="auto"/>
+              <w:rPr>
+                <w:rFonts w:ascii="Arial" w:hAnsi="Arial" w:cs="Arial"/>
+                <w:bCs/>
+                <w:color w:val="000000" w:themeColor="text1"/>
+              </w:rPr>
+            </w:pPr>
+            <w:r>
+              <w:rPr>
+                <w:rFonts w:ascii="Arial" w:hAnsi="Arial" w:cs="Arial"/>
+                <w:bCs/>
+                <w:color w:val="000000" w:themeColor="text1"/>
+              </w:rPr>
+              <w:t>29/10/2026</w:t>
+            </w:r>
+          </w:p>
+        </w:tc>
+      </w:tr>
+      <w:tr>
+        <w:trPr>
+          <w:tblCellSpacing w:w="15" w:type="dxa"/>
+        </w:trPr>
+        <w:tc>
+          <w:tcPr>
+            <w:tcW w:w="0" w:type="auto"/>
+            <w:vAlign w:val="center"/>
+            <w:hideMark/>
+          </w:tcPr>
+          <w:p>
+            <w:pPr>
+              <w:spacing w:line="480" w:lineRule="auto"/>
+              <w:rPr>
+                <w:rFonts w:ascii="Arial" w:hAnsi="Arial" w:cs="Arial"/>
+                <w:bCs/>
+                <w:color w:val="000000" w:themeColor="text1"/>
+                <w:lang w:val="es-GT"/>
+              </w:rPr>
+            </w:pPr>
+            <w:r>
+              <w:rPr>
+                <w:rFonts w:ascii="Arial" w:hAnsi="Arial" w:cs="Arial"/>
+                <w:bCs/>
+                <w:color w:val="000000" w:themeColor="text1"/>
+                <w:lang w:val="es-GT"/>
+              </w:rPr>
+              <w:t xml:space="preserve">Elaboración de documentación y </w:t>
+            </w:r>
+            <w:r>
+              <w:rPr>
+                <w:rFonts w:ascii="Arial" w:hAnsi="Arial" w:cs="Arial"/>
+                <w:bCs/>
+                <w:color w:val="000000" w:themeColor="text1"/>
+                <w:lang w:val="es-GT"/>
+              </w:rPr>
+              <w:t>manuales</w:t>
+            </w:r>
+          </w:p>
+        </w:tc>
+        <w:tc>
+          <w:tcPr>
+            <w:tcW w:w="0" w:type="auto"/>
+            <w:vAlign w:val="center"/>
+            <w:hideMark/>
+          </w:tcPr>
+          <w:p>
+            <w:pPr>
+              <w:spacing w:line="480" w:lineRule="auto"/>
+              <w:rPr>
+                <w:rFonts w:ascii="Arial" w:hAnsi="Arial" w:cs="Arial"/>
+                <w:bCs/>
+                <w:color w:val="000000" w:themeColor="text1"/>
+              </w:rPr>
+            </w:pPr>
+            <w:r>
+              <w:rPr>
+                <w:rFonts w:ascii="Arial" w:hAnsi="Arial" w:cs="Arial"/>
+                <w:bCs/>
+                <w:color w:val="000000" w:themeColor="text1"/>
+              </w:rPr>
+              <w:t xml:space="preserve">Todo el </w:t>
+            </w:r>
+            <w:proofErr w:type="spellStart"/>
+            <w:r>
+              <w:rPr>
+                <w:rFonts w:ascii="Arial" w:hAnsi="Arial" w:cs="Arial"/>
+                <w:bCs/>
+                <w:color w:val="000000" w:themeColor="text1"/>
+              </w:rPr>
+              <w:t>equipo</w:t>
+            </w:r>
+            <w:proofErr w:type="spellEnd"/>
+          </w:p>
+        </w:tc>
+        <w:tc>
+          <w:tcPr>
+            <w:tcW w:w="0" w:type="auto"/>
+            <w:vAlign w:val="center"/>
+            <w:hideMark/>
+          </w:tcPr>
+          <w:p>
+            <w:pPr>
+              <w:spacing w:line="480" w:lineRule="auto"/>
+              <w:rPr>
+                <w:rFonts w:ascii="Arial" w:hAnsi="Arial" w:cs="Arial"/>
+                <w:bCs/>
+                <w:color w:val="000000" w:themeColor="text1"/>
+              </w:rPr>
+            </w:pPr>
+          </w:p>
+        </w:tc>
+        <w:tc>
+          <w:tcPr>
+            <w:tcW w:w="0" w:type="auto"/>
+            <w:vAlign w:val="center"/>
+            <w:hideMark/>
+          </w:tcPr>
+          <w:p>
+            <w:pPr>
+              <w:spacing w:line="480" w:lineRule="auto"/>
+              <w:rPr>
+                <w:rFonts w:ascii="Arial" w:hAnsi="Arial" w:cs="Arial"/>
+                <w:bCs/>
+                <w:color w:val="000000" w:themeColor="text1"/>
+              </w:rPr>
+            </w:pPr>
+            <w:r>
+              <w:rPr>
+                <w:rFonts w:ascii="Arial" w:hAnsi="Arial" w:cs="Arial"/>
+                <w:bCs/>
+                <w:color w:val="000000" w:themeColor="text1"/>
+              </w:rPr>
+              <w:t>24/10/2026 30/10/2026</w:t>
             </w:r>
           </w:p>
         </w:tc>
@@ -3926,446 +7994,213 @@
     </w:tbl>
     <w:p>
       <w:pPr>
+        <w:spacing w:line="480" w:lineRule="auto"/>
+        <w:rPr>
+          <w:rFonts w:ascii="Arial" w:hAnsi="Arial" w:cs="Arial"/>
+          <w:bCs/>
+          <w:color w:val="000000" w:themeColor="text1"/>
+          <w:lang w:val="es-GT"/>
+        </w:rPr>
+      </w:pPr>
+      <w:r>
+        <w:rPr>
+          <w:rFonts w:ascii="Arial" w:hAnsi="Arial" w:cs="Arial"/>
+          <w:bCs/>
+          <w:i/>
+          <w:iCs/>
+          <w:color w:val="000000" w:themeColor="text1"/>
+          <w:lang w:val="es-GT"/>
+        </w:rPr>
+        <w:t xml:space="preserve">Nota. </w:t>
+      </w:r>
+      <w:r>
+        <w:rPr>
+          <w:rFonts w:ascii="Arial" w:hAnsi="Arial" w:cs="Arial"/>
+          <w:bCs/>
+          <w:color w:val="000000" w:themeColor="text1"/>
+          <w:lang w:val="es-GT"/>
+        </w:rPr>
+        <w:t>Algunas fechas no aparecen los integrantes en el repositorio ya que trabajamos en reuniones virtuales.</w:t>
+      </w:r>
+    </w:p>
+    <w:p>
+      <w:pPr>
+        <w:spacing w:line="480" w:lineRule="auto"/>
+        <w:rPr>
+          <w:rFonts w:ascii="Arial" w:hAnsi="Arial" w:cs="Arial"/>
+          <w:b/>
+          <w:bCs/>
+          <w:color w:val="000000" w:themeColor="text1"/>
+          <w:lang w:val="es-GT"/>
+        </w:rPr>
+      </w:pPr>
+    </w:p>
+    <w:p>
+      <w:pPr>
+        <w:spacing w:line="480" w:lineRule="auto"/>
+        <w:rPr>
+          <w:rFonts w:ascii="Arial" w:hAnsi="Arial" w:cs="Arial"/>
+          <w:b/>
+          <w:bCs/>
+          <w:color w:val="000000" w:themeColor="text1"/>
+          <w:lang w:val="es-GT"/>
+        </w:rPr>
+      </w:pPr>
+    </w:p>
+    <w:p>
+      <w:pPr>
+        <w:spacing w:line="480" w:lineRule="auto"/>
+        <w:rPr>
+          <w:rFonts w:ascii="Arial" w:hAnsi="Arial" w:cs="Arial"/>
+          <w:b/>
+          <w:bCs/>
+          <w:color w:val="000000" w:themeColor="text1"/>
+          <w:lang w:val="es-GT"/>
+        </w:rPr>
+      </w:pPr>
+    </w:p>
+    <w:p>
+      <w:pPr>
+        <w:spacing w:line="480" w:lineRule="auto"/>
+        <w:rPr>
+          <w:rFonts w:ascii="Arial" w:hAnsi="Arial" w:cs="Arial"/>
+          <w:b/>
+          <w:bCs/>
+          <w:color w:val="000000" w:themeColor="text1"/>
+          <w:lang w:val="es-GT"/>
+        </w:rPr>
+      </w:pPr>
+    </w:p>
+    <w:p>
+      <w:pPr>
+        <w:spacing w:line="480" w:lineRule="auto"/>
+        <w:rPr>
+          <w:rFonts w:ascii="Arial" w:hAnsi="Arial" w:cs="Arial"/>
+          <w:b/>
+          <w:bCs/>
+          <w:color w:val="000000" w:themeColor="text1"/>
+          <w:lang w:val="es-GT"/>
+        </w:rPr>
+      </w:pPr>
+    </w:p>
+    <w:p>
+      <w:pPr>
+        <w:spacing w:line="480" w:lineRule="auto"/>
+        <w:rPr>
+          <w:rFonts w:ascii="Arial" w:hAnsi="Arial" w:cs="Arial"/>
+          <w:b/>
+          <w:bCs/>
+          <w:color w:val="000000" w:themeColor="text1"/>
+          <w:lang w:val="es-GT"/>
+        </w:rPr>
+      </w:pPr>
+    </w:p>
+    <w:p>
+      <w:pPr>
+        <w:spacing w:line="480" w:lineRule="auto"/>
+        <w:rPr>
+          <w:rFonts w:ascii="Arial" w:hAnsi="Arial" w:cs="Arial"/>
+          <w:b/>
+          <w:bCs/>
+          <w:color w:val="000000" w:themeColor="text1"/>
+          <w:lang w:val="es-GT"/>
+        </w:rPr>
+      </w:pPr>
+    </w:p>
+    <w:p>
+      <w:pPr>
+        <w:spacing w:line="480" w:lineRule="auto"/>
+        <w:rPr>
+          <w:rFonts w:ascii="Arial" w:hAnsi="Arial" w:cs="Arial"/>
+          <w:b/>
+          <w:bCs/>
+          <w:color w:val="000000" w:themeColor="text1"/>
+          <w:lang w:val="es-GT"/>
+        </w:rPr>
+      </w:pPr>
+    </w:p>
+    <w:p>
+      <w:pPr>
+        <w:spacing w:line="480" w:lineRule="auto"/>
+        <w:rPr>
+          <w:rFonts w:ascii="Arial" w:hAnsi="Arial" w:cs="Arial"/>
+          <w:b/>
+          <w:bCs/>
+          <w:color w:val="000000" w:themeColor="text1"/>
+          <w:lang w:val="es-GT"/>
+        </w:rPr>
+      </w:pPr>
+    </w:p>
+    <w:p>
+      <w:pPr>
         <w:pStyle w:val="Ttulo1"/>
         <w:rPr>
           <w:lang w:val="es-GT"/>
         </w:rPr>
       </w:pPr>
-      <w:r>
-        <w:rPr>
-          <w:lang w:val="es-GT"/>
-        </w:rPr>
-        <w:t>9.</w:t>
-      </w:r>
-      <w:r>
-        <w:rPr>
-          <w:lang w:val="es-GT"/>
-        </w:rPr>
-        <w:t xml:space="preserve"> Resultados obtenidos</w:t>
-      </w:r>
+      <w:bookmarkStart w:id="13" w:name="_Toc244203324"/>
+      <w:r>
+        <w:rPr>
+          <w:lang w:val="es-GT"/>
+        </w:rPr>
+        <w:t>7</w:t>
+      </w:r>
+      <w:r>
+        <w:rPr>
+          <w:lang w:val="es-GT"/>
+        </w:rPr>
+        <w:t xml:space="preserve">. </w:t>
+      </w:r>
+      <w:r>
+        <w:rPr>
+          <w:lang w:val="es-GT"/>
+        </w:rPr>
+        <w:t>Conclusiones y Lecciones Aprendidas</w:t>
+      </w:r>
+      <w:bookmarkEnd w:id="13"/>
     </w:p>
     <w:p>
       <w:pPr>
         <w:spacing w:line="480" w:lineRule="auto"/>
-        <w:ind w:firstLine="360"/>
-        <w:rPr>
-          <w:rFonts w:ascii="Arial" w:hAnsi="Arial" w:cs="Arial"/>
-          <w:bCs/>
-          <w:color w:val="000000" w:themeColor="text1"/>
-          <w:lang w:val="es-GT"/>
-        </w:rPr>
-      </w:pPr>
-      <w:r>
-        <w:rPr>
-          <w:rFonts w:ascii="Arial" w:hAnsi="Arial" w:cs="Arial"/>
-          <w:bCs/>
-          <w:color w:val="000000" w:themeColor="text1"/>
-          <w:lang w:val="es-GT"/>
-        </w:rPr>
-        <w:t>Como resultado del trabajo, se busca contar con una aplicación de escritorio que integre las principales funcionalidades del proyecto:</w:t>
-      </w:r>
-    </w:p>
-    <w:p>
-      <w:pPr>
-        <w:numPr>
-          <w:ilvl w:val="0"/>
-          <w:numId w:val="9"/>
-        </w:numPr>
-        <w:spacing w:line="480" w:lineRule="auto"/>
-        <w:rPr>
-          <w:rFonts w:ascii="Arial" w:hAnsi="Arial" w:cs="Arial"/>
-          <w:bCs/>
-          <w:color w:val="000000" w:themeColor="text1"/>
-          <w:lang w:val="es-GT"/>
-        </w:rPr>
-      </w:pPr>
-      <w:r>
-        <w:rPr>
-          <w:rFonts w:ascii="Arial" w:hAnsi="Arial" w:cs="Arial"/>
-          <w:bCs/>
-          <w:color w:val="000000" w:themeColor="text1"/>
-          <w:lang w:val="es-GT"/>
-        </w:rPr>
-        <w:t>Creación y simulación de autómatas finitos.</w:t>
-      </w:r>
-    </w:p>
-    <w:p>
-      <w:pPr>
-        <w:numPr>
-          <w:ilvl w:val="0"/>
-          <w:numId w:val="9"/>
-        </w:numPr>
-        <w:spacing w:line="480" w:lineRule="auto"/>
-        <w:rPr>
-          <w:rFonts w:ascii="Arial" w:hAnsi="Arial" w:cs="Arial"/>
-          <w:bCs/>
-          <w:color w:val="000000" w:themeColor="text1"/>
-          <w:lang w:val="es-GT"/>
-        </w:rPr>
-      </w:pPr>
-      <w:r>
-        <w:rPr>
-          <w:rFonts w:ascii="Arial" w:hAnsi="Arial" w:cs="Arial"/>
-          <w:bCs/>
-          <w:color w:val="000000" w:themeColor="text1"/>
-          <w:lang w:val="es-GT"/>
-        </w:rPr>
-        <w:t>Conversión de AFN a AFD.</w:t>
-      </w:r>
-    </w:p>
-    <w:p>
-      <w:pPr>
-        <w:numPr>
-          <w:ilvl w:val="0"/>
-          <w:numId w:val="9"/>
-        </w:numPr>
-        <w:spacing w:line="480" w:lineRule="auto"/>
-        <w:rPr>
-          <w:rFonts w:ascii="Arial" w:hAnsi="Arial" w:cs="Arial"/>
-          <w:bCs/>
-          <w:color w:val="000000" w:themeColor="text1"/>
-        </w:rPr>
-      </w:pPr>
+        <w:rPr>
+          <w:rFonts w:ascii="Arial" w:hAnsi="Arial" w:cs="Arial"/>
+          <w:b/>
+          <w:bCs/>
+          <w:color w:val="000000" w:themeColor="text1"/>
+          <w:lang w:val="es-GT"/>
+        </w:rPr>
+      </w:pPr>
+      <w:r>
+        <w:rPr>
+          <w:rFonts w:ascii="Arial" w:hAnsi="Arial" w:cs="Arial"/>
+          <w:b/>
+          <w:bCs/>
+          <w:color w:val="000000" w:themeColor="text1"/>
+          <w:lang w:val="es-GT"/>
+        </w:rPr>
+        <w:t xml:space="preserve">Danna Monserrath </w:t>
+      </w:r>
       <w:proofErr w:type="spellStart"/>
       <w:r>
         <w:rPr>
           <w:rFonts w:ascii="Arial" w:hAnsi="Arial" w:cs="Arial"/>
-          <w:bCs/>
-          <w:color w:val="000000" w:themeColor="text1"/>
-        </w:rPr>
-        <w:t>Minimización</w:t>
+          <w:b/>
+          <w:bCs/>
+          <w:color w:val="000000" w:themeColor="text1"/>
+          <w:lang w:val="es-GT"/>
+        </w:rPr>
+        <w:t>Yorlen</w:t>
       </w:r>
       <w:proofErr w:type="spellEnd"/>
       <w:r>
         <w:rPr>
           <w:rFonts w:ascii="Arial" w:hAnsi="Arial" w:cs="Arial"/>
-          <w:bCs/>
-          <w:color w:val="000000" w:themeColor="text1"/>
-        </w:rPr>
-        <w:t xml:space="preserve"> de </w:t>
-      </w:r>
-      <w:proofErr w:type="spellStart"/>
-      <w:r>
-        <w:rPr>
-          <w:rFonts w:ascii="Arial" w:hAnsi="Arial" w:cs="Arial"/>
-          <w:bCs/>
-          <w:color w:val="000000" w:themeColor="text1"/>
-        </w:rPr>
-        <w:t>autómatas</w:t>
-      </w:r>
-      <w:proofErr w:type="spellEnd"/>
-      <w:r>
-        <w:rPr>
-          <w:rFonts w:ascii="Arial" w:hAnsi="Arial" w:cs="Arial"/>
-          <w:bCs/>
-          <w:color w:val="000000" w:themeColor="text1"/>
-        </w:rPr>
-        <w:t xml:space="preserve"> </w:t>
-      </w:r>
-      <w:proofErr w:type="spellStart"/>
-      <w:r>
-        <w:rPr>
-          <w:rFonts w:ascii="Arial" w:hAnsi="Arial" w:cs="Arial"/>
-          <w:bCs/>
-          <w:color w:val="000000" w:themeColor="text1"/>
-        </w:rPr>
-        <w:t>deterministas</w:t>
-      </w:r>
-      <w:proofErr w:type="spellEnd"/>
-      <w:r>
-        <w:rPr>
-          <w:rFonts w:ascii="Arial" w:hAnsi="Arial" w:cs="Arial"/>
-          <w:bCs/>
-          <w:color w:val="000000" w:themeColor="text1"/>
-        </w:rPr>
-        <w:t>.</w:t>
-      </w:r>
-    </w:p>
-    <w:p>
-      <w:pPr>
-        <w:numPr>
-          <w:ilvl w:val="0"/>
-          <w:numId w:val="9"/>
-        </w:numPr>
-        <w:spacing w:line="480" w:lineRule="auto"/>
-        <w:rPr>
-          <w:rFonts w:ascii="Arial" w:hAnsi="Arial" w:cs="Arial"/>
-          <w:bCs/>
-          <w:color w:val="000000" w:themeColor="text1"/>
-          <w:lang w:val="es-GT"/>
-        </w:rPr>
-      </w:pPr>
-      <w:r>
-        <w:rPr>
-          <w:rFonts w:ascii="Arial" w:hAnsi="Arial" w:cs="Arial"/>
-          <w:bCs/>
-          <w:color w:val="000000" w:themeColor="text1"/>
-          <w:lang w:val="es-GT"/>
-        </w:rPr>
-        <w:lastRenderedPageBreak/>
-        <w:t>Validación de cadenas mediante expresiones regulares.</w:t>
-      </w:r>
-    </w:p>
-    <w:p>
-      <w:pPr>
-        <w:numPr>
-          <w:ilvl w:val="0"/>
-          <w:numId w:val="9"/>
-        </w:numPr>
-        <w:spacing w:line="480" w:lineRule="auto"/>
-        <w:rPr>
-          <w:rFonts w:ascii="Arial" w:hAnsi="Arial" w:cs="Arial"/>
-          <w:bCs/>
-          <w:color w:val="000000" w:themeColor="text1"/>
-          <w:lang w:val="es-GT"/>
-        </w:rPr>
-      </w:pPr>
-      <w:r>
-        <w:rPr>
-          <w:rFonts w:ascii="Arial" w:hAnsi="Arial" w:cs="Arial"/>
-          <w:bCs/>
-          <w:color w:val="000000" w:themeColor="text1"/>
-          <w:lang w:val="es-GT"/>
-        </w:rPr>
-        <w:t>Generación de autómatas a partir de expresiones regulares.</w:t>
-      </w:r>
-    </w:p>
-    <w:p>
-      <w:pPr>
-        <w:numPr>
-          <w:ilvl w:val="0"/>
-          <w:numId w:val="9"/>
-        </w:numPr>
-        <w:spacing w:line="480" w:lineRule="auto"/>
-        <w:rPr>
-          <w:rFonts w:ascii="Arial" w:hAnsi="Arial" w:cs="Arial"/>
-          <w:bCs/>
-          <w:color w:val="000000" w:themeColor="text1"/>
-          <w:lang w:val="es-GT"/>
-        </w:rPr>
-      </w:pPr>
-      <w:r>
-        <w:rPr>
-          <w:rFonts w:ascii="Arial" w:hAnsi="Arial" w:cs="Arial"/>
-          <w:bCs/>
-          <w:color w:val="000000" w:themeColor="text1"/>
-          <w:lang w:val="es-GT"/>
-        </w:rPr>
-        <w:t>Consulta de registros de actividad y resultados.</w:t>
-      </w:r>
-    </w:p>
-    <w:p>
-      <w:pPr>
-        <w:numPr>
-          <w:ilvl w:val="0"/>
-          <w:numId w:val="9"/>
-        </w:numPr>
-        <w:spacing w:line="480" w:lineRule="auto"/>
-        <w:rPr>
-          <w:rFonts w:ascii="Arial" w:hAnsi="Arial" w:cs="Arial"/>
-          <w:bCs/>
-          <w:color w:val="000000" w:themeColor="text1"/>
-          <w:lang w:val="es-GT"/>
-        </w:rPr>
-      </w:pPr>
-      <w:r>
-        <w:rPr>
-          <w:rFonts w:ascii="Arial" w:hAnsi="Arial" w:cs="Arial"/>
-          <w:bCs/>
-          <w:color w:val="000000" w:themeColor="text1"/>
-          <w:lang w:val="es-GT"/>
-        </w:rPr>
-        <w:t>Interfaz gráfica para acceder a las funcionalidades disponibles.</w:t>
-      </w:r>
-    </w:p>
-    <w:p>
-      <w:pPr>
-        <w:spacing w:line="480" w:lineRule="auto"/>
-        <w:rPr>
-          <w:rFonts w:ascii="Arial" w:hAnsi="Arial" w:cs="Arial"/>
-          <w:bCs/>
-          <w:color w:val="000000" w:themeColor="text1"/>
-          <w:lang w:val="es-GT"/>
-        </w:rPr>
-      </w:pPr>
-      <w:r>
-        <w:rPr>
-          <w:rFonts w:ascii="Arial" w:hAnsi="Arial" w:cs="Arial"/>
-          <w:bCs/>
-          <w:color w:val="000000" w:themeColor="text1"/>
-          <w:lang w:val="es-GT"/>
-        </w:rPr>
-        <w:t>El cumplimiento de estos resultados debe verificarse mediante pruebas de funcionamiento antes de la entrega final.</w:t>
-      </w:r>
-    </w:p>
-    <w:p>
-      <w:pPr>
-        <w:spacing w:line="480" w:lineRule="auto"/>
-        <w:rPr>
-          <w:rFonts w:ascii="Arial" w:hAnsi="Arial" w:cs="Arial"/>
-          <w:bCs/>
-          <w:color w:val="000000" w:themeColor="text1"/>
-          <w:lang w:val="es-GT"/>
-        </w:rPr>
-      </w:pPr>
-    </w:p>
-    <w:p>
-      <w:pPr>
-        <w:spacing w:line="480" w:lineRule="auto"/>
-        <w:rPr>
-          <w:rFonts w:ascii="Arial" w:hAnsi="Arial" w:cs="Arial"/>
-          <w:bCs/>
-          <w:color w:val="000000" w:themeColor="text1"/>
-          <w:lang w:val="es-GT"/>
-        </w:rPr>
-      </w:pPr>
-    </w:p>
-    <w:p>
-      <w:pPr>
-        <w:spacing w:line="480" w:lineRule="auto"/>
-        <w:rPr>
-          <w:rFonts w:ascii="Arial" w:hAnsi="Arial" w:cs="Arial"/>
-          <w:bCs/>
-          <w:color w:val="000000" w:themeColor="text1"/>
-          <w:lang w:val="es-GT"/>
-        </w:rPr>
-      </w:pPr>
-    </w:p>
-    <w:p>
-      <w:pPr>
-        <w:spacing w:line="480" w:lineRule="auto"/>
-        <w:rPr>
-          <w:rFonts w:ascii="Arial" w:hAnsi="Arial" w:cs="Arial"/>
-          <w:bCs/>
-          <w:color w:val="000000" w:themeColor="text1"/>
-          <w:lang w:val="es-GT"/>
-        </w:rPr>
-      </w:pPr>
-    </w:p>
-    <w:p>
-      <w:pPr>
-        <w:spacing w:line="480" w:lineRule="auto"/>
-        <w:rPr>
-          <w:rFonts w:ascii="Arial" w:hAnsi="Arial" w:cs="Arial"/>
-          <w:bCs/>
-          <w:color w:val="000000" w:themeColor="text1"/>
-          <w:lang w:val="es-GT"/>
-        </w:rPr>
-      </w:pPr>
-    </w:p>
-    <w:p>
-      <w:pPr>
-        <w:spacing w:line="480" w:lineRule="auto"/>
-        <w:rPr>
-          <w:rFonts w:ascii="Arial" w:hAnsi="Arial" w:cs="Arial"/>
-          <w:bCs/>
-          <w:color w:val="000000" w:themeColor="text1"/>
-          <w:lang w:val="es-GT"/>
-        </w:rPr>
-      </w:pPr>
-    </w:p>
-    <w:p>
-      <w:pPr>
-        <w:spacing w:line="480" w:lineRule="auto"/>
-        <w:rPr>
-          <w:rFonts w:ascii="Arial" w:hAnsi="Arial" w:cs="Arial"/>
-          <w:bCs/>
-          <w:color w:val="000000" w:themeColor="text1"/>
-          <w:lang w:val="es-GT"/>
-        </w:rPr>
-      </w:pPr>
-    </w:p>
-    <w:p>
-      <w:pPr>
-        <w:spacing w:line="480" w:lineRule="auto"/>
-        <w:rPr>
-          <w:rFonts w:ascii="Arial" w:hAnsi="Arial" w:cs="Arial"/>
-          <w:bCs/>
-          <w:color w:val="000000" w:themeColor="text1"/>
-          <w:lang w:val="es-GT"/>
-        </w:rPr>
-      </w:pPr>
-    </w:p>
-    <w:p>
-      <w:pPr>
-        <w:spacing w:line="480" w:lineRule="auto"/>
-        <w:rPr>
-          <w:rFonts w:ascii="Arial" w:hAnsi="Arial" w:cs="Arial"/>
-          <w:bCs/>
-          <w:color w:val="000000" w:themeColor="text1"/>
-          <w:lang w:val="es-GT"/>
-        </w:rPr>
-      </w:pPr>
-    </w:p>
-    <w:p>
-      <w:pPr>
-        <w:spacing w:line="480" w:lineRule="auto"/>
-        <w:rPr>
-          <w:rFonts w:ascii="Arial" w:hAnsi="Arial" w:cs="Arial"/>
-          <w:bCs/>
-          <w:color w:val="000000" w:themeColor="text1"/>
-          <w:lang w:val="es-GT"/>
-        </w:rPr>
-      </w:pPr>
-    </w:p>
-    <w:p>
-      <w:pPr>
-        <w:spacing w:line="480" w:lineRule="auto"/>
-        <w:rPr>
-          <w:rFonts w:ascii="Arial" w:hAnsi="Arial" w:cs="Arial"/>
-          <w:bCs/>
-          <w:color w:val="000000" w:themeColor="text1"/>
-          <w:lang w:val="es-GT"/>
-        </w:rPr>
-      </w:pPr>
-    </w:p>
-    <w:p>
-      <w:pPr>
-        <w:spacing w:line="480" w:lineRule="auto"/>
-        <w:rPr>
-          <w:rFonts w:ascii="Arial" w:hAnsi="Arial" w:cs="Arial"/>
-          <w:bCs/>
-          <w:color w:val="000000" w:themeColor="text1"/>
-          <w:lang w:val="es-GT"/>
-        </w:rPr>
-      </w:pPr>
-    </w:p>
-    <w:p>
-      <w:pPr>
-        <w:spacing w:line="480" w:lineRule="auto"/>
-        <w:rPr>
-          <w:rFonts w:ascii="Arial" w:hAnsi="Arial" w:cs="Arial"/>
-          <w:bCs/>
-          <w:color w:val="000000" w:themeColor="text1"/>
-          <w:lang w:val="es-GT"/>
-        </w:rPr>
-      </w:pPr>
-    </w:p>
-    <w:p>
-      <w:pPr>
-        <w:pStyle w:val="Ttulo1"/>
-        <w:rPr>
-          <w:lang w:val="es-GT"/>
-        </w:rPr>
-      </w:pPr>
-      <w:r>
-        <w:rPr>
-          <w:lang w:val="es-GT"/>
-        </w:rPr>
-        <w:lastRenderedPageBreak/>
-        <w:t>1</w:t>
-      </w:r>
-      <w:r>
-        <w:rPr>
-          <w:lang w:val="es-GT"/>
-        </w:rPr>
-        <w:t>0</w:t>
-      </w:r>
-      <w:r>
-        <w:rPr>
-          <w:lang w:val="es-GT"/>
-        </w:rPr>
-        <w:t>. Conclusiones</w:t>
+          <w:b/>
+          <w:bCs/>
+          <w:color w:val="000000" w:themeColor="text1"/>
+          <w:lang w:val="es-GT"/>
+        </w:rPr>
+        <w:t xml:space="preserve"> Díaz Hernández</w:t>
       </w:r>
     </w:p>
     <w:p>
@@ -4386,7 +8221,7 @@
           <w:color w:val="000000" w:themeColor="text1"/>
           <w:lang w:val="es-GT"/>
         </w:rPr>
-        <w:t xml:space="preserve">El desarrollo del Sistema de Autómatas Finitos y </w:t>
+        <w:t xml:space="preserve">En el desarrollo del proyecto aprendí mucho sobre los autómatas, ya que si bien es algo que el </w:t>
       </w:r>
       <w:proofErr w:type="spellStart"/>
       <w:r>
@@ -4396,7 +8231,7 @@
           <w:color w:val="000000" w:themeColor="text1"/>
           <w:lang w:val="es-GT"/>
         </w:rPr>
-        <w:t>Regex</w:t>
+        <w:t>inge</w:t>
       </w:r>
       <w:proofErr w:type="spellEnd"/>
       <w:r>
@@ -4406,27 +8241,25 @@
           <w:color w:val="000000" w:themeColor="text1"/>
           <w:lang w:val="es-GT"/>
         </w:rPr>
-        <w:t xml:space="preserve"> </w:t>
-      </w:r>
-      <w:proofErr w:type="spellStart"/>
-      <w:r>
-        <w:rPr>
-          <w:rFonts w:ascii="Arial" w:hAnsi="Arial" w:cs="Arial"/>
-          <w:bCs/>
-          <w:color w:val="000000" w:themeColor="text1"/>
-          <w:lang w:val="es-GT"/>
-        </w:rPr>
-        <w:t>Lab</w:t>
-      </w:r>
-      <w:proofErr w:type="spellEnd"/>
-      <w:r>
-        <w:rPr>
-          <w:rFonts w:ascii="Arial" w:hAnsi="Arial" w:cs="Arial"/>
-          <w:bCs/>
-          <w:color w:val="000000" w:themeColor="text1"/>
-          <w:lang w:val="es-GT"/>
-        </w:rPr>
-        <w:t xml:space="preserve"> permite aplicar conceptos de lenguajes formales y teoría de autómatas en una herramienta informática. Asimismo, favorece la práctica de la programación, la integración de componentes y la solución de problemas.</w:t>
+        <w:t xml:space="preserve"> nos ha enseñado esta aplicación permitió comprender a profundi</w:t>
+      </w:r>
+      <w:r>
+        <w:rPr>
+          <w:rFonts w:ascii="Arial" w:hAnsi="Arial" w:cs="Arial"/>
+          <w:bCs/>
+          <w:color w:val="000000" w:themeColor="text1"/>
+          <w:lang w:val="es-GT"/>
+        </w:rPr>
+        <w:t xml:space="preserve">dad </w:t>
+      </w:r>
+      <w:r>
+        <w:rPr>
+          <w:rFonts w:ascii="Arial" w:hAnsi="Arial" w:cs="Arial"/>
+          <w:bCs/>
+          <w:color w:val="000000" w:themeColor="text1"/>
+          <w:lang w:val="es-GT"/>
+        </w:rPr>
+        <w:t>todos los temas ya que requirió poner en funcionamiento nuestros conocimientos y buscar información adicional para implementar códigos y que la aplicación funcionará de forma correcta.</w:t>
       </w:r>
     </w:p>
     <w:p>
@@ -4447,7 +8280,58 @@
           <w:color w:val="000000" w:themeColor="text1"/>
           <w:lang w:val="es-GT"/>
         </w:rPr>
-        <w:t>La organización de las actividades, la realización de pruebas y la documentación del sistema son elementos importantes para mejorar su funcionamiento y facilitar su utilización.</w:t>
+        <w:t xml:space="preserve">Asimismo, permitió trabajar en equipo y coordinar tiempos, </w:t>
+      </w:r>
+      <w:r>
+        <w:rPr>
+          <w:rFonts w:ascii="Arial" w:hAnsi="Arial" w:cs="Arial"/>
+          <w:bCs/>
+          <w:color w:val="000000" w:themeColor="text1"/>
+          <w:lang w:val="es-GT"/>
+        </w:rPr>
+        <w:t xml:space="preserve">y fortalezas de cada uno, ya que cada miembro desarrollo la parte que se le facilita más y también a utilizar </w:t>
+      </w:r>
+      <w:proofErr w:type="spellStart"/>
+      <w:r>
+        <w:rPr>
+          <w:rFonts w:ascii="Arial" w:hAnsi="Arial" w:cs="Arial"/>
+          <w:bCs/>
+          <w:color w:val="000000" w:themeColor="text1"/>
+          <w:lang w:val="es-GT"/>
+        </w:rPr>
+        <w:t>git</w:t>
+      </w:r>
+      <w:proofErr w:type="spellEnd"/>
+      <w:r>
+        <w:rPr>
+          <w:rFonts w:ascii="Arial" w:hAnsi="Arial" w:cs="Arial"/>
+          <w:bCs/>
+          <w:color w:val="000000" w:themeColor="text1"/>
+          <w:lang w:val="es-GT"/>
+        </w:rPr>
+        <w:t xml:space="preserve"> de forma colaborativa. </w:t>
+      </w:r>
+    </w:p>
+    <w:p>
+      <w:pPr>
+        <w:spacing w:line="480" w:lineRule="auto"/>
+        <w:rPr>
+          <w:rFonts w:ascii="Arial" w:hAnsi="Arial" w:cs="Arial"/>
+          <w:b/>
+          <w:bCs/>
+          <w:color w:val="000000" w:themeColor="text1"/>
+          <w:lang w:val="es-GT"/>
+        </w:rPr>
+      </w:pPr>
+      <w:r>
+        <w:rPr>
+          <w:rFonts w:ascii="Arial" w:hAnsi="Arial" w:cs="Arial"/>
+          <w:b/>
+          <w:bCs/>
+          <w:color w:val="000000" w:themeColor="text1"/>
+          <w:lang w:val="es-GT"/>
+        </w:rPr>
+        <w:t>Fátima Yamileth Pérez Fuentes</w:t>
       </w:r>
     </w:p>
     <w:p>
@@ -4461,6 +8345,49 @@
           <w:lang w:val="es-GT"/>
         </w:rPr>
       </w:pPr>
+      <w:r>
+        <w:rPr>
+          <w:rFonts w:ascii="Arial" w:hAnsi="Arial" w:cs="Arial"/>
+          <w:bCs/>
+          <w:color w:val="000000" w:themeColor="text1"/>
+          <w:lang w:val="es-GT"/>
+        </w:rPr>
+        <w:t>La elaboración del proyecto permitió fortalecer los conocimientos relacionados con la programación y la validación de cadenas mediante expresiones regulares. También permitió reconocer la importancia de probar diferentes entradas, tanto válidas como inválidas, para comprobar que los resultados correspondan al comportamiento esperado.</w:t>
+      </w:r>
+    </w:p>
+    <w:p>
+      <w:pPr>
+        <w:spacing w:line="480" w:lineRule="auto"/>
+        <w:rPr>
+          <w:rFonts w:ascii="Arial" w:hAnsi="Arial" w:cs="Arial"/>
+          <w:b/>
+          <w:bCs/>
+          <w:color w:val="000000" w:themeColor="text1"/>
+          <w:lang w:val="es-GT"/>
+        </w:rPr>
+      </w:pPr>
+      <w:proofErr w:type="spellStart"/>
+      <w:r>
+        <w:rPr>
+          <w:rFonts w:ascii="Arial" w:hAnsi="Arial" w:cs="Arial"/>
+          <w:b/>
+          <w:bCs/>
+          <w:color w:val="000000" w:themeColor="text1"/>
+          <w:lang w:val="es-GT"/>
+        </w:rPr>
+        <w:t>Jackeline</w:t>
+      </w:r>
+      <w:proofErr w:type="spellEnd"/>
+      <w:r>
+        <w:rPr>
+          <w:rFonts w:ascii="Arial" w:hAnsi="Arial" w:cs="Arial"/>
+          <w:b/>
+          <w:bCs/>
+          <w:color w:val="000000" w:themeColor="text1"/>
+          <w:lang w:val="es-GT"/>
+        </w:rPr>
+        <w:t xml:space="preserve"> Nayeli Chay Flores</w:t>
+      </w:r>
     </w:p>
     <w:p>
       <w:pPr>
@@ -4473,6 +8400,47 @@
           <w:lang w:val="es-GT"/>
         </w:rPr>
       </w:pPr>
+      <w:r>
+        <w:rPr>
+          <w:rFonts w:ascii="Arial" w:hAnsi="Arial" w:cs="Arial"/>
+          <w:bCs/>
+          <w:color w:val="000000" w:themeColor="text1"/>
+          <w:lang w:val="es-GT"/>
+        </w:rPr>
+        <w:t xml:space="preserve">El proyecto permitió comprender que la interfaz gráfica es una parte importante de una aplicación, ya que facilita el acceso a las funciones y la interpretación de los </w:t>
+      </w:r>
+      <w:r>
+        <w:rPr>
+          <w:rFonts w:ascii="Arial" w:hAnsi="Arial" w:cs="Arial"/>
+          <w:bCs/>
+          <w:color w:val="000000" w:themeColor="text1"/>
+          <w:lang w:val="es-GT"/>
+        </w:rPr>
+        <w:lastRenderedPageBreak/>
+        <w:t>resultados. Una de las lecciones aprendidas fue la necesidad de mantener una interfaz organizada, con controles claros y mensajes que ayuden al usuario a comprender las operaciones realizadas.</w:t>
+      </w:r>
+    </w:p>
+    <w:p>
+      <w:pPr>
+        <w:spacing w:line="480" w:lineRule="auto"/>
+        <w:rPr>
+          <w:rFonts w:ascii="Arial" w:hAnsi="Arial" w:cs="Arial"/>
+          <w:b/>
+          <w:bCs/>
+          <w:color w:val="000000" w:themeColor="text1"/>
+          <w:lang w:val="es-GT"/>
+        </w:rPr>
+      </w:pPr>
+      <w:r>
+        <w:rPr>
+          <w:rFonts w:ascii="Arial" w:hAnsi="Arial" w:cs="Arial"/>
+          <w:b/>
+          <w:bCs/>
+          <w:color w:val="000000" w:themeColor="text1"/>
+          <w:lang w:val="es-GT"/>
+        </w:rPr>
+        <w:t>Edison Roberto Chilel Pérez</w:t>
+      </w:r>
     </w:p>
     <w:p>
       <w:pPr>
@@ -4485,6 +8453,37 @@
           <w:lang w:val="es-GT"/>
         </w:rPr>
       </w:pPr>
+      <w:r>
+        <w:rPr>
+          <w:rFonts w:ascii="Arial" w:hAnsi="Arial" w:cs="Arial"/>
+          <w:bCs/>
+          <w:color w:val="000000" w:themeColor="text1"/>
+          <w:lang w:val="es-GT"/>
+        </w:rPr>
+        <w:t>El trabajo permitió reforzar los conceptos relacionados con los autómatas finitos, sus transiciones y el procesamiento de cadenas. Asimismo, permitió reconocer que los algoritmos de conversión y minimización requieren pruebas cuidadosas para comprobar que el autómata resultante conserve el lenguaje reconocido por el original.</w:t>
+      </w:r>
+    </w:p>
+    <w:p>
+      <w:pPr>
+        <w:spacing w:line="480" w:lineRule="auto"/>
+        <w:rPr>
+          <w:rFonts w:ascii="Arial" w:hAnsi="Arial" w:cs="Arial"/>
+          <w:b/>
+          <w:bCs/>
+          <w:color w:val="000000" w:themeColor="text1"/>
+          <w:lang w:val="es-GT"/>
+        </w:rPr>
+      </w:pPr>
+      <w:r>
+        <w:rPr>
+          <w:rFonts w:ascii="Arial" w:hAnsi="Arial" w:cs="Arial"/>
+          <w:b/>
+          <w:bCs/>
+          <w:color w:val="000000" w:themeColor="text1"/>
+          <w:lang w:val="es-GT"/>
+        </w:rPr>
+        <w:t>Carlos Emilio Jerónimo Salvador</w:t>
+      </w:r>
     </w:p>
     <w:p>
       <w:pPr>
@@ -4497,6 +8496,863 @@
           <w:lang w:val="es-GT"/>
         </w:rPr>
       </w:pPr>
+      <w:r>
+        <w:rPr>
+          <w:rFonts w:ascii="Arial" w:hAnsi="Arial" w:cs="Arial"/>
+          <w:bCs/>
+          <w:color w:val="000000" w:themeColor="text1"/>
+          <w:lang w:val="es-GT"/>
+        </w:rPr>
+        <w:t>La participación en el proyecto permitió reconocer la importancia de las pruebas, la documentación y la revisión de los resultados obtenidos. Una aplicación no debe considerarse terminada únicamente porque se ejecuta, sino que es necesario verificar sus funciones, registrar los problemas encontrados y documentar su funcionamiento para facilitar su utilización y mantenimiento.</w:t>
+      </w:r>
+    </w:p>
+    <w:p>
+      <w:pPr>
+        <w:spacing w:line="480" w:lineRule="auto"/>
+        <w:rPr>
+          <w:rFonts w:ascii="Arial" w:hAnsi="Arial" w:cs="Arial"/>
+          <w:bCs/>
+          <w:color w:val="000000" w:themeColor="text1"/>
+          <w:lang w:val="es-GT"/>
+        </w:rPr>
+      </w:pPr>
+      <w:r>
+        <w:rPr>
+          <w:rFonts w:ascii="Arial" w:hAnsi="Arial" w:cs="Arial"/>
+          <w:bCs/>
+          <w:i/>
+          <w:iCs/>
+          <w:color w:val="000000" w:themeColor="text1"/>
+          <w:lang w:val="es-GT"/>
+        </w:rPr>
+        <w:t>Estas conclusiones son borradores orientativos. Cada integrante debe revisarlas y adaptarlas a su experiencia, sus tareas y las dificultades que enfrentó personalmente.</w:t>
+      </w:r>
+    </w:p>
+    <w:p>
+      <w:pPr>
+        <w:spacing w:line="480" w:lineRule="auto"/>
+        <w:rPr>
+          <w:rFonts w:ascii="Arial" w:hAnsi="Arial" w:cs="Arial"/>
+          <w:b/>
+          <w:bCs/>
+          <w:color w:val="000000" w:themeColor="text1"/>
+          <w:lang w:val="es-GT"/>
+        </w:rPr>
+      </w:pPr>
+    </w:p>
+    <w:p>
+      <w:pPr>
+        <w:spacing w:line="480" w:lineRule="auto"/>
+        <w:rPr>
+          <w:rFonts w:ascii="Arial" w:hAnsi="Arial" w:cs="Arial"/>
+          <w:b/>
+          <w:bCs/>
+          <w:color w:val="000000" w:themeColor="text1"/>
+          <w:lang w:val="es-GT"/>
+        </w:rPr>
+      </w:pPr>
+    </w:p>
+    <w:p>
+      <w:pPr>
+        <w:spacing w:line="480" w:lineRule="auto"/>
+        <w:rPr>
+          <w:rFonts w:ascii="Arial" w:hAnsi="Arial" w:cs="Arial"/>
+          <w:b/>
+          <w:bCs/>
+          <w:color w:val="000000" w:themeColor="text1"/>
+          <w:lang w:val="es-GT"/>
+        </w:rPr>
+      </w:pPr>
+    </w:p>
+    <w:p>
+      <w:pPr>
+        <w:spacing w:line="480" w:lineRule="auto"/>
+        <w:rPr>
+          <w:rFonts w:ascii="Arial" w:hAnsi="Arial" w:cs="Arial"/>
+          <w:b/>
+          <w:bCs/>
+          <w:color w:val="000000" w:themeColor="text1"/>
+          <w:lang w:val="es-GT"/>
+        </w:rPr>
+      </w:pPr>
+    </w:p>
+    <w:p>
+      <w:pPr>
+        <w:pStyle w:val="Ttulo2"/>
+        <w:rPr>
+          <w:lang w:val="es-GT"/>
+        </w:rPr>
+      </w:pPr>
+      <w:bookmarkStart w:id="14" w:name="_Toc244203325"/>
+      <w:r>
+        <w:rPr>
+          <w:lang w:val="es-GT"/>
+        </w:rPr>
+        <w:lastRenderedPageBreak/>
+        <w:t>. Dificultades encontradas y soluciones</w:t>
+      </w:r>
+      <w:bookmarkEnd w:id="14"/>
+    </w:p>
+    <w:p>
+      <w:pPr>
+        <w:spacing w:line="480" w:lineRule="auto"/>
+        <w:rPr>
+          <w:rFonts w:ascii="Arial" w:hAnsi="Arial" w:cs="Arial"/>
+          <w:bCs/>
+          <w:color w:val="000000" w:themeColor="text1"/>
+          <w:lang w:val="es-GT"/>
+        </w:rPr>
+      </w:pPr>
+      <w:r>
+        <w:rPr>
+          <w:rFonts w:ascii="Arial" w:hAnsi="Arial" w:cs="Arial"/>
+          <w:bCs/>
+          <w:color w:val="000000" w:themeColor="text1"/>
+          <w:lang w:val="es-GT"/>
+        </w:rPr>
+        <w:t>Durante el desarrollo de la aplicación se deben documentar las dificultades que realmente se presentaron y las soluciones aplicadas.</w:t>
+      </w:r>
+    </w:p>
+    <w:tbl>
+      <w:tblPr>
+        <w:tblW w:w="0" w:type="auto"/>
+        <w:tblCellSpacing w:w="15" w:type="dxa"/>
+        <w:tblBorders>
+          <w:top w:val="single" w:sz="4" w:space="0" w:color="auto"/>
+          <w:left w:val="single" w:sz="4" w:space="0" w:color="auto"/>
+          <w:bottom w:val="single" w:sz="4" w:space="0" w:color="auto"/>
+          <w:right w:val="single" w:sz="4" w:space="0" w:color="auto"/>
+          <w:insideH w:val="single" w:sz="4" w:space="0" w:color="auto"/>
+          <w:insideV w:val="single" w:sz="4" w:space="0" w:color="auto"/>
+        </w:tblBorders>
+        <w:tblCellMar>
+          <w:top w:w="15" w:type="dxa"/>
+          <w:left w:w="15" w:type="dxa"/>
+          <w:bottom w:w="15" w:type="dxa"/>
+          <w:right w:w="15" w:type="dxa"/>
+        </w:tblCellMar>
+        <w:tblLook w:val="04A0" w:firstRow="1" w:lastRow="0" w:firstColumn="1" w:lastColumn="0" w:noHBand="0" w:noVBand="1"/>
+      </w:tblPr>
+      <w:tblGrid>
+        <w:gridCol w:w="2808"/>
+        <w:gridCol w:w="3390"/>
+        <w:gridCol w:w="3152"/>
+      </w:tblGrid>
+      <w:tr>
+        <w:trPr>
+          <w:tblCellSpacing w:w="15" w:type="dxa"/>
+        </w:trPr>
+        <w:tc>
+          <w:tcPr>
+            <w:tcW w:w="0" w:type="auto"/>
+            <w:vAlign w:val="center"/>
+            <w:hideMark/>
+          </w:tcPr>
+          <w:p>
+            <w:pPr>
+              <w:spacing w:line="480" w:lineRule="auto"/>
+              <w:rPr>
+                <w:rFonts w:ascii="Arial" w:hAnsi="Arial" w:cs="Arial"/>
+                <w:b/>
+                <w:bCs/>
+                <w:color w:val="000000" w:themeColor="text1"/>
+              </w:rPr>
+            </w:pPr>
+            <w:proofErr w:type="spellStart"/>
+            <w:r>
+              <w:rPr>
+                <w:rFonts w:ascii="Arial" w:hAnsi="Arial" w:cs="Arial"/>
+                <w:b/>
+                <w:bCs/>
+                <w:color w:val="000000" w:themeColor="text1"/>
+              </w:rPr>
+              <w:t>Dificultad</w:t>
+            </w:r>
+            <w:proofErr w:type="spellEnd"/>
+          </w:p>
+        </w:tc>
+        <w:tc>
+          <w:tcPr>
+            <w:tcW w:w="0" w:type="auto"/>
+            <w:vAlign w:val="center"/>
+            <w:hideMark/>
+          </w:tcPr>
+          <w:p>
+            <w:pPr>
+              <w:spacing w:line="480" w:lineRule="auto"/>
+              <w:rPr>
+                <w:rFonts w:ascii="Arial" w:hAnsi="Arial" w:cs="Arial"/>
+                <w:b/>
+                <w:bCs/>
+                <w:color w:val="000000" w:themeColor="text1"/>
+              </w:rPr>
+            </w:pPr>
+            <w:proofErr w:type="spellStart"/>
+            <w:r>
+              <w:rPr>
+                <w:rFonts w:ascii="Arial" w:hAnsi="Arial" w:cs="Arial"/>
+                <w:b/>
+                <w:bCs/>
+                <w:color w:val="000000" w:themeColor="text1"/>
+              </w:rPr>
+              <w:t>Solución</w:t>
+            </w:r>
+            <w:proofErr w:type="spellEnd"/>
+            <w:r>
+              <w:rPr>
+                <w:rFonts w:ascii="Arial" w:hAnsi="Arial" w:cs="Arial"/>
+                <w:b/>
+                <w:bCs/>
+                <w:color w:val="000000" w:themeColor="text1"/>
+              </w:rPr>
+              <w:t xml:space="preserve"> </w:t>
+            </w:r>
+            <w:proofErr w:type="spellStart"/>
+            <w:r>
+              <w:rPr>
+                <w:rFonts w:ascii="Arial" w:hAnsi="Arial" w:cs="Arial"/>
+                <w:b/>
+                <w:bCs/>
+                <w:color w:val="000000" w:themeColor="text1"/>
+              </w:rPr>
+              <w:t>aplicada</w:t>
+            </w:r>
+            <w:proofErr w:type="spellEnd"/>
+            <w:r>
+              <w:rPr>
+                <w:rFonts w:ascii="Arial" w:hAnsi="Arial" w:cs="Arial"/>
+                <w:b/>
+                <w:bCs/>
+                <w:color w:val="000000" w:themeColor="text1"/>
+              </w:rPr>
+              <w:t xml:space="preserve"> o </w:t>
+            </w:r>
+            <w:proofErr w:type="spellStart"/>
+            <w:r>
+              <w:rPr>
+                <w:rFonts w:ascii="Arial" w:hAnsi="Arial" w:cs="Arial"/>
+                <w:b/>
+                <w:bCs/>
+                <w:color w:val="000000" w:themeColor="text1"/>
+              </w:rPr>
+              <w:t>recomendada</w:t>
+            </w:r>
+            <w:proofErr w:type="spellEnd"/>
+          </w:p>
+        </w:tc>
+        <w:tc>
+          <w:tcPr>
+            <w:tcW w:w="0" w:type="auto"/>
+            <w:vAlign w:val="center"/>
+            <w:hideMark/>
+          </w:tcPr>
+          <w:p>
+            <w:pPr>
+              <w:spacing w:line="480" w:lineRule="auto"/>
+              <w:rPr>
+                <w:rFonts w:ascii="Arial" w:hAnsi="Arial" w:cs="Arial"/>
+                <w:b/>
+                <w:bCs/>
+                <w:color w:val="000000" w:themeColor="text1"/>
+              </w:rPr>
+            </w:pPr>
+            <w:proofErr w:type="spellStart"/>
+            <w:r>
+              <w:rPr>
+                <w:rFonts w:ascii="Arial" w:hAnsi="Arial" w:cs="Arial"/>
+                <w:b/>
+                <w:bCs/>
+                <w:color w:val="000000" w:themeColor="text1"/>
+              </w:rPr>
+              <w:t>Lección</w:t>
+            </w:r>
+            <w:proofErr w:type="spellEnd"/>
+            <w:r>
+              <w:rPr>
+                <w:rFonts w:ascii="Arial" w:hAnsi="Arial" w:cs="Arial"/>
+                <w:b/>
+                <w:bCs/>
+                <w:color w:val="000000" w:themeColor="text1"/>
+              </w:rPr>
+              <w:t xml:space="preserve"> </w:t>
+            </w:r>
+            <w:proofErr w:type="spellStart"/>
+            <w:r>
+              <w:rPr>
+                <w:rFonts w:ascii="Arial" w:hAnsi="Arial" w:cs="Arial"/>
+                <w:b/>
+                <w:bCs/>
+                <w:color w:val="000000" w:themeColor="text1"/>
+              </w:rPr>
+              <w:t>aprendida</w:t>
+            </w:r>
+            <w:proofErr w:type="spellEnd"/>
+          </w:p>
+        </w:tc>
+      </w:tr>
+      <w:tr>
+        <w:trPr>
+          <w:tblCellSpacing w:w="15" w:type="dxa"/>
+        </w:trPr>
+        <w:tc>
+          <w:tcPr>
+            <w:tcW w:w="0" w:type="auto"/>
+            <w:vAlign w:val="center"/>
+            <w:hideMark/>
+          </w:tcPr>
+          <w:p>
+            <w:pPr>
+              <w:spacing w:line="480" w:lineRule="auto"/>
+              <w:rPr>
+                <w:rFonts w:ascii="Arial" w:hAnsi="Arial" w:cs="Arial"/>
+                <w:bCs/>
+                <w:color w:val="000000" w:themeColor="text1"/>
+                <w:lang w:val="es-GT"/>
+              </w:rPr>
+            </w:pPr>
+            <w:r>
+              <w:rPr>
+                <w:rFonts w:ascii="Arial" w:hAnsi="Arial" w:cs="Arial"/>
+                <w:bCs/>
+                <w:color w:val="000000" w:themeColor="text1"/>
+                <w:lang w:val="es-GT"/>
+              </w:rPr>
+              <w:t>Integración de módulos desarrollados por separado.</w:t>
+            </w:r>
+          </w:p>
+        </w:tc>
+        <w:tc>
+          <w:tcPr>
+            <w:tcW w:w="0" w:type="auto"/>
+            <w:vAlign w:val="center"/>
+            <w:hideMark/>
+          </w:tcPr>
+          <w:p>
+            <w:pPr>
+              <w:spacing w:line="480" w:lineRule="auto"/>
+              <w:rPr>
+                <w:rFonts w:ascii="Arial" w:hAnsi="Arial" w:cs="Arial"/>
+                <w:bCs/>
+                <w:color w:val="000000" w:themeColor="text1"/>
+                <w:lang w:val="es-GT"/>
+              </w:rPr>
+            </w:pPr>
+            <w:r>
+              <w:rPr>
+                <w:rFonts w:ascii="Arial" w:hAnsi="Arial" w:cs="Arial"/>
+                <w:bCs/>
+                <w:color w:val="000000" w:themeColor="text1"/>
+                <w:lang w:val="es-GT"/>
+              </w:rPr>
+              <w:t>Revisar las importaciones, las clases y la comunicación entre componentes.</w:t>
+            </w:r>
+          </w:p>
+        </w:tc>
+        <w:tc>
+          <w:tcPr>
+            <w:tcW w:w="0" w:type="auto"/>
+            <w:vAlign w:val="center"/>
+            <w:hideMark/>
+          </w:tcPr>
+          <w:p>
+            <w:pPr>
+              <w:spacing w:line="480" w:lineRule="auto"/>
+              <w:rPr>
+                <w:rFonts w:ascii="Arial" w:hAnsi="Arial" w:cs="Arial"/>
+                <w:bCs/>
+                <w:color w:val="000000" w:themeColor="text1"/>
+                <w:lang w:val="es-GT"/>
+              </w:rPr>
+            </w:pPr>
+            <w:r>
+              <w:rPr>
+                <w:rFonts w:ascii="Arial" w:hAnsi="Arial" w:cs="Arial"/>
+                <w:bCs/>
+                <w:color w:val="000000" w:themeColor="text1"/>
+                <w:lang w:val="es-GT"/>
+              </w:rPr>
+              <w:t>Mantener una estructura clara facilita la integración.</w:t>
+            </w:r>
+          </w:p>
+        </w:tc>
+      </w:tr>
+      <w:tr>
+        <w:trPr>
+          <w:tblCellSpacing w:w="15" w:type="dxa"/>
+        </w:trPr>
+        <w:tc>
+          <w:tcPr>
+            <w:tcW w:w="0" w:type="auto"/>
+            <w:vAlign w:val="center"/>
+            <w:hideMark/>
+          </w:tcPr>
+          <w:p>
+            <w:pPr>
+              <w:spacing w:line="480" w:lineRule="auto"/>
+              <w:rPr>
+                <w:rFonts w:ascii="Arial" w:hAnsi="Arial" w:cs="Arial"/>
+                <w:bCs/>
+                <w:color w:val="000000" w:themeColor="text1"/>
+                <w:lang w:val="es-GT"/>
+              </w:rPr>
+            </w:pPr>
+            <w:r>
+              <w:rPr>
+                <w:rFonts w:ascii="Arial" w:hAnsi="Arial" w:cs="Arial"/>
+                <w:bCs/>
+                <w:color w:val="000000" w:themeColor="text1"/>
+                <w:lang w:val="es-GT"/>
+              </w:rPr>
+              <w:t>Errores en la validación de cadenas.</w:t>
+            </w:r>
+          </w:p>
+        </w:tc>
+        <w:tc>
+          <w:tcPr>
+            <w:tcW w:w="0" w:type="auto"/>
+            <w:vAlign w:val="center"/>
+            <w:hideMark/>
+          </w:tcPr>
+          <w:p>
+            <w:pPr>
+              <w:spacing w:line="480" w:lineRule="auto"/>
+              <w:rPr>
+                <w:rFonts w:ascii="Arial" w:hAnsi="Arial" w:cs="Arial"/>
+                <w:bCs/>
+                <w:color w:val="000000" w:themeColor="text1"/>
+                <w:lang w:val="es-GT"/>
+              </w:rPr>
+            </w:pPr>
+            <w:r>
+              <w:rPr>
+                <w:rFonts w:ascii="Arial" w:hAnsi="Arial" w:cs="Arial"/>
+                <w:bCs/>
+                <w:color w:val="000000" w:themeColor="text1"/>
+                <w:lang w:val="es-GT"/>
+              </w:rPr>
+              <w:t>Probar expresiones regulares con entradas aceptadas y rechazadas.</w:t>
+            </w:r>
+          </w:p>
+        </w:tc>
+        <w:tc>
+          <w:tcPr>
+            <w:tcW w:w="0" w:type="auto"/>
+            <w:vAlign w:val="center"/>
+            <w:hideMark/>
+          </w:tcPr>
+          <w:p>
+            <w:pPr>
+              <w:spacing w:line="480" w:lineRule="auto"/>
+              <w:rPr>
+                <w:rFonts w:ascii="Arial" w:hAnsi="Arial" w:cs="Arial"/>
+                <w:bCs/>
+                <w:color w:val="000000" w:themeColor="text1"/>
+                <w:lang w:val="es-GT"/>
+              </w:rPr>
+            </w:pPr>
+            <w:r>
+              <w:rPr>
+                <w:rFonts w:ascii="Arial" w:hAnsi="Arial" w:cs="Arial"/>
+                <w:bCs/>
+                <w:color w:val="000000" w:themeColor="text1"/>
+                <w:lang w:val="es-GT"/>
+              </w:rPr>
+              <w:t>Las pruebas con diferentes casos permiten detectar errores de lógica.</w:t>
+            </w:r>
+          </w:p>
+        </w:tc>
+      </w:tr>
+      <w:tr>
+        <w:trPr>
+          <w:tblCellSpacing w:w="15" w:type="dxa"/>
+        </w:trPr>
+        <w:tc>
+          <w:tcPr>
+            <w:tcW w:w="0" w:type="auto"/>
+            <w:vAlign w:val="center"/>
+            <w:hideMark/>
+          </w:tcPr>
+          <w:p>
+            <w:pPr>
+              <w:spacing w:line="480" w:lineRule="auto"/>
+              <w:rPr>
+                <w:rFonts w:ascii="Arial" w:hAnsi="Arial" w:cs="Arial"/>
+                <w:bCs/>
+                <w:color w:val="000000" w:themeColor="text1"/>
+                <w:lang w:val="es-GT"/>
+              </w:rPr>
+            </w:pPr>
+            <w:r>
+              <w:rPr>
+                <w:rFonts w:ascii="Arial" w:hAnsi="Arial" w:cs="Arial"/>
+                <w:bCs/>
+                <w:color w:val="000000" w:themeColor="text1"/>
+                <w:lang w:val="es-GT"/>
+              </w:rPr>
+              <w:t>Resultados desactualizados al cambiar una expresión regular.</w:t>
+            </w:r>
+          </w:p>
+        </w:tc>
+        <w:tc>
+          <w:tcPr>
+            <w:tcW w:w="0" w:type="auto"/>
+            <w:vAlign w:val="center"/>
+            <w:hideMark/>
+          </w:tcPr>
+          <w:p>
+            <w:pPr>
+              <w:spacing w:line="480" w:lineRule="auto"/>
+              <w:rPr>
+                <w:rFonts w:ascii="Arial" w:hAnsi="Arial" w:cs="Arial"/>
+                <w:bCs/>
+                <w:color w:val="000000" w:themeColor="text1"/>
+                <w:lang w:val="es-GT"/>
+              </w:rPr>
+            </w:pPr>
+            <w:r>
+              <w:rPr>
+                <w:rFonts w:ascii="Arial" w:hAnsi="Arial" w:cs="Arial"/>
+                <w:bCs/>
+                <w:color w:val="000000" w:themeColor="text1"/>
+                <w:lang w:val="es-GT"/>
+              </w:rPr>
+              <w:t>Verificar que el autómata generado corresponda a la expresión actual antes de validarlo.</w:t>
+            </w:r>
+          </w:p>
+        </w:tc>
+        <w:tc>
+          <w:tcPr>
+            <w:tcW w:w="0" w:type="auto"/>
+            <w:vAlign w:val="center"/>
+            <w:hideMark/>
+          </w:tcPr>
+          <w:p>
+            <w:pPr>
+              <w:spacing w:line="480" w:lineRule="auto"/>
+              <w:rPr>
+                <w:rFonts w:ascii="Arial" w:hAnsi="Arial" w:cs="Arial"/>
+                <w:bCs/>
+                <w:color w:val="000000" w:themeColor="text1"/>
+                <w:lang w:val="es-GT"/>
+              </w:rPr>
+            </w:pPr>
+            <w:r>
+              <w:rPr>
+                <w:rFonts w:ascii="Arial" w:hAnsi="Arial" w:cs="Arial"/>
+                <w:bCs/>
+                <w:color w:val="000000" w:themeColor="text1"/>
+                <w:lang w:val="es-GT"/>
+              </w:rPr>
+              <w:t>Es necesario mantener sincronizados los datos de la interfaz y el procesamiento.</w:t>
+            </w:r>
+          </w:p>
+        </w:tc>
+      </w:tr>
+      <w:tr>
+        <w:trPr>
+          <w:tblCellSpacing w:w="15" w:type="dxa"/>
+        </w:trPr>
+        <w:tc>
+          <w:tcPr>
+            <w:tcW w:w="0" w:type="auto"/>
+            <w:vAlign w:val="center"/>
+            <w:hideMark/>
+          </w:tcPr>
+          <w:p>
+            <w:pPr>
+              <w:spacing w:line="480" w:lineRule="auto"/>
+              <w:rPr>
+                <w:rFonts w:ascii="Arial" w:hAnsi="Arial" w:cs="Arial"/>
+                <w:bCs/>
+                <w:color w:val="000000" w:themeColor="text1"/>
+              </w:rPr>
+            </w:pPr>
+            <w:proofErr w:type="spellStart"/>
+            <w:r>
+              <w:rPr>
+                <w:rFonts w:ascii="Arial" w:hAnsi="Arial" w:cs="Arial"/>
+                <w:bCs/>
+                <w:color w:val="000000" w:themeColor="text1"/>
+              </w:rPr>
+              <w:t>Registros</w:t>
+            </w:r>
+            <w:proofErr w:type="spellEnd"/>
+            <w:r>
+              <w:rPr>
+                <w:rFonts w:ascii="Arial" w:hAnsi="Arial" w:cs="Arial"/>
+                <w:bCs/>
+                <w:color w:val="000000" w:themeColor="text1"/>
+              </w:rPr>
+              <w:t xml:space="preserve"> sin </w:t>
+            </w:r>
+            <w:proofErr w:type="spellStart"/>
+            <w:r>
+              <w:rPr>
+                <w:rFonts w:ascii="Arial" w:hAnsi="Arial" w:cs="Arial"/>
+                <w:bCs/>
+                <w:color w:val="000000" w:themeColor="text1"/>
+              </w:rPr>
+              <w:t>suficiente</w:t>
+            </w:r>
+            <w:proofErr w:type="spellEnd"/>
+            <w:r>
+              <w:rPr>
+                <w:rFonts w:ascii="Arial" w:hAnsi="Arial" w:cs="Arial"/>
+                <w:bCs/>
+                <w:color w:val="000000" w:themeColor="text1"/>
+              </w:rPr>
+              <w:t xml:space="preserve"> </w:t>
+            </w:r>
+            <w:proofErr w:type="spellStart"/>
+            <w:r>
+              <w:rPr>
+                <w:rFonts w:ascii="Arial" w:hAnsi="Arial" w:cs="Arial"/>
+                <w:bCs/>
+                <w:color w:val="000000" w:themeColor="text1"/>
+              </w:rPr>
+              <w:t>información</w:t>
+            </w:r>
+            <w:proofErr w:type="spellEnd"/>
+            <w:r>
+              <w:rPr>
+                <w:rFonts w:ascii="Arial" w:hAnsi="Arial" w:cs="Arial"/>
+                <w:bCs/>
+                <w:color w:val="000000" w:themeColor="text1"/>
+              </w:rPr>
+              <w:t>.</w:t>
+            </w:r>
+          </w:p>
+        </w:tc>
+        <w:tc>
+          <w:tcPr>
+            <w:tcW w:w="0" w:type="auto"/>
+            <w:vAlign w:val="center"/>
+            <w:hideMark/>
+          </w:tcPr>
+          <w:p>
+            <w:pPr>
+              <w:spacing w:line="480" w:lineRule="auto"/>
+              <w:rPr>
+                <w:rFonts w:ascii="Arial" w:hAnsi="Arial" w:cs="Arial"/>
+                <w:bCs/>
+                <w:color w:val="000000" w:themeColor="text1"/>
+                <w:lang w:val="es-GT"/>
+              </w:rPr>
+            </w:pPr>
+            <w:r>
+              <w:rPr>
+                <w:rFonts w:ascii="Arial" w:hAnsi="Arial" w:cs="Arial"/>
+                <w:bCs/>
+                <w:color w:val="000000" w:themeColor="text1"/>
+                <w:lang w:val="es-GT"/>
+              </w:rPr>
+              <w:t>Incorporar, cuando corresponda, la expresión regular, la cadena y el resultado de la operación.</w:t>
+            </w:r>
+          </w:p>
+        </w:tc>
+        <w:tc>
+          <w:tcPr>
+            <w:tcW w:w="0" w:type="auto"/>
+            <w:vAlign w:val="center"/>
+            <w:hideMark/>
+          </w:tcPr>
+          <w:p>
+            <w:pPr>
+              <w:spacing w:line="480" w:lineRule="auto"/>
+              <w:rPr>
+                <w:rFonts w:ascii="Arial" w:hAnsi="Arial" w:cs="Arial"/>
+                <w:bCs/>
+                <w:color w:val="000000" w:themeColor="text1"/>
+                <w:lang w:val="es-GT"/>
+              </w:rPr>
+            </w:pPr>
+            <w:r>
+              <w:rPr>
+                <w:rFonts w:ascii="Arial" w:hAnsi="Arial" w:cs="Arial"/>
+                <w:bCs/>
+                <w:color w:val="000000" w:themeColor="text1"/>
+                <w:lang w:val="es-GT"/>
+              </w:rPr>
+              <w:t>Los registros detallados facilitan el diagnóstico de errores.</w:t>
+            </w:r>
+          </w:p>
+        </w:tc>
+      </w:tr>
+      <w:tr>
+        <w:trPr>
+          <w:tblCellSpacing w:w="15" w:type="dxa"/>
+        </w:trPr>
+        <w:tc>
+          <w:tcPr>
+            <w:tcW w:w="0" w:type="auto"/>
+            <w:vAlign w:val="center"/>
+            <w:hideMark/>
+          </w:tcPr>
+          <w:p>
+            <w:pPr>
+              <w:spacing w:line="480" w:lineRule="auto"/>
+              <w:rPr>
+                <w:rFonts w:ascii="Arial" w:hAnsi="Arial" w:cs="Arial"/>
+                <w:bCs/>
+                <w:color w:val="000000" w:themeColor="text1"/>
+                <w:lang w:val="es-GT"/>
+              </w:rPr>
+            </w:pPr>
+            <w:r>
+              <w:rPr>
+                <w:rFonts w:ascii="Arial" w:hAnsi="Arial" w:cs="Arial"/>
+                <w:bCs/>
+                <w:color w:val="000000" w:themeColor="text1"/>
+                <w:lang w:val="es-GT"/>
+              </w:rPr>
+              <w:lastRenderedPageBreak/>
+              <w:t>Conflictos o dificultades al compartir cambios.</w:t>
+            </w:r>
+          </w:p>
+        </w:tc>
+        <w:tc>
+          <w:tcPr>
+            <w:tcW w:w="0" w:type="auto"/>
+            <w:vAlign w:val="center"/>
+            <w:hideMark/>
+          </w:tcPr>
+          <w:p>
+            <w:pPr>
+              <w:spacing w:line="480" w:lineRule="auto"/>
+              <w:rPr>
+                <w:rFonts w:ascii="Arial" w:hAnsi="Arial" w:cs="Arial"/>
+                <w:bCs/>
+                <w:color w:val="000000" w:themeColor="text1"/>
+                <w:lang w:val="es-GT"/>
+              </w:rPr>
+            </w:pPr>
+            <w:r>
+              <w:rPr>
+                <w:rFonts w:ascii="Arial" w:hAnsi="Arial" w:cs="Arial"/>
+                <w:bCs/>
+                <w:color w:val="000000" w:themeColor="text1"/>
+                <w:lang w:val="es-GT"/>
+              </w:rPr>
+              <w:t>Coordinar las modificaciones y revisar el código antes de integrarlo.</w:t>
+            </w:r>
+          </w:p>
+        </w:tc>
+        <w:tc>
+          <w:tcPr>
+            <w:tcW w:w="0" w:type="auto"/>
+            <w:vAlign w:val="center"/>
+            <w:hideMark/>
+          </w:tcPr>
+          <w:p>
+            <w:pPr>
+              <w:spacing w:line="480" w:lineRule="auto"/>
+              <w:rPr>
+                <w:rFonts w:ascii="Arial" w:hAnsi="Arial" w:cs="Arial"/>
+                <w:bCs/>
+                <w:color w:val="000000" w:themeColor="text1"/>
+                <w:lang w:val="es-GT"/>
+              </w:rPr>
+            </w:pPr>
+            <w:r>
+              <w:rPr>
+                <w:rFonts w:ascii="Arial" w:hAnsi="Arial" w:cs="Arial"/>
+                <w:bCs/>
+                <w:color w:val="000000" w:themeColor="text1"/>
+                <w:lang w:val="es-GT"/>
+              </w:rPr>
+              <w:t>El control de versiones mejora la organización del trabajo colaborativo.</w:t>
+            </w:r>
+          </w:p>
+        </w:tc>
+      </w:tr>
+    </w:tbl>
+    <w:p>
+      <w:pPr>
+        <w:spacing w:line="480" w:lineRule="auto"/>
+        <w:rPr>
+          <w:rFonts w:ascii="Arial" w:hAnsi="Arial" w:cs="Arial"/>
+          <w:bCs/>
+          <w:color w:val="000000" w:themeColor="text1"/>
+          <w:lang w:val="es-GT"/>
+        </w:rPr>
+      </w:pPr>
+    </w:p>
+    <w:p>
+      <w:pPr>
+        <w:spacing w:line="480" w:lineRule="auto"/>
+        <w:rPr>
+          <w:rFonts w:ascii="Arial" w:hAnsi="Arial" w:cs="Arial"/>
+          <w:bCs/>
+          <w:color w:val="000000" w:themeColor="text1"/>
+          <w:lang w:val="es-GT"/>
+        </w:rPr>
+      </w:pPr>
+    </w:p>
+    <w:p>
+      <w:pPr>
+        <w:spacing w:line="480" w:lineRule="auto"/>
+        <w:rPr>
+          <w:rFonts w:ascii="Arial" w:hAnsi="Arial" w:cs="Arial"/>
+          <w:bCs/>
+          <w:color w:val="000000" w:themeColor="text1"/>
+          <w:lang w:val="es-GT"/>
+        </w:rPr>
+      </w:pPr>
+    </w:p>
+    <w:p>
+      <w:pPr>
+        <w:spacing w:line="480" w:lineRule="auto"/>
+        <w:rPr>
+          <w:rFonts w:ascii="Arial" w:hAnsi="Arial" w:cs="Arial"/>
+          <w:bCs/>
+          <w:color w:val="000000" w:themeColor="text1"/>
+          <w:lang w:val="es-GT"/>
+        </w:rPr>
+      </w:pPr>
+    </w:p>
+    <w:p>
+      <w:pPr>
+        <w:spacing w:line="480" w:lineRule="auto"/>
+        <w:rPr>
+          <w:rFonts w:ascii="Arial" w:hAnsi="Arial" w:cs="Arial"/>
+          <w:bCs/>
+          <w:color w:val="000000" w:themeColor="text1"/>
+          <w:lang w:val="es-GT"/>
+        </w:rPr>
+      </w:pPr>
+    </w:p>
+    <w:p>
+      <w:pPr>
+        <w:spacing w:line="480" w:lineRule="auto"/>
+        <w:rPr>
+          <w:rFonts w:ascii="Arial" w:hAnsi="Arial" w:cs="Arial"/>
+          <w:bCs/>
+          <w:color w:val="000000" w:themeColor="text1"/>
+          <w:lang w:val="es-GT"/>
+        </w:rPr>
+      </w:pPr>
+    </w:p>
+    <w:p>
+      <w:pPr>
+        <w:spacing w:line="480" w:lineRule="auto"/>
+        <w:rPr>
+          <w:rFonts w:ascii="Arial" w:hAnsi="Arial" w:cs="Arial"/>
+          <w:bCs/>
+          <w:color w:val="000000" w:themeColor="text1"/>
+          <w:lang w:val="es-GT"/>
+        </w:rPr>
+      </w:pPr>
+    </w:p>
+    <w:p>
+      <w:pPr>
+        <w:spacing w:line="480" w:lineRule="auto"/>
+        <w:rPr>
+          <w:rFonts w:ascii="Arial" w:hAnsi="Arial" w:cs="Arial"/>
+          <w:bCs/>
+          <w:color w:val="000000" w:themeColor="text1"/>
+          <w:lang w:val="es-GT"/>
+        </w:rPr>
+      </w:pPr>
     </w:p>
     <w:p>
       <w:pPr>
@@ -4561,18 +9417,6 @@
     <w:p>
       <w:pPr>
         <w:spacing w:line="480" w:lineRule="auto"/>
-        <w:ind w:firstLine="720"/>
-        <w:rPr>
-          <w:rFonts w:ascii="Arial" w:hAnsi="Arial" w:cs="Arial"/>
-          <w:bCs/>
-          <w:color w:val="000000" w:themeColor="text1"/>
-          <w:lang w:val="es-GT"/>
-        </w:rPr>
-      </w:pPr>
-    </w:p>
-    <w:p>
-      <w:pPr>
-        <w:spacing w:line="480" w:lineRule="auto"/>
         <w:rPr>
           <w:rFonts w:ascii="Arial" w:hAnsi="Arial" w:cs="Arial"/>
           <w:b/>
@@ -4584,35 +9428,18 @@
     </w:p>
     <w:p>
       <w:pPr>
-        <w:spacing w:line="480" w:lineRule="auto"/>
-        <w:rPr>
-          <w:rFonts w:ascii="Arial" w:hAnsi="Arial" w:cs="Arial"/>
-          <w:b/>
-          <w:bCs/>
-          <w:color w:val="000000" w:themeColor="text1"/>
-          <w:lang w:val="es-GT"/>
-        </w:rPr>
-      </w:pPr>
-    </w:p>
-    <w:p>
-      <w:pPr>
         <w:pStyle w:val="Ttulo1"/>
         <w:rPr>
           <w:lang w:val="es-GT"/>
         </w:rPr>
       </w:pPr>
+      <w:bookmarkStart w:id="15" w:name="_Toc244203326"/>
       <w:r>
         <w:rPr>
           <w:lang w:val="es-GT"/>
         </w:rPr>
         <w:lastRenderedPageBreak/>
-        <w:t>1</w:t>
-      </w:r>
-      <w:r>
-        <w:rPr>
-          <w:lang w:val="es-GT"/>
-        </w:rPr>
-        <w:t>2</w:t>
+        <w:t>8</w:t>
       </w:r>
       <w:r>
         <w:rPr>
@@ -4620,6 +9447,7 @@
         </w:rPr>
         <w:t>. Anexos</w:t>
       </w:r>
+      <w:bookmarkEnd w:id="15"/>
     </w:p>
     <w:p>
       <w:pPr>
@@ -8978,20 +13806,19 @@
     <w:next w:val="Normal"/>
     <w:link w:val="Ttulo2Car"/>
     <w:uiPriority w:val="9"/>
-    <w:semiHidden/>
     <w:unhideWhenUsed/>
     <w:qFormat/>
-    <w:rsid w:val="00794829"/>
+    <w:rsid w:val="000D1B65"/>
     <w:pPr>
       <w:keepNext/>
       <w:keepLines/>
-      <w:spacing w:before="160" w:after="80"/>
+      <w:spacing w:before="160" w:after="80" w:line="480" w:lineRule="auto"/>
       <w:outlineLvl w:val="1"/>
     </w:pPr>
     <w:rPr>
-      <w:rFonts w:asciiTheme="majorHAnsi" w:eastAsiaTheme="majorEastAsia" w:hAnsiTheme="majorHAnsi" w:cstheme="majorBidi"/>
-      <w:color w:val="0F4761" w:themeColor="accent1" w:themeShade="BF"/>
-      <w:sz w:val="32"/>
+      <w:rFonts w:ascii="Arial" w:eastAsiaTheme="majorEastAsia" w:hAnsi="Arial" w:cstheme="majorBidi"/>
+      <w:b/>
+      <w:color w:val="000000" w:themeColor="text1"/>
       <w:szCs w:val="32"/>
     </w:rPr>
   </w:style>
@@ -9153,7 +13980,6 @@
   <w:style w:type="character" w:default="1" w:styleId="Fuentedeprrafopredeter">
     <w:name w:val="Default Paragraph Font"/>
     <w:uiPriority w:val="1"/>
-    <w:semiHidden/>
     <w:unhideWhenUsed/>
   </w:style>
   <w:style w:type="table" w:default="1" w:styleId="Tablanormal">
@@ -9195,12 +14021,11 @@
     <w:basedOn w:val="Fuentedeprrafopredeter"/>
     <w:link w:val="Ttulo2"/>
     <w:uiPriority w:val="9"/>
-    <w:semiHidden/>
-    <w:rsid w:val="00794829"/>
+    <w:rsid w:val="000D1B65"/>
     <w:rPr>
-      <w:rFonts w:asciiTheme="majorHAnsi" w:eastAsiaTheme="majorEastAsia" w:hAnsiTheme="majorHAnsi" w:cstheme="majorBidi"/>
-      <w:color w:val="0F4761" w:themeColor="accent1" w:themeShade="BF"/>
-      <w:sz w:val="32"/>
+      <w:rFonts w:ascii="Arial" w:eastAsiaTheme="majorEastAsia" w:hAnsi="Arial" w:cstheme="majorBidi"/>
+      <w:b/>
+      <w:color w:val="000000" w:themeColor="text1"/>
       <w:szCs w:val="32"/>
     </w:rPr>
   </w:style>
@@ -9538,6 +14363,66 @@
       <w:szCs w:val="18"/>
     </w:rPr>
   </w:style>
+  <w:style w:type="character" w:styleId="Mencinsinresolver">
+    <w:name w:val="Unresolved Mention"/>
+    <w:basedOn w:val="Fuentedeprrafopredeter"/>
+    <w:uiPriority w:val="99"/>
+    <w:semiHidden/>
+    <w:unhideWhenUsed/>
+    <w:rsid w:val="00891D4E"/>
+    <w:rPr>
+      <w:color w:val="605E5C"/>
+      <w:shd w:val="clear" w:color="auto" w:fill="E1DFDD"/>
+    </w:rPr>
+  </w:style>
+  <w:style w:type="paragraph" w:styleId="TtuloTDC">
+    <w:name w:val="TOC Heading"/>
+    <w:basedOn w:val="Ttulo1"/>
+    <w:next w:val="Normal"/>
+    <w:uiPriority w:val="39"/>
+    <w:unhideWhenUsed/>
+    <w:qFormat/>
+    <w:rsid w:val="000D1B65"/>
+    <w:pPr>
+      <w:spacing w:before="240" w:after="0" w:line="259" w:lineRule="auto"/>
+      <w:jc w:val="left"/>
+      <w:outlineLvl w:val="9"/>
+    </w:pPr>
+    <w:rPr>
+      <w:rFonts w:asciiTheme="majorHAnsi" w:hAnsiTheme="majorHAnsi"/>
+      <w:b w:val="0"/>
+      <w:color w:val="0F4761" w:themeColor="accent1" w:themeShade="BF"/>
+      <w:kern w:val="0"/>
+      <w:sz w:val="32"/>
+      <w:szCs w:val="32"/>
+      <w14:ligatures w14:val="none"/>
+    </w:rPr>
+  </w:style>
+  <w:style w:type="paragraph" w:styleId="TDC1">
+    <w:name w:val="toc 1"/>
+    <w:basedOn w:val="Normal"/>
+    <w:next w:val="Normal"/>
+    <w:autoRedefine/>
+    <w:uiPriority w:val="39"/>
+    <w:unhideWhenUsed/>
+    <w:rsid w:val="000D1B65"/>
+    <w:pPr>
+      <w:spacing w:after="100"/>
+    </w:pPr>
+  </w:style>
+  <w:style w:type="paragraph" w:styleId="TDC2">
+    <w:name w:val="toc 2"/>
+    <w:basedOn w:val="Normal"/>
+    <w:next w:val="Normal"/>
+    <w:autoRedefine/>
+    <w:uiPriority w:val="39"/>
+    <w:unhideWhenUsed/>
+    <w:rsid w:val="000D1B65"/>
+    <w:pPr>
+      <w:spacing w:after="100"/>
+      <w:ind w:left="240"/>
+    </w:pPr>
+  </w:style>
 </w:styles>
 </file>
 
